--- a/docs/Architecture-Technique-CleanCarGalsen.docx
+++ b/docs/Architecture-Technique-CleanCarGalsen.docx
@@ -57,7 +57,7 @@
           <w:iCs/>
           <w:color w:val="595959"/>
         </w:rPr>
-        <w:t xml:space="preserve">Généré le 19 août 2026 — mis à jour le 21 août 2026</w:t>
+        <w:t xml:space="preserve">Généré le 19 août 2026 — mis à jour le 24 août 2026</w:t>
       </w:r>
     </w:p>
     <w:p>
@@ -87,7 +87,7 @@
         <w:spacing w:after="60"/>
       </w:pPr>
       <w:r>
-        <w:t xml:space="preserve">Automobiliste (client) : recherche une station, réserve un lavage, suit sa file d'attente en direct, paie en ligne ou sur place, gère son garage de véhicules, et peut désormais souscrire un abonnement fidélité prépayé auprès d'une station.</w:t>
+        <w:t xml:space="preserve">Automobiliste (client) : recherche une station, réserve un lavage, suit sa file d'attente en direct (et peut, s'il est abonné à la station, reculer lui-même sa place), paie en ligne ou sur place, gère son garage de véhicules (2 gratuits, 5 avec l'offre Plus, illimité avec Super User), et peut souscrire un abonnement fidélité prépayé auprès d'une station.</w:t>
       </w:r>
     </w:p>
     <w:p>
@@ -278,7 +278,7 @@
         <w:spacing w:after="60"/>
       </w:pPr>
       <w:r>
-        <w:t xml:space="preserve">Tâches planifiées : Aucune (pas d'Edge Function/cron) — les statuts qui "expirent" (abonnement Super User, publicité, bandeau promo) sont recalculés à la volée à chaque lecture plutôt que mis à jour en base par un job.</w:t>
+        <w:t xml:space="preserve">Tâches planifiées : Aucune (pas d'Edge Function/cron) — les statuts qui "expirent" (abonnement Plus/Super User, publicité, bandeau promo, essai station) sont recalculés à la volée à chaque lecture plutôt que mis à jour en base par un job.</w:t>
       </w:r>
     </w:p>
     <w:p>
@@ -321,7 +321,7 @@
         <w:spacing w:after="60"/>
       </w:pPr>
       <w:r>
-        <w:t xml:space="preserve">Paiement "abonnement" (Super User automobiliste, Publicité station) : le client/la station saisit un numéro et clique payer, ce qui crée une ligne en base au statut PENDING. Seul le Super Admin peut la faire passer à ACTIVE, une fois l'argent réellement reçu par un autre canal (Wave/OM manuel). Aucune activation automatique n'existe. La publicité station propose désormais 3 offres de durée (3 jours / 1 semaine / 1 mois, prix croissants) au lieu d'une offre unique.</w:t>
+        <w:t xml:space="preserve">Paiement "abonnement" (Plus/Super User automobiliste, Publicité station) : le client/la station saisit un numéro et clique payer, ce qui crée une ligne en base au statut PENDING. Seul le Super Admin peut la faire passer à ACTIVE, une fois l'argent réellement reçu par un autre canal (Wave/OM manuel). Aucune activation automatique n'existe. Côté automobiliste, deux offres payantes coexistent depuis le 22 août 2026 (Plus et Super User — voir section 6.3). La publicité station propose 3 offres de durée (3 jours / 1 semaine / 1 mois, prix croissants) au lieu d'une offre unique.</w:t>
       </w:r>
     </w:p>
     <w:p>
@@ -376,7 +376,13 @@
         <w:tc>
           <w:tcPr>
             <w:tcW w:type="pct" w:w="25%"/>
-            <w:shd w:fill="1F3864"/>
+            <w:tcBorders>
+              <w:top w:val="single" w:color="auto" w:sz="4"/>
+              <w:left w:val="single" w:color="auto" w:sz="4"/>
+              <w:bottom w:val="single" w:color="auto" w:sz="4"/>
+              <w:right w:val="single" w:color="auto" w:sz="4"/>
+            </w:tcBorders>
+            <w:shd w:fill="1F3864" w:color="1F3864" w:val="solid"/>
           </w:tcPr>
           <w:p>
             <w:r>
@@ -392,7 +398,13 @@
         <w:tc>
           <w:tcPr>
             <w:tcW w:type="pct" w:w="25%"/>
-            <w:shd w:fill="1F3864"/>
+            <w:tcBorders>
+              <w:top w:val="single" w:color="auto" w:sz="4"/>
+              <w:left w:val="single" w:color="auto" w:sz="4"/>
+              <w:bottom w:val="single" w:color="auto" w:sz="4"/>
+              <w:right w:val="single" w:color="auto" w:sz="4"/>
+            </w:tcBorders>
+            <w:shd w:fill="1F3864" w:color="1F3864" w:val="solid"/>
           </w:tcPr>
           <w:p>
             <w:r>
@@ -408,7 +420,13 @@
         <w:tc>
           <w:tcPr>
             <w:tcW w:type="pct" w:w="25%"/>
-            <w:shd w:fill="1F3864"/>
+            <w:tcBorders>
+              <w:top w:val="single" w:color="auto" w:sz="4"/>
+              <w:left w:val="single" w:color="auto" w:sz="4"/>
+              <w:bottom w:val="single" w:color="auto" w:sz="4"/>
+              <w:right w:val="single" w:color="auto" w:sz="4"/>
+            </w:tcBorders>
+            <w:shd w:fill="1F3864" w:color="1F3864" w:val="solid"/>
           </w:tcPr>
           <w:p>
             <w:r>
@@ -424,7 +442,13 @@
         <w:tc>
           <w:tcPr>
             <w:tcW w:type="pct" w:w="25%"/>
-            <w:shd w:fill="1F3864"/>
+            <w:tcBorders>
+              <w:top w:val="single" w:color="auto" w:sz="4"/>
+              <w:left w:val="single" w:color="auto" w:sz="4"/>
+              <w:bottom w:val="single" w:color="auto" w:sz="4"/>
+              <w:right w:val="single" w:color="auto" w:sz="4"/>
+            </w:tcBorders>
+            <w:shd w:fill="1F3864" w:color="1F3864" w:val="solid"/>
           </w:tcPr>
           <w:p>
             <w:r>
@@ -442,14 +466,15 @@
         <w:tc>
           <w:tcPr>
             <w:tcW w:type="pct" w:w="25%"/>
-          </w:tcPr>
-          <w:p>
-            <w:r>
-              <w:rPr>
-                <w:b w:val="false"/>
-                <w:bCs w:val="false"/>
-                <w:color w:val="000000"/>
-              </w:rPr>
+            <w:tcBorders>
+              <w:top w:val="single" w:color="auto" w:sz="4"/>
+              <w:left w:val="single" w:color="auto" w:sz="4"/>
+              <w:bottom w:val="single" w:color="auto" w:sz="4"/>
+              <w:right w:val="single" w:color="auto" w:sz="4"/>
+            </w:tcBorders>
+          </w:tcPr>
+          <w:p>
+            <w:r>
               <w:t xml:space="preserve">Public / vitrine</w:t>
             </w:r>
           </w:p>
@@ -457,14 +482,15 @@
         <w:tc>
           <w:tcPr>
             <w:tcW w:type="pct" w:w="25%"/>
-          </w:tcPr>
-          <w:p>
-            <w:r>
-              <w:rPr>
-                <w:b w:val="false"/>
-                <w:bCs w:val="false"/>
-                <w:color w:val="000000"/>
-              </w:rPr>
+            <w:tcBorders>
+              <w:top w:val="single" w:color="auto" w:sz="4"/>
+              <w:left w:val="single" w:color="auto" w:sz="4"/>
+              <w:bottom w:val="single" w:color="auto" w:sz="4"/>
+              <w:right w:val="single" w:color="auto" w:sz="4"/>
+            </w:tcBorders>
+          </w:tcPr>
+          <w:p>
+            <w:r>
               <w:t xml:space="preserve">/ , /stations</w:t>
             </w:r>
           </w:p>
@@ -472,14 +498,15 @@
         <w:tc>
           <w:tcPr>
             <w:tcW w:type="pct" w:w="25%"/>
-          </w:tcPr>
-          <w:p>
-            <w:r>
-              <w:rPr>
-                <w:b w:val="false"/>
-                <w:bCs w:val="false"/>
-                <w:color w:val="000000"/>
-              </w:rPr>
+            <w:tcBorders>
+              <w:top w:val="single" w:color="auto" w:sz="4"/>
+              <w:left w:val="single" w:color="auto" w:sz="4"/>
+              <w:bottom w:val="single" w:color="auto" w:sz="4"/>
+              <w:right w:val="single" w:color="auto" w:sz="4"/>
+            </w:tcBorders>
+          </w:tcPr>
+          <w:p>
+            <w:r>
               <w:t xml:space="preserve">MainLayout</w:t>
             </w:r>
           </w:p>
@@ -487,14 +514,15 @@
         <w:tc>
           <w:tcPr>
             <w:tcW w:type="pct" w:w="25%"/>
-          </w:tcPr>
-          <w:p>
-            <w:r>
-              <w:rPr>
-                <w:b w:val="false"/>
-                <w:bCs w:val="false"/>
-                <w:color w:val="000000"/>
-              </w:rPr>
+            <w:tcBorders>
+              <w:top w:val="single" w:color="auto" w:sz="4"/>
+              <w:left w:val="single" w:color="auto" w:sz="4"/>
+              <w:bottom w:val="single" w:color="auto" w:sz="4"/>
+              <w:right w:val="single" w:color="auto" w:sz="4"/>
+            </w:tcBorders>
+          </w:tcPr>
+          <w:p>
+            <w:r>
               <w:t xml:space="preserve">—</w:t>
             </w:r>
           </w:p>
@@ -504,14 +532,15 @@
         <w:tc>
           <w:tcPr>
             <w:tcW w:type="pct" w:w="25%"/>
-          </w:tcPr>
-          <w:p>
-            <w:r>
-              <w:rPr>
-                <w:b w:val="false"/>
-                <w:bCs w:val="false"/>
-                <w:color w:val="000000"/>
-              </w:rPr>
+            <w:tcBorders>
+              <w:top w:val="single" w:color="auto" w:sz="4"/>
+              <w:left w:val="single" w:color="auto" w:sz="4"/>
+              <w:bottom w:val="single" w:color="auto" w:sz="4"/>
+              <w:right w:val="single" w:color="auto" w:sz="4"/>
+            </w:tcBorders>
+          </w:tcPr>
+          <w:p>
+            <w:r>
               <w:t xml:space="preserve">Automobiliste</w:t>
             </w:r>
           </w:p>
@@ -519,14 +548,15 @@
         <w:tc>
           <w:tcPr>
             <w:tcW w:type="pct" w:w="25%"/>
-          </w:tcPr>
-          <w:p>
-            <w:r>
-              <w:rPr>
-                <w:b w:val="false"/>
-                <w:bCs w:val="false"/>
-                <w:color w:val="000000"/>
-              </w:rPr>
+            <w:tcBorders>
+              <w:top w:val="single" w:color="auto" w:sz="4"/>
+              <w:left w:val="single" w:color="auto" w:sz="4"/>
+              <w:bottom w:val="single" w:color="auto" w:sz="4"/>
+              <w:right w:val="single" w:color="auto" w:sz="4"/>
+            </w:tcBorders>
+          </w:tcPr>
+          <w:p>
+            <w:r>
               <w:t xml:space="preserve">/dashboard/*</w:t>
             </w:r>
           </w:p>
@@ -534,14 +564,15 @@
         <w:tc>
           <w:tcPr>
             <w:tcW w:type="pct" w:w="25%"/>
-          </w:tcPr>
-          <w:p>
-            <w:r>
-              <w:rPr>
-                <w:b w:val="false"/>
-                <w:bCs w:val="false"/>
-                <w:color w:val="000000"/>
-              </w:rPr>
+            <w:tcBorders>
+              <w:top w:val="single" w:color="auto" w:sz="4"/>
+              <w:left w:val="single" w:color="auto" w:sz="4"/>
+              <w:bottom w:val="single" w:color="auto" w:sz="4"/>
+              <w:right w:val="single" w:color="auto" w:sz="4"/>
+            </w:tcBorders>
+          </w:tcPr>
+          <w:p>
+            <w:r>
               <w:t xml:space="preserve">ClientLayout</w:t>
             </w:r>
           </w:p>
@@ -549,14 +580,15 @@
         <w:tc>
           <w:tcPr>
             <w:tcW w:type="pct" w:w="25%"/>
-          </w:tcPr>
-          <w:p>
-            <w:r>
-              <w:rPr>
-                <w:b w:val="false"/>
-                <w:bCs w:val="false"/>
-                <w:color w:val="000000"/>
-              </w:rPr>
+            <w:tcBorders>
+              <w:top w:val="single" w:color="auto" w:sz="4"/>
+              <w:left w:val="single" w:color="auto" w:sz="4"/>
+              <w:bottom w:val="single" w:color="auto" w:sz="4"/>
+              <w:right w:val="single" w:color="auto" w:sz="4"/>
+            </w:tcBorders>
+          </w:tcPr>
+          <w:p>
+            <w:r>
               <w:t xml:space="preserve">ClientAccountProvider</w:t>
             </w:r>
           </w:p>
@@ -566,14 +598,15 @@
         <w:tc>
           <w:tcPr>
             <w:tcW w:type="pct" w:w="25%"/>
-          </w:tcPr>
-          <w:p>
-            <w:r>
-              <w:rPr>
-                <w:b w:val="false"/>
-                <w:bCs w:val="false"/>
-                <w:color w:val="000000"/>
-              </w:rPr>
+            <w:tcBorders>
+              <w:top w:val="single" w:color="auto" w:sz="4"/>
+              <w:left w:val="single" w:color="auto" w:sz="4"/>
+              <w:bottom w:val="single" w:color="auto" w:sz="4"/>
+              <w:right w:val="single" w:color="auto" w:sz="4"/>
+            </w:tcBorders>
+          </w:tcPr>
+          <w:p>
+            <w:r>
               <w:t xml:space="preserve">Station</w:t>
             </w:r>
           </w:p>
@@ -581,14 +614,15 @@
         <w:tc>
           <w:tcPr>
             <w:tcW w:type="pct" w:w="25%"/>
-          </w:tcPr>
-          <w:p>
-            <w:r>
-              <w:rPr>
-                <w:b w:val="false"/>
-                <w:bCs w:val="false"/>
-                <w:color w:val="000000"/>
-              </w:rPr>
+            <w:tcBorders>
+              <w:top w:val="single" w:color="auto" w:sz="4"/>
+              <w:left w:val="single" w:color="auto" w:sz="4"/>
+              <w:bottom w:val="single" w:color="auto" w:sz="4"/>
+              <w:right w:val="single" w:color="auto" w:sz="4"/>
+            </w:tcBorders>
+          </w:tcPr>
+          <w:p>
+            <w:r>
               <w:t xml:space="preserve">/admin/*</w:t>
             </w:r>
           </w:p>
@@ -596,14 +630,15 @@
         <w:tc>
           <w:tcPr>
             <w:tcW w:type="pct" w:w="25%"/>
-          </w:tcPr>
-          <w:p>
-            <w:r>
-              <w:rPr>
-                <w:b w:val="false"/>
-                <w:bCs w:val="false"/>
-                <w:color w:val="000000"/>
-              </w:rPr>
+            <w:tcBorders>
+              <w:top w:val="single" w:color="auto" w:sz="4"/>
+              <w:left w:val="single" w:color="auto" w:sz="4"/>
+              <w:bottom w:val="single" w:color="auto" w:sz="4"/>
+              <w:right w:val="single" w:color="auto" w:sz="4"/>
+            </w:tcBorders>
+          </w:tcPr>
+          <w:p>
+            <w:r>
               <w:t xml:space="preserve">AdminLayout</w:t>
             </w:r>
           </w:p>
@@ -611,14 +646,15 @@
         <w:tc>
           <w:tcPr>
             <w:tcW w:type="pct" w:w="25%"/>
-          </w:tcPr>
-          <w:p>
-            <w:r>
-              <w:rPr>
-                <w:b w:val="false"/>
-                <w:bCs w:val="false"/>
-                <w:color w:val="000000"/>
-              </w:rPr>
+            <w:tcBorders>
+              <w:top w:val="single" w:color="auto" w:sz="4"/>
+              <w:left w:val="single" w:color="auto" w:sz="4"/>
+              <w:bottom w:val="single" w:color="auto" w:sz="4"/>
+              <w:right w:val="single" w:color="auto" w:sz="4"/>
+            </w:tcBorders>
+          </w:tcPr>
+          <w:p>
+            <w:r>
               <w:t xml:space="preserve">AppStateProvider</w:t>
             </w:r>
           </w:p>
@@ -628,14 +664,15 @@
         <w:tc>
           <w:tcPr>
             <w:tcW w:type="pct" w:w="25%"/>
-          </w:tcPr>
-          <w:p>
-            <w:r>
-              <w:rPr>
-                <w:b w:val="false"/>
-                <w:bCs w:val="false"/>
-                <w:color w:val="000000"/>
-              </w:rPr>
+            <w:tcBorders>
+              <w:top w:val="single" w:color="auto" w:sz="4"/>
+              <w:left w:val="single" w:color="auto" w:sz="4"/>
+              <w:bottom w:val="single" w:color="auto" w:sz="4"/>
+              <w:right w:val="single" w:color="auto" w:sz="4"/>
+            </w:tcBorders>
+          </w:tcPr>
+          <w:p>
+            <w:r>
               <w:t xml:space="preserve">Super Admin</w:t>
             </w:r>
           </w:p>
@@ -643,14 +680,15 @@
         <w:tc>
           <w:tcPr>
             <w:tcW w:type="pct" w:w="25%"/>
-          </w:tcPr>
-          <w:p>
-            <w:r>
-              <w:rPr>
-                <w:b w:val="false"/>
-                <w:bCs w:val="false"/>
-                <w:color w:val="000000"/>
-              </w:rPr>
+            <w:tcBorders>
+              <w:top w:val="single" w:color="auto" w:sz="4"/>
+              <w:left w:val="single" w:color="auto" w:sz="4"/>
+              <w:bottom w:val="single" w:color="auto" w:sz="4"/>
+              <w:right w:val="single" w:color="auto" w:sz="4"/>
+            </w:tcBorders>
+          </w:tcPr>
+          <w:p>
+            <w:r>
               <w:t xml:space="preserve">/superadmin/*</w:t>
             </w:r>
           </w:p>
@@ -658,14 +696,15 @@
         <w:tc>
           <w:tcPr>
             <w:tcW w:type="pct" w:w="25%"/>
-          </w:tcPr>
-          <w:p>
-            <w:r>
-              <w:rPr>
-                <w:b w:val="false"/>
-                <w:bCs w:val="false"/>
-                <w:color w:val="000000"/>
-              </w:rPr>
+            <w:tcBorders>
+              <w:top w:val="single" w:color="auto" w:sz="4"/>
+              <w:left w:val="single" w:color="auto" w:sz="4"/>
+              <w:bottom w:val="single" w:color="auto" w:sz="4"/>
+              <w:right w:val="single" w:color="auto" w:sz="4"/>
+            </w:tcBorders>
+          </w:tcPr>
+          <w:p>
+            <w:r>
               <w:t xml:space="preserve">SuperAdminLayout</w:t>
             </w:r>
           </w:p>
@@ -673,14 +712,15 @@
         <w:tc>
           <w:tcPr>
             <w:tcW w:type="pct" w:w="25%"/>
-          </w:tcPr>
-          <w:p>
-            <w:r>
-              <w:rPr>
-                <w:b w:val="false"/>
-                <w:bCs w:val="false"/>
-                <w:color w:val="000000"/>
-              </w:rPr>
+            <w:tcBorders>
+              <w:top w:val="single" w:color="auto" w:sz="4"/>
+              <w:left w:val="single" w:color="auto" w:sz="4"/>
+              <w:bottom w:val="single" w:color="auto" w:sz="4"/>
+              <w:right w:val="single" w:color="auto" w:sz="4"/>
+            </w:tcBorders>
+          </w:tcPr>
+          <w:p>
+            <w:r>
               <w:t xml:space="preserve">SuperAdminStateProvider</w:t>
             </w:r>
           </w:p>
@@ -689,11 +729,8 @@
     </w:tbl>
     <w:p>
       <w:pPr>
-        <w:spacing w:after="120"/>
-      </w:pPr>
-      <w:r>
-        <w:t xml:space="preserve"/>
-      </w:r>
+        <w:spacing w:after="0"/>
+      </w:pPr>
     </w:p>
     <w:p>
       <w:pPr>
@@ -841,6 +878,19 @@
         <w:spacing w:after="60"/>
       </w:pPr>
       <w:r>
+        <w:t xml:space="preserve">Facturation de la station et essai gratuit en cours, avec sa date de fin (station_billing, trial_ends_at)</w:t>
+      </w:r>
+    </w:p>
+    <w:p>
+      <w:pPr>
+        <w:pStyle w:val="ListParagraph"/>
+        <w:numPr>
+          <w:ilvl w:val="0"/>
+          <w:numId w:val="1"/>
+        </w:numPr>
+        <w:spacing w:after="60"/>
+      </w:pPr>
+      <w:r>
         <w:t xml:space="preserve">Configuration des promotions gratuites (promo_config)</w:t>
       </w:r>
     </w:p>
@@ -923,7 +973,7 @@
         <w:spacing w:after="60"/>
       </w:pPr>
       <w:r>
-        <w:t xml:space="preserve">Abonnements Super User (super_user_subscriptions)</w:t>
+        <w:t xml:space="preserve">Abonnements automobilistes payants — Plus et Super User (super_user_subscriptions, colonne plan)</w:t>
       </w:r>
     </w:p>
     <w:p>
@@ -966,7 +1016,7 @@
         <w:spacing w:after="120"/>
       </w:pPr>
       <w:r>
-        <w:t xml:space="preserve">Profil, véhicules, réservations actives, historique de transactions, abonnements fidélité actifs (par station), statut Super User, favoris/stations masquées, publicités ignorées (dismissed_ad_ids). Le canal Realtime sur reservations distingue désormais l'événement INSERT des autres (UPDATE/DELETE) pour déclencher une notification navigateur dédiée quand une réservation apparaît pour la première fois — typiquement quand une station vient de reconnaître ce client via sa plaque pendant un paiement manuel (voir section 7.6).</w:t>
+        <w:t xml:space="preserve">Profil, véhicules, réservations actives, historique de transactions, abonnements fidélité actifs (par station), offre payante active (Plus ou Super User), favoris/stations masquées, publicités ignorées (dismissed_ad_ids). Le canal Realtime sur reservations distingue désormais l'événement INSERT des autres (UPDATE/DELETE) pour déclencher une notification navigateur dédiée quand une réservation apparaît pour la première fois — typiquement quand une station vient de reconnaître ce client via sa plaque pendant un paiement manuel (voir section 7.6).</w:t>
       </w:r>
     </w:p>
     <w:p>
@@ -1062,7 +1112,13 @@
         <w:tc>
           <w:tcPr>
             <w:tcW w:type="pct" w:w="40%"/>
-            <w:shd w:fill="1F3864"/>
+            <w:tcBorders>
+              <w:top w:val="single" w:color="auto" w:sz="4"/>
+              <w:left w:val="single" w:color="auto" w:sz="4"/>
+              <w:bottom w:val="single" w:color="auto" w:sz="4"/>
+              <w:right w:val="single" w:color="auto" w:sz="4"/>
+            </w:tcBorders>
+            <w:shd w:fill="1F3864" w:color="1F3864" w:val="solid"/>
           </w:tcPr>
           <w:p>
             <w:r>
@@ -1078,7 +1134,13 @@
         <w:tc>
           <w:tcPr>
             <w:tcW w:type="pct" w:w="60%"/>
-            <w:shd w:fill="1F3864"/>
+            <w:tcBorders>
+              <w:top w:val="single" w:color="auto" w:sz="4"/>
+              <w:left w:val="single" w:color="auto" w:sz="4"/>
+              <w:bottom w:val="single" w:color="auto" w:sz="4"/>
+              <w:right w:val="single" w:color="auto" w:sz="4"/>
+            </w:tcBorders>
+            <w:shd w:fill="1F3864" w:color="1F3864" w:val="solid"/>
           </w:tcPr>
           <w:p>
             <w:r>
@@ -1096,14 +1158,15 @@
         <w:tc>
           <w:tcPr>
             <w:tcW w:type="pct" w:w="40%"/>
-          </w:tcPr>
-          <w:p>
-            <w:r>
-              <w:rPr>
-                <w:b w:val="false"/>
-                <w:bCs w:val="false"/>
-                <w:color w:val="000000"/>
-              </w:rPr>
+            <w:tcBorders>
+              <w:top w:val="single" w:color="auto" w:sz="4"/>
+              <w:left w:val="single" w:color="auto" w:sz="4"/>
+              <w:bottom w:val="single" w:color="auto" w:sz="4"/>
+              <w:right w:val="single" w:color="auto" w:sz="4"/>
+            </w:tcBorders>
+          </w:tcPr>
+          <w:p>
+            <w:r>
               <w:t xml:space="preserve">Stations &amp; facturation SaaS</w:t>
             </w:r>
           </w:p>
@@ -1111,14 +1174,15 @@
         <w:tc>
           <w:tcPr>
             <w:tcW w:type="pct" w:w="60%"/>
-          </w:tcPr>
-          <w:p>
-            <w:r>
-              <w:rPr>
-                <w:b w:val="false"/>
-                <w:bCs w:val="false"/>
-                <w:color w:val="000000"/>
-              </w:rPr>
+            <w:tcBorders>
+              <w:top w:val="single" w:color="auto" w:sz="4"/>
+              <w:left w:val="single" w:color="auto" w:sz="4"/>
+              <w:bottom w:val="single" w:color="auto" w:sz="4"/>
+              <w:right w:val="single" w:color="auto" w:sz="4"/>
+            </w:tcBorders>
+          </w:tcPr>
+          <w:p>
+            <w:r>
               <w:t xml:space="preserve">stations, station_billing, plans</w:t>
             </w:r>
           </w:p>
@@ -1128,14 +1192,15 @@
         <w:tc>
           <w:tcPr>
             <w:tcW w:type="pct" w:w="40%"/>
-          </w:tcPr>
-          <w:p>
-            <w:r>
-              <w:rPr>
-                <w:b w:val="false"/>
-                <w:bCs w:val="false"/>
-                <w:color w:val="000000"/>
-              </w:rPr>
+            <w:tcBorders>
+              <w:top w:val="single" w:color="auto" w:sz="4"/>
+              <w:left w:val="single" w:color="auto" w:sz="4"/>
+              <w:bottom w:val="single" w:color="auto" w:sz="4"/>
+              <w:right w:val="single" w:color="auto" w:sz="4"/>
+            </w:tcBorders>
+          </w:tcPr>
+          <w:p>
+            <w:r>
               <w:t xml:space="preserve">Comptes &amp; authentification</w:t>
             </w:r>
           </w:p>
@@ -1143,14 +1208,15 @@
         <w:tc>
           <w:tcPr>
             <w:tcW w:type="pct" w:w="60%"/>
-          </w:tcPr>
-          <w:p>
-            <w:r>
-              <w:rPr>
-                <w:b w:val="false"/>
-                <w:bCs w:val="false"/>
-                <w:color w:val="000000"/>
-              </w:rPr>
+            <w:tcBorders>
+              <w:top w:val="single" w:color="auto" w:sz="4"/>
+              <w:left w:val="single" w:color="auto" w:sz="4"/>
+              <w:bottom w:val="single" w:color="auto" w:sz="4"/>
+              <w:right w:val="single" w:color="auto" w:sz="4"/>
+            </w:tcBorders>
+          </w:tcPr>
+          <w:p>
+            <w:r>
               <w:t xml:space="preserve">profiles, vehicles</w:t>
             </w:r>
           </w:p>
@@ -1160,14 +1226,15 @@
         <w:tc>
           <w:tcPr>
             <w:tcW w:type="pct" w:w="40%"/>
-          </w:tcPr>
-          <w:p>
-            <w:r>
-              <w:rPr>
-                <w:b w:val="false"/>
-                <w:bCs w:val="false"/>
-                <w:color w:val="000000"/>
-              </w:rPr>
+            <w:tcBorders>
+              <w:top w:val="single" w:color="auto" w:sz="4"/>
+              <w:left w:val="single" w:color="auto" w:sz="4"/>
+              <w:bottom w:val="single" w:color="auto" w:sz="4"/>
+              <w:right w:val="single" w:color="auto" w:sz="4"/>
+            </w:tcBorders>
+          </w:tcPr>
+          <w:p>
+            <w:r>
               <w:t xml:space="preserve">Réservations &amp; paiements</w:t>
             </w:r>
           </w:p>
@@ -1175,14 +1242,15 @@
         <w:tc>
           <w:tcPr>
             <w:tcW w:type="pct" w:w="60%"/>
-          </w:tcPr>
-          <w:p>
-            <w:r>
-              <w:rPr>
-                <w:b w:val="false"/>
-                <w:bCs w:val="false"/>
-                <w:color w:val="000000"/>
-              </w:rPr>
+            <w:tcBorders>
+              <w:top w:val="single" w:color="auto" w:sz="4"/>
+              <w:left w:val="single" w:color="auto" w:sz="4"/>
+              <w:bottom w:val="single" w:color="auto" w:sz="4"/>
+              <w:right w:val="single" w:color="auto" w:sz="4"/>
+            </w:tcBorders>
+          </w:tcPr>
+          <w:p>
+            <w:r>
               <w:t xml:space="preserve">reservations, transactions, wash_pricing</w:t>
             </w:r>
           </w:p>
@@ -1192,14 +1260,15 @@
         <w:tc>
           <w:tcPr>
             <w:tcW w:type="pct" w:w="40%"/>
-          </w:tcPr>
-          <w:p>
-            <w:r>
-              <w:rPr>
-                <w:b w:val="false"/>
-                <w:bCs w:val="false"/>
-                <w:color w:val="000000"/>
-              </w:rPr>
+            <w:tcBorders>
+              <w:top w:val="single" w:color="auto" w:sz="4"/>
+              <w:left w:val="single" w:color="auto" w:sz="4"/>
+              <w:bottom w:val="single" w:color="auto" w:sz="4"/>
+              <w:right w:val="single" w:color="auto" w:sz="4"/>
+            </w:tcBorders>
+          </w:tcPr>
+          <w:p>
+            <w:r>
               <w:t xml:space="preserve">Équipe station</w:t>
             </w:r>
           </w:p>
@@ -1207,14 +1276,15 @@
         <w:tc>
           <w:tcPr>
             <w:tcW w:type="pct" w:w="60%"/>
-          </w:tcPr>
-          <w:p>
-            <w:r>
-              <w:rPr>
-                <w:b w:val="false"/>
-                <w:bCs w:val="false"/>
-                <w:color w:val="000000"/>
-              </w:rPr>
+            <w:tcBorders>
+              <w:top w:val="single" w:color="auto" w:sz="4"/>
+              <w:left w:val="single" w:color="auto" w:sz="4"/>
+              <w:bottom w:val="single" w:color="auto" w:sz="4"/>
+              <w:right w:val="single" w:color="auto" w:sz="4"/>
+            </w:tcBorders>
+          </w:tcPr>
+          <w:p>
+            <w:r>
               <w:t xml:space="preserve">employees, attendance_records, shift_templates, shift_schedule</w:t>
             </w:r>
           </w:p>
@@ -1224,14 +1294,15 @@
         <w:tc>
           <w:tcPr>
             <w:tcW w:type="pct" w:w="40%"/>
-          </w:tcPr>
-          <w:p>
-            <w:r>
-              <w:rPr>
-                <w:b w:val="false"/>
-                <w:bCs w:val="false"/>
-                <w:color w:val="000000"/>
-              </w:rPr>
+            <w:tcBorders>
+              <w:top w:val="single" w:color="auto" w:sz="4"/>
+              <w:left w:val="single" w:color="auto" w:sz="4"/>
+              <w:bottom w:val="single" w:color="auto" w:sz="4"/>
+              <w:right w:val="single" w:color="auto" w:sz="4"/>
+            </w:tcBorders>
+          </w:tcPr>
+          <w:p>
+            <w:r>
               <w:t xml:space="preserve">Fidélisation &amp; avis</w:t>
             </w:r>
           </w:p>
@@ -1239,14 +1310,15 @@
         <w:tc>
           <w:tcPr>
             <w:tcW w:type="pct" w:w="60%"/>
-          </w:tcPr>
-          <w:p>
-            <w:r>
-              <w:rPr>
-                <w:b w:val="false"/>
-                <w:bCs w:val="false"/>
-                <w:color w:val="000000"/>
-              </w:rPr>
+            <w:tcBorders>
+              <w:top w:val="single" w:color="auto" w:sz="4"/>
+              <w:left w:val="single" w:color="auto" w:sz="4"/>
+              <w:bottom w:val="single" w:color="auto" w:sz="4"/>
+              <w:right w:val="single" w:color="auto" w:sz="4"/>
+            </w:tcBorders>
+          </w:tcPr>
+          <w:p>
+            <w:r>
               <w:t xml:space="preserve">station_reviews</w:t>
             </w:r>
           </w:p>
@@ -1256,14 +1328,15 @@
         <w:tc>
           <w:tcPr>
             <w:tcW w:type="pct" w:w="40%"/>
-          </w:tcPr>
-          <w:p>
-            <w:r>
-              <w:rPr>
-                <w:b w:val="false"/>
-                <w:bCs w:val="false"/>
-                <w:color w:val="000000"/>
-              </w:rPr>
+            <w:tcBorders>
+              <w:top w:val="single" w:color="auto" w:sz="4"/>
+              <w:left w:val="single" w:color="auto" w:sz="4"/>
+              <w:bottom w:val="single" w:color="auto" w:sz="4"/>
+              <w:right w:val="single" w:color="auto" w:sz="4"/>
+            </w:tcBorders>
+          </w:tcPr>
+          <w:p>
+            <w:r>
               <w:t xml:space="preserve">Abonnements clients fidélité (station)</w:t>
             </w:r>
           </w:p>
@@ -1271,14 +1344,15 @@
         <w:tc>
           <w:tcPr>
             <w:tcW w:type="pct" w:w="60%"/>
-          </w:tcPr>
-          <w:p>
-            <w:r>
-              <w:rPr>
-                <w:b w:val="false"/>
-                <w:bCs w:val="false"/>
-                <w:color w:val="000000"/>
-              </w:rPr>
+            <w:tcBorders>
+              <w:top w:val="single" w:color="auto" w:sz="4"/>
+              <w:left w:val="single" w:color="auto" w:sz="4"/>
+              <w:bottom w:val="single" w:color="auto" w:sz="4"/>
+              <w:right w:val="single" w:color="auto" w:sz="4"/>
+            </w:tcBorders>
+          </w:tcPr>
+          <w:p>
+            <w:r>
               <w:t xml:space="preserve">station_client_subscriptions, station_subscription_invoices</w:t>
             </w:r>
           </w:p>
@@ -1288,14 +1362,15 @@
         <w:tc>
           <w:tcPr>
             <w:tcW w:type="pct" w:w="40%"/>
-          </w:tcPr>
-          <w:p>
-            <w:r>
-              <w:rPr>
-                <w:b w:val="false"/>
-                <w:bCs w:val="false"/>
-                <w:color w:val="000000"/>
-              </w:rPr>
+            <w:tcBorders>
+              <w:top w:val="single" w:color="auto" w:sz="4"/>
+              <w:left w:val="single" w:color="auto" w:sz="4"/>
+              <w:bottom w:val="single" w:color="auto" w:sz="4"/>
+              <w:right w:val="single" w:color="auto" w:sz="4"/>
+            </w:tcBorders>
+          </w:tcPr>
+          <w:p>
+            <w:r>
               <w:t xml:space="preserve">Monétisation plateforme</w:t>
             </w:r>
           </w:p>
@@ -1303,14 +1378,15 @@
         <w:tc>
           <w:tcPr>
             <w:tcW w:type="pct" w:w="60%"/>
-          </w:tcPr>
-          <w:p>
-            <w:r>
-              <w:rPr>
-                <w:b w:val="false"/>
-                <w:bCs w:val="false"/>
-                <w:color w:val="000000"/>
-              </w:rPr>
+            <w:tcBorders>
+              <w:top w:val="single" w:color="auto" w:sz="4"/>
+              <w:left w:val="single" w:color="auto" w:sz="4"/>
+              <w:bottom w:val="single" w:color="auto" w:sz="4"/>
+              <w:right w:val="single" w:color="auto" w:sz="4"/>
+            </w:tcBorders>
+          </w:tcPr>
+          <w:p>
+            <w:r>
               <w:t xml:space="preserve">super_user_subscriptions, station_ads</w:t>
             </w:r>
           </w:p>
@@ -1320,14 +1396,15 @@
         <w:tc>
           <w:tcPr>
             <w:tcW w:type="pct" w:w="40%"/>
-          </w:tcPr>
-          <w:p>
-            <w:r>
-              <w:rPr>
-                <w:b w:val="false"/>
-                <w:bCs w:val="false"/>
-                <w:color w:val="000000"/>
-              </w:rPr>
+            <w:tcBorders>
+              <w:top w:val="single" w:color="auto" w:sz="4"/>
+              <w:left w:val="single" w:color="auto" w:sz="4"/>
+              <w:bottom w:val="single" w:color="auto" w:sz="4"/>
+              <w:right w:val="single" w:color="auto" w:sz="4"/>
+            </w:tcBorders>
+          </w:tcPr>
+          <w:p>
+            <w:r>
               <w:t xml:space="preserve">Référentiels partagés</w:t>
             </w:r>
           </w:p>
@@ -1335,14 +1412,15 @@
         <w:tc>
           <w:tcPr>
             <w:tcW w:type="pct" w:w="60%"/>
-          </w:tcPr>
-          <w:p>
-            <w:r>
-              <w:rPr>
-                <w:b w:val="false"/>
-                <w:bCs w:val="false"/>
-                <w:color w:val="000000"/>
-              </w:rPr>
+            <w:tcBorders>
+              <w:top w:val="single" w:color="auto" w:sz="4"/>
+              <w:left w:val="single" w:color="auto" w:sz="4"/>
+              <w:bottom w:val="single" w:color="auto" w:sz="4"/>
+              <w:right w:val="single" w:color="auto" w:sz="4"/>
+            </w:tcBorders>
+          </w:tcPr>
+          <w:p>
+            <w:r>
               <w:t xml:space="preserve">custom_vehicle_types, custom_vehicle_brands</w:t>
             </w:r>
           </w:p>
@@ -1352,14 +1430,15 @@
         <w:tc>
           <w:tcPr>
             <w:tcW w:type="pct" w:w="40%"/>
-          </w:tcPr>
-          <w:p>
-            <w:r>
-              <w:rPr>
-                <w:b w:val="false"/>
-                <w:bCs w:val="false"/>
-                <w:color w:val="000000"/>
-              </w:rPr>
+            <w:tcBorders>
+              <w:top w:val="single" w:color="auto" w:sz="4"/>
+              <w:left w:val="single" w:color="auto" w:sz="4"/>
+              <w:bottom w:val="single" w:color="auto" w:sz="4"/>
+              <w:right w:val="single" w:color="auto" w:sz="4"/>
+            </w:tcBorders>
+          </w:tcPr>
+          <w:p>
+            <w:r>
               <w:t xml:space="preserve">Support &amp; gouvernance</w:t>
             </w:r>
           </w:p>
@@ -1367,14 +1446,15 @@
         <w:tc>
           <w:tcPr>
             <w:tcW w:type="pct" w:w="60%"/>
-          </w:tcPr>
-          <w:p>
-            <w:r>
-              <w:rPr>
-                <w:b w:val="false"/>
-                <w:bCs w:val="false"/>
-                <w:color w:val="000000"/>
-              </w:rPr>
+            <w:tcBorders>
+              <w:top w:val="single" w:color="auto" w:sz="4"/>
+              <w:left w:val="single" w:color="auto" w:sz="4"/>
+              <w:bottom w:val="single" w:color="auto" w:sz="4"/>
+              <w:right w:val="single" w:color="auto" w:sz="4"/>
+            </w:tcBorders>
+          </w:tcPr>
+          <w:p>
+            <w:r>
               <w:t xml:space="preserve">disputes, audit_log</w:t>
             </w:r>
           </w:p>
@@ -1383,11 +1463,8 @@
     </w:tbl>
     <w:p>
       <w:pPr>
-        <w:spacing w:after="120"/>
-      </w:pPr>
-      <w:r>
-        <w:t xml:space="preserve"/>
-      </w:r>
+        <w:spacing w:after="0"/>
+      </w:pPr>
     </w:p>
     <w:p>
       <w:pPr>
@@ -1460,6 +1537,45 @@
       </w:pPr>
       <w:r>
         <w:t xml:space="preserve">Aucun statut "expiré" n'est écrit par un job : deriveSuperUserStatus() et deriveAdStatus() recalculent ACTIVE vs EXPIRED à la lecture en comparant expires_at à l'heure courante.</w:t>
+      </w:r>
+    </w:p>
+    <w:p>
+      <w:pPr>
+        <w:pStyle w:val="ListParagraph"/>
+        <w:numPr>
+          <w:ilvl w:val="0"/>
+          <w:numId w:val="1"/>
+        </w:numPr>
+        <w:spacing w:after="60"/>
+      </w:pPr>
+      <w:r>
+        <w:t xml:space="preserve">reservations.assigned_washer_names (text[], nullable) porte les noms de tous les laveurs assignés à un lavage à plusieurs (véhicules volumineux, catégorie "Camion") ; assigned_to_name continue de porter le laveur principal seul, pour rester compatible avec tout le code qui ne lit que ce champ (Analytics, historique) — voir section 7.7.</w:t>
+      </w:r>
+    </w:p>
+    <w:p>
+      <w:pPr>
+        <w:pStyle w:val="ListParagraph"/>
+        <w:numPr>
+          <w:ilvl w:val="0"/>
+          <w:numId w:val="1"/>
+        </w:numPr>
+        <w:spacing w:after="60"/>
+      </w:pPr>
+      <w:r>
+        <w:t xml:space="preserve">super_user_subscriptions.plan ('PLUS' | 'SUPER_USER', défaut 'SUPER_USER') distingue depuis le 22 août 2026 les deux paliers payants automobiliste ; le défaut préserve les abonnés déjà actifs (payés 5 000 FCFA avant l'existence du palier Plus) au lieu de les rétrograder silencieusement.</w:t>
+      </w:r>
+    </w:p>
+    <w:p>
+      <w:pPr>
+        <w:pStyle w:val="ListParagraph"/>
+        <w:numPr>
+          <w:ilvl w:val="0"/>
+          <w:numId w:val="1"/>
+        </w:numPr>
+        <w:spacing w:after="60"/>
+      </w:pPr>
+      <w:r>
+        <w:t xml:space="preserve">station_billing.trial_ends_at date la fin de l'essai gratuit d'un mois d'une station, rétro-rempli depuis stations.created_at pour les stations existantes et posé automatiquement par le trigger handle_new_station() pour les nouvelles — voir section 7.9.</w:t>
       </w:r>
     </w:p>
     <w:p>
@@ -1524,7 +1640,7 @@
         <w:spacing w:after="60"/>
       </w:pPr>
       <w:r>
-        <w:t xml:space="preserve">is_super_user(uid) — vrai si abonnement Super User ACTIVE et non expiré.</w:t>
+        <w:t xml:space="preserve">client_vehicle_cap(uid) — renvoie le plafond de véhicules réel de l'automobiliste selon son offre (2 gratuit, 5 Plus, illimité Super User) ; remplace depuis le 22 août 2026 l'ancien booléen is_super_user(uid), incapable d'exprimer plus de deux paliers.</w:t>
       </w:r>
     </w:p>
     <w:p>
@@ -1551,6 +1667,19 @@
       </w:pPr>
       <w:r>
         <w:t xml:space="preserve">find_vehicle_owner(p_plate) — retrouve le compte automobiliste propriétaire d'une plaque, réservé aux rôles admin/super_admin, n'expose que nom/catégorie/marque (jamais téléphone/email) — voir section 7.6.</w:t>
+      </w:r>
+    </w:p>
+    <w:p>
+      <w:pPr>
+        <w:pStyle w:val="ListParagraph"/>
+        <w:numPr>
+          <w:ilvl w:val="0"/>
+          <w:numId w:val="1"/>
+        </w:numPr>
+        <w:spacing w:after="60"/>
+      </w:pPr>
+      <w:r>
+        <w:t xml:space="preserve">client_push_back_reservation(p_reservation_id, p_positions) — permet à un automobiliste abonné à une station de reculer lui-même sa réservation de N places (ou jusqu'à la dernière) dans la file d'attente, en échangeant son created_at avec celui d'une réservation plus loin. Un client ne pouvant modifier que sa propre ligne via les policies RLS classiques, cette fonction security definer est le seul moyen d'écrire aussi sur la ligne d'un autre client — elle ne regarde jamais que des réservations créées APRÈS la sienne, donc ne peut structurellement jamais faire avancer l'appelant. Voir section 7.8.</w:t>
       </w:r>
     </w:p>
     <w:p>
@@ -1576,15 +1705,15 @@
         <w:spacing w:after="120" w:before="240"/>
       </w:pPr>
       <w:r>
-        <w:t xml:space="preserve">6.3 Exemple : limite Super User (2 véhicules gratuits)</w:t>
-      </w:r>
-    </w:p>
-    <w:p>
-      <w:pPr>
-        <w:spacing w:after="120"/>
-      </w:pPr>
-      <w:r>
-        <w:t xml:space="preserve">La policy vehicles_insert bloque l'ajout d'un 3ᵉ véhicule côté serveur, sauf si is_super_user(auth.uid()) renvoie vrai — la limite de l'offre gratuite est donc appliquée par Postgres, pas seulement par l'interface. Cette même policy restrictive (owner_id = auth.uid()) empêche par ailleurs un admin de station de lire directement le véhicule d'un autre client — d'où le besoin de find_vehicle_owner (section 7.6) pour la reconnaissance par plaque.</w:t>
+        <w:t xml:space="preserve">6.3 Exemple : plafond de véhicules par palier (Gratuit / Plus / Super User)</w:t>
+      </w:r>
+    </w:p>
+    <w:p>
+      <w:pPr>
+        <w:spacing w:after="120"/>
+      </w:pPr>
+      <w:r>
+        <w:t xml:space="preserve">La policy vehicles_insert compare le nombre de véhicules déjà possédés au plafond renvoyé par client_vehicle_cap(auth.uid()) — une fonction entière (2 pour l'offre gratuite, 5 pour Plus, illimité pour Super User) qui a remplacé le 22 août 2026 le booléen is_super_user(uid), incapable d'exprimer un 3ᵉ palier. La limite de chaque offre est donc appliquée par Postgres, pas seulement par l'interface. Cette même policy restrictive (owner_id = auth.uid()) empêche par ailleurs un admin de station de lire directement le véhicule d'un autre client — d'où le besoin de find_vehicle_owner (section 7.6) pour la reconnaissance par plaque.</w:t>
       </w:r>
     </w:p>
     <w:p>
@@ -1762,7 +1891,13 @@
         <w:tc>
           <w:tcPr>
             <w:tcW w:type="pct" w:w="22%"/>
-            <w:shd w:fill="1F3864"/>
+            <w:tcBorders>
+              <w:top w:val="single" w:color="auto" w:sz="4"/>
+              <w:left w:val="single" w:color="auto" w:sz="4"/>
+              <w:bottom w:val="single" w:color="auto" w:sz="4"/>
+              <w:right w:val="single" w:color="auto" w:sz="4"/>
+            </w:tcBorders>
+            <w:shd w:fill="1F3864" w:color="1F3864" w:val="solid"/>
           </w:tcPr>
           <w:p>
             <w:r>
@@ -1778,7 +1913,13 @@
         <w:tc>
           <w:tcPr>
             <w:tcW w:type="pct" w:w="39%"/>
-            <w:shd w:fill="1F3864"/>
+            <w:tcBorders>
+              <w:top w:val="single" w:color="auto" w:sz="4"/>
+              <w:left w:val="single" w:color="auto" w:sz="4"/>
+              <w:bottom w:val="single" w:color="auto" w:sz="4"/>
+              <w:right w:val="single" w:color="auto" w:sz="4"/>
+            </w:tcBorders>
+            <w:shd w:fill="1F3864" w:color="1F3864" w:val="solid"/>
           </w:tcPr>
           <w:p>
             <w:r>
@@ -1787,14 +1928,20 @@
                 <w:bCs/>
                 <w:color w:val="FFFFFF"/>
               </w:rPr>
-              <w:t xml:space="preserve">Abonnement Super User</w:t>
+              <w:t xml:space="preserve">Abonnement Plus / Super User</w:t>
             </w:r>
           </w:p>
         </w:tc>
         <w:tc>
           <w:tcPr>
             <w:tcW w:type="pct" w:w="39%"/>
-            <w:shd w:fill="1F3864"/>
+            <w:tcBorders>
+              <w:top w:val="single" w:color="auto" w:sz="4"/>
+              <w:left w:val="single" w:color="auto" w:sz="4"/>
+              <w:bottom w:val="single" w:color="auto" w:sz="4"/>
+              <w:right w:val="single" w:color="auto" w:sz="4"/>
+            </w:tcBorders>
+            <w:shd w:fill="1F3864" w:color="1F3864" w:val="solid"/>
           </w:tcPr>
           <w:p>
             <w:r>
@@ -1812,14 +1959,15 @@
         <w:tc>
           <w:tcPr>
             <w:tcW w:type="pct" w:w="22%"/>
-          </w:tcPr>
-          <w:p>
-            <w:r>
-              <w:rPr>
-                <w:b w:val="false"/>
-                <w:bCs w:val="false"/>
-                <w:color w:val="000000"/>
-              </w:rPr>
+            <w:tcBorders>
+              <w:top w:val="single" w:color="auto" w:sz="4"/>
+              <w:left w:val="single" w:color="auto" w:sz="4"/>
+              <w:bottom w:val="single" w:color="auto" w:sz="4"/>
+              <w:right w:val="single" w:color="auto" w:sz="4"/>
+            </w:tcBorders>
+          </w:tcPr>
+          <w:p>
+            <w:r>
               <w:t xml:space="preserve">Qui paie</w:t>
             </w:r>
           </w:p>
@@ -1827,14 +1975,15 @@
         <w:tc>
           <w:tcPr>
             <w:tcW w:type="pct" w:w="39%"/>
-          </w:tcPr>
-          <w:p>
-            <w:r>
-              <w:rPr>
-                <w:b w:val="false"/>
-                <w:bCs w:val="false"/>
-                <w:color w:val="000000"/>
-              </w:rPr>
+            <w:tcBorders>
+              <w:top w:val="single" w:color="auto" w:sz="4"/>
+              <w:left w:val="single" w:color="auto" w:sz="4"/>
+              <w:bottom w:val="single" w:color="auto" w:sz="4"/>
+              <w:right w:val="single" w:color="auto" w:sz="4"/>
+            </w:tcBorders>
+          </w:tcPr>
+          <w:p>
+            <w:r>
               <w:t xml:space="preserve">Automobiliste</w:t>
             </w:r>
           </w:p>
@@ -1842,14 +1991,15 @@
         <w:tc>
           <w:tcPr>
             <w:tcW w:type="pct" w:w="39%"/>
-          </w:tcPr>
-          <w:p>
-            <w:r>
-              <w:rPr>
-                <w:b w:val="false"/>
-                <w:bCs w:val="false"/>
-                <w:color w:val="000000"/>
-              </w:rPr>
+            <w:tcBorders>
+              <w:top w:val="single" w:color="auto" w:sz="4"/>
+              <w:left w:val="single" w:color="auto" w:sz="4"/>
+              <w:bottom w:val="single" w:color="auto" w:sz="4"/>
+              <w:right w:val="single" w:color="auto" w:sz="4"/>
+            </w:tcBorders>
+          </w:tcPr>
+          <w:p>
+            <w:r>
               <w:t xml:space="preserve">Station</w:t>
             </w:r>
           </w:p>
@@ -1859,14 +2009,15 @@
         <w:tc>
           <w:tcPr>
             <w:tcW w:type="pct" w:w="22%"/>
-          </w:tcPr>
-          <w:p>
-            <w:r>
-              <w:rPr>
-                <w:b w:val="false"/>
-                <w:bCs w:val="false"/>
-                <w:color w:val="000000"/>
-              </w:rPr>
+            <w:tcBorders>
+              <w:top w:val="single" w:color="auto" w:sz="4"/>
+              <w:left w:val="single" w:color="auto" w:sz="4"/>
+              <w:bottom w:val="single" w:color="auto" w:sz="4"/>
+              <w:right w:val="single" w:color="auto" w:sz="4"/>
+            </w:tcBorders>
+          </w:tcPr>
+          <w:p>
+            <w:r>
               <w:t xml:space="preserve">Montant</w:t>
             </w:r>
           </w:p>
@@ -1874,29 +2025,31 @@
         <w:tc>
           <w:tcPr>
             <w:tcW w:type="pct" w:w="39%"/>
-          </w:tcPr>
-          <w:p>
-            <w:r>
-              <w:rPr>
-                <w:b w:val="false"/>
-                <w:bCs w:val="false"/>
-                <w:color w:val="000000"/>
-              </w:rPr>
-              <w:t xml:space="preserve">5 000 FCFA / mois</w:t>
+            <w:tcBorders>
+              <w:top w:val="single" w:color="auto" w:sz="4"/>
+              <w:left w:val="single" w:color="auto" w:sz="4"/>
+              <w:bottom w:val="single" w:color="auto" w:sz="4"/>
+              <w:right w:val="single" w:color="auto" w:sz="4"/>
+            </w:tcBorders>
+          </w:tcPr>
+          <w:p>
+            <w:r>
+              <w:t xml:space="preserve">2 500 FCFA/mois (Plus) · 5 000 FCFA/mois (Super User)</w:t>
             </w:r>
           </w:p>
         </w:tc>
         <w:tc>
           <w:tcPr>
             <w:tcW w:type="pct" w:w="39%"/>
-          </w:tcPr>
-          <w:p>
-            <w:r>
-              <w:rPr>
-                <w:b w:val="false"/>
-                <w:bCs w:val="false"/>
-                <w:color w:val="000000"/>
-              </w:rPr>
+            <w:tcBorders>
+              <w:top w:val="single" w:color="auto" w:sz="4"/>
+              <w:left w:val="single" w:color="auto" w:sz="4"/>
+              <w:bottom w:val="single" w:color="auto" w:sz="4"/>
+              <w:right w:val="single" w:color="auto" w:sz="4"/>
+            </w:tcBorders>
+          </w:tcPr>
+          <w:p>
+            <w:r>
               <w:t xml:space="preserve">5 000 F / 3j · 10 000 F / 7j · 30 000 F / 30j (au choix)</w:t>
             </w:r>
           </w:p>
@@ -1906,14 +2059,15 @@
         <w:tc>
           <w:tcPr>
             <w:tcW w:type="pct" w:w="22%"/>
-          </w:tcPr>
-          <w:p>
-            <w:r>
-              <w:rPr>
-                <w:b w:val="false"/>
-                <w:bCs w:val="false"/>
-                <w:color w:val="000000"/>
-              </w:rPr>
+            <w:tcBorders>
+              <w:top w:val="single" w:color="auto" w:sz="4"/>
+              <w:left w:val="single" w:color="auto" w:sz="4"/>
+              <w:bottom w:val="single" w:color="auto" w:sz="4"/>
+              <w:right w:val="single" w:color="auto" w:sz="4"/>
+            </w:tcBorders>
+          </w:tcPr>
+          <w:p>
+            <w:r>
               <w:t xml:space="preserve">Qui confirme</w:t>
             </w:r>
           </w:p>
@@ -1921,14 +2075,15 @@
         <w:tc>
           <w:tcPr>
             <w:tcW w:type="pct" w:w="39%"/>
-          </w:tcPr>
-          <w:p>
-            <w:r>
-              <w:rPr>
-                <w:b w:val="false"/>
-                <w:bCs w:val="false"/>
-                <w:color w:val="000000"/>
-              </w:rPr>
+            <w:tcBorders>
+              <w:top w:val="single" w:color="auto" w:sz="4"/>
+              <w:left w:val="single" w:color="auto" w:sz="4"/>
+              <w:bottom w:val="single" w:color="auto" w:sz="4"/>
+              <w:right w:val="single" w:color="auto" w:sz="4"/>
+            </w:tcBorders>
+          </w:tcPr>
+          <w:p>
+            <w:r>
               <w:t xml:space="preserve">Super Admin</w:t>
             </w:r>
           </w:p>
@@ -1936,14 +2091,15 @@
         <w:tc>
           <w:tcPr>
             <w:tcW w:type="pct" w:w="39%"/>
-          </w:tcPr>
-          <w:p>
-            <w:r>
-              <w:rPr>
-                <w:b w:val="false"/>
-                <w:bCs w:val="false"/>
-                <w:color w:val="000000"/>
-              </w:rPr>
+            <w:tcBorders>
+              <w:top w:val="single" w:color="auto" w:sz="4"/>
+              <w:left w:val="single" w:color="auto" w:sz="4"/>
+              <w:bottom w:val="single" w:color="auto" w:sz="4"/>
+              <w:right w:val="single" w:color="auto" w:sz="4"/>
+            </w:tcBorders>
+          </w:tcPr>
+          <w:p>
+            <w:r>
               <w:t xml:space="preserve">Super Admin</w:t>
             </w:r>
           </w:p>
@@ -1953,14 +2109,15 @@
         <w:tc>
           <w:tcPr>
             <w:tcW w:type="pct" w:w="22%"/>
-          </w:tcPr>
-          <w:p>
-            <w:r>
-              <w:rPr>
-                <w:b w:val="false"/>
-                <w:bCs w:val="false"/>
-                <w:color w:val="000000"/>
-              </w:rPr>
+            <w:tcBorders>
+              <w:top w:val="single" w:color="auto" w:sz="4"/>
+              <w:left w:val="single" w:color="auto" w:sz="4"/>
+              <w:bottom w:val="single" w:color="auto" w:sz="4"/>
+              <w:right w:val="single" w:color="auto" w:sz="4"/>
+            </w:tcBorders>
+          </w:tcPr>
+          <w:p>
+            <w:r>
               <w:t xml:space="preserve">Effet une fois ACTIVE</w:t>
             </w:r>
           </w:p>
@@ -1968,29 +2125,31 @@
         <w:tc>
           <w:tcPr>
             <w:tcW w:type="pct" w:w="39%"/>
-          </w:tcPr>
-          <w:p>
-            <w:r>
-              <w:rPr>
-                <w:b w:val="false"/>
-                <w:bCs w:val="false"/>
-                <w:color w:val="000000"/>
-              </w:rPr>
-              <w:t xml:space="preserve">Plus de plafond de 2 véhicules gratuits</w:t>
+            <w:tcBorders>
+              <w:top w:val="single" w:color="auto" w:sz="4"/>
+              <w:left w:val="single" w:color="auto" w:sz="4"/>
+              <w:bottom w:val="single" w:color="auto" w:sz="4"/>
+              <w:right w:val="single" w:color="auto" w:sz="4"/>
+            </w:tcBorders>
+          </w:tcPr>
+          <w:p>
+            <w:r>
+              <w:t xml:space="preserve">Plafond de véhicules relevé à 5 (Plus) ou illimité (Super User)</w:t>
             </w:r>
           </w:p>
         </w:tc>
         <w:tc>
           <w:tcPr>
             <w:tcW w:type="pct" w:w="39%"/>
-          </w:tcPr>
-          <w:p>
-            <w:r>
-              <w:rPr>
-                <w:b w:val="false"/>
-                <w:bCs w:val="false"/>
-                <w:color w:val="000000"/>
-              </w:rPr>
+            <w:tcBorders>
+              <w:top w:val="single" w:color="auto" w:sz="4"/>
+              <w:left w:val="single" w:color="auto" w:sz="4"/>
+              <w:bottom w:val="single" w:color="auto" w:sz="4"/>
+              <w:right w:val="single" w:color="auto" w:sz="4"/>
+            </w:tcBorders>
+          </w:tcPr>
+          <w:p>
+            <w:r>
               <w:t xml:space="preserve">Diffusion sur le tableau de bord de tous les automobilistes + mise en avant sur /stations</w:t>
             </w:r>
           </w:p>
@@ -1999,11 +2158,8 @@
     </w:tbl>
     <w:p>
       <w:pPr>
-        <w:spacing w:after="120"/>
-      </w:pPr>
-      <w:r>
-        <w:t xml:space="preserve"/>
-      </w:r>
+        <w:spacing w:after="0"/>
+      </w:pPr>
     </w:p>
     <w:p>
       <w:pPr>
@@ -2066,7 +2222,7 @@
         <w:spacing w:after="60"/>
       </w:pPr>
       <w:r>
-        <w:t xml:space="preserve">"À la une" (nouveau, 21 août 2026) : une station avec une publicité ACTIVE est désormais aussi mise en avant sur la page publique "Trouver une station" (/stations, accessible sans compte) — badge "⭐ À la une", message affiché, et épinglée en tête de liste avant le tri par distance. Réutilise entièrement les mêmes données station_ads, sans nouveau système ni nouvelle table : une seconde surface d'affichage pour la même campagne.</w:t>
+        <w:t xml:space="preserve">"À la une" (21 août 2026) : une station avec une publicité ACTIVE est aussi mise en avant sur la page publique "Trouver une station" (/stations, accessible sans compte) — badge "⭐ À la une", message affiché, et épinglée en tête de liste avant le tri par distance. Réutilise entièrement les mêmes données station_ads, sans nouveau système ni nouvelle table : une seconde surface d'affichage pour la même campagne.</w:t>
       </w:r>
     </w:p>
     <w:p>
@@ -2230,6 +2386,148 @@
     </w:p>
     <w:p>
       <w:pPr>
+        <w:pStyle w:val="Heading2"/>
+        <w:spacing w:after="120" w:before="240"/>
+      </w:pPr>
+      <w:r>
+        <w:t xml:space="preserve">7.7 Lavage à plusieurs laveurs (véhicules volumineux)</w:t>
+      </w:r>
+    </w:p>
+    <w:p>
+      <w:pPr>
+        <w:spacing w:after="120"/>
+      </w:pPr>
+      <w:r>
+        <w:t xml:space="preserve">Depuis le 24 août 2026, un lavage dont la catégorie tarifaire est "Camion" (regroupe Bus/Car +50 places et camions léger/lourd, voir PRICING_CATEGORY_LABELS dans lib/vehicleBrands.js) ouvre une modale dédiée au clic sur "Go" : la station choisit librement 1 à 3 laveurs parmi les disponibles (MAX_WASHERS_PER_WASH = 3, StationDashboard.jsx) plutôt que le laveur unique habituel. startWash(id, employeeIdOrIds) accepte désormais un seul identifiant ou un tableau d'identifiants. reservations.assigned_to_name garde le premier laveur (compatibilité avec le code existant qui ne lit que ce champ), assigned_washer_names (nouvelle colonne text[]) ne contient une valeur que si plusieurs laveurs sont assignés.</w:t>
+      </w:r>
+    </w:p>
+    <w:p>
+      <w:pPr>
+        <w:pStyle w:val="ListParagraph"/>
+        <w:numPr>
+          <w:ilvl w:val="0"/>
+          <w:numId w:val="1"/>
+        </w:numPr>
+        <w:spacing w:after="60"/>
+      </w:pPr>
+      <w:r>
+        <w:t xml:space="preserve">Tant que le lavage n'est pas terminé, tous les laveurs assignés sont marqués occupés et exclus de availableEmployees — pas seulement le premier.</w:t>
+      </w:r>
+    </w:p>
+    <w:p>
+      <w:pPr>
+        <w:pStyle w:val="ListParagraph"/>
+        <w:numPr>
+          <w:ilvl w:val="0"/>
+          <w:numId w:val="1"/>
+        </w:numPr>
+        <w:spacing w:after="60"/>
+      </w:pPr>
+      <w:r>
+        <w:t xml:space="preserve">Le classement "Top Laveurs" d'Analytics crédite désormais chacun des laveurs d'un lavage à plusieurs, pas seulement le laveur principal.</w:t>
+      </w:r>
+    </w:p>
+    <w:p>
+      <w:pPr>
+        <w:pStyle w:val="Heading2"/>
+        <w:spacing w:after="120" w:before="240"/>
+      </w:pPr>
+      <w:r>
+        <w:t xml:space="preserve">7.8 Report de position en file d'attente</w:t>
+      </w:r>
+    </w:p>
+    <w:p>
+      <w:pPr>
+        <w:spacing w:after="120"/>
+      </w:pPr>
+      <w:r>
+        <w:t xml:space="preserve">Un mécanisme d'échange de position existait déjà côté station (pushBackOnePosition, useAppState.jsx) : comme la position et le temps d'attente estimé sont purement dérivés du tri par created_at (getItemPosition, estimateItemWaitTime dans lib/stationData.js), reculer une réservation revient à échanger son created_at avec celui d'une autre. Depuis le 22 août 2026, un automobiliste abonné à la station (station_client_subscriptions actif) peut faire ce même geste lui-même, depuis son tableau de bord, pour 2, 3, 4 places ou directement la dernière (valeur sentinelle positions=999, qui se déclenche aussi si le nombre de places demandé dépasse la longueur de la file).</w:t>
+      </w:r>
+    </w:p>
+    <w:p>
+      <w:pPr>
+        <w:pStyle w:val="ListParagraph"/>
+        <w:numPr>
+          <w:ilvl w:val="0"/>
+          <w:numId w:val="1"/>
+        </w:numPr>
+        <w:spacing w:after="60"/>
+      </w:pPr>
+      <w:r>
+        <w:t xml:space="preserve">Comme un client ne peut modifier que sa propre réservation sous RLS, l'opération passe par client_push_back_reservation (section 6.1), une fonction security definer qui vérifie la propriété de la réservation et la présence d'un abonnement actif à cette station, avant de faire l'échange.</w:t>
+      </w:r>
+    </w:p>
+    <w:p>
+      <w:pPr>
+        <w:pStyle w:val="ListParagraph"/>
+        <w:numPr>
+          <w:ilvl w:val="0"/>
+          <w:numId w:val="1"/>
+        </w:numPr>
+        <w:spacing w:after="60"/>
+      </w:pPr>
+      <w:r>
+        <w:t xml:space="preserve">Elle ne considère jamais que des réservations créées après la sienne : structurellement incapable de faire avancer l'appelant, seulement de le reculer.</w:t>
+      </w:r>
+    </w:p>
+    <w:p>
+      <w:pPr>
+        <w:pStyle w:val="ListParagraph"/>
+        <w:numPr>
+          <w:ilvl w:val="0"/>
+          <w:numId w:val="1"/>
+        </w:numPr>
+        <w:spacing w:after="60"/>
+      </w:pPr>
+      <w:r>
+        <w:t xml:space="preserve">Le flag hasSubscription affiché côté client (Dashboard.jsx) n'est qu'un indice d'UI pour afficher le bouton ; le vrai contrôle d'accès est entièrement côté fonction SQL — une incohérence de synchronisation dégrade proprement (simple erreur affichée), sans corrompre de donnée.</w:t>
+      </w:r>
+    </w:p>
+    <w:p>
+      <w:pPr>
+        <w:pStyle w:val="Heading2"/>
+        <w:spacing w:after="120" w:before="240"/>
+      </w:pPr>
+      <w:r>
+        <w:t xml:space="preserve">7.9 Essai gratuit d'un mois pour les stations</w:t>
+      </w:r>
+    </w:p>
+    <w:p>
+      <w:pPr>
+        <w:spacing w:after="120"/>
+      </w:pPr>
+      <w:r>
+        <w:t xml:space="preserve">Depuis le 22 août 2026, station_billing.trial_ends_at date la fin de l'essai gratuit d'une station (1 mois) — auparavant, subscription_status pouvait valoir 'essai' mais sans aucune date bornant sa durée. Les stations déjà en essai au moment de la migration ont été rétro-remplies à partir de stations.created_at (pas "maintenant", pour ne pas leur offrir de mois gratuit supplémentaire) ; toute nouvelle station reçoit désormais trial_ends_at = now() + 1 mois via le trigger handle_new_station().</w:t>
+      </w:r>
+    </w:p>
+    <w:p>
+      <w:pPr>
+        <w:pStyle w:val="ListParagraph"/>
+        <w:numPr>
+          <w:ilvl w:val="0"/>
+          <w:numId w:val="1"/>
+        </w:numPr>
+        <w:spacing w:after="60"/>
+      </w:pPr>
+      <w:r>
+        <w:t xml:space="preserve">lib/stationTrial.js centralise le calcul (trialDaysRemaining, trialProgressPercent, trialUrgency) pour que la bannière station (TrialBanner.jsx, montée dans AdminLayout.jsx) et le suivi Super Admin (SuperAdmin/Billing.jsx) restent cohérents : la barre se remplit au fil des jours (et non l'inverse), et passe de vert à orange puis rouge à l'approche de l'expiration.</w:t>
+      </w:r>
+    </w:p>
+    <w:p>
+      <w:pPr>
+        <w:pStyle w:val="ListParagraph"/>
+        <w:numPr>
+          <w:ilvl w:val="0"/>
+          <w:numId w:val="1"/>
+        </w:numPr>
+        <w:spacing w:after="60"/>
+      </w:pPr>
+      <w:r>
+        <w:t xml:space="preserve">Comme pour la facturation station en général, rien ne bascule automatiquement subscription_status à l'expiration — seule une action manuelle du Super Admin (markSubscriptionPaid/markSubscriptionOverdue) fait évoluer le statut. La bannière reste purement informative, et masquée pendant une impersonation Super Admin (qui affiche déjà sa propre bannière).</w:t>
+      </w:r>
+    </w:p>
+    <w:p>
+      <w:pPr>
         <w:pStyle w:val="Heading1"/>
         <w:spacing w:after="160" w:before="360"/>
       </w:pPr>
@@ -2433,6 +2731,19 @@
         <w:spacing w:after="60"/>
       </w:pPr>
       <w:r>
+        <w:t xml:space="preserve">Le plafond de véhicules par palier est dupliqué entre client_vehicle_cap() côté SQL (section 6.1) et vehicleCapFor() côté JS (src/lib/superUser.js) — les deux doivent être maintenus synchronisés manuellement à chaque évolution des paliers, sans test automatisé pour le garantir.</w:t>
+      </w:r>
+    </w:p>
+    <w:p>
+      <w:pPr>
+        <w:pStyle w:val="ListParagraph"/>
+        <w:numPr>
+          <w:ilvl w:val="0"/>
+          <w:numId w:val="1"/>
+        </w:numPr>
+        <w:spacing w:after="60"/>
+      </w:pPr>
+      <w:r>
         <w:t xml:space="preserve">Fichiers HTML legacy à la racine du dépôt : dead code jamais servi, conservés uniquement comme référence de maquettes historiques.</w:t>
       </w:r>
     </w:p>
@@ -2451,7 +2762,7 @@
     </w:p>
     <w:p>
       <w:pPr>
-        <w:spacing w:after="120"/>
+        <w:spacing w:after="200"/>
       </w:pPr>
       <w:r>
         <w:rPr>

--- a/docs/Architecture-Technique-CleanCarGalsen.docx
+++ b/docs/Architecture-Technique-CleanCarGalsen.docx
@@ -57,7 +57,7 @@
           <w:iCs/>
           <w:color w:val="595959"/>
         </w:rPr>
-        <w:t xml:space="preserve">Généré le 19 août 2026 — mis à jour le 24 août 2026</w:t>
+        <w:t xml:space="preserve">Généré le 19 août 2026 — mis à jour le 1 septembre 2026</w:t>
       </w:r>
     </w:p>
     <w:p>
@@ -761,7 +761,7 @@
         <w:spacing w:after="120"/>
       </w:pPr>
       <w:r>
-        <w:t xml:space="preserve">Pages statiques additionnelles (public/) : 404.html, merci.html et confidentialite.html sont de VRAIES pages servies en production, mais copiées telles quelles au build (aucun traitement Vite, pas de bundling) — comme robots.txt ou sitemap.xml.</w:t>
+        <w:t xml:space="preserve">Pages statiques additionnelles (public/) : 404.html, merci.html, confidentialite.html et conditions-generales.html sont de VRAIES pages servies en production, mais copiées telles quelles au build (aucun traitement Vite, pas de bundling) — comme robots.txt ou sitemap.xml.</w:t>
       </w:r>
     </w:p>
     <w:p>
@@ -2540,59 +2540,59 @@
         <w:spacing w:after="120"/>
       </w:pPr>
       <w:r>
-        <w:t xml:space="preserve">Les 4 points d'entrée statiques (index.html, login.html, dashboard.html, reset-password.html) et 3 pages autonomes portent les fondamentaux SEO/marketing d'un site vitrine :</w:t>
-      </w:r>
-    </w:p>
-    <w:p>
-      <w:pPr>
-        <w:pStyle w:val="ListParagraph"/>
-        <w:numPr>
-          <w:ilvl w:val="0"/>
-          <w:numId w:val="1"/>
-        </w:numPr>
-        <w:spacing w:after="60"/>
-      </w:pPr>
-      <w:r>
-        <w:t xml:space="preserve">Meta descriptions, Open Graph / Twitter Card, URL canonique, et données structurées JSON-LD (LocalBusiness + WebSite) sur index.html.</w:t>
-      </w:r>
-    </w:p>
-    <w:p>
-      <w:pPr>
-        <w:pStyle w:val="ListParagraph"/>
-        <w:numPr>
-          <w:ilvl w:val="0"/>
-          <w:numId w:val="1"/>
-        </w:numPr>
-        <w:spacing w:after="60"/>
-      </w:pPr>
-      <w:r>
-        <w:t xml:space="preserve">Google Analytics (GA4) scaffoldé sur les 4 points d'entrée — identifiant de mesure encore en placeholder (G-XXXXXXXXXX) à remplacer par le vrai avant mise en production.</w:t>
-      </w:r>
-    </w:p>
-    <w:p>
-      <w:pPr>
-        <w:pStyle w:val="ListParagraph"/>
-        <w:numPr>
-          <w:ilvl w:val="0"/>
-          <w:numId w:val="1"/>
-        </w:numPr>
-        <w:spacing w:after="60"/>
-      </w:pPr>
-      <w:r>
-        <w:t xml:space="preserve">3 pages statiques dans public/ (copiées telles quelles au build, aucun traitement Vite) : 404.html, merci.html, confidentialite.html.</w:t>
-      </w:r>
-    </w:p>
-    <w:p>
-      <w:pPr>
-        <w:pStyle w:val="ListParagraph"/>
-        <w:numPr>
-          <w:ilvl w:val="0"/>
-          <w:numId w:val="1"/>
-        </w:numPr>
-        <w:spacing w:after="60"/>
-      </w:pPr>
-      <w:r>
-        <w:t xml:space="preserve">public/_redirects : un chemin inconnu renvoie une vraie 404.html (statut HTTP 404) au lieu de retomber silencieusement sur l'accueil.</w:t>
+        <w:t xml:space="preserve">Les 4 points d'entrée statiques (index.html, login.html, dashboard.html, reset-password.html) et quelques pages autonomes portent les fondamentaux SEO/marketing d'un site vitrine :</w:t>
+      </w:r>
+    </w:p>
+    <w:p>
+      <w:pPr>
+        <w:pStyle w:val="ListParagraph"/>
+        <w:numPr>
+          <w:ilvl w:val="0"/>
+          <w:numId w:val="1"/>
+        </w:numPr>
+        <w:spacing w:after="60"/>
+      </w:pPr>
+      <w:r>
+        <w:t xml:space="preserve">Meta descriptions et titres orientés B2B ("logiciel de gestion pour station de lavage auto au Sénégal"), Open Graph / Twitter Card, URL canonique, et données structurées JSON-LD sur index.html : Organization + SoftwareApplication (les 3 forfaits SaaS en Offer) + WebSite + FAQPage. Le type LocalBusiness a été retiré le 1 septembre 2026 — l'activité est un éditeur de logiciel 100 % en ligne, sans local physique.</w:t>
+      </w:r>
+    </w:p>
+    <w:p>
+      <w:pPr>
+        <w:pStyle w:val="ListParagraph"/>
+        <w:numPr>
+          <w:ilvl w:val="0"/>
+          <w:numId w:val="1"/>
+        </w:numPr>
+        <w:spacing w:after="60"/>
+      </w:pPr>
+      <w:r>
+        <w:t xml:space="preserve">Google Analytics 4 actif depuis le 1 septembre 2026 sur les 4 points d'entrée — propriété "Clean Car Galsen", identifiant de mesure G-6EFQN7CBB8, mesures améliorées activées.</w:t>
+      </w:r>
+    </w:p>
+    <w:p>
+      <w:pPr>
+        <w:pStyle w:val="ListParagraph"/>
+        <w:numPr>
+          <w:ilvl w:val="0"/>
+          <w:numId w:val="1"/>
+        </w:numPr>
+        <w:spacing w:after="60"/>
+      </w:pPr>
+      <w:r>
+        <w:t xml:space="preserve">4 pages statiques dans public/ (copiées telles quelles au build, aucun traitement Vite) : 404.html, merci.html, confidentialite.html, conditions-generales.html.</w:t>
+      </w:r>
+    </w:p>
+    <w:p>
+      <w:pPr>
+        <w:pStyle w:val="ListParagraph"/>
+        <w:numPr>
+          <w:ilvl w:val="0"/>
+          <w:numId w:val="1"/>
+        </w:numPr>
+        <w:spacing w:after="60"/>
+      </w:pPr>
+      <w:r>
+        <w:t xml:space="preserve">Routage d'hébergement piloté par vercel.json (public/_redirects, au format Netlify, est ignoré par Vercel) : /admin/*, /superadmin/*, /dashboard et /stations sont réécrits vers dashboard.html. Le renvoi catch-all /(.*) → /index.html a été supprimé le 1 septembre 2026 : un chemin inconnu sert désormais 404.html avec un vrai statut HTTP 404, au lieu d'une fausse page 200 ("soft 404") qui polluait l'indexation.</w:t>
       </w:r>
     </w:p>
     <w:p>
@@ -2645,6 +2645,45 @@
       </w:pPr>
       <w:r>
         <w:t xml:space="preserve">Depuis le 21 août 2026, /stations met aussi en avant les stations avec une campagne publicitaire ACTIVE (badge "À la une", épinglées en tête) — voir section 7.4.</w:t>
+      </w:r>
+    </w:p>
+    <w:p>
+      <w:pPr>
+        <w:pStyle w:val="ListParagraph"/>
+        <w:numPr>
+          <w:ilvl w:val="0"/>
+          <w:numId w:val="1"/>
+        </w:numPr>
+        <w:spacing w:after="60"/>
+      </w:pPr>
+      <w:r>
+        <w:t xml:space="preserve">dashboard.html porte désormais une balise noindex (coquille React sans contenu propre à indexer), au même titre que login.html et reset-password.html ; robots.txt ne bloque plus que /admin/ et /superadmin/.</w:t>
+      </w:r>
+    </w:p>
+    <w:p>
+      <w:pPr>
+        <w:pStyle w:val="ListParagraph"/>
+        <w:numPr>
+          <w:ilvl w:val="0"/>
+          <w:numId w:val="1"/>
+        </w:numPr>
+        <w:spacing w:after="60"/>
+      </w:pPr>
+      <w:r>
+        <w:t xml:space="preserve">sitemap.xml réduit aux 3 pages réellement indexables (accueil, conditions générales, confidentialité) — /login, /dashboard et /stations en ont été retirés.</w:t>
+      </w:r>
+    </w:p>
+    <w:p>
+      <w:pPr>
+        <w:pStyle w:val="ListParagraph"/>
+        <w:numPr>
+          <w:ilvl w:val="0"/>
+          <w:numId w:val="1"/>
+        </w:numPr>
+        <w:spacing w:after="60"/>
+      </w:pPr>
+      <w:r>
+        <w:t xml:space="preserve">Google Search Console : propriété de type Domaine sur galsenautocleaner.com, vérifiée par enregistrement DNS TXT (DNS géré par Vercel) le 1 septembre 2026 — sitemap soumis, indexation de l'accueil demandée. Le référencement vise en priorité les gérants de station (requêtes B2B).</w:t>
       </w:r>
     </w:p>
     <w:p>
@@ -2757,7 +2796,20 @@
         <w:spacing w:after="60"/>
       </w:pPr>
       <w:r>
-        <w:t xml:space="preserve">Google Analytics n'est pas encore actif (identifiant de mesure placeholder).</w:t>
+        <w:t xml:space="preserve">Le CSS de la vitrine (index.html, login.html, 404.html) est chargé via le CDN "play" de Tailwind (cdn.tailwindcss.com), qui génère les classes dans le navigateur : bloquant au rendu et pénalisant pour les Core Web Vitals — un CSS Tailwind compilé reste à mettre en place.</w:t>
+      </w:r>
+    </w:p>
+    <w:p>
+      <w:pPr>
+        <w:pStyle w:val="ListParagraph"/>
+        <w:numPr>
+          <w:ilvl w:val="0"/>
+          <w:numId w:val="1"/>
+        </w:numPr>
+        <w:spacing w:after="60"/>
+      </w:pPr>
+      <w:r>
+        <w:t xml:space="preserve">Le titre principal (H1) de la page d'accueil s'adresse encore aux automobilistes ("Votre lavage de confiance à Dakar") alors que le référencement et les CTA visent les gérants de station : incohérence de message à corriger.</w:t>
       </w:r>
     </w:p>
     <w:p>

--- a/docs/Architecture-Technique-CleanCarGalsen.docx
+++ b/docs/Architecture-Technique-CleanCarGalsen.docx
@@ -1,5 +1,5 @@
 
-<file path=word/document.xml><?xml version="1.0" encoding="UTF-8" standalone="yes"?><w:document mc:Ignorable="w14 w15 wp14" xmlns:wpc="http://schemas.microsoft.com/office/word/2010/wordprocessingCanvas" xmlns:mc="http://schemas.openxmlformats.org/markup-compatibility/2006" xmlns:o="urn:schemas-microsoft-com:office:office" xmlns:r="http://schemas.openxmlformats.org/officeDocument/2006/relationships" xmlns:m="http://schemas.openxmlformats.org/officeDocument/2006/math" xmlns:v="urn:schemas-microsoft-com:vml" xmlns:wp14="http://schemas.microsoft.com/office/word/2010/wordprocessingDrawing" xmlns:wp="http://schemas.openxmlformats.org/drawingml/2006/wordprocessingDrawing" xmlns:w10="urn:schemas-microsoft-com:office:word" xmlns:w="http://schemas.openxmlformats.org/wordprocessingml/2006/main" xmlns:w14="http://schemas.microsoft.com/office/word/2010/wordml" xmlns:w15="http://schemas.microsoft.com/office/word/2012/wordml" xmlns:wpg="http://schemas.microsoft.com/office/word/2010/wordprocessingGroup" xmlns:wpi="http://schemas.microsoft.com/office/word/2010/wordprocessingInk" xmlns:wne="http://schemas.microsoft.com/office/word/2006/wordml" xmlns:wps="http://schemas.microsoft.com/office/word/2010/wordprocessingShape" xmlns:cx="http://schemas.microsoft.com/office/drawing/2014/chartex" xmlns:cx1="http://schemas.microsoft.com/office/drawing/2015/9/8/chartex" xmlns:cx2="http://schemas.microsoft.com/office/drawing/2015/10/21/chartex" xmlns:cx3="http://schemas.microsoft.com/office/drawing/2016/5/9/chartex" xmlns:cx4="http://schemas.microsoft.com/office/drawing/2016/5/10/chartex" xmlns:cx5="http://schemas.microsoft.com/office/drawing/2016/5/11/chartex" xmlns:cx6="http://schemas.microsoft.com/office/drawing/2016/5/12/chartex" xmlns:cx7="http://schemas.microsoft.com/office/drawing/2016/5/13/chartex" xmlns:cx8="http://schemas.microsoft.com/office/drawing/2016/5/14/chartex" xmlns:aink="http://schemas.microsoft.com/office/drawing/2016/ink" xmlns:am3d="http://schemas.microsoft.com/office/drawing/2017/model3d" xmlns:w16cex="http://schemas.microsoft.com/office/word/2018/wordml/cex" xmlns:w16cid="http://schemas.microsoft.com/office/word/2016/wordml/cid" xmlns:w16="http://schemas.microsoft.com/office/word/2018/wordml" xmlns:w16sdtdh="http://schemas.microsoft.com/office/word/2020/wordml/sdtdatahash" xmlns:w16se="http://schemas.microsoft.com/office/word/2015/wordml/symex"><w:body><w:p><w:pPr><w:pStyle w:val="Title"/><w:spacing w:after="100"/></w:pPr><w:r><w:t xml:space="preserve">CLEAN CAR GALSEN</w:t></w:r></w:p><w:p><w:pPr><w:spacing w:after="120"/></w:pPr><w:r><w:rPr><w:b/><w:bCs/><w:sz w:val="26"/><w:szCs w:val="26"/></w:rPr><w:t xml:space="preserve">Gestion Saas Lavage Auto</w:t></w:r></w:p><w:p><w:pPr><w:pStyle w:val="Heading1"/><w:spacing w:after="160" w:before="360"/></w:pPr><w:r><w:t xml:space="preserve">Document d&apos;architecture technique</w:t></w:r></w:p><w:p><w:pPr><w:spacing w:after="200"/></w:pPr><w:r><w:rPr><w:i/><w:iCs/><w:color w:val="595959"/></w:rPr><w:t xml:space="preserve">Plateforme SaaS multi-stations de lavage automobile — Sénégal</w:t></w:r></w:p><w:p><w:pPr><w:spacing w:after="200"/></w:pPr><w:r><w:rPr><w:i/><w:iCs/><w:color w:val="595959"/></w:rPr><w:t xml:space="preserve">Généré le 19 août 2026 — mis à jour le 1 septembre 2026</w:t></w:r></w:p><w:p><w:pPr><w:pStyle w:val="Heading1"/><w:spacing w:after="160" w:before="360"/></w:pPr><w:r><w:t xml:space="preserve">1. Présentation générale</w:t></w:r></w:p><w:p><w:pPr><w:spacing w:after="120"/></w:pPr><w:r><w:t xml:space="preserve">Clean Car Galsen est une application SaaS de gestion de stations de lavage automobile au Sénégal. Elle met en relation trois profils d&apos;utilisateurs distincts, chacun disposant de son propre espace applicatif :</w:t></w:r></w:p><w:p><w:pPr><w:pStyle w:val="ListParagraph"/><w:numPr><w:ilvl w:val="0"/><w:numId w:val="1"/></w:numPr><w:spacing w:after="60"/></w:pPr><w:r><w:t xml:space="preserve">Automobiliste (client) : recherche une station, réserve un lavage, suit sa file d&apos;attente en direct (et peut, s&apos;il est abonné à la station, reculer lui-même sa place), paie en ligne ou sur place, gère son garage de véhicules (2 gratuits, 5 avec l&apos;offre Plus, illimité avec Super User), et peut souscrire un abonnement fidélité prépayé auprès d&apos;une station.</w:t></w:r></w:p><w:p><w:pPr><w:pStyle w:val="ListParagraph"/><w:numPr><w:ilvl w:val="0"/><w:numId w:val="1"/></w:numPr><w:spacing w:after="60"/></w:pPr><w:r><w:t xml:space="preserve">Station (admin) : gère sa file d&apos;attente, ses laveurs et leur pointage, sa tarification, ses promotions, sa comptabilité, ses abonnements clients fidélité, et ses campagnes publicitaires payantes.</w:t></w:r></w:p><w:p><w:pPr><w:pStyle w:val="ListParagraph"/><w:numPr><w:ilvl w:val="0"/><w:numId w:val="1"/></w:numPr><w:spacing w:after="60"/></w:pPr><w:r><w:t xml:space="preserve">Super Admin (opérateur de la plateforme) : supervise l&apos;ensemble du réseau de stations, la facturation SaaS, les abonnements Super User et les publicités payantes, les litiges.</w:t></w:r></w:p><w:p><w:pPr><w:spacing w:after="120"/></w:pPr><w:r><w:t xml:space="preserve">L&apos;interface est entièrement en français, les montants en FCFA, les moyens de paiement affichés sont Wave et Orange Money.</w:t></w:r></w:p><w:p><w:pPr><w:pStyle w:val="Heading1"/><w:spacing w:after="160" w:before="360"/></w:pPr><w:r><w:t xml:space="preserve">2. Stack technique</w:t></w:r></w:p><w:p><w:pPr><w:pStyle w:val="Heading2"/><w:spacing w:after="120" w:before="240"/></w:pPr><w:r><w:t xml:space="preserve">2.1 Frontend</w:t></w:r></w:p><w:p><w:pPr><w:pStyle w:val="ListParagraph"/><w:numPr><w:ilvl w:val="0"/><w:numId w:val="1"/></w:numPr><w:spacing w:after="60"/></w:pPr><w:r><w:t xml:space="preserve">Framework : React (SPA), routage via react-router-dom.</w:t></w:r></w:p><w:p><w:pPr><w:pStyle w:val="ListParagraph"/><w:numPr><w:ilvl w:val="0"/><w:numId w:val="1"/></w:numPr><w:spacing w:after="60"/></w:pPr><w:r><w:t xml:space="preserve">Build : Vite — plusieurs points d&apos;entrée HTML réels (index.html, login.html, dashboard.html, reset-password.html), pas un unique index.html.</w:t></w:r></w:p><w:p><w:pPr><w:pStyle w:val="ListParagraph"/><w:numPr><w:ilvl w:val="0"/><w:numId w:val="1"/></w:numPr><w:spacing w:after="60"/></w:pPr><w:r><w:t xml:space="preserve">UI : Tailwind CSS, Framer Motion (animations/transitions), lucide-react (icônes).</w:t></w:r></w:p><w:p><w:pPr><w:pStyle w:val="ListParagraph"/><w:numPr><w:ilvl w:val="0"/><w:numId w:val="1"/></w:numPr><w:spacing w:after="60"/></w:pPr><w:r><w:t xml:space="preserve">État global : React Context (pas de Redux/Zustand) — trois providers dédiés, voir section 4.</w:t></w:r></w:p><w:p><w:pPr><w:pStyle w:val="ListParagraph"/><w:numPr><w:ilvl w:val="0"/><w:numId w:val="1"/></w:numPr><w:spacing w:after="60"/></w:pPr><w:r><w:t xml:space="preserve">Graphiques : Composants SVG faits maison (aucune librairie de charts externe type Recharts/Chart.js).</w:t></w:r></w:p><w:p><w:pPr><w:pStyle w:val="ListParagraph"/><w:numPr><w:ilvl w:val="0"/><w:numId w:val="1"/></w:numPr><w:spacing w:after="60"/></w:pPr><w:r><w:t xml:space="preserve">Export Excel : xlsx (SheetJS), utilisé pour l&apos;export du planning des laveurs et, depuis peu, l&apos;export de l&apos;historique des transactions.</w:t></w:r></w:p><w:p><w:pPr><w:pStyle w:val="Heading2"/><w:spacing w:after="120" w:before="240"/></w:pPr><w:r><w:t xml:space="preserve">2.2 Backend</w:t></w:r></w:p><w:p><w:pPr><w:pStyle w:val="ListParagraph"/><w:numPr><w:ilvl w:val="0"/><w:numId w:val="1"/></w:numPr><w:spacing w:after="60"/></w:pPr><w:r><w:t xml:space="preserve">Plateforme : Supabase — Postgres, Auth, Realtime, Row Level Security. Aucun serveur applicatif séparé (pas d&apos;API Node/Express) : le frontend interroge Supabase directement via son client JS.</w:t></w:r></w:p><w:p><w:pPr><w:pStyle w:val="ListParagraph"/><w:numPr><w:ilvl w:val="0"/><w:numId w:val="1"/></w:numPr><w:spacing w:after="60"/></w:pPr><w:r><w:t xml:space="preserve">Authentification : Supabase Auth (comptes réels, pas de mots de passe en clair) — src/lib/accounts.js.</w:t></w:r></w:p><w:p><w:pPr><w:pStyle w:val="ListParagraph"/><w:numPr><w:ilvl w:val="0"/><w:numId w:val="1"/></w:numPr><w:spacing w:after="60"/></w:pPr><w:r><w:t xml:space="preserve">Fichiers/Images : Aucun bucket Supabase Storage utilisé : logos, cachets, photos de profil et images de publicité sont stockés en base64 (Data URL) directement dans les colonnes texte, plafonnés à 1,5 Mo.</w:t></w:r></w:p><w:p><w:pPr><w:pStyle w:val="ListParagraph"/><w:numPr><w:ilvl w:val="0"/><w:numId w:val="1"/></w:numPr><w:spacing w:after="60"/></w:pPr><w:r><w:t xml:space="preserve">Tâches planifiées : Aucune (pas d&apos;Edge Function/cron) — les statuts qui &quot;expirent&quot; (abonnement Plus/Super User, publicité, bandeau promo, essai station) sont recalculés à la volée à chaque lecture plutôt que mis à jour en base par un job.</w:t></w:r></w:p><w:p><w:pPr><w:pStyle w:val="Heading2"/><w:spacing w:after="120" w:before="240"/></w:pPr><w:r><w:t xml:space="preserve">2.3 Paiement</w:t></w:r></w:p><w:p><w:pPr><w:spacing w:after="120"/></w:pPr><w:r><w:t xml:space="preserve">Il n&apos;existe aucune passerelle de paiement réelle intégrée (pas d&apos;API Wave/Orange Money). Trois mécanismes coexistent désormais :</w:t></w:r></w:p><w:p><w:pPr><w:pStyle w:val="ListParagraph"/><w:numPr><w:ilvl w:val="0"/><w:numId w:val="1"/></w:numPr><w:spacing w:after="60"/></w:pPr><w:r><w:t xml:space="preserve">Paiement &quot;réservation&quot; (file d&apos;attente) : simulé côté client (délai artificiel puis confirmation), à but de démonstration du parcours — ou réglé via le solde d&apos;un abonnement fidélité (voir ci-dessous).</w:t></w:r></w:p><w:p><w:pPr><w:pStyle w:val="ListParagraph"/><w:numPr><w:ilvl w:val="0"/><w:numId w:val="1"/></w:numPr><w:spacing w:after="60"/></w:pPr><w:r><w:t xml:space="preserve">Paiement &quot;abonnement&quot; (Plus/Super User automobiliste, Publicité station) : le client/la station saisit un numéro et clique payer, ce qui crée une ligne en base au statut PENDING. Seul le Super Admin peut la faire passer à ACTIVE, une fois l&apos;argent réellement reçu par un autre canal (Wave/OM manuel). Aucune activation automatique n&apos;existe. Côté automobiliste, deux offres payantes coexistent depuis le 22 août 2026 (Plus et Super User — voir section 6.3). La publicité station propose 3 offres de durée (3 jours / 1 semaine / 1 mois, prix croissants) au lieu d&apos;une offre unique.</w:t></w:r></w:p><w:p><w:pPr><w:pStyle w:val="ListParagraph"/><w:numPr><w:ilvl w:val="0"/><w:numId w:val="1"/></w:numPr><w:spacing w:after="60"/></w:pPr><w:r><w:t xml:space="preserve">Paiement &quot;abonnement fidélité client&quot; (station_client_subscriptions) : une station crée un abonnement prépayé pour un client régulier (nom + téléphone). Le solde se déduit automatiquement lorsqu&apos;un lavage est réglé avec la méthode &quot;Abonnement&quot; — géré entièrement côté base de données par un trigger Postgres (voir section 7.5), pas par le code applicatif.</w:t></w:r></w:p><w:p><w:pPr><w:pStyle w:val="Heading1"/><w:spacing w:after="160" w:before="360"/></w:pPr><w:r><w:t xml:space="preserve">3. Espaces applicatifs et routage</w:t></w:r></w:p><w:p><w:pPr><w:spacing w:after="120"/></w:pPr><w:r><w:t xml:space="preserve">Trois zones de routes, chacune enveloppée par son propre Layout React et protégée par un contrôle de rôle (redirection vers login.html si non autorisé) :</w:t></w:r></w:p><w:tbl><w:tblPr><w:tblW w:type="pct" w:w="100%"/><w:tblBorders><w:top w:val="single" w:color="auto" w:sz="4"/><w:left w:val="single" w:color="auto" w:sz="4"/><w:bottom w:val="single" w:color="auto" w:sz="4"/><w:right w:val="single" w:color="auto" w:sz="4"/><w:insideH w:val="single" w:color="auto" w:sz="4"/><w:insideV w:val="single" w:color="auto" w:sz="4"/></w:tblBorders></w:tblPr><w:tblGrid><w:gridCol w:w="100"/><w:gridCol w:w="100"/><w:gridCol w:w="100"/><w:gridCol w:w="100"/></w:tblGrid><w:tr><w:tc><w:tcPr><w:tcW w:type="pct" w:w="25%"/><w:tcBorders><w:top w:val="single" w:color="auto" w:sz="4"/><w:left w:val="single" w:color="auto" w:sz="4"/><w:bottom w:val="single" w:color="auto" w:sz="4"/><w:right w:val="single" w:color="auto" w:sz="4"/></w:tcBorders><w:shd w:fill="1F3864" w:color="1F3864" w:val="solid"/></w:tcPr><w:p><w:r><w:rPr><w:b/><w:bCs/><w:color w:val="FFFFFF"/></w:rPr><w:t xml:space="preserve">Espace</w:t></w:r></w:p></w:tc><w:tc><w:tcPr><w:tcW w:type="pct" w:w="25%"/><w:tcBorders><w:top w:val="single" w:color="auto" w:sz="4"/><w:left w:val="single" w:color="auto" w:sz="4"/><w:bottom w:val="single" w:color="auto" w:sz="4"/><w:right w:val="single" w:color="auto" w:sz="4"/></w:tcBorders><w:shd w:fill="1F3864" w:color="1F3864" w:val="solid"/></w:tcPr><w:p><w:r><w:rPr><w:b/><w:bCs/><w:color w:val="FFFFFF"/></w:rPr><w:t xml:space="preserve">Préfixe de route</w:t></w:r></w:p></w:tc><w:tc><w:tcPr><w:tcW w:type="pct" w:w="25%"/><w:tcBorders><w:top w:val="single" w:color="auto" w:sz="4"/><w:left w:val="single" w:color="auto" w:sz="4"/><w:bottom w:val="single" w:color="auto" w:sz="4"/><w:right w:val="single" w:color="auto" w:sz="4"/></w:tcBorders><w:shd w:fill="1F3864" w:color="1F3864" w:val="solid"/></w:tcPr><w:p><w:r><w:rPr><w:b/><w:bCs/><w:color w:val="FFFFFF"/></w:rPr><w:t xml:space="preserve">Layout</w:t></w:r></w:p></w:tc><w:tc><w:tcPr><w:tcW w:type="pct" w:w="25%"/><w:tcBorders><w:top w:val="single" w:color="auto" w:sz="4"/><w:left w:val="single" w:color="auto" w:sz="4"/><w:bottom w:val="single" w:color="auto" w:sz="4"/><w:right w:val="single" w:color="auto" w:sz="4"/></w:tcBorders><w:shd w:fill="1F3864" w:color="1F3864" w:val="solid"/></w:tcPr><w:p><w:r><w:rPr><w:b/><w:bCs/><w:color w:val="FFFFFF"/></w:rPr><w:t xml:space="preserve">Provider d&apos;état</w:t></w:r></w:p></w:tc></w:tr><w:tr><w:tc><w:tcPr><w:tcW w:type="pct" w:w="25%"/><w:tcBorders><w:top w:val="single" w:color="auto" w:sz="4"/><w:left w:val="single" w:color="auto" w:sz="4"/><w:bottom w:val="single" w:color="auto" w:sz="4"/><w:right w:val="single" w:color="auto" w:sz="4"/></w:tcBorders></w:tcPr><w:p><w:r><w:t xml:space="preserve">Public / vitrine</w:t></w:r></w:p></w:tc><w:tc><w:tcPr><w:tcW w:type="pct" w:w="25%"/><w:tcBorders><w:top w:val="single" w:color="auto" w:sz="4"/><w:left w:val="single" w:color="auto" w:sz="4"/><w:bottom w:val="single" w:color="auto" w:sz="4"/><w:right w:val="single" w:color="auto" w:sz="4"/></w:tcBorders></w:tcPr><w:p><w:r><w:t xml:space="preserve">/ , /stations</w:t></w:r></w:p></w:tc><w:tc><w:tcPr><w:tcW w:type="pct" w:w="25%"/><w:tcBorders><w:top w:val="single" w:color="auto" w:sz="4"/><w:left w:val="single" w:color="auto" w:sz="4"/><w:bottom w:val="single" w:color="auto" w:sz="4"/><w:right w:val="single" w:color="auto" w:sz="4"/></w:tcBorders></w:tcPr><w:p><w:r><w:t xml:space="preserve">MainLayout</w:t></w:r></w:p></w:tc><w:tc><w:tcPr><w:tcW w:type="pct" w:w="25%"/><w:tcBorders><w:top w:val="single" w:color="auto" w:sz="4"/><w:left w:val="single" w:color="auto" w:sz="4"/><w:bottom w:val="single" w:color="auto" w:sz="4"/><w:right w:val="single" w:color="auto" w:sz="4"/></w:tcBorders></w:tcPr><w:p><w:r><w:t xml:space="preserve">—</w:t></w:r></w:p></w:tc></w:tr><w:tr><w:tc><w:tcPr><w:tcW w:type="pct" w:w="25%"/><w:tcBorders><w:top w:val="single" w:color="auto" w:sz="4"/><w:left w:val="single" w:color="auto" w:sz="4"/><w:bottom w:val="single" w:color="auto" w:sz="4"/><w:right w:val="single" w:color="auto" w:sz="4"/></w:tcBorders></w:tcPr><w:p><w:r><w:t xml:space="preserve">Automobiliste</w:t></w:r></w:p></w:tc><w:tc><w:tcPr><w:tcW w:type="pct" w:w="25%"/><w:tcBorders><w:top w:val="single" w:color="auto" w:sz="4"/><w:left w:val="single" w:color="auto" w:sz="4"/><w:bottom w:val="single" w:color="auto" w:sz="4"/><w:right w:val="single" w:color="auto" w:sz="4"/></w:tcBorders></w:tcPr><w:p><w:r><w:t xml:space="preserve">/dashboard/*</w:t></w:r></w:p></w:tc><w:tc><w:tcPr><w:tcW w:type="pct" w:w="25%"/><w:tcBorders><w:top w:val="single" w:color="auto" w:sz="4"/><w:left w:val="single" w:color="auto" w:sz="4"/><w:bottom w:val="single" w:color="auto" w:sz="4"/><w:right w:val="single" w:color="auto" w:sz="4"/></w:tcBorders></w:tcPr><w:p><w:r><w:t xml:space="preserve">ClientLayout</w:t></w:r></w:p></w:tc><w:tc><w:tcPr><w:tcW w:type="pct" w:w="25%"/><w:tcBorders><w:top w:val="single" w:color="auto" w:sz="4"/><w:left w:val="single" w:color="auto" w:sz="4"/><w:bottom w:val="single" w:color="auto" w:sz="4"/><w:right w:val="single" w:color="auto" w:sz="4"/></w:tcBorders></w:tcPr><w:p><w:r><w:t xml:space="preserve">ClientAccountProvider</w:t></w:r></w:p></w:tc></w:tr><w:tr><w:tc><w:tcPr><w:tcW w:type="pct" w:w="25%"/><w:tcBorders><w:top w:val="single" w:color="auto" w:sz="4"/><w:left w:val="single" w:color="auto" w:sz="4"/><w:bottom w:val="single" w:color="auto" w:sz="4"/><w:right w:val="single" w:color="auto" w:sz="4"/></w:tcBorders></w:tcPr><w:p><w:r><w:t xml:space="preserve">Station</w:t></w:r></w:p></w:tc><w:tc><w:tcPr><w:tcW w:type="pct" w:w="25%"/><w:tcBorders><w:top w:val="single" w:color="auto" w:sz="4"/><w:left w:val="single" w:color="auto" w:sz="4"/><w:bottom w:val="single" w:color="auto" w:sz="4"/><w:right w:val="single" w:color="auto" w:sz="4"/></w:tcBorders></w:tcPr><w:p><w:r><w:t xml:space="preserve">/admin/*</w:t></w:r></w:p></w:tc><w:tc><w:tcPr><w:tcW w:type="pct" w:w="25%"/><w:tcBorders><w:top w:val="single" w:color="auto" w:sz="4"/><w:left w:val="single" w:color="auto" w:sz="4"/><w:bottom w:val="single" w:color="auto" w:sz="4"/><w:right w:val="single" w:color="auto" w:sz="4"/></w:tcBorders></w:tcPr><w:p><w:r><w:t xml:space="preserve">AdminLayout</w:t></w:r></w:p></w:tc><w:tc><w:tcPr><w:tcW w:type="pct" w:w="25%"/><w:tcBorders><w:top w:val="single" w:color="auto" w:sz="4"/><w:left w:val="single" w:color="auto" w:sz="4"/><w:bottom w:val="single" w:color="auto" w:sz="4"/><w:right w:val="single" w:color="auto" w:sz="4"/></w:tcBorders></w:tcPr><w:p><w:r><w:t xml:space="preserve">AppStateProvider</w:t></w:r></w:p></w:tc></w:tr><w:tr><w:tc><w:tcPr><w:tcW w:type="pct" w:w="25%"/><w:tcBorders><w:top w:val="single" w:color="auto" w:sz="4"/><w:left w:val="single" w:color="auto" w:sz="4"/><w:bottom w:val="single" w:color="auto" w:sz="4"/><w:right w:val="single" w:color="auto" w:sz="4"/></w:tcBorders></w:tcPr><w:p><w:r><w:t xml:space="preserve">Super Admin</w:t></w:r></w:p></w:tc><w:tc><w:tcPr><w:tcW w:type="pct" w:w="25%"/><w:tcBorders><w:top w:val="single" w:color="auto" w:sz="4"/><w:left w:val="single" w:color="auto" w:sz="4"/><w:bottom w:val="single" w:color="auto" w:sz="4"/><w:right w:val="single" w:color="auto" w:sz="4"/></w:tcBorders></w:tcPr><w:p><w:r><w:t xml:space="preserve">/superadmin/*</w:t></w:r></w:p></w:tc><w:tc><w:tcPr><w:tcW w:type="pct" w:w="25%"/><w:tcBorders><w:top w:val="single" w:color="auto" w:sz="4"/><w:left w:val="single" w:color="auto" w:sz="4"/><w:bottom w:val="single" w:color="auto" w:sz="4"/><w:right w:val="single" w:color="auto" w:sz="4"/></w:tcBorders></w:tcPr><w:p><w:r><w:t xml:space="preserve">SuperAdminLayout</w:t></w:r></w:p></w:tc><w:tc><w:tcPr><w:tcW w:type="pct" w:w="25%"/><w:tcBorders><w:top w:val="single" w:color="auto" w:sz="4"/><w:left w:val="single" w:color="auto" w:sz="4"/><w:bottom w:val="single" w:color="auto" w:sz="4"/><w:right w:val="single" w:color="auto" w:sz="4"/></w:tcBorders></w:tcPr><w:p><w:r><w:t xml:space="preserve">SuperAdminStateProvider</w:t></w:r></w:p></w:tc></w:tr></w:tbl><w:p><w:pPr><w:spacing w:after="0"/></w:pPr></w:p><w:p><w:pPr><w:spacing w:after="120"/></w:pPr><w:r><w:t xml:space="preserve">Les trois Providers sont montés simultanément à la racine de l&apos;application (src/App.jsx) — un automobiliste connecté a par exemple accès en lecture aux données &quot;cross-station&quot; de SuperAdminStateProvider (annuaire des stations, publicités actives), même s&apos;il ne visite jamais /superadmin.</w:t></w:r></w:p><w:p><w:pPr><w:spacing w:after="120"/></w:pPr><w:r><w:t xml:space="preserve">Cas particulier — impersonation : un Super Admin peut se connecter &quot;en tant que&quot; une station donnée (impersonateStation) : AppStateProvider est alors remonté avec la clé de cette station, sans recharger la page ni changer de session réelle.</w:t></w:r></w:p><w:p><w:pPr><w:spacing w:after="120"/></w:pPr><w:r><w:t xml:space="preserve">Pages hors SPA (legacy) : les fichiers HTML à la racine (dashboard-admin.html, dashboard-client.html, station.html, apercu_dashboard.html, payment.html, dashboard-super-admin.html) ainsi que logic.js sont un ancien prototype vanilla JS. Ils ne font pas partie du build Vite et ne sont jamais servis — seuls index.html, login.html, dashboard.html et reset-password.html sont de vrais points d&apos;entrée traités par Vite (bundlés, remplacement des variables d&apos;environnement).</w:t></w:r></w:p><w:p><w:pPr><w:spacing w:after="120"/></w:pPr><w:r><w:t xml:space="preserve">Pages statiques additionnelles (public/) : 404.html, merci.html, confidentialite.html et conditions-generales.html sont de VRAIES pages servies en production. Depuis le 1 septembre 2026, ce sont des points d&apos;entrée Vite à part entière (Tailwind compilé, assets hachés) et non plus des fichiers copiés tels quels ; seuls robots.txt, sitemap.xml, manifest.webmanifest et les médias restent servis à l&apos;identique depuis public/.</w:t></w:r></w:p><w:p><w:pPr><w:pStyle w:val="Heading1"/><w:spacing w:after="160" w:before="360"/></w:pPr><w:r><w:t xml:space="preserve">4. Gestion d&apos;état (Context Providers)</w:t></w:r></w:p><w:p><w:pPr><w:pStyle w:val="Heading2"/><w:spacing w:after="120" w:before="240"/></w:pPr><w:r><w:t xml:space="preserve">4.1 useAppState.jsx — données d&apos;UNE station</w:t></w:r></w:p><w:p><w:pPr><w:spacing w:after="120"/></w:pPr><w:r><w:t xml:space="preserve">Isole entièrement les données de la station actuellement connectée (ou impersonnée). Contient notamment :</w:t></w:r></w:p><w:p><w:pPr><w:pStyle w:val="ListParagraph"/><w:numPr><w:ilvl w:val="0"/><w:numId w:val="1"/></w:numPr><w:spacing w:after="60"/></w:pPr><w:r><w:t xml:space="preserve">File d&apos;attente / lavages en cours / terminés (table reservations)</w:t></w:r></w:p><w:p><w:pPr><w:pStyle w:val="ListParagraph"/><w:numPr><w:ilvl w:val="0"/><w:numId w:val="1"/></w:numPr><w:spacing w:after="60"/></w:pPr><w:r><w:t xml:space="preserve">Transactions encaissées (table transactions)</w:t></w:r></w:p><w:p><w:pPr><w:pStyle w:val="ListParagraph"/><w:numPr><w:ilvl w:val="0"/><w:numId w:val="1"/></w:numPr><w:spacing w:after="60"/></w:pPr><w:r><w:t xml:space="preserve">Employés et pointage journalier (employees, attendance_records)</w:t></w:r></w:p><w:p><w:pPr><w:pStyle w:val="ListParagraph"/><w:numPr><w:ilvl w:val="0"/><w:numId w:val="1"/></w:numPr><w:spacing w:after="60"/></w:pPr><w:r><w:t xml:space="preserve">Planning prévisionnel des laveurs (shift_templates, shift_schedule) — indépendant du pointage réel</w:t></w:r></w:p><w:p><w:pPr><w:pStyle w:val="ListParagraph"/><w:numPr><w:ilvl w:val="0"/><w:numId w:val="1"/></w:numPr><w:spacing w:after="60"/></w:pPr><w:r><w:t xml:space="preserve">Tarification et durées estimées par catégorie de véhicule (wash_pricing)</w:t></w:r></w:p><w:p><w:pPr><w:pStyle w:val="ListParagraph"/><w:numPr><w:ilvl w:val="0"/><w:numId w:val="1"/></w:numPr><w:spacing w:after="60"/></w:pPr><w:r><w:t xml:space="preserve">Profil de la station, horaires d&apos;ouverture, objectif de revenu journalier</w:t></w:r></w:p><w:p><w:pPr><w:pStyle w:val="ListParagraph"/><w:numPr><w:ilvl w:val="0"/><w:numId w:val="1"/></w:numPr><w:spacing w:after="60"/></w:pPr><w:r><w:t xml:space="preserve">Facturation de la station et essai gratuit en cours, avec sa date de fin (station_billing, trial_ends_at)</w:t></w:r></w:p><w:p><w:pPr><w:pStyle w:val="ListParagraph"/><w:numPr><w:ilvl w:val="0"/><w:numId w:val="1"/></w:numPr><w:spacing w:after="60"/></w:pPr><w:r><w:t xml:space="preserve">Configuration des promotions gratuites (promo_config)</w:t></w:r></w:p><w:p><w:pPr><w:pStyle w:val="ListParagraph"/><w:numPr><w:ilvl w:val="0"/><w:numId w:val="1"/></w:numPr><w:spacing w:after="60"/></w:pPr><w:r><w:t xml:space="preserve">Abonnements clients fidélité de la station et leurs factures mensuelles (station_client_subscriptions, station_subscription_invoices)</w:t></w:r></w:p><w:p><w:pPr><w:pStyle w:val="ListParagraph"/><w:numPr><w:ilvl w:val="0"/><w:numId w:val="1"/></w:numPr><w:spacing w:after="60"/></w:pPr><w:r><w:t xml:space="preserve">Historique des campagnes de publicité payante de la station, avec la durée choisie par campagne (station_ads.duration_days)</w:t></w:r></w:p><w:p><w:pPr><w:pStyle w:val="Heading2"/><w:spacing w:after="120" w:before="240"/></w:pPr><w:r><w:t xml:space="preserve">4.2 useSuperAdminState.jsx — données transverses</w:t></w:r></w:p><w:p><w:pPr><w:spacing w:after="120"/></w:pPr><w:r><w:t xml:space="preserve">Chargé sur TOUTE l&apos;application (pas seulement /superadmin) car des pages automobiliste en ont besoin en lecture. Contient :</w:t></w:r></w:p><w:p><w:pPr><w:pStyle w:val="ListParagraph"/><w:numPr><w:ilvl w:val="0"/><w:numId w:val="1"/></w:numPr><w:spacing w:after="60"/></w:pPr><w:r><w:t xml:space="preserve">Annuaire complet des stations + facturation SaaS (stations, station_billing)</w:t></w:r></w:p><w:p><w:pPr><w:pStyle w:val="ListParagraph"/><w:numPr><w:ilvl w:val="0"/><w:numId w:val="1"/></w:numPr><w:spacing w:after="60"/></w:pPr><w:r><w:t xml:space="preserve">Comptes automobilistes (profiles + véhicules)</w:t></w:r></w:p><w:p><w:pPr><w:pStyle w:val="ListParagraph"/><w:numPr><w:ilvl w:val="0"/><w:numId w:val="1"/></w:numPr><w:spacing w:after="60"/></w:pPr><w:r><w:t xml:space="preserve">Abonnements automobilistes payants — Plus et Super User (super_user_subscriptions, colonne plan)</w:t></w:r></w:p><w:p><w:pPr><w:pStyle w:val="ListParagraph"/><w:numPr><w:ilvl w:val="0"/><w:numId w:val="1"/></w:numPr><w:spacing w:after="60"/></w:pPr><w:r><w:t xml:space="preserve">Publicités de toutes les stations — filtrées par RLS selon le rôle du lecteur (station_ads), chaque ligne portant désormais sa propre durée (duration_days) fixée au moment du paiement</w:t></w:r></w:p><w:p><w:pPr><w:pStyle w:val="ListParagraph"/><w:numPr><w:ilvl w:val="0"/><w:numId w:val="1"/></w:numPr><w:spacing w:after="60"/></w:pPr><w:r><w:t xml:space="preserve">Plans tarifaires SaaS, litiges, journal d&apos;audit (plans, disputes, audit_log)</w:t></w:r></w:p><w:p><w:pPr><w:pStyle w:val="Heading2"/><w:spacing w:after="120" w:before="240"/></w:pPr><w:r><w:t xml:space="preserve">4.3 useClientAccount.jsx — compte automobiliste connecté</w:t></w:r></w:p><w:p><w:pPr><w:spacing w:after="120"/></w:pPr><w:r><w:t xml:space="preserve">Profil, véhicules, réservations actives, historique de transactions, abonnements fidélité actifs (par station), offre payante active (Plus ou Super User), favoris/stations masquées, publicités ignorées (dismissed_ad_ids). Le canal Realtime sur reservations distingue désormais l&apos;événement INSERT des autres (UPDATE/DELETE) pour déclencher une notification navigateur dédiée quand une réservation apparaît pour la première fois — typiquement quand une station vient de reconnaître ce client via sa plaque pendant un paiement manuel (voir section 7.6).</w:t></w:r></w:p><w:p><w:pPr><w:pStyle w:val="Heading2"/><w:spacing w:after="120" w:before="240"/></w:pPr><w:r><w:t xml:space="preserve">4.4 Stratégie de rafraîchissement</w:t></w:r></w:p><w:p><w:pPr><w:spacing w:after="120"/></w:pPr><w:r><w:t xml:space="preserve">Aucune de ces données n&apos;est en cache local persistant (pas de localStorage pour les données métier) : tout vient de Supabase à chaque session. Trois mécanismes combinés :</w:t></w:r></w:p><w:p><w:pPr><w:pStyle w:val="ListParagraph"/><w:numPr><w:ilvl w:val="0"/><w:numId w:val="1"/></w:numPr><w:spacing w:after="60"/></w:pPr><w:r><w:t xml:space="preserve">Sondage (polling) : toutes les 8 secondes (SuperAdminState) ou 45 secondes (AppState/ClientAccount).</w:t></w:r></w:p><w:p><w:pPr><w:pStyle w:val="ListParagraph"/><w:numPr><w:ilvl w:val="0"/><w:numId w:val="1"/></w:numPr><w:spacing w:after="60"/></w:pPr><w:r><w:t xml:space="preserve">Rafraîchissement au focus de la fenêtre (window &quot;focus&quot;).</w:t></w:r></w:p><w:p><w:pPr><w:pStyle w:val="ListParagraph"/><w:numPr><w:ilvl w:val="0"/><w:numId w:val="1"/></w:numPr><w:spacing w:after="60"/></w:pPr><w:r><w:t xml:space="preserve">Supabase Realtime (postgres_changes) sur les tables les plus critiques (reservations, transactions, employees) pour un affichage quasi instantané, le sondage servant de filet de sécurité en cas de reconnexion manquée.</w:t></w:r></w:p><w:p><w:pPr><w:pStyle w:val="Heading1"/><w:spacing w:after="160" w:before="360"/></w:pPr><w:r><w:t xml:space="preserve">5. Modèle de données (tables Supabase)</w:t></w:r></w:p><w:p><w:pPr><w:spacing w:after="120"/></w:pPr><w:r><w:t xml:space="preserve">21 tables, toutes sous le schéma public, protégées par Row Level Security (voir section 6). Vue d&apos;ensemble par domaine :</w:t></w:r></w:p><w:tbl><w:tblPr><w:tblW w:type="pct" w:w="100%"/><w:tblBorders><w:top w:val="single" w:color="auto" w:sz="4"/><w:left w:val="single" w:color="auto" w:sz="4"/><w:bottom w:val="single" w:color="auto" w:sz="4"/><w:right w:val="single" w:color="auto" w:sz="4"/><w:insideH w:val="single" w:color="auto" w:sz="4"/><w:insideV w:val="single" w:color="auto" w:sz="4"/></w:tblBorders></w:tblPr><w:tblGrid><w:gridCol w:w="100"/><w:gridCol w:w="100"/></w:tblGrid><w:tr><w:tc><w:tcPr><w:tcW w:type="pct" w:w="40%"/><w:tcBorders><w:top w:val="single" w:color="auto" w:sz="4"/><w:left w:val="single" w:color="auto" w:sz="4"/><w:bottom w:val="single" w:color="auto" w:sz="4"/><w:right w:val="single" w:color="auto" w:sz="4"/></w:tcBorders><w:shd w:fill="1F3864" w:color="1F3864" w:val="solid"/></w:tcPr><w:p><w:r><w:rPr><w:b/><w:bCs/><w:color w:val="FFFFFF"/></w:rPr><w:t xml:space="preserve">Domaine</w:t></w:r></w:p></w:tc><w:tc><w:tcPr><w:tcW w:type="pct" w:w="60%"/><w:tcBorders><w:top w:val="single" w:color="auto" w:sz="4"/><w:left w:val="single" w:color="auto" w:sz="4"/><w:bottom w:val="single" w:color="auto" w:sz="4"/><w:right w:val="single" w:color="auto" w:sz="4"/></w:tcBorders><w:shd w:fill="1F3864" w:color="1F3864" w:val="solid"/></w:tcPr><w:p><w:r><w:rPr><w:b/><w:bCs/><w:color w:val="FFFFFF"/></w:rPr><w:t xml:space="preserve">Tables</w:t></w:r></w:p></w:tc></w:tr><w:tr><w:tc><w:tcPr><w:tcW w:type="pct" w:w="40%"/><w:tcBorders><w:top w:val="single" w:color="auto" w:sz="4"/><w:left w:val="single" w:color="auto" w:sz="4"/><w:bottom w:val="single" w:color="auto" w:sz="4"/><w:right w:val="single" w:color="auto" w:sz="4"/></w:tcBorders></w:tcPr><w:p><w:r><w:t xml:space="preserve">Stations &amp; facturation SaaS</w:t></w:r></w:p></w:tc><w:tc><w:tcPr><w:tcW w:type="pct" w:w="60%"/><w:tcBorders><w:top w:val="single" w:color="auto" w:sz="4"/><w:left w:val="single" w:color="auto" w:sz="4"/><w:bottom w:val="single" w:color="auto" w:sz="4"/><w:right w:val="single" w:color="auto" w:sz="4"/></w:tcBorders></w:tcPr><w:p><w:r><w:t xml:space="preserve">stations, station_billing, plans</w:t></w:r></w:p></w:tc></w:tr><w:tr><w:tc><w:tcPr><w:tcW w:type="pct" w:w="40%"/><w:tcBorders><w:top w:val="single" w:color="auto" w:sz="4"/><w:left w:val="single" w:color="auto" w:sz="4"/><w:bottom w:val="single" w:color="auto" w:sz="4"/><w:right w:val="single" w:color="auto" w:sz="4"/></w:tcBorders></w:tcPr><w:p><w:r><w:t xml:space="preserve">Comptes &amp; authentification</w:t></w:r></w:p></w:tc><w:tc><w:tcPr><w:tcW w:type="pct" w:w="60%"/><w:tcBorders><w:top w:val="single" w:color="auto" w:sz="4"/><w:left w:val="single" w:color="auto" w:sz="4"/><w:bottom w:val="single" w:color="auto" w:sz="4"/><w:right w:val="single" w:color="auto" w:sz="4"/></w:tcBorders></w:tcPr><w:p><w:r><w:t xml:space="preserve">profiles, vehicles</w:t></w:r></w:p></w:tc></w:tr><w:tr><w:tc><w:tcPr><w:tcW w:type="pct" w:w="40%"/><w:tcBorders><w:top w:val="single" w:color="auto" w:sz="4"/><w:left w:val="single" w:color="auto" w:sz="4"/><w:bottom w:val="single" w:color="auto" w:sz="4"/><w:right w:val="single" w:color="auto" w:sz="4"/></w:tcBorders></w:tcPr><w:p><w:r><w:t xml:space="preserve">Réservations &amp; paiements</w:t></w:r></w:p></w:tc><w:tc><w:tcPr><w:tcW w:type="pct" w:w="60%"/><w:tcBorders><w:top w:val="single" w:color="auto" w:sz="4"/><w:left w:val="single" w:color="auto" w:sz="4"/><w:bottom w:val="single" w:color="auto" w:sz="4"/><w:right w:val="single" w:color="auto" w:sz="4"/></w:tcBorders></w:tcPr><w:p><w:r><w:t xml:space="preserve">reservations, transactions, wash_pricing</w:t></w:r></w:p></w:tc></w:tr><w:tr><w:tc><w:tcPr><w:tcW w:type="pct" w:w="40%"/><w:tcBorders><w:top w:val="single" w:color="auto" w:sz="4"/><w:left w:val="single" w:color="auto" w:sz="4"/><w:bottom w:val="single" w:color="auto" w:sz="4"/><w:right w:val="single" w:color="auto" w:sz="4"/></w:tcBorders></w:tcPr><w:p><w:r><w:t xml:space="preserve">Équipe station</w:t></w:r></w:p></w:tc><w:tc><w:tcPr><w:tcW w:type="pct" w:w="60%"/><w:tcBorders><w:top w:val="single" w:color="auto" w:sz="4"/><w:left w:val="single" w:color="auto" w:sz="4"/><w:bottom w:val="single" w:color="auto" w:sz="4"/><w:right w:val="single" w:color="auto" w:sz="4"/></w:tcBorders></w:tcPr><w:p><w:r><w:t xml:space="preserve">employees, attendance_records, shift_templates, shift_schedule</w:t></w:r></w:p></w:tc></w:tr><w:tr><w:tc><w:tcPr><w:tcW w:type="pct" w:w="40%"/><w:tcBorders><w:top w:val="single" w:color="auto" w:sz="4"/><w:left w:val="single" w:color="auto" w:sz="4"/><w:bottom w:val="single" w:color="auto" w:sz="4"/><w:right w:val="single" w:color="auto" w:sz="4"/></w:tcBorders></w:tcPr><w:p><w:r><w:t xml:space="preserve">Fidélisation &amp; avis</w:t></w:r></w:p></w:tc><w:tc><w:tcPr><w:tcW w:type="pct" w:w="60%"/><w:tcBorders><w:top w:val="single" w:color="auto" w:sz="4"/><w:left w:val="single" w:color="auto" w:sz="4"/><w:bottom w:val="single" w:color="auto" w:sz="4"/><w:right w:val="single" w:color="auto" w:sz="4"/></w:tcBorders></w:tcPr><w:p><w:r><w:t xml:space="preserve">station_reviews</w:t></w:r></w:p></w:tc></w:tr><w:tr><w:tc><w:tcPr><w:tcW w:type="pct" w:w="40%"/><w:tcBorders><w:top w:val="single" w:color="auto" w:sz="4"/><w:left w:val="single" w:color="auto" w:sz="4"/><w:bottom w:val="single" w:color="auto" w:sz="4"/><w:right w:val="single" w:color="auto" w:sz="4"/></w:tcBorders></w:tcPr><w:p><w:r><w:t xml:space="preserve">Abonnements clients fidélité (station)</w:t></w:r></w:p></w:tc><w:tc><w:tcPr><w:tcW w:type="pct" w:w="60%"/><w:tcBorders><w:top w:val="single" w:color="auto" w:sz="4"/><w:left w:val="single" w:color="auto" w:sz="4"/><w:bottom w:val="single" w:color="auto" w:sz="4"/><w:right w:val="single" w:color="auto" w:sz="4"/></w:tcBorders></w:tcPr><w:p><w:r><w:t xml:space="preserve">station_client_subscriptions, station_subscription_invoices</w:t></w:r></w:p></w:tc></w:tr><w:tr><w:tc><w:tcPr><w:tcW w:type="pct" w:w="40%"/><w:tcBorders><w:top w:val="single" w:color="auto" w:sz="4"/><w:left w:val="single" w:color="auto" w:sz="4"/><w:bottom w:val="single" w:color="auto" w:sz="4"/><w:right w:val="single" w:color="auto" w:sz="4"/></w:tcBorders></w:tcPr><w:p><w:r><w:t xml:space="preserve">Monétisation plateforme</w:t></w:r></w:p></w:tc><w:tc><w:tcPr><w:tcW w:type="pct" w:w="60%"/><w:tcBorders><w:top w:val="single" w:color="auto" w:sz="4"/><w:left w:val="single" w:color="auto" w:sz="4"/><w:bottom w:val="single" w:color="auto" w:sz="4"/><w:right w:val="single" w:color="auto" w:sz="4"/></w:tcBorders></w:tcPr><w:p><w:r><w:t xml:space="preserve">super_user_subscriptions, station_ads</w:t></w:r></w:p></w:tc></w:tr><w:tr><w:tc><w:tcPr><w:tcW w:type="pct" w:w="40%"/><w:tcBorders><w:top w:val="single" w:color="auto" w:sz="4"/><w:left w:val="single" w:color="auto" w:sz="4"/><w:bottom w:val="single" w:color="auto" w:sz="4"/><w:right w:val="single" w:color="auto" w:sz="4"/></w:tcBorders></w:tcPr><w:p><w:r><w:t xml:space="preserve">Référentiels partagés</w:t></w:r></w:p></w:tc><w:tc><w:tcPr><w:tcW w:type="pct" w:w="60%"/><w:tcBorders><w:top w:val="single" w:color="auto" w:sz="4"/><w:left w:val="single" w:color="auto" w:sz="4"/><w:bottom w:val="single" w:color="auto" w:sz="4"/><w:right w:val="single" w:color="auto" w:sz="4"/></w:tcBorders></w:tcPr><w:p><w:r><w:t xml:space="preserve">custom_vehicle_types, custom_vehicle_brands</w:t></w:r></w:p></w:tc></w:tr><w:tr><w:tc><w:tcPr><w:tcW w:type="pct" w:w="40%"/><w:tcBorders><w:top w:val="single" w:color="auto" w:sz="4"/><w:left w:val="single" w:color="auto" w:sz="4"/><w:bottom w:val="single" w:color="auto" w:sz="4"/><w:right w:val="single" w:color="auto" w:sz="4"/></w:tcBorders></w:tcPr><w:p><w:r><w:t xml:space="preserve">Support &amp; gouvernance</w:t></w:r></w:p></w:tc><w:tc><w:tcPr><w:tcW w:type="pct" w:w="60%"/><w:tcBorders><w:top w:val="single" w:color="auto" w:sz="4"/><w:left w:val="single" w:color="auto" w:sz="4"/><w:bottom w:val="single" w:color="auto" w:sz="4"/><w:right w:val="single" w:color="auto" w:sz="4"/></w:tcBorders></w:tcPr><w:p><w:r><w:t xml:space="preserve">disputes, audit_log</w:t></w:r></w:p></w:tc></w:tr></w:tbl><w:p><w:pPr><w:spacing w:after="0"/></w:pPr></w:p><w:p><w:pPr><w:spacing w:after="120"/></w:pPr><w:r><w:t xml:space="preserve">Quelques choix de modélisation notables :</w:t></w:r></w:p><w:p><w:pPr><w:pStyle w:val="ListParagraph"/><w:numPr><w:ilvl w:val="0"/><w:numId w:val="1"/></w:numPr><w:spacing w:after="60"/></w:pPr><w:r><w:t xml:space="preserve">reservations est une table unique couvrant file d&apos;attente + lavage en cours + historique, distinguée par la colonne status (attente / en_cours / termine / annule) — plus simple à synchroniser en Realtime que des listes séparées.</w:t></w:r></w:p><w:p><w:pPr><w:pStyle w:val="ListParagraph"/><w:numPr><w:ilvl w:val="0"/><w:numId w:val="1"/></w:numPr><w:spacing w:after="60"/></w:pPr><w:r><w:t xml:space="preserve">super_user_subscriptions et station_ads sont volontairement séparées de transactions : ce sont des revenus qui reviennent à la plateforme (Super Admin), pas à une station — transactions impose station_id NOT NULL et est RLS-scopée à une station.</w:t></w:r></w:p><w:p><w:pPr><w:pStyle w:val="ListParagraph"/><w:numPr><w:ilvl w:val="0"/><w:numId w:val="1"/></w:numPr><w:spacing w:after="60"/></w:pPr><w:r><w:t xml:space="preserve">station_client_subscriptions.balance (solde prépayé) est déduit par un trigger Postgres BEFORE INSERT sur transactions (method = &apos;Abonnement&apos;) — cette écriture rejette désormais l&apos;insertion si le solde est insuffisant ou si aucun abonnement actif ne correspond, au lieu de laisser passer un lavage non tracé (comportement corrigé le 21 août 2026, voir section 7.5).</w:t></w:r></w:p><w:p><w:pPr><w:pStyle w:val="ListParagraph"/><w:numPr><w:ilvl w:val="0"/><w:numId w:val="1"/></w:numPr><w:spacing w:after="60"/></w:pPr><w:r><w:t xml:space="preserve">station_ads.duration_days remplace une constante fixe (7 jours) codée en dur : chaque campagne garde la durée de l&apos;offre choisie et payée au moment de sa création.</w:t></w:r></w:p><w:p><w:pPr><w:pStyle w:val="ListParagraph"/><w:numPr><w:ilvl w:val="0"/><w:numId w:val="1"/></w:numPr><w:spacing w:after="60"/></w:pPr><w:r><w:t xml:space="preserve">Aucun statut &quot;expiré&quot; n&apos;est écrit par un job : deriveSuperUserStatus() et deriveAdStatus() recalculent ACTIVE vs EXPIRED à la lecture en comparant expires_at à l&apos;heure courante.</w:t></w:r></w:p><w:p><w:pPr><w:pStyle w:val="ListParagraph"/><w:numPr><w:ilvl w:val="0"/><w:numId w:val="1"/></w:numPr><w:spacing w:after="60"/></w:pPr><w:r><w:t xml:space="preserve">reservations.assigned_washer_names (text[], nullable) porte les noms de tous les laveurs assignés à un lavage à plusieurs (véhicules volumineux, catégorie &quot;Camion&quot;) ; assigned_to_name continue de porter le laveur principal seul, pour rester compatible avec tout le code qui ne lit que ce champ (Analytics, historique) — voir section 7.7.</w:t></w:r></w:p><w:p><w:pPr><w:pStyle w:val="ListParagraph"/><w:numPr><w:ilvl w:val="0"/><w:numId w:val="1"/></w:numPr><w:spacing w:after="60"/></w:pPr><w:r><w:t xml:space="preserve">super_user_subscriptions.plan (&apos;PLUS&apos; | &apos;SUPER_USER&apos;, défaut &apos;SUPER_USER&apos;) distingue depuis le 22 août 2026 les deux paliers payants automobiliste ; le défaut préserve les abonnés déjà actifs (payés 5 000 FCFA avant l&apos;existence du palier Plus) au lieu de les rétrograder silencieusement.</w:t></w:r></w:p><w:p><w:pPr><w:pStyle w:val="ListParagraph"/><w:numPr><w:ilvl w:val="0"/><w:numId w:val="1"/></w:numPr><w:spacing w:after="60"/></w:pPr><w:r><w:t xml:space="preserve">station_billing.trial_ends_at date la fin de l&apos;essai gratuit d&apos;un mois d&apos;une station, rétro-rempli depuis stations.created_at pour les stations existantes et posé automatiquement par le trigger handle_new_station() pour les nouvelles — voir section 7.9.</w:t></w:r></w:p><w:p><w:pPr><w:pStyle w:val="Heading1"/><w:spacing w:after="160" w:before="360"/></w:pPr><w:r><w:t xml:space="preserve">6. Sécurité — Row Level Security</w:t></w:r></w:p><w:p><w:pPr><w:spacing w:after="120"/></w:pPr><w:r><w:t xml:space="preserve">Le contrôle d&apos;accès n&apos;est pas seulement fait côté JavaScript : chaque table Postgres a des policies RLS qui empêchent un client de contourner les règles métier via les DevTools ou une requête réseau modifiée.</w:t></w:r></w:p><w:p><w:pPr><w:pStyle w:val="Heading2"/><w:spacing w:after="120" w:before="240"/></w:pPr><w:r><w:t xml:space="preserve">6.1 Fonctions utilitaires (SECURITY DEFINER)</w:t></w:r></w:p><w:p><w:pPr><w:pStyle w:val="ListParagraph"/><w:numPr><w:ilvl w:val="0"/><w:numId w:val="1"/></w:numPr><w:spacing w:after="60"/></w:pPr><w:r><w:t xml:space="preserve">app_role() — rôle (super_admin / admin / automobiliste) de l&apos;utilisateur connecté.</w:t></w:r></w:p><w:p><w:pPr><w:pStyle w:val="ListParagraph"/><w:numPr><w:ilvl w:val="0"/><w:numId w:val="1"/></w:numPr><w:spacing w:after="60"/></w:pPr><w:r><w:t xml:space="preserve">current_station_id() — station_id du compte admin connecté.</w:t></w:r></w:p><w:p><w:pPr><w:pStyle w:val="ListParagraph"/><w:numPr><w:ilvl w:val="0"/><w:numId w:val="1"/></w:numPr><w:spacing w:after="60"/></w:pPr><w:r><w:t xml:space="preserve">client_vehicle_cap(uid) — renvoie le plafond de véhicules réel de l&apos;automobiliste selon son offre (2 gratuit, 5 Plus, illimité Super User) ; remplace depuis le 22 août 2026 l&apos;ancien booléen is_super_user(uid), incapable d&apos;exprimer plus de deux paliers.</w:t></w:r></w:p><w:p><w:pPr><w:pStyle w:val="ListParagraph"/><w:numPr><w:ilvl w:val="0"/><w:numId w:val="1"/></w:numPr><w:spacing w:after="60"/></w:pPr><w:r><w:t xml:space="preserve">recharge_subscription(p_sub_id, p_amount) — recharge atomique du solde d&apos;un abonnement fidélité en une seule requête SQL, pour ne pas entrer en collision avec la déduction automatique du trigger (l&apos;ancienne version, un select puis un update séparés côté application, pouvait écraser une déduction survenue entre les deux).</w:t></w:r></w:p><w:p><w:pPr><w:pStyle w:val="ListParagraph"/><w:numPr><w:ilvl w:val="0"/><w:numId w:val="1"/></w:numPr><w:spacing w:after="60"/></w:pPr><w:r><w:t xml:space="preserve">find_vehicle_owner(p_plate) — retrouve le compte automobiliste propriétaire d&apos;une plaque, réservé aux rôles admin/super_admin, n&apos;expose que nom/catégorie/marque (jamais téléphone/email) — voir section 7.6.</w:t></w:r></w:p><w:p><w:pPr><w:pStyle w:val="ListParagraph"/><w:numPr><w:ilvl w:val="0"/><w:numId w:val="1"/></w:numPr><w:spacing w:after="60"/></w:pPr><w:r><w:t xml:space="preserve">client_push_back_reservation(p_reservation_id, p_positions) — permet à un automobiliste abonné à une station de reculer lui-même sa réservation de N places (ou jusqu&apos;à la dernière) dans la file d&apos;attente, en échangeant son created_at avec celui d&apos;une réservation plus loin. Un client ne pouvant modifier que sa propre ligne via les policies RLS classiques, cette fonction security definer est le seul moyen d&apos;écrire aussi sur la ligne d&apos;un autre client — elle ne regarde jamais que des réservations créées APRÈS la sienne, donc ne peut structurellement jamais faire avancer l&apos;appelant. Voir section 7.8.</w:t></w:r></w:p><w:p><w:pPr><w:pStyle w:val="Heading2"/><w:spacing w:after="120" w:before="240"/></w:pPr><w:r><w:t xml:space="preserve">6.2 Principe général des policies</w:t></w:r></w:p><w:p><w:pPr><w:spacing w:after="120"/></w:pPr><w:r><w:t xml:space="preserve">Chaque table applique le même schéma de raisonnement : le propriétaire de la ligne (station via current_station_id(), ou client via auth.uid()) peut la lire/modifier ; le Super Admin voit tout (app_role() = &apos;super_admin&apos;) ; certaines lectures sont volontairement publiques (annuaire des stations actives, grille tarifaire, avis clients, publicités actives).</w:t></w:r></w:p><w:p><w:pPr><w:pStyle w:val="Heading2"/><w:spacing w:after="120" w:before="240"/></w:pPr><w:r><w:t xml:space="preserve">6.3 Exemple : plafond de véhicules par palier (Gratuit / Plus / Super User)</w:t></w:r></w:p><w:p><w:pPr><w:spacing w:after="120"/></w:pPr><w:r><w:t xml:space="preserve">La policy vehicles_insert compare le nombre de véhicules déjà possédés au plafond renvoyé par client_vehicle_cap(auth.uid()) — une fonction entière (2 pour l&apos;offre gratuite, 5 pour Plus, illimité pour Super User) qui a remplacé le 22 août 2026 le booléen is_super_user(uid), incapable d&apos;exprimer un 3ᵉ palier. La limite de chaque offre est donc appliquée par Postgres, pas seulement par l&apos;interface. Cette même policy restrictive (owner_id = auth.uid()) empêche par ailleurs un admin de station de lire directement le véhicule d&apos;un autre client — d&apos;où le besoin de find_vehicle_owner (section 7.6) pour la reconnaissance par plaque.</w:t></w:r></w:p><w:p><w:pPr><w:pStyle w:val="Heading2"/><w:spacing w:after="120" w:before="240"/></w:pPr><w:r><w:t xml:space="preserve">6.4 Exemple : publicités (station_ads)</w:t></w:r></w:p><w:p><w:pPr><w:spacing w:after="120"/></w:pPr><w:r><w:t xml:space="preserve">Une station ne voit que ses propres campagnes (tous statuts). N&apos;importe quel automobiliste connecté — et même un visiteur non connecté sur les pages publiques — peut lire les campagnes au statut ACTIVE et non expirées, quelle que soit la station émettrice (diffusion plateforme). Seul le Super Admin peut faire évoluer le statut d&apos;une campagne (confirmer un paiement, rejeter), et fixe alors la date d&apos;expiration à partir de la durée choisie par la station (duration_days), plus une constante fixe pour tout le monde.</w:t></w:r></w:p><w:p><w:pPr><w:pStyle w:val="Heading2"/><w:spacing w:after="120" w:before="240"/></w:pPr><w:r><w:t xml:space="preserve">6.5 Exemple : abonnements clients fidélité (station_client_subscriptions)</w:t></w:r></w:p><w:p><w:pPr><w:spacing w:after="120"/></w:pPr><w:r><w:t xml:space="preserve">Le rapprochement entre une transaction réglée &quot;par Abonnement&quot; et l&apos;abonnement du bon client se fait par client_id si connu, sinon par numéro de téléphone normalisé (chiffres uniquement, insensible aux espaces/préfixes) pour tolérer les variantes de saisie. Le trigger de déduction (BEFORE INSERT sur transactions) rejette désormais explicitement l&apos;opération si aucun abonnement actif ne correspond ou si le solde est insuffisant, plutôt que d&apos;accepter silencieusement un lavage non déduit.</w:t></w:r></w:p><w:p><w:pPr><w:pStyle w:val="Heading1"/><w:spacing w:after="160" w:before="360"/></w:pPr><w:r><w:t xml:space="preserve">7. Flux métier clés</w:t></w:r></w:p><w:p><w:pPr><w:pStyle w:val="Heading2"/><w:spacing w:after="120" w:before="240"/></w:pPr><w:r><w:t xml:space="preserve">7.1 Cycle de vie d&apos;une réservation</w:t></w:r></w:p><w:p><w:pPr><w:spacing w:after="120"/></w:pPr><w:r><w:t xml:space="preserve">attente → en_cours → termine (ou annule). Le paiement (paid=true/false, payment_method) est figé au moment de la réservation pour que l&apos;encaissement sur place facture le même montant même si la promo change entre-temps. Un client peut avoir plusieurs véhicules actifs simultanément (plafond configurable, voir Super User).</w:t></w:r></w:p><w:p><w:pPr><w:pStyle w:val="Heading2"/><w:spacing w:after="120" w:before="240"/></w:pPr><w:r><w:t xml:space="preserve">7.2 Pointage des laveurs</w:t></w:r></w:p><w:p><w:pPr><w:spacing w:after="120"/></w:pPr><w:r><w:t xml:space="preserve">Machine à états sur employees.status, distincte du statut du jour (daily_status) :</w:t></w:r></w:p><w:p><w:pPr><w:pStyle w:val="ListParagraph"/><w:numPr><w:ilvl w:val="0"/><w:numId w:val="1"/></w:numPr><w:spacing w:after="60"/></w:pPr><w:r><w:t xml:space="preserve">Actif : prise de poste automatique dès que le laveur est marqué &quot;Présent&quot; du jour.</w:t></w:r></w:p><w:p><w:pPr><w:pStyle w:val="ListParagraph"/><w:numPr><w:ilvl w:val="0"/><w:numId w:val="1"/></w:numPr><w:spacing w:after="60"/></w:pPr><w:r><w:t xml:space="preserve">Terminé : après un clic &quot;Descendre&quot; — encore réactivable (&quot;Reprendre service&quot;), y compris automatiquement si un nouveau véhicule lui est confié.</w:t></w:r></w:p><w:p><w:pPr><w:pStyle w:val="ListParagraph"/><w:numPr><w:ilvl w:val="0"/><w:numId w:val="1"/></w:numPr><w:spacing w:after="60"/></w:pPr><w:r><w:t xml:space="preserve">Fin de service : clôture définitive de la journée, plus aucune réactivation possible.</w:t></w:r></w:p><w:p><w:pPr><w:pStyle w:val="ListParagraph"/><w:numPr><w:ilvl w:val="0"/><w:numId w:val="1"/></w:numPr><w:spacing w:after="60"/></w:pPr><w:r><w:t xml:space="preserve">Coupure automatique : un contrôle tourne chaque minute côté application ; si un laveur est encore Actif après l&apos;heure de fermeture configurée par la station, il est automatiquement basculé en Fin de service.</w:t></w:r></w:p><w:p><w:pPr><w:spacing w:after="120"/></w:pPr><w:r><w:t xml:space="preserve">Deux notions de &quot;fermeture&quot; distinctes coexistent volontairement dans lib/stationData.js : isStationOpenNow() (ouvert seulement DANS la plage horaire, utilisé pour le badge Ouvert/Fermé côté client) et isPastClosingTime() (bloque uniquement APRÈS la fermeture, sans jamais bloquer avant l&apos;ouverture, utilisé côté admin pour le bouton &quot;Go&quot; et &quot;Reprendre service&quot;) — les confondre a provoqué une régression corrigée le 21 août 2026.</w:t></w:r></w:p><w:p><w:pPr><w:pStyle w:val="Heading2"/><w:spacing w:after="120" w:before="240"/></w:pPr><w:r><w:t xml:space="preserve">7.3 Paiements différés à confirmation manuelle</w:t></w:r></w:p><w:p><w:pPr><w:spacing w:after="120"/></w:pPr><w:r><w:t xml:space="preserve">Plusieurs flux suivent le même schéma PENDING → ACTIVE, pour la même raison (absence de vraie passerelle de paiement) :</w:t></w:r></w:p><w:tbl><w:tblPr><w:tblW w:type="pct" w:w="100%"/><w:tblBorders><w:top w:val="single" w:color="auto" w:sz="4"/><w:left w:val="single" w:color="auto" w:sz="4"/><w:bottom w:val="single" w:color="auto" w:sz="4"/><w:right w:val="single" w:color="auto" w:sz="4"/><w:insideH w:val="single" w:color="auto" w:sz="4"/><w:insideV w:val="single" w:color="auto" w:sz="4"/></w:tblBorders></w:tblPr><w:tblGrid><w:gridCol w:w="100"/><w:gridCol w:w="100"/><w:gridCol w:w="100"/></w:tblGrid><w:tr><w:tc><w:tcPr><w:tcW w:type="pct" w:w="22%"/><w:tcBorders><w:top w:val="single" w:color="auto" w:sz="4"/><w:left w:val="single" w:color="auto" w:sz="4"/><w:bottom w:val="single" w:color="auto" w:sz="4"/><w:right w:val="single" w:color="auto" w:sz="4"/></w:tcBorders><w:shd w:fill="1F3864" w:color="1F3864" w:val="solid"/></w:tcPr><w:p><w:r><w:rPr><w:b/><w:bCs/><w:color w:val="FFFFFF"/></w:rPr><w:t xml:space="preserve"></w:t></w:r></w:p></w:tc><w:tc><w:tcPr><w:tcW w:type="pct" w:w="39%"/><w:tcBorders><w:top w:val="single" w:color="auto" w:sz="4"/><w:left w:val="single" w:color="auto" w:sz="4"/><w:bottom w:val="single" w:color="auto" w:sz="4"/><w:right w:val="single" w:color="auto" w:sz="4"/></w:tcBorders><w:shd w:fill="1F3864" w:color="1F3864" w:val="solid"/></w:tcPr><w:p><w:r><w:rPr><w:b/><w:bCs/><w:color w:val="FFFFFF"/></w:rPr><w:t xml:space="preserve">Abonnement Plus / Super User</w:t></w:r></w:p></w:tc><w:tc><w:tcPr><w:tcW w:type="pct" w:w="39%"/><w:tcBorders><w:top w:val="single" w:color="auto" w:sz="4"/><w:left w:val="single" w:color="auto" w:sz="4"/><w:bottom w:val="single" w:color="auto" w:sz="4"/><w:right w:val="single" w:color="auto" w:sz="4"/></w:tcBorders><w:shd w:fill="1F3864" w:color="1F3864" w:val="solid"/></w:tcPr><w:p><w:r><w:rPr><w:b/><w:bCs/><w:color w:val="FFFFFF"/></w:rPr><w:t xml:space="preserve">Publicité station</w:t></w:r></w:p></w:tc></w:tr><w:tr><w:tc><w:tcPr><w:tcW w:type="pct" w:w="22%"/><w:tcBorders><w:top w:val="single" w:color="auto" w:sz="4"/><w:left w:val="single" w:color="auto" w:sz="4"/><w:bottom w:val="single" w:color="auto" w:sz="4"/><w:right w:val="single" w:color="auto" w:sz="4"/></w:tcBorders></w:tcPr><w:p><w:r><w:t xml:space="preserve">Qui paie</w:t></w:r></w:p></w:tc><w:tc><w:tcPr><w:tcW w:type="pct" w:w="39%"/><w:tcBorders><w:top w:val="single" w:color="auto" w:sz="4"/><w:left w:val="single" w:color="auto" w:sz="4"/><w:bottom w:val="single" w:color="auto" w:sz="4"/><w:right w:val="single" w:color="auto" w:sz="4"/></w:tcBorders></w:tcPr><w:p><w:r><w:t xml:space="preserve">Automobiliste</w:t></w:r></w:p></w:tc><w:tc><w:tcPr><w:tcW w:type="pct" w:w="39%"/><w:tcBorders><w:top w:val="single" w:color="auto" w:sz="4"/><w:left w:val="single" w:color="auto" w:sz="4"/><w:bottom w:val="single" w:color="auto" w:sz="4"/><w:right w:val="single" w:color="auto" w:sz="4"/></w:tcBorders></w:tcPr><w:p><w:r><w:t xml:space="preserve">Station</w:t></w:r></w:p></w:tc></w:tr><w:tr><w:tc><w:tcPr><w:tcW w:type="pct" w:w="22%"/><w:tcBorders><w:top w:val="single" w:color="auto" w:sz="4"/><w:left w:val="single" w:color="auto" w:sz="4"/><w:bottom w:val="single" w:color="auto" w:sz="4"/><w:right w:val="single" w:color="auto" w:sz="4"/></w:tcBorders></w:tcPr><w:p><w:r><w:t xml:space="preserve">Montant</w:t></w:r></w:p></w:tc><w:tc><w:tcPr><w:tcW w:type="pct" w:w="39%"/><w:tcBorders><w:top w:val="single" w:color="auto" w:sz="4"/><w:left w:val="single" w:color="auto" w:sz="4"/><w:bottom w:val="single" w:color="auto" w:sz="4"/><w:right w:val="single" w:color="auto" w:sz="4"/></w:tcBorders></w:tcPr><w:p><w:r><w:t xml:space="preserve">2 500 FCFA/mois (Plus) · 5 000 FCFA/mois (Super User)</w:t></w:r></w:p></w:tc><w:tc><w:tcPr><w:tcW w:type="pct" w:w="39%"/><w:tcBorders><w:top w:val="single" w:color="auto" w:sz="4"/><w:left w:val="single" w:color="auto" w:sz="4"/><w:bottom w:val="single" w:color="auto" w:sz="4"/><w:right w:val="single" w:color="auto" w:sz="4"/></w:tcBorders></w:tcPr><w:p><w:r><w:t xml:space="preserve">5 000 F / 3j · 10 000 F / 7j · 30 000 F / 30j (au choix)</w:t></w:r></w:p></w:tc></w:tr><w:tr><w:tc><w:tcPr><w:tcW w:type="pct" w:w="22%"/><w:tcBorders><w:top w:val="single" w:color="auto" w:sz="4"/><w:left w:val="single" w:color="auto" w:sz="4"/><w:bottom w:val="single" w:color="auto" w:sz="4"/><w:right w:val="single" w:color="auto" w:sz="4"/></w:tcBorders></w:tcPr><w:p><w:r><w:t xml:space="preserve">Qui confirme</w:t></w:r></w:p></w:tc><w:tc><w:tcPr><w:tcW w:type="pct" w:w="39%"/><w:tcBorders><w:top w:val="single" w:color="auto" w:sz="4"/><w:left w:val="single" w:color="auto" w:sz="4"/><w:bottom w:val="single" w:color="auto" w:sz="4"/><w:right w:val="single" w:color="auto" w:sz="4"/></w:tcBorders></w:tcPr><w:p><w:r><w:t xml:space="preserve">Super Admin</w:t></w:r></w:p></w:tc><w:tc><w:tcPr><w:tcW w:type="pct" w:w="39%"/><w:tcBorders><w:top w:val="single" w:color="auto" w:sz="4"/><w:left w:val="single" w:color="auto" w:sz="4"/><w:bottom w:val="single" w:color="auto" w:sz="4"/><w:right w:val="single" w:color="auto" w:sz="4"/></w:tcBorders></w:tcPr><w:p><w:r><w:t xml:space="preserve">Super Admin</w:t></w:r></w:p></w:tc></w:tr><w:tr><w:tc><w:tcPr><w:tcW w:type="pct" w:w="22%"/><w:tcBorders><w:top w:val="single" w:color="auto" w:sz="4"/><w:left w:val="single" w:color="auto" w:sz="4"/><w:bottom w:val="single" w:color="auto" w:sz="4"/><w:right w:val="single" w:color="auto" w:sz="4"/></w:tcBorders></w:tcPr><w:p><w:r><w:t xml:space="preserve">Effet une fois ACTIVE</w:t></w:r></w:p></w:tc><w:tc><w:tcPr><w:tcW w:type="pct" w:w="39%"/><w:tcBorders><w:top w:val="single" w:color="auto" w:sz="4"/><w:left w:val="single" w:color="auto" w:sz="4"/><w:bottom w:val="single" w:color="auto" w:sz="4"/><w:right w:val="single" w:color="auto" w:sz="4"/></w:tcBorders></w:tcPr><w:p><w:r><w:t xml:space="preserve">Plafond de véhicules relevé à 5 (Plus) ou illimité (Super User)</w:t></w:r></w:p></w:tc><w:tc><w:tcPr><w:tcW w:type="pct" w:w="39%"/><w:tcBorders><w:top w:val="single" w:color="auto" w:sz="4"/><w:left w:val="single" w:color="auto" w:sz="4"/><w:bottom w:val="single" w:color="auto" w:sz="4"/><w:right w:val="single" w:color="auto" w:sz="4"/></w:tcBorders></w:tcPr><w:p><w:r><w:t xml:space="preserve">Diffusion sur le tableau de bord de tous les automobilistes + mise en avant sur /stations</w:t></w:r></w:p></w:tc></w:tr></w:tbl><w:p><w:pPr><w:spacing w:after="0"/></w:pPr></w:p><w:p><w:pPr><w:spacing w:after="120"/></w:pPr><w:r><w:t xml:space="preserve">L&apos;abonnement fidélité client (station_client_subscriptions) suit un schéma différent, entièrement géré par la station elle-même (pas de confirmation Super Admin) : voir section 7.5.</w:t></w:r></w:p><w:p><w:pPr><w:pStyle w:val="Heading2"/><w:spacing w:after="120" w:before="240"/></w:pPr><w:r><w:t xml:space="preserve">7.4 Promotion (gratuite) vs Publicité (payante) vs &quot;À la une&quot;</w:t></w:r></w:p><w:p><w:pPr><w:spacing w:after="120"/></w:pPr><w:r><w:t xml:space="preserve">Trois mécanismes de visibilité distincts, à ne pas confondre :</w:t></w:r></w:p><w:p><w:pPr><w:pStyle w:val="ListParagraph"/><w:numPr><w:ilvl w:val="0"/><w:numId w:val="1"/></w:numPr><w:spacing w:after="60"/></w:pPr><w:r><w:t xml:space="preserve">Promotion (stations.promo_config) : gratuite, configurée par la station elle-même (Admin &gt; Promotions), visible uniquement sur la fiche de CETTE station et sur le tableau de bord des automobilistes qui ont déjà une relation avec elle (réservation payée ou en cours).</w:t></w:r></w:p><w:p><w:pPr><w:pStyle w:val="ListParagraph"/><w:numPr><w:ilvl w:val="0"/><w:numId w:val="1"/></w:numPr><w:spacing w:after="60"/></w:pPr><w:r><w:t xml:space="preserve">Publicité (station_ads) : payante, diffusée sur le tableau de bord de TOUS les automobilistes de la plateforme après confirmation du Super Admin, quel que soit leur historique. Chaque client peut l&apos;ignorer individuellement (persisté en base, pas seulement localement).</w:t></w:r></w:p><w:p><w:pPr><w:pStyle w:val="ListParagraph"/><w:numPr><w:ilvl w:val="0"/><w:numId w:val="1"/></w:numPr><w:spacing w:after="60"/></w:pPr><w:r><w:t xml:space="preserve">&quot;À la une&quot; (21 août 2026) : une station avec une publicité ACTIVE est aussi mise en avant sur la page publique &quot;Trouver une station&quot; (/stations, accessible sans compte) — badge &quot;⭐ À la une&quot;, message affiché, et épinglée en tête de liste avant le tri par distance. Réutilise entièrement les mêmes données station_ads, sans nouveau système ni nouvelle table : une seconde surface d&apos;affichage pour la même campagne.</w:t></w:r></w:p><w:p><w:pPr><w:pStyle w:val="Heading2"/><w:spacing w:after="120" w:before="240"/></w:pPr><w:r><w:t xml:space="preserve">7.5 Abonnements clients fidélité (wallet prépayé par station)</w:t></w:r></w:p><w:p><w:pPr><w:spacing w:after="120"/></w:pPr><w:r><w:t xml:space="preserve">Nouveau domaine introduit le 20 août 2026, sécurisé le 21 août 2026. Une station crée un abonnement prépayé pour un client régulier (nom, téléphone, prix mensuel) — éventuellement lié à un compte automobiliste existant si le téléphone correspond. Le solde se déduit automatiquement lorsqu&apos;un lavage est réglé avec la méthode &quot;Abonnement&quot;, via un trigger Postgres BEFORE INSERT sur transactions :</w:t></w:r></w:p><w:p><w:pPr><w:pStyle w:val="ListParagraph"/><w:numPr><w:ilvl w:val="0"/><w:numId w:val="1"/></w:numPr><w:spacing w:after="60"/></w:pPr><w:r><w:t xml:space="preserve">Recherche l&apos;abonnement actif correspondant par client_id ou par téléphone normalisé (chiffres uniquement).</w:t></w:r></w:p><w:p><w:pPr><w:pStyle w:val="ListParagraph"/><w:numPr><w:ilvl w:val="0"/><w:numId w:val="1"/></w:numPr><w:spacing w:after="60"/></w:pPr><w:r><w:t xml:space="preserve">Rejette l&apos;insertion (raise exception) si aucun abonnement actif ne correspond, ou si le solde est insuffisant — comportement corrigé : la version d&apos;origine acceptait silencieusement la transaction sans jamais déduire le solde dans ces deux cas, ouvrant la voie à des lavages gratuits non tracés.</w:t></w:r></w:p><w:p><w:pPr><w:pStyle w:val="ListParagraph"/><w:numPr><w:ilvl w:val="0"/><w:numId w:val="1"/></w:numPr><w:spacing w:after="60"/></w:pPr><w:r><w:t xml:space="preserve">Sinon, déduit le montant et bascule le statut à &quot;suspendu&quot; si le solde atteint zéro.</w:t></w:r></w:p><w:p><w:pPr><w:pStyle w:val="ListParagraph"/><w:numPr><w:ilvl w:val="0"/><w:numId w:val="1"/></w:numPr><w:spacing w:after="60"/></w:pPr><w:r><w:t xml:space="preserve">La recharge de solde par la station passe par la fonction atomique recharge_subscription (section 6.1) plutôt qu&apos;un enchaînement lecture-puis-écriture côté application, pour ne pas pouvoir écraser une déduction survenue entre-temps.</w:t></w:r></w:p><w:p><w:pPr><w:spacing w:after="120"/></w:pPr><w:r><w:t xml:space="preserve">Côté application (Client/Stations.jsx), si le paiement par abonnement est rejeté côté serveur (solde insuffisant détecté après coup, ou abonnement introuvable), la réservation déjà créée est automatiquement repassée à &quot;non payée&quot; et le client voit un message clair, plutôt qu&apos;un échec silencieux avec un lavage marqué payé sans transaction correspondante.</w:t></w:r></w:p><w:p><w:pPr><w:pStyle w:val="Heading2"/><w:spacing w:after="120" w:before="240"/></w:pPr><w:r><w:t xml:space="preserve">7.6 Reconnaissance d&apos;un client habitué par plaque d&apos;immatriculation</w:t></w:r></w:p><w:p><w:pPr><w:spacing w:after="120"/></w:pPr><w:r><w:t xml:space="preserve">Nouveau flux (21 août 2026) pour le cas d&apos;un automobiliste qui a déjà un compte mais se présente sans avoir réservé via l&apos;app (il paie en espèces sur place, la station saisit son lavage manuellement — &quot;Ajouter un véhicule&quot;, StationDashboard.jsx). Comme la plaque est unique (contrairement au nom, souvent partagé) :</w:t></w:r></w:p><w:p><w:pPr><w:pStyle w:val="ListParagraph"/><w:numPr><w:ilvl w:val="0"/><w:numId w:val="1"/></w:numPr><w:spacing w:after="60"/></w:pPr><w:r><w:t xml:space="preserve">La station tape la plaque dans un nouveau champ du formulaire ; à la sortie du champ, un appel à find_vehicle_owner (section 6.1) cherche si un véhicule enregistré correspond.</w:t></w:r></w:p><w:p><w:pPr><w:pStyle w:val="ListParagraph"/><w:numPr><w:ilvl w:val="0"/><w:numId w:val="1"/></w:numPr><w:spacing w:after="60"/></w:pPr><w:r><w:t xml:space="preserve">Si trouvé : nom, catégorie et véhicule sont pré-remplis automatiquement (modifiables si la station constate une erreur), et reservations.client_id est posé sur le vrai compte du client.</w:t></w:r></w:p><w:p><w:pPr><w:pStyle w:val="ListParagraph"/><w:numPr><w:ilvl w:val="0"/><w:numId w:val="1"/></w:numPr><w:spacing w:after="60"/></w:pPr><w:r><w:t xml:space="preserve">Si rien n&apos;est trouvé : comportement inchangé, le lavage reste enregistré avec un nom libre, sans compte lié.</w:t></w:r></w:p><w:p><w:pPr><w:pStyle w:val="ListParagraph"/><w:numPr><w:ilvl w:val="0"/><w:numId w:val="1"/></w:numPr><w:spacing w:after="60"/></w:pPr><w:r><w:t xml:space="preserve">Une fois client_id posé, le suivi en temps réel côté client fonctionne sans aucun code supplémentaire : le canal Realtime déjà filtré sur client_id (section 4.3) fait apparaître la réservation instantanément sur son tableau de bord.</w:t></w:r></w:p><w:p><w:pPr><w:pStyle w:val="ListParagraph"/><w:numPr><w:ilvl w:val="0"/><w:numId w:val="1"/></w:numPr><w:spacing w:after="60"/></w:pPr><w:r><w:t xml:space="preserve">Le client reçoit en plus une notification navigateur (API Notification, permission déjà gérée par ailleurs sur Client/Dashboard.jsx) au moment précis de l&apos;INSERT — distincte de la notification existante sur changement de position, qui elle ignore volontairement le tout premier item vu pour éviter un faux positif sur un déplacement interne de réservation.</w:t></w:r></w:p><w:p><w:pPr><w:pStyle w:val="Heading2"/><w:spacing w:after="120" w:before="240"/></w:pPr><w:r><w:t xml:space="preserve">7.7 Lavage à plusieurs laveurs (véhicules volumineux)</w:t></w:r></w:p><w:p><w:pPr><w:spacing w:after="120"/></w:pPr><w:r><w:t xml:space="preserve">Depuis le 24 août 2026, un lavage dont la catégorie tarifaire est &quot;Camion&quot; (regroupe Bus/Car +50 places et camions léger/lourd, voir PRICING_CATEGORY_LABELS dans lib/vehicleBrands.js) ouvre une modale dédiée au clic sur &quot;Go&quot; : la station choisit librement 1 à 3 laveurs parmi les disponibles (MAX_WASHERS_PER_WASH = 3, StationDashboard.jsx) plutôt que le laveur unique habituel. startWash(id, employeeIdOrIds) accepte désormais un seul identifiant ou un tableau d&apos;identifiants. reservations.assigned_to_name garde le premier laveur (compatibilité avec le code existant qui ne lit que ce champ), assigned_washer_names (nouvelle colonne text[]) ne contient une valeur que si plusieurs laveurs sont assignés.</w:t></w:r></w:p><w:p><w:pPr><w:pStyle w:val="ListParagraph"/><w:numPr><w:ilvl w:val="0"/><w:numId w:val="1"/></w:numPr><w:spacing w:after="60"/></w:pPr><w:r><w:t xml:space="preserve">Tant que le lavage n&apos;est pas terminé, tous les laveurs assignés sont marqués occupés et exclus de availableEmployees — pas seulement le premier.</w:t></w:r></w:p><w:p><w:pPr><w:pStyle w:val="ListParagraph"/><w:numPr><w:ilvl w:val="0"/><w:numId w:val="1"/></w:numPr><w:spacing w:after="60"/></w:pPr><w:r><w:t xml:space="preserve">Le classement &quot;Top Laveurs&quot; d&apos;Analytics crédite désormais chacun des laveurs d&apos;un lavage à plusieurs, pas seulement le laveur principal.</w:t></w:r></w:p><w:p><w:pPr><w:pStyle w:val="Heading2"/><w:spacing w:after="120" w:before="240"/></w:pPr><w:r><w:t xml:space="preserve">7.8 Report de position en file d&apos;attente</w:t></w:r></w:p><w:p><w:pPr><w:spacing w:after="120"/></w:pPr><w:r><w:t xml:space="preserve">Un mécanisme d&apos;échange de position existait déjà côté station (pushBackOnePosition, useAppState.jsx) : comme la position et le temps d&apos;attente estimé sont purement dérivés du tri par created_at (getItemPosition, estimateItemWaitTime dans lib/stationData.js), reculer une réservation revient à échanger son created_at avec celui d&apos;une autre. Depuis le 22 août 2026, un automobiliste abonné à la station (station_client_subscriptions actif) peut faire ce même geste lui-même, depuis son tableau de bord, pour 2, 3, 4 places ou directement la dernière (valeur sentinelle positions=999, qui se déclenche aussi si le nombre de places demandé dépasse la longueur de la file).</w:t></w:r></w:p><w:p><w:pPr><w:pStyle w:val="ListParagraph"/><w:numPr><w:ilvl w:val="0"/><w:numId w:val="1"/></w:numPr><w:spacing w:after="60"/></w:pPr><w:r><w:t xml:space="preserve">Comme un client ne peut modifier que sa propre réservation sous RLS, l&apos;opération passe par client_push_back_reservation (section 6.1), une fonction security definer qui vérifie la propriété de la réservation et la présence d&apos;un abonnement actif à cette station, avant de faire l&apos;échange.</w:t></w:r></w:p><w:p><w:pPr><w:pStyle w:val="ListParagraph"/><w:numPr><w:ilvl w:val="0"/><w:numId w:val="1"/></w:numPr><w:spacing w:after="60"/></w:pPr><w:r><w:t xml:space="preserve">Elle ne considère jamais que des réservations créées après la sienne : structurellement incapable de faire avancer l&apos;appelant, seulement de le reculer.</w:t></w:r></w:p><w:p><w:pPr><w:pStyle w:val="ListParagraph"/><w:numPr><w:ilvl w:val="0"/><w:numId w:val="1"/></w:numPr><w:spacing w:after="60"/></w:pPr><w:r><w:t xml:space="preserve">Le flag hasSubscription affiché côté client (Dashboard.jsx) n&apos;est qu&apos;un indice d&apos;UI pour afficher le bouton ; le vrai contrôle d&apos;accès est entièrement côté fonction SQL — une incohérence de synchronisation dégrade proprement (simple erreur affichée), sans corrompre de donnée.</w:t></w:r></w:p><w:p><w:pPr><w:pStyle w:val="Heading2"/><w:spacing w:after="120" w:before="240"/></w:pPr><w:r><w:t xml:space="preserve">7.9 Essai gratuit d&apos;un mois pour les stations</w:t></w:r></w:p><w:p><w:pPr><w:spacing w:after="120"/></w:pPr><w:r><w:t xml:space="preserve">Depuis le 22 août 2026, station_billing.trial_ends_at date la fin de l&apos;essai gratuit d&apos;une station (1 mois) — auparavant, subscription_status pouvait valoir &apos;essai&apos; mais sans aucune date bornant sa durée. Les stations déjà en essai au moment de la migration ont été rétro-remplies à partir de stations.created_at (pas &quot;maintenant&quot;, pour ne pas leur offrir de mois gratuit supplémentaire) ; toute nouvelle station reçoit désormais trial_ends_at = now() + 1 mois via le trigger handle_new_station().</w:t></w:r></w:p><w:p><w:pPr><w:pStyle w:val="ListParagraph"/><w:numPr><w:ilvl w:val="0"/><w:numId w:val="1"/></w:numPr><w:spacing w:after="60"/></w:pPr><w:r><w:t xml:space="preserve">lib/stationTrial.js centralise le calcul (trialDaysRemaining, trialProgressPercent, trialUrgency) pour que la bannière station (TrialBanner.jsx, montée dans AdminLayout.jsx) et le suivi Super Admin (SuperAdmin/Billing.jsx) restent cohérents : la barre se remplit au fil des jours (et non l&apos;inverse), et passe de vert à orange puis rouge à l&apos;approche de l&apos;expiration.</w:t></w:r></w:p><w:p><w:pPr><w:pStyle w:val="ListParagraph"/><w:numPr><w:ilvl w:val="0"/><w:numId w:val="1"/></w:numPr><w:spacing w:after="60"/></w:pPr><w:r><w:t xml:space="preserve">Comme pour la facturation station en général, rien ne bascule automatiquement subscription_status à l&apos;expiration — seule une action manuelle du Super Admin (markSubscriptionPaid/markSubscriptionOverdue) fait évoluer le statut. La bannière reste purement informative, et masquée pendant une impersonation Super Admin (qui affiche déjà sa propre bannière).</w:t></w:r></w:p><w:p><w:pPr><w:pStyle w:val="Heading1"/><w:spacing w:after="160" w:before="360"/></w:pPr><w:r><w:t xml:space="preserve">8. Couche marketing / SEO (site statique)</w:t></w:r></w:p><w:p><w:pPr><w:spacing w:after="120"/></w:pPr><w:r><w:t xml:space="preserve">Huit pages HTML sont bâties par Vite (index.html, login.html, dashboard.html, reset-password.html, 404.html, merci.html, confidentialite.html, conditions-generales.html) et portent les fondamentaux SEO/marketing d&apos;un site vitrine :</w:t></w:r></w:p><w:p><w:pPr><w:pStyle w:val="ListParagraph"/><w:numPr><w:ilvl w:val="0"/><w:numId w:val="1"/></w:numPr><w:spacing w:after="60"/></w:pPr><w:r><w:t xml:space="preserve">Meta descriptions et titres orientés B2B (&quot;logiciel de gestion pour station de lavage auto au Sénégal&quot;), Open Graph / Twitter Card, URL canonique, et données structurées JSON-LD sur index.html : Organization + SoftwareApplication (les 3 forfaits SaaS en Offer) + WebSite + FAQPage. Le type LocalBusiness a été retiré le 1 septembre 2026 — l&apos;activité est un éditeur de logiciel 100 % en ligne, sans local physique.</w:t></w:r></w:p><w:p><w:pPr><w:pStyle w:val="ListParagraph"/><w:numPr><w:ilvl w:val="0"/><w:numId w:val="1"/></w:numPr><w:spacing w:after="60"/></w:pPr><w:r><w:t xml:space="preserve">Google Analytics 4 actif depuis le 1 septembre 2026 sur les 4 points d&apos;entrée — propriété &quot;Clean Car Galsen&quot;, identifiant de mesure G-6EFQN7CBB8, mesures améliorées activées.</w:t></w:r></w:p><w:p><w:pPr><w:pStyle w:val="ListParagraph"/><w:numPr><w:ilvl w:val="0"/><w:numId w:val="1"/></w:numPr><w:spacing w:after="60"/></w:pPr><w:r><w:t xml:space="preserve">Toutes les pages HTML (404, merci, confidentialité, CGU comprises) chargent le même app.css compilé au build par Vite/PostCSS ; le CDN runtime cdn.tailwindcss.com (~407 Ko de JS bloquant) a été retiré le 1 septembre 2026.</w:t></w:r></w:p><w:p><w:pPr><w:pStyle w:val="ListParagraph"/><w:numPr><w:ilvl w:val="0"/><w:numId w:val="1"/></w:numPr><w:spacing w:after="60"/></w:pPr><w:r><w:t xml:space="preserve">Routage d&apos;hébergement piloté par vercel.json (public/_redirects, au format Netlify, est ignoré par Vercel) : /admin/*, /superadmin/*, /dashboard et /stations sont réécrits vers dashboard.html. Le renvoi catch-all /(.*) → /index.html a été supprimé le 1 septembre 2026 : un chemin inconnu sert désormais 404.html avec un vrai statut HTTP 404, au lieu d&apos;une fausse page 200 (&quot;soft 404&quot;) qui polluait l&apos;indexation.</w:t></w:r></w:p><w:p><w:pPr><w:pStyle w:val="ListParagraph"/><w:numPr><w:ilvl w:val="0"/><w:numId w:val="1"/></w:numPr><w:spacing w:after="60"/></w:pPr><w:r><w:t xml:space="preserve">index.html interroge directement Supabase pour afficher les vraies stations partenaires actives et leurs avis.</w:t></w:r></w:p><w:p><w:pPr><w:pStyle w:val="ListParagraph"/><w:numPr><w:ilvl w:val="0"/><w:numId w:val="1"/></w:numPr><w:spacing w:after="60"/></w:pPr><w:r><w:t xml:space="preserve">Fil d&apos;Ariane + titre de page dynamique sur la route publique /stations.</w:t></w:r></w:p><w:p><w:pPr><w:pStyle w:val="ListParagraph"/><w:numPr><w:ilvl w:val="0"/><w:numId w:val="1"/></w:numPr><w:spacing w:after="60"/></w:pPr><w:r><w:t xml:space="preserve">Carte Google Maps intégrée + lien &quot;itinéraire&quot; sur la fiche détail d&apos;une station.</w:t></w:r></w:p><w:p><w:pPr><w:pStyle w:val="ListParagraph"/><w:numPr><w:ilvl w:val="0"/><w:numId w:val="1"/></w:numPr><w:spacing w:after="60"/></w:pPr><w:r><w:t xml:space="preserve">Depuis le 21 août 2026, /stations met aussi en avant les stations avec une campagne publicitaire ACTIVE (badge &quot;À la une&quot;, épinglées en tête) — voir section 7.4.</w:t></w:r></w:p><w:p><w:pPr><w:pStyle w:val="ListParagraph"/><w:numPr><w:ilvl w:val="0"/><w:numId w:val="1"/></w:numPr><w:spacing w:after="60"/></w:pPr><w:r><w:t xml:space="preserve">Section &quot;À propos&quot; (#a-propos) sur la page d&apos;accueil : équipe de laveurs (pointage, planning, affectation multi-laveurs, classement) et périmètre fonctionnel du système, 3 photos libres de droits, 3 valeurs, CTA station.</w:t></w:r></w:p><w:p><w:pPr><w:pStyle w:val="ListParagraph"/><w:numPr><w:ilvl w:val="0"/><w:numId w:val="1"/></w:numPr><w:spacing w:after="60"/></w:pPr><w:r><w:t xml:space="preserve">Vidéo hero réencodée en 960×540 (~470 Ko au lieu de 3,2 Mo) et chargée uniquement sur grand écran et connexion correcte (ni save-data, ni 2g, ni prefers-reduced-motion) ; sinon poster seul (~38 Ko). Polices Google chargées via <link> plutôt qu&apos;un @import CSS bloquant.</w:t></w:r></w:p><w:p><w:pPr><w:pStyle w:val="ListParagraph"/><w:numPr><w:ilvl w:val="0"/><w:numId w:val="1"/></w:numPr><w:spacing w:after="60"/></w:pPr><w:r><w:t xml:space="preserve">dashboard.html porte désormais une balise noindex (coquille React sans contenu propre à indexer), au même titre que login.html et reset-password.html ; robots.txt ne bloque plus que /admin/ et /superadmin/.</w:t></w:r></w:p><w:p><w:pPr><w:pStyle w:val="ListParagraph"/><w:numPr><w:ilvl w:val="0"/><w:numId w:val="1"/></w:numPr><w:spacing w:after="60"/></w:pPr><w:r><w:t xml:space="preserve">sitemap.xml réduit aux 3 pages réellement indexables (accueil, conditions générales, confidentialité) — /login, /dashboard et /stations en ont été retirés.</w:t></w:r></w:p><w:p><w:pPr><w:pStyle w:val="ListParagraph"/><w:numPr><w:ilvl w:val="0"/><w:numId w:val="1"/></w:numPr><w:spacing w:after="60"/></w:pPr><w:r><w:t xml:space="preserve">Google Search Console : propriété de type Domaine sur galsenautocleaner.com, vérifiée par enregistrement DNS TXT (DNS géré par Vercel) le 1 septembre 2026 — sitemap soumis, indexation de l&apos;accueil demandée. Le référencement vise en priorité les gérants de station (requêtes B2B).</w:t></w:r></w:p><w:p><w:pPr><w:pStyle w:val="Heading1"/><w:spacing w:after="160" w:before="360"/></w:pPr><w:r><w:t xml:space="preserve">9. Limites connues / dette technique</w:t></w:r></w:p><w:p><w:pPr><w:pStyle w:val="ListParagraph"/><w:numPr><w:ilvl w:val="0"/><w:numId w:val="1"/></w:numPr><w:spacing w:after="60"/></w:pPr><w:r><w:t xml:space="preserve">Aucune passerelle de paiement réelle — tout paiement &quot;en ligne&quot; est simulé ou passe par une confirmation manuelle du Super Admin.</w:t></w:r></w:p><w:p><w:pPr><w:pStyle w:val="ListParagraph"/><w:numPr><w:ilvl w:val="0"/><w:numId w:val="1"/></w:numPr><w:spacing w:after="60"/></w:pPr><w:r><w:t xml:space="preserve">Aucune tâche planifiée (cron/Edge Function) : les statuts expirés sont recalculés à la lecture, jamais réécrits en base tant que personne ne consulte la donnée.</w:t></w:r></w:p><w:p><w:pPr><w:pStyle w:val="ListParagraph"/><w:numPr><w:ilvl w:val="0"/><w:numId w:val="1"/></w:numPr><w:spacing w:after="60"/></w:pPr><w:r><w:t xml:space="preserve">Pas de Supabase Storage : toutes les images (logos, cachets, photos, visuels de publicité) sont en base64, plafonnées à 1,5 Mo.</w:t></w:r></w:p><w:p><w:pPr><w:pStyle w:val="ListParagraph"/><w:numPr><w:ilvl w:val="0"/><w:numId w:val="1"/></w:numPr><w:spacing w:after="60"/></w:pPr><w:r><w:t xml:space="preserve">Le chunk JavaScript principal de l&apos;espace Admin/Dashboard dépasse 1,4 Mo minifié — aucun découpage en chunks (code-splitting) n&apos;a encore été mis en place.</w:t></w:r></w:p><w:p><w:pPr><w:pStyle w:val="ListParagraph"/><w:numPr><w:ilvl w:val="0"/><w:numId w:val="1"/></w:numPr><w:spacing w:after="60"/></w:pPr><w:r><w:t xml:space="preserve">Aucune suite de tests automatisés, et aucun outil de vérification statique (TypeScript, ESLint) configuré dans le projet : une variable référencée sans être déclarée ne casse pas npm run build, seulement au moment où ce code s&apos;exécute réellement en production. Une régression de ce type (stationProfile non récupéré dans StationDashboard.jsx, cassant silencieusement le bouton &quot;Go&quot;) a été introduite puis corrigée le 21 août 2026 ; un scan ESLint no-undef ponctuel (sans configuration permanente) a confirmé l&apos;absence d&apos;autres cas similaires à cette date.</w:t></w:r></w:p><w:p><w:pPr><w:pStyle w:val="ListParagraph"/><w:numPr><w:ilvl w:val="0"/><w:numId w:val="1"/></w:numPr><w:spacing w:after="60"/></w:pPr><w:r><w:t xml:space="preserve">Le plafond de véhicules par palier est dupliqué entre client_vehicle_cap() côté SQL (section 6.1) et vehicleCapFor() côté JS (src/lib/superUser.js) — les deux doivent être maintenus synchronisés manuellement à chaque évolution des paliers, sans test automatisé pour le garantir.</w:t></w:r></w:p><w:p><w:pPr><w:pStyle w:val="ListParagraph"/><w:numPr><w:ilvl w:val="0"/><w:numId w:val="1"/></w:numPr><w:spacing w:after="60"/></w:pPr><w:r><w:t xml:space="preserve">Fichiers HTML legacy à la racine du dépôt : dead code jamais servi, conservés uniquement comme référence de maquettes historiques.</w:t></w:r></w:p><w:p><w:pPr><w:pStyle w:val="ListParagraph"/><w:numPr><w:ilvl w:val="0"/><w:numId w:val="1"/></w:numPr><w:spacing w:after="60"/></w:pPr><w:r><w:t xml:space="preserve">Le titre principal (H1) de la page d&apos;accueil s&apos;adresse encore aux automobilistes (&quot;Votre lavage de confiance à Dakar&quot;) alors que le référencement et les CTA visent les gérants de station : incohérence de message à corriger.</w:t></w:r></w:p><w:p><w:pPr><w:spacing w:after="200"/></w:pPr><w:r><w:rPr><w:i/><w:iCs/><w:color w:val="595959"/></w:rPr><w:t xml:space="preserve">Document généré automatiquement à partir de l&apos;état du code au moment de la génération — à mettre à jour manuellement en cas d&apos;évolution majeure de l&apos;architecture.</w:t></w:r></w:p><w:sectPr><w:pgSz w:w="11906" w:h="16838" w:orient="portrait"/><w:pgMar w:top="1440" w:right="1440" w:bottom="1440" w:left="1440" w:header="708" w:footer="708" w:gutter="0"/><w:pgNumType/><w:docGrid w:linePitch="360"/></w:sectPr></w:body></w:document>
+<file path=word/document.xml><?xml version="1.0" encoding="UTF-8" standalone="yes"?><w:document mc:Ignorable="w14 w15 wp14" xmlns:wpc="http://schemas.microsoft.com/office/word/2010/wordprocessingCanvas" xmlns:mc="http://schemas.openxmlformats.org/markup-compatibility/2006" xmlns:o="urn:schemas-microsoft-com:office:office" xmlns:r="http://schemas.openxmlformats.org/officeDocument/2006/relationships" xmlns:m="http://schemas.openxmlformats.org/officeDocument/2006/math" xmlns:v="urn:schemas-microsoft-com:vml" xmlns:wp14="http://schemas.microsoft.com/office/word/2010/wordprocessingDrawing" xmlns:wp="http://schemas.openxmlformats.org/drawingml/2006/wordprocessingDrawing" xmlns:w10="urn:schemas-microsoft-com:office:word" xmlns:w="http://schemas.openxmlformats.org/wordprocessingml/2006/main" xmlns:w14="http://schemas.microsoft.com/office/word/2010/wordml" xmlns:w15="http://schemas.microsoft.com/office/word/2012/wordml" xmlns:wpg="http://schemas.microsoft.com/office/word/2010/wordprocessingGroup" xmlns:wpi="http://schemas.microsoft.com/office/word/2010/wordprocessingInk" xmlns:wne="http://schemas.microsoft.com/office/word/2006/wordml" xmlns:wps="http://schemas.microsoft.com/office/word/2010/wordprocessingShape" xmlns:cx="http://schemas.microsoft.com/office/drawing/2014/chartex" xmlns:cx1="http://schemas.microsoft.com/office/drawing/2015/9/8/chartex" xmlns:cx2="http://schemas.microsoft.com/office/drawing/2015/10/21/chartex" xmlns:cx3="http://schemas.microsoft.com/office/drawing/2016/5/9/chartex" xmlns:cx4="http://schemas.microsoft.com/office/drawing/2016/5/10/chartex" xmlns:cx5="http://schemas.microsoft.com/office/drawing/2016/5/11/chartex" xmlns:cx6="http://schemas.microsoft.com/office/drawing/2016/5/12/chartex" xmlns:cx7="http://schemas.microsoft.com/office/drawing/2016/5/13/chartex" xmlns:cx8="http://schemas.microsoft.com/office/drawing/2016/5/14/chartex" xmlns:aink="http://schemas.microsoft.com/office/drawing/2016/ink" xmlns:am3d="http://schemas.microsoft.com/office/drawing/2017/model3d" xmlns:w16cex="http://schemas.microsoft.com/office/word/2018/wordml/cex" xmlns:w16cid="http://schemas.microsoft.com/office/word/2016/wordml/cid" xmlns:w16="http://schemas.microsoft.com/office/word/2018/wordml" xmlns:w16sdtdh="http://schemas.microsoft.com/office/word/2020/wordml/sdtdatahash" xmlns:w16se="http://schemas.microsoft.com/office/word/2015/wordml/symex"><w:body><w:p><w:pPr><w:pStyle w:val="Title"/><w:spacing w:after="100"/></w:pPr><w:r><w:t xml:space="preserve">CLEAN CAR GALSEN</w:t></w:r></w:p><w:p><w:pPr><w:spacing w:after="120"/></w:pPr><w:r><w:rPr><w:b/><w:bCs/><w:sz w:val="26"/><w:szCs w:val="26"/></w:rPr><w:t xml:space="preserve">Gestion Saas Lavage Auto</w:t></w:r></w:p><w:p><w:pPr><w:pStyle w:val="Heading1"/><w:spacing w:after="160" w:before="360"/></w:pPr><w:r><w:t xml:space="preserve">Document d&apos;architecture technique</w:t></w:r></w:p><w:p><w:pPr><w:spacing w:after="200"/></w:pPr><w:r><w:rPr><w:i/><w:iCs/><w:color w:val="595959"/></w:rPr><w:t xml:space="preserve">Plateforme SaaS multi-stations de lavage automobile — Sénégal</w:t></w:r></w:p><w:p><w:pPr><w:spacing w:after="200"/></w:pPr><w:r><w:rPr><w:i/><w:iCs/><w:color w:val="595959"/></w:rPr><w:t xml:space="preserve">Généré le 19 août 2026 — mis à jour le 1 septembre 2026</w:t></w:r></w:p><w:p><w:pPr><w:pStyle w:val="Heading1"/><w:spacing w:after="160" w:before="360"/></w:pPr><w:r><w:t xml:space="preserve">1. Présentation générale</w:t></w:r></w:p><w:p><w:pPr><w:spacing w:after="120"/></w:pPr><w:r><w:t xml:space="preserve">Clean Car Galsen est une application SaaS de gestion de stations de lavage automobile au Sénégal. Elle met en relation trois profils d&apos;utilisateurs distincts, chacun disposant de son propre espace applicatif :</w:t></w:r></w:p><w:p><w:pPr><w:pStyle w:val="ListParagraph"/><w:numPr><w:ilvl w:val="0"/><w:numId w:val="1"/></w:numPr><w:spacing w:after="60"/></w:pPr><w:r><w:t xml:space="preserve">Automobiliste (client) : recherche une station, réserve un lavage, suit sa file d&apos;attente en direct (et peut, s&apos;il est abonné à la station, reculer lui-même sa place), paie en ligne ou sur place, gère son garage de véhicules (2 gratuits, 5 avec l&apos;offre Plus, illimité avec Super User), et peut souscrire un abonnement fidélité prépayé auprès d&apos;une station.</w:t></w:r></w:p><w:p><w:pPr><w:pStyle w:val="ListParagraph"/><w:numPr><w:ilvl w:val="0"/><w:numId w:val="1"/></w:numPr><w:spacing w:after="60"/></w:pPr><w:r><w:t xml:space="preserve">Station (admin) : gère sa file d&apos;attente, ses laveurs et leur pointage, sa tarification, ses promotions, sa comptabilité, ses abonnements clients fidélité, et ses campagnes publicitaires payantes.</w:t></w:r></w:p><w:p><w:pPr><w:pStyle w:val="ListParagraph"/><w:numPr><w:ilvl w:val="0"/><w:numId w:val="1"/></w:numPr><w:spacing w:after="60"/></w:pPr><w:r><w:t xml:space="preserve">Super Admin (opérateur de la plateforme) : supervise l&apos;ensemble du réseau de stations, la facturation SaaS, les abonnements Super User et les publicités payantes, les litiges.</w:t></w:r></w:p><w:p><w:pPr><w:spacing w:after="120"/></w:pPr><w:r><w:t xml:space="preserve">L&apos;interface est entièrement en français, les montants en FCFA, les moyens de paiement affichés sont Wave et Orange Money.</w:t></w:r></w:p><w:p><w:pPr><w:pStyle w:val="Heading1"/><w:spacing w:after="160" w:before="360"/></w:pPr><w:r><w:t xml:space="preserve">2. Stack technique</w:t></w:r></w:p><w:p><w:pPr><w:pStyle w:val="Heading2"/><w:spacing w:after="120" w:before="240"/></w:pPr><w:r><w:t xml:space="preserve">2.1 Frontend</w:t></w:r></w:p><w:p><w:pPr><w:pStyle w:val="ListParagraph"/><w:numPr><w:ilvl w:val="0"/><w:numId w:val="1"/></w:numPr><w:spacing w:after="60"/></w:pPr><w:r><w:t xml:space="preserve">Framework : React (SPA), routage via react-router-dom.</w:t></w:r></w:p><w:p><w:pPr><w:pStyle w:val="ListParagraph"/><w:numPr><w:ilvl w:val="0"/><w:numId w:val="1"/></w:numPr><w:spacing w:after="60"/></w:pPr><w:r><w:t xml:space="preserve">Build : Vite — plusieurs points d&apos;entrée HTML réels (index.html, login.html, dashboard.html, reset-password.html), pas un unique index.html.</w:t></w:r></w:p><w:p><w:pPr><w:pStyle w:val="ListParagraph"/><w:numPr><w:ilvl w:val="0"/><w:numId w:val="1"/></w:numPr><w:spacing w:after="60"/></w:pPr><w:r><w:t xml:space="preserve">UI : Tailwind CSS, Framer Motion (animations/transitions), lucide-react (icônes).</w:t></w:r></w:p><w:p><w:pPr><w:pStyle w:val="ListParagraph"/><w:numPr><w:ilvl w:val="0"/><w:numId w:val="1"/></w:numPr><w:spacing w:after="60"/></w:pPr><w:r><w:t xml:space="preserve">État global : React Context (pas de Redux/Zustand) — trois providers dédiés, voir section 4.</w:t></w:r></w:p><w:p><w:pPr><w:pStyle w:val="ListParagraph"/><w:numPr><w:ilvl w:val="0"/><w:numId w:val="1"/></w:numPr><w:spacing w:after="60"/></w:pPr><w:r><w:t xml:space="preserve">Graphiques : Composants SVG faits maison (aucune librairie de charts externe type Recharts/Chart.js).</w:t></w:r></w:p><w:p><w:pPr><w:pStyle w:val="ListParagraph"/><w:numPr><w:ilvl w:val="0"/><w:numId w:val="1"/></w:numPr><w:spacing w:after="60"/></w:pPr><w:r><w:t xml:space="preserve">Export Excel : xlsx (SheetJS), utilisé pour l&apos;export du planning des laveurs et, depuis peu, l&apos;export de l&apos;historique des transactions.</w:t></w:r></w:p><w:p><w:pPr><w:pStyle w:val="Heading2"/><w:spacing w:after="120" w:before="240"/></w:pPr><w:r><w:t xml:space="preserve">2.2 Backend</w:t></w:r></w:p><w:p><w:pPr><w:pStyle w:val="ListParagraph"/><w:numPr><w:ilvl w:val="0"/><w:numId w:val="1"/></w:numPr><w:spacing w:after="60"/></w:pPr><w:r><w:t xml:space="preserve">Plateforme : Supabase — Postgres, Auth, Realtime, Row Level Security. Aucun serveur applicatif séparé (pas d&apos;API Node/Express) : le frontend interroge Supabase directement via son client JS.</w:t></w:r></w:p><w:p><w:pPr><w:pStyle w:val="ListParagraph"/><w:numPr><w:ilvl w:val="0"/><w:numId w:val="1"/></w:numPr><w:spacing w:after="60"/></w:pPr><w:r><w:t xml:space="preserve">Authentification : Supabase Auth (comptes réels, pas de mots de passe en clair) — src/lib/accounts.js.</w:t></w:r></w:p><w:p><w:pPr><w:pStyle w:val="ListParagraph"/><w:numPr><w:ilvl w:val="0"/><w:numId w:val="1"/></w:numPr><w:spacing w:after="60"/></w:pPr><w:r><w:t xml:space="preserve">Fichiers/Images : Aucun bucket Supabase Storage utilisé : logos, cachets, photos de profil et images de publicité sont stockés en base64 (Data URL) directement dans les colonnes texte, plafonnés à 1,5 Mo.</w:t></w:r></w:p><w:p><w:pPr><w:pStyle w:val="ListParagraph"/><w:numPr><w:ilvl w:val="0"/><w:numId w:val="1"/></w:numPr><w:spacing w:after="60"/></w:pPr><w:r><w:t xml:space="preserve">Tâches planifiées : Aucune (pas d&apos;Edge Function/cron) — les statuts qui &quot;expirent&quot; (abonnement Plus/Super User, publicité, bandeau promo, essai station) sont recalculés à la volée à chaque lecture plutôt que mis à jour en base par un job.</w:t></w:r></w:p><w:p><w:pPr><w:pStyle w:val="Heading2"/><w:spacing w:after="120" w:before="240"/></w:pPr><w:r><w:t xml:space="preserve">2.3 Paiement</w:t></w:r></w:p><w:p><w:pPr><w:spacing w:after="120"/></w:pPr><w:r><w:t xml:space="preserve">Il n&apos;existe aucune passerelle de paiement réelle intégrée (pas d&apos;API Wave/Orange Money). Trois mécanismes coexistent désormais :</w:t></w:r></w:p><w:p><w:pPr><w:pStyle w:val="ListParagraph"/><w:numPr><w:ilvl w:val="0"/><w:numId w:val="1"/></w:numPr><w:spacing w:after="60"/></w:pPr><w:r><w:t xml:space="preserve">Paiement &quot;réservation&quot; (file d&apos;attente) : simulé côté client (délai artificiel puis confirmation), à but de démonstration du parcours — ou réglé via le solde d&apos;un abonnement fidélité (voir ci-dessous).</w:t></w:r></w:p><w:p><w:pPr><w:pStyle w:val="ListParagraph"/><w:numPr><w:ilvl w:val="0"/><w:numId w:val="1"/></w:numPr><w:spacing w:after="60"/></w:pPr><w:r><w:t xml:space="preserve">Paiement &quot;abonnement&quot; (Plus/Super User automobiliste, Publicité station) : le client/la station saisit un numéro et clique payer, ce qui crée une ligne en base au statut PENDING. Seul le Super Admin peut la faire passer à ACTIVE, une fois l&apos;argent réellement reçu par un autre canal (Wave/OM manuel). Aucune activation automatique n&apos;existe. Côté automobiliste, deux offres payantes coexistent depuis le 22 août 2026 (Plus et Super User — voir section 6.3). La publicité station propose 3 offres de durée (3 jours / 1 semaine / 1 mois, prix croissants) au lieu d&apos;une offre unique.</w:t></w:r></w:p><w:p><w:pPr><w:pStyle w:val="ListParagraph"/><w:numPr><w:ilvl w:val="0"/><w:numId w:val="1"/></w:numPr><w:spacing w:after="60"/></w:pPr><w:r><w:t xml:space="preserve">Paiement &quot;abonnement fidélité client&quot; (station_client_subscriptions) : une station crée un abonnement prépayé pour un client régulier (nom + téléphone). Le solde se déduit automatiquement lorsqu&apos;un lavage est réglé avec la méthode &quot;Abonnement&quot; — géré entièrement côté base de données par un trigger Postgres (voir section 7.5), pas par le code applicatif.</w:t></w:r></w:p><w:p><w:pPr><w:pStyle w:val="Heading1"/><w:spacing w:after="160" w:before="360"/></w:pPr><w:r><w:t xml:space="preserve">3. Espaces applicatifs et routage</w:t></w:r></w:p><w:p><w:pPr><w:spacing w:after="120"/></w:pPr><w:r><w:t xml:space="preserve">Trois zones de routes, chacune enveloppée par son propre Layout React et protégée par un contrôle de rôle (redirection vers login.html si non autorisé) :</w:t></w:r></w:p><w:tbl><w:tblPr><w:tblW w:type="pct" w:w="100%"/><w:tblBorders><w:top w:val="single" w:color="auto" w:sz="4"/><w:left w:val="single" w:color="auto" w:sz="4"/><w:bottom w:val="single" w:color="auto" w:sz="4"/><w:right w:val="single" w:color="auto" w:sz="4"/><w:insideH w:val="single" w:color="auto" w:sz="4"/><w:insideV w:val="single" w:color="auto" w:sz="4"/></w:tblBorders></w:tblPr><w:tblGrid><w:gridCol w:w="100"/><w:gridCol w:w="100"/><w:gridCol w:w="100"/><w:gridCol w:w="100"/></w:tblGrid><w:tr><w:tc><w:tcPr><w:tcW w:type="pct" w:w="25%"/><w:tcBorders><w:top w:val="single" w:color="auto" w:sz="4"/><w:left w:val="single" w:color="auto" w:sz="4"/><w:bottom w:val="single" w:color="auto" w:sz="4"/><w:right w:val="single" w:color="auto" w:sz="4"/></w:tcBorders><w:shd w:fill="1F3864" w:color="1F3864" w:val="solid"/></w:tcPr><w:p><w:r><w:rPr><w:b/><w:bCs/><w:color w:val="FFFFFF"/></w:rPr><w:t xml:space="preserve">Espace</w:t></w:r></w:p></w:tc><w:tc><w:tcPr><w:tcW w:type="pct" w:w="25%"/><w:tcBorders><w:top w:val="single" w:color="auto" w:sz="4"/><w:left w:val="single" w:color="auto" w:sz="4"/><w:bottom w:val="single" w:color="auto" w:sz="4"/><w:right w:val="single" w:color="auto" w:sz="4"/></w:tcBorders><w:shd w:fill="1F3864" w:color="1F3864" w:val="solid"/></w:tcPr><w:p><w:r><w:rPr><w:b/><w:bCs/><w:color w:val="FFFFFF"/></w:rPr><w:t xml:space="preserve">Préfixe de route</w:t></w:r></w:p></w:tc><w:tc><w:tcPr><w:tcW w:type="pct" w:w="25%"/><w:tcBorders><w:top w:val="single" w:color="auto" w:sz="4"/><w:left w:val="single" w:color="auto" w:sz="4"/><w:bottom w:val="single" w:color="auto" w:sz="4"/><w:right w:val="single" w:color="auto" w:sz="4"/></w:tcBorders><w:shd w:fill="1F3864" w:color="1F3864" w:val="solid"/></w:tcPr><w:p><w:r><w:rPr><w:b/><w:bCs/><w:color w:val="FFFFFF"/></w:rPr><w:t xml:space="preserve">Layout</w:t></w:r></w:p></w:tc><w:tc><w:tcPr><w:tcW w:type="pct" w:w="25%"/><w:tcBorders><w:top w:val="single" w:color="auto" w:sz="4"/><w:left w:val="single" w:color="auto" w:sz="4"/><w:bottom w:val="single" w:color="auto" w:sz="4"/><w:right w:val="single" w:color="auto" w:sz="4"/></w:tcBorders><w:shd w:fill="1F3864" w:color="1F3864" w:val="solid"/></w:tcPr><w:p><w:r><w:rPr><w:b/><w:bCs/><w:color w:val="FFFFFF"/></w:rPr><w:t xml:space="preserve">Provider d&apos;état</w:t></w:r></w:p></w:tc></w:tr><w:tr><w:tc><w:tcPr><w:tcW w:type="pct" w:w="25%"/><w:tcBorders><w:top w:val="single" w:color="auto" w:sz="4"/><w:left w:val="single" w:color="auto" w:sz="4"/><w:bottom w:val="single" w:color="auto" w:sz="4"/><w:right w:val="single" w:color="auto" w:sz="4"/></w:tcBorders></w:tcPr><w:p><w:r><w:t xml:space="preserve">Public / vitrine</w:t></w:r></w:p></w:tc><w:tc><w:tcPr><w:tcW w:type="pct" w:w="25%"/><w:tcBorders><w:top w:val="single" w:color="auto" w:sz="4"/><w:left w:val="single" w:color="auto" w:sz="4"/><w:bottom w:val="single" w:color="auto" w:sz="4"/><w:right w:val="single" w:color="auto" w:sz="4"/></w:tcBorders></w:tcPr><w:p><w:r><w:t xml:space="preserve">/ , /stations</w:t></w:r></w:p></w:tc><w:tc><w:tcPr><w:tcW w:type="pct" w:w="25%"/><w:tcBorders><w:top w:val="single" w:color="auto" w:sz="4"/><w:left w:val="single" w:color="auto" w:sz="4"/><w:bottom w:val="single" w:color="auto" w:sz="4"/><w:right w:val="single" w:color="auto" w:sz="4"/></w:tcBorders></w:tcPr><w:p><w:r><w:t xml:space="preserve">MainLayout</w:t></w:r></w:p></w:tc><w:tc><w:tcPr><w:tcW w:type="pct" w:w="25%"/><w:tcBorders><w:top w:val="single" w:color="auto" w:sz="4"/><w:left w:val="single" w:color="auto" w:sz="4"/><w:bottom w:val="single" w:color="auto" w:sz="4"/><w:right w:val="single" w:color="auto" w:sz="4"/></w:tcBorders></w:tcPr><w:p><w:r><w:t xml:space="preserve">—</w:t></w:r></w:p></w:tc></w:tr><w:tr><w:tc><w:tcPr><w:tcW w:type="pct" w:w="25%"/><w:tcBorders><w:top w:val="single" w:color="auto" w:sz="4"/><w:left w:val="single" w:color="auto" w:sz="4"/><w:bottom w:val="single" w:color="auto" w:sz="4"/><w:right w:val="single" w:color="auto" w:sz="4"/></w:tcBorders></w:tcPr><w:p><w:r><w:t xml:space="preserve">Automobiliste</w:t></w:r></w:p></w:tc><w:tc><w:tcPr><w:tcW w:type="pct" w:w="25%"/><w:tcBorders><w:top w:val="single" w:color="auto" w:sz="4"/><w:left w:val="single" w:color="auto" w:sz="4"/><w:bottom w:val="single" w:color="auto" w:sz="4"/><w:right w:val="single" w:color="auto" w:sz="4"/></w:tcBorders></w:tcPr><w:p><w:r><w:t xml:space="preserve">/dashboard/*</w:t></w:r></w:p></w:tc><w:tc><w:tcPr><w:tcW w:type="pct" w:w="25%"/><w:tcBorders><w:top w:val="single" w:color="auto" w:sz="4"/><w:left w:val="single" w:color="auto" w:sz="4"/><w:bottom w:val="single" w:color="auto" w:sz="4"/><w:right w:val="single" w:color="auto" w:sz="4"/></w:tcBorders></w:tcPr><w:p><w:r><w:t xml:space="preserve">ClientLayout</w:t></w:r></w:p></w:tc><w:tc><w:tcPr><w:tcW w:type="pct" w:w="25%"/><w:tcBorders><w:top w:val="single" w:color="auto" w:sz="4"/><w:left w:val="single" w:color="auto" w:sz="4"/><w:bottom w:val="single" w:color="auto" w:sz="4"/><w:right w:val="single" w:color="auto" w:sz="4"/></w:tcBorders></w:tcPr><w:p><w:r><w:t xml:space="preserve">ClientAccountProvider</w:t></w:r></w:p></w:tc></w:tr><w:tr><w:tc><w:tcPr><w:tcW w:type="pct" w:w="25%"/><w:tcBorders><w:top w:val="single" w:color="auto" w:sz="4"/><w:left w:val="single" w:color="auto" w:sz="4"/><w:bottom w:val="single" w:color="auto" w:sz="4"/><w:right w:val="single" w:color="auto" w:sz="4"/></w:tcBorders></w:tcPr><w:p><w:r><w:t xml:space="preserve">Station</w:t></w:r></w:p></w:tc><w:tc><w:tcPr><w:tcW w:type="pct" w:w="25%"/><w:tcBorders><w:top w:val="single" w:color="auto" w:sz="4"/><w:left w:val="single" w:color="auto" w:sz="4"/><w:bottom w:val="single" w:color="auto" w:sz="4"/><w:right w:val="single" w:color="auto" w:sz="4"/></w:tcBorders></w:tcPr><w:p><w:r><w:t xml:space="preserve">/admin/*</w:t></w:r></w:p></w:tc><w:tc><w:tcPr><w:tcW w:type="pct" w:w="25%"/><w:tcBorders><w:top w:val="single" w:color="auto" w:sz="4"/><w:left w:val="single" w:color="auto" w:sz="4"/><w:bottom w:val="single" w:color="auto" w:sz="4"/><w:right w:val="single" w:color="auto" w:sz="4"/></w:tcBorders></w:tcPr><w:p><w:r><w:t xml:space="preserve">AdminLayout</w:t></w:r></w:p></w:tc><w:tc><w:tcPr><w:tcW w:type="pct" w:w="25%"/><w:tcBorders><w:top w:val="single" w:color="auto" w:sz="4"/><w:left w:val="single" w:color="auto" w:sz="4"/><w:bottom w:val="single" w:color="auto" w:sz="4"/><w:right w:val="single" w:color="auto" w:sz="4"/></w:tcBorders></w:tcPr><w:p><w:r><w:t xml:space="preserve">AppStateProvider</w:t></w:r></w:p></w:tc></w:tr><w:tr><w:tc><w:tcPr><w:tcW w:type="pct" w:w="25%"/><w:tcBorders><w:top w:val="single" w:color="auto" w:sz="4"/><w:left w:val="single" w:color="auto" w:sz="4"/><w:bottom w:val="single" w:color="auto" w:sz="4"/><w:right w:val="single" w:color="auto" w:sz="4"/></w:tcBorders></w:tcPr><w:p><w:r><w:t xml:space="preserve">Super Admin</w:t></w:r></w:p></w:tc><w:tc><w:tcPr><w:tcW w:type="pct" w:w="25%"/><w:tcBorders><w:top w:val="single" w:color="auto" w:sz="4"/><w:left w:val="single" w:color="auto" w:sz="4"/><w:bottom w:val="single" w:color="auto" w:sz="4"/><w:right w:val="single" w:color="auto" w:sz="4"/></w:tcBorders></w:tcPr><w:p><w:r><w:t xml:space="preserve">/superadmin/*</w:t></w:r></w:p></w:tc><w:tc><w:tcPr><w:tcW w:type="pct" w:w="25%"/><w:tcBorders><w:top w:val="single" w:color="auto" w:sz="4"/><w:left w:val="single" w:color="auto" w:sz="4"/><w:bottom w:val="single" w:color="auto" w:sz="4"/><w:right w:val="single" w:color="auto" w:sz="4"/></w:tcBorders></w:tcPr><w:p><w:r><w:t xml:space="preserve">SuperAdminLayout</w:t></w:r></w:p></w:tc><w:tc><w:tcPr><w:tcW w:type="pct" w:w="25%"/><w:tcBorders><w:top w:val="single" w:color="auto" w:sz="4"/><w:left w:val="single" w:color="auto" w:sz="4"/><w:bottom w:val="single" w:color="auto" w:sz="4"/><w:right w:val="single" w:color="auto" w:sz="4"/></w:tcBorders></w:tcPr><w:p><w:r><w:t xml:space="preserve">SuperAdminStateProvider</w:t></w:r></w:p></w:tc></w:tr></w:tbl><w:p><w:pPr><w:spacing w:after="0"/></w:pPr></w:p><w:p><w:pPr><w:spacing w:after="120"/></w:pPr><w:r><w:t xml:space="preserve">Les trois Providers sont montés simultanément à la racine de l&apos;application (src/App.jsx) — un automobiliste connecté a par exemple accès en lecture aux données &quot;cross-station&quot; de SuperAdminStateProvider (annuaire des stations, publicités actives), même s&apos;il ne visite jamais /superadmin.</w:t></w:r></w:p><w:p><w:pPr><w:spacing w:after="120"/></w:pPr><w:r><w:t xml:space="preserve">Cas particulier — impersonation : un Super Admin peut se connecter &quot;en tant que&quot; une station donnée (impersonateStation) : AppStateProvider est alors remonté avec la clé de cette station, sans recharger la page ni changer de session réelle.</w:t></w:r></w:p><w:p><w:pPr><w:spacing w:after="120"/></w:pPr><w:r><w:t xml:space="preserve">Pages hors SPA (legacy) : les fichiers HTML à la racine (dashboard-admin.html, dashboard-client.html, station.html, apercu_dashboard.html, payment.html, dashboard-super-admin.html) ainsi que logic.js sont un ancien prototype vanilla JS. Ils ne font pas partie du build Vite et ne sont jamais servis — seuls index.html, login.html, dashboard.html et reset-password.html sont de vrais points d&apos;entrée traités par Vite (bundlés, remplacement des variables d&apos;environnement).</w:t></w:r></w:p><w:p><w:pPr><w:spacing w:after="120"/></w:pPr><w:r><w:t xml:space="preserve">Pages statiques additionnelles (public/) : 404.html, merci.html, confidentialite.html et conditions-generales.html sont de VRAIES pages servies en production. Depuis le 1 septembre 2026, ce sont des points d&apos;entrée Vite à part entière (Tailwind compilé, assets hachés) et non plus des fichiers copiés tels quels ; seuls robots.txt, sitemap.xml, manifest.webmanifest et les médias restent servis à l&apos;identique depuis public/.</w:t></w:r></w:p><w:p><w:pPr><w:pStyle w:val="Heading1"/><w:spacing w:after="160" w:before="360"/></w:pPr><w:r><w:t xml:space="preserve">4. Gestion d&apos;état (Context Providers)</w:t></w:r></w:p><w:p><w:pPr><w:pStyle w:val="Heading2"/><w:spacing w:after="120" w:before="240"/></w:pPr><w:r><w:t xml:space="preserve">4.1 useAppState.jsx — données d&apos;UNE station</w:t></w:r></w:p><w:p><w:pPr><w:spacing w:after="120"/></w:pPr><w:r><w:t xml:space="preserve">Isole entièrement les données de la station actuellement connectée (ou impersonnée). Contient notamment :</w:t></w:r></w:p><w:p><w:pPr><w:pStyle w:val="ListParagraph"/><w:numPr><w:ilvl w:val="0"/><w:numId w:val="1"/></w:numPr><w:spacing w:after="60"/></w:pPr><w:r><w:t xml:space="preserve">File d&apos;attente / lavages en cours / terminés (table reservations)</w:t></w:r></w:p><w:p><w:pPr><w:pStyle w:val="ListParagraph"/><w:numPr><w:ilvl w:val="0"/><w:numId w:val="1"/></w:numPr><w:spacing w:after="60"/></w:pPr><w:r><w:t xml:space="preserve">Transactions encaissées (table transactions)</w:t></w:r></w:p><w:p><w:pPr><w:pStyle w:val="ListParagraph"/><w:numPr><w:ilvl w:val="0"/><w:numId w:val="1"/></w:numPr><w:spacing w:after="60"/></w:pPr><w:r><w:t xml:space="preserve">Employés et pointage journalier (employees, attendance_records)</w:t></w:r></w:p><w:p><w:pPr><w:pStyle w:val="ListParagraph"/><w:numPr><w:ilvl w:val="0"/><w:numId w:val="1"/></w:numPr><w:spacing w:after="60"/></w:pPr><w:r><w:t xml:space="preserve">Planning prévisionnel des laveurs (shift_templates, shift_schedule) — indépendant du pointage réel</w:t></w:r></w:p><w:p><w:pPr><w:pStyle w:val="ListParagraph"/><w:numPr><w:ilvl w:val="0"/><w:numId w:val="1"/></w:numPr><w:spacing w:after="60"/></w:pPr><w:r><w:t xml:space="preserve">Tarification et durées estimées par catégorie de véhicule (wash_pricing)</w:t></w:r></w:p><w:p><w:pPr><w:pStyle w:val="ListParagraph"/><w:numPr><w:ilvl w:val="0"/><w:numId w:val="1"/></w:numPr><w:spacing w:after="60"/></w:pPr><w:r><w:t xml:space="preserve">Profil de la station, horaires d&apos;ouverture, objectif de revenu journalier</w:t></w:r></w:p><w:p><w:pPr><w:pStyle w:val="ListParagraph"/><w:numPr><w:ilvl w:val="0"/><w:numId w:val="1"/></w:numPr><w:spacing w:after="60"/></w:pPr><w:r><w:t xml:space="preserve">Facturation de la station et essai gratuit en cours, avec sa date de fin (station_billing, trial_ends_at)</w:t></w:r></w:p><w:p><w:pPr><w:pStyle w:val="ListParagraph"/><w:numPr><w:ilvl w:val="0"/><w:numId w:val="1"/></w:numPr><w:spacing w:after="60"/></w:pPr><w:r><w:t xml:space="preserve">Configuration des promotions gratuites (promo_config)</w:t></w:r></w:p><w:p><w:pPr><w:pStyle w:val="ListParagraph"/><w:numPr><w:ilvl w:val="0"/><w:numId w:val="1"/></w:numPr><w:spacing w:after="60"/></w:pPr><w:r><w:t xml:space="preserve">Abonnements clients fidélité de la station et leurs factures mensuelles (station_client_subscriptions, station_subscription_invoices)</w:t></w:r></w:p><w:p><w:pPr><w:pStyle w:val="ListParagraph"/><w:numPr><w:ilvl w:val="0"/><w:numId w:val="1"/></w:numPr><w:spacing w:after="60"/></w:pPr><w:r><w:t xml:space="preserve">Historique des campagnes de publicité payante de la station, avec la durée choisie par campagne (station_ads.duration_days)</w:t></w:r></w:p><w:p><w:pPr><w:pStyle w:val="Heading2"/><w:spacing w:after="120" w:before="240"/></w:pPr><w:r><w:t xml:space="preserve">4.2 useSuperAdminState.jsx — données transverses</w:t></w:r></w:p><w:p><w:pPr><w:spacing w:after="120"/></w:pPr><w:r><w:t xml:space="preserve">Chargé sur TOUTE l&apos;application (pas seulement /superadmin) car des pages automobiliste en ont besoin en lecture. Contient :</w:t></w:r></w:p><w:p><w:pPr><w:pStyle w:val="ListParagraph"/><w:numPr><w:ilvl w:val="0"/><w:numId w:val="1"/></w:numPr><w:spacing w:after="60"/></w:pPr><w:r><w:t xml:space="preserve">Annuaire complet des stations + facturation SaaS (stations, station_billing)</w:t></w:r></w:p><w:p><w:pPr><w:pStyle w:val="ListParagraph"/><w:numPr><w:ilvl w:val="0"/><w:numId w:val="1"/></w:numPr><w:spacing w:after="60"/></w:pPr><w:r><w:t xml:space="preserve">Comptes automobilistes (profiles + véhicules)</w:t></w:r></w:p><w:p><w:pPr><w:pStyle w:val="ListParagraph"/><w:numPr><w:ilvl w:val="0"/><w:numId w:val="1"/></w:numPr><w:spacing w:after="60"/></w:pPr><w:r><w:t xml:space="preserve">Abonnements automobilistes payants — Plus et Super User (super_user_subscriptions, colonne plan)</w:t></w:r></w:p><w:p><w:pPr><w:pStyle w:val="ListParagraph"/><w:numPr><w:ilvl w:val="0"/><w:numId w:val="1"/></w:numPr><w:spacing w:after="60"/></w:pPr><w:r><w:t xml:space="preserve">Publicités de toutes les stations — filtrées par RLS selon le rôle du lecteur (station_ads), chaque ligne portant désormais sa propre durée (duration_days) fixée au moment du paiement</w:t></w:r></w:p><w:p><w:pPr><w:pStyle w:val="ListParagraph"/><w:numPr><w:ilvl w:val="0"/><w:numId w:val="1"/></w:numPr><w:spacing w:after="60"/></w:pPr><w:r><w:t xml:space="preserve">Plans tarifaires SaaS, litiges, journal d&apos;audit (plans, disputes, audit_log)</w:t></w:r></w:p><w:p><w:pPr><w:pStyle w:val="Heading2"/><w:spacing w:after="120" w:before="240"/></w:pPr><w:r><w:t xml:space="preserve">4.3 useClientAccount.jsx — compte automobiliste connecté</w:t></w:r></w:p><w:p><w:pPr><w:spacing w:after="120"/></w:pPr><w:r><w:t xml:space="preserve">Profil, véhicules, réservations actives, historique de transactions, abonnements fidélité actifs (par station), offre payante active (Plus ou Super User), favoris/stations masquées, publicités ignorées (dismissed_ad_ids). Le canal Realtime sur reservations distingue désormais l&apos;événement INSERT des autres (UPDATE/DELETE) pour déclencher une notification navigateur dédiée quand une réservation apparaît pour la première fois — typiquement quand une station vient de reconnaître ce client via sa plaque pendant un paiement manuel (voir section 7.6).</w:t></w:r></w:p><w:p><w:pPr><w:pStyle w:val="Heading2"/><w:spacing w:after="120" w:before="240"/></w:pPr><w:r><w:t xml:space="preserve">4.4 Stratégie de rafraîchissement</w:t></w:r></w:p><w:p><w:pPr><w:spacing w:after="120"/></w:pPr><w:r><w:t xml:space="preserve">Aucune de ces données n&apos;est en cache local persistant (pas de localStorage pour les données métier) : tout vient de Supabase à chaque session. Trois mécanismes combinés :</w:t></w:r></w:p><w:p><w:pPr><w:pStyle w:val="ListParagraph"/><w:numPr><w:ilvl w:val="0"/><w:numId w:val="1"/></w:numPr><w:spacing w:after="60"/></w:pPr><w:r><w:t xml:space="preserve">Sondage (polling) : toutes les 8 secondes (SuperAdminState) ou 45 secondes (AppState/ClientAccount).</w:t></w:r></w:p><w:p><w:pPr><w:pStyle w:val="ListParagraph"/><w:numPr><w:ilvl w:val="0"/><w:numId w:val="1"/></w:numPr><w:spacing w:after="60"/></w:pPr><w:r><w:t xml:space="preserve">Rafraîchissement au focus de la fenêtre (window &quot;focus&quot;).</w:t></w:r></w:p><w:p><w:pPr><w:pStyle w:val="ListParagraph"/><w:numPr><w:ilvl w:val="0"/><w:numId w:val="1"/></w:numPr><w:spacing w:after="60"/></w:pPr><w:r><w:t xml:space="preserve">Supabase Realtime (postgres_changes) sur les tables les plus critiques (reservations, transactions, employees) pour un affichage quasi instantané, le sondage servant de filet de sécurité en cas de reconnexion manquée.</w:t></w:r></w:p><w:p><w:pPr><w:pStyle w:val="Heading1"/><w:spacing w:after="160" w:before="360"/></w:pPr><w:r><w:t xml:space="preserve">5. Modèle de données (tables Supabase)</w:t></w:r></w:p><w:p><w:pPr><w:spacing w:after="120"/></w:pPr><w:r><w:t xml:space="preserve">21 tables, toutes sous le schéma public, protégées par Row Level Security (voir section 6). Vue d&apos;ensemble par domaine :</w:t></w:r></w:p><w:tbl><w:tblPr><w:tblW w:type="pct" w:w="100%"/><w:tblBorders><w:top w:val="single" w:color="auto" w:sz="4"/><w:left w:val="single" w:color="auto" w:sz="4"/><w:bottom w:val="single" w:color="auto" w:sz="4"/><w:right w:val="single" w:color="auto" w:sz="4"/><w:insideH w:val="single" w:color="auto" w:sz="4"/><w:insideV w:val="single" w:color="auto" w:sz="4"/></w:tblBorders></w:tblPr><w:tblGrid><w:gridCol w:w="100"/><w:gridCol w:w="100"/></w:tblGrid><w:tr><w:tc><w:tcPr><w:tcW w:type="pct" w:w="40%"/><w:tcBorders><w:top w:val="single" w:color="auto" w:sz="4"/><w:left w:val="single" w:color="auto" w:sz="4"/><w:bottom w:val="single" w:color="auto" w:sz="4"/><w:right w:val="single" w:color="auto" w:sz="4"/></w:tcBorders><w:shd w:fill="1F3864" w:color="1F3864" w:val="solid"/></w:tcPr><w:p><w:r><w:rPr><w:b/><w:bCs/><w:color w:val="FFFFFF"/></w:rPr><w:t xml:space="preserve">Domaine</w:t></w:r></w:p></w:tc><w:tc><w:tcPr><w:tcW w:type="pct" w:w="60%"/><w:tcBorders><w:top w:val="single" w:color="auto" w:sz="4"/><w:left w:val="single" w:color="auto" w:sz="4"/><w:bottom w:val="single" w:color="auto" w:sz="4"/><w:right w:val="single" w:color="auto" w:sz="4"/></w:tcBorders><w:shd w:fill="1F3864" w:color="1F3864" w:val="solid"/></w:tcPr><w:p><w:r><w:rPr><w:b/><w:bCs/><w:color w:val="FFFFFF"/></w:rPr><w:t xml:space="preserve">Tables</w:t></w:r></w:p></w:tc></w:tr><w:tr><w:tc><w:tcPr><w:tcW w:type="pct" w:w="40%"/><w:tcBorders><w:top w:val="single" w:color="auto" w:sz="4"/><w:left w:val="single" w:color="auto" w:sz="4"/><w:bottom w:val="single" w:color="auto" w:sz="4"/><w:right w:val="single" w:color="auto" w:sz="4"/></w:tcBorders></w:tcPr><w:p><w:r><w:t xml:space="preserve">Stations &amp; facturation SaaS</w:t></w:r></w:p></w:tc><w:tc><w:tcPr><w:tcW w:type="pct" w:w="60%"/><w:tcBorders><w:top w:val="single" w:color="auto" w:sz="4"/><w:left w:val="single" w:color="auto" w:sz="4"/><w:bottom w:val="single" w:color="auto" w:sz="4"/><w:right w:val="single" w:color="auto" w:sz="4"/></w:tcBorders></w:tcPr><w:p><w:r><w:t xml:space="preserve">stations, station_billing, plans</w:t></w:r></w:p></w:tc></w:tr><w:tr><w:tc><w:tcPr><w:tcW w:type="pct" w:w="40%"/><w:tcBorders><w:top w:val="single" w:color="auto" w:sz="4"/><w:left w:val="single" w:color="auto" w:sz="4"/><w:bottom w:val="single" w:color="auto" w:sz="4"/><w:right w:val="single" w:color="auto" w:sz="4"/></w:tcBorders></w:tcPr><w:p><w:r><w:t xml:space="preserve">Comptes &amp; authentification</w:t></w:r></w:p></w:tc><w:tc><w:tcPr><w:tcW w:type="pct" w:w="60%"/><w:tcBorders><w:top w:val="single" w:color="auto" w:sz="4"/><w:left w:val="single" w:color="auto" w:sz="4"/><w:bottom w:val="single" w:color="auto" w:sz="4"/><w:right w:val="single" w:color="auto" w:sz="4"/></w:tcBorders></w:tcPr><w:p><w:r><w:t xml:space="preserve">profiles, vehicles</w:t></w:r></w:p></w:tc></w:tr><w:tr><w:tc><w:tcPr><w:tcW w:type="pct" w:w="40%"/><w:tcBorders><w:top w:val="single" w:color="auto" w:sz="4"/><w:left w:val="single" w:color="auto" w:sz="4"/><w:bottom w:val="single" w:color="auto" w:sz="4"/><w:right w:val="single" w:color="auto" w:sz="4"/></w:tcBorders></w:tcPr><w:p><w:r><w:t xml:space="preserve">Réservations &amp; paiements</w:t></w:r></w:p></w:tc><w:tc><w:tcPr><w:tcW w:type="pct" w:w="60%"/><w:tcBorders><w:top w:val="single" w:color="auto" w:sz="4"/><w:left w:val="single" w:color="auto" w:sz="4"/><w:bottom w:val="single" w:color="auto" w:sz="4"/><w:right w:val="single" w:color="auto" w:sz="4"/></w:tcBorders></w:tcPr><w:p><w:r><w:t xml:space="preserve">reservations, transactions, wash_pricing</w:t></w:r></w:p></w:tc></w:tr><w:tr><w:tc><w:tcPr><w:tcW w:type="pct" w:w="40%"/><w:tcBorders><w:top w:val="single" w:color="auto" w:sz="4"/><w:left w:val="single" w:color="auto" w:sz="4"/><w:bottom w:val="single" w:color="auto" w:sz="4"/><w:right w:val="single" w:color="auto" w:sz="4"/></w:tcBorders></w:tcPr><w:p><w:r><w:t xml:space="preserve">Équipe station</w:t></w:r></w:p></w:tc><w:tc><w:tcPr><w:tcW w:type="pct" w:w="60%"/><w:tcBorders><w:top w:val="single" w:color="auto" w:sz="4"/><w:left w:val="single" w:color="auto" w:sz="4"/><w:bottom w:val="single" w:color="auto" w:sz="4"/><w:right w:val="single" w:color="auto" w:sz="4"/></w:tcBorders></w:tcPr><w:p><w:r><w:t xml:space="preserve">employees, attendance_records, shift_templates, shift_schedule</w:t></w:r></w:p></w:tc></w:tr><w:tr><w:tc><w:tcPr><w:tcW w:type="pct" w:w="40%"/><w:tcBorders><w:top w:val="single" w:color="auto" w:sz="4"/><w:left w:val="single" w:color="auto" w:sz="4"/><w:bottom w:val="single" w:color="auto" w:sz="4"/><w:right w:val="single" w:color="auto" w:sz="4"/></w:tcBorders></w:tcPr><w:p><w:r><w:t xml:space="preserve">Fidélisation &amp; avis</w:t></w:r></w:p></w:tc><w:tc><w:tcPr><w:tcW w:type="pct" w:w="60%"/><w:tcBorders><w:top w:val="single" w:color="auto" w:sz="4"/><w:left w:val="single" w:color="auto" w:sz="4"/><w:bottom w:val="single" w:color="auto" w:sz="4"/><w:right w:val="single" w:color="auto" w:sz="4"/></w:tcBorders></w:tcPr><w:p><w:r><w:t xml:space="preserve">station_reviews</w:t></w:r></w:p></w:tc></w:tr><w:tr><w:tc><w:tcPr><w:tcW w:type="pct" w:w="40%"/><w:tcBorders><w:top w:val="single" w:color="auto" w:sz="4"/><w:left w:val="single" w:color="auto" w:sz="4"/><w:bottom w:val="single" w:color="auto" w:sz="4"/><w:right w:val="single" w:color="auto" w:sz="4"/></w:tcBorders></w:tcPr><w:p><w:r><w:t xml:space="preserve">Abonnements clients fidélité (station)</w:t></w:r></w:p></w:tc><w:tc><w:tcPr><w:tcW w:type="pct" w:w="60%"/><w:tcBorders><w:top w:val="single" w:color="auto" w:sz="4"/><w:left w:val="single" w:color="auto" w:sz="4"/><w:bottom w:val="single" w:color="auto" w:sz="4"/><w:right w:val="single" w:color="auto" w:sz="4"/></w:tcBorders></w:tcPr><w:p><w:r><w:t xml:space="preserve">station_client_subscriptions, station_subscription_invoices</w:t></w:r></w:p></w:tc></w:tr><w:tr><w:tc><w:tcPr><w:tcW w:type="pct" w:w="40%"/><w:tcBorders><w:top w:val="single" w:color="auto" w:sz="4"/><w:left w:val="single" w:color="auto" w:sz="4"/><w:bottom w:val="single" w:color="auto" w:sz="4"/><w:right w:val="single" w:color="auto" w:sz="4"/></w:tcBorders></w:tcPr><w:p><w:r><w:t xml:space="preserve">Monétisation plateforme</w:t></w:r></w:p></w:tc><w:tc><w:tcPr><w:tcW w:type="pct" w:w="60%"/><w:tcBorders><w:top w:val="single" w:color="auto" w:sz="4"/><w:left w:val="single" w:color="auto" w:sz="4"/><w:bottom w:val="single" w:color="auto" w:sz="4"/><w:right w:val="single" w:color="auto" w:sz="4"/></w:tcBorders></w:tcPr><w:p><w:r><w:t xml:space="preserve">super_user_subscriptions, station_ads</w:t></w:r></w:p></w:tc></w:tr><w:tr><w:tc><w:tcPr><w:tcW w:type="pct" w:w="40%"/><w:tcBorders><w:top w:val="single" w:color="auto" w:sz="4"/><w:left w:val="single" w:color="auto" w:sz="4"/><w:bottom w:val="single" w:color="auto" w:sz="4"/><w:right w:val="single" w:color="auto" w:sz="4"/></w:tcBorders></w:tcPr><w:p><w:r><w:t xml:space="preserve">Référentiels partagés</w:t></w:r></w:p></w:tc><w:tc><w:tcPr><w:tcW w:type="pct" w:w="60%"/><w:tcBorders><w:top w:val="single" w:color="auto" w:sz="4"/><w:left w:val="single" w:color="auto" w:sz="4"/><w:bottom w:val="single" w:color="auto" w:sz="4"/><w:right w:val="single" w:color="auto" w:sz="4"/></w:tcBorders></w:tcPr><w:p><w:r><w:t xml:space="preserve">custom_vehicle_types, custom_vehicle_brands</w:t></w:r></w:p></w:tc></w:tr><w:tr><w:tc><w:tcPr><w:tcW w:type="pct" w:w="40%"/><w:tcBorders><w:top w:val="single" w:color="auto" w:sz="4"/><w:left w:val="single" w:color="auto" w:sz="4"/><w:bottom w:val="single" w:color="auto" w:sz="4"/><w:right w:val="single" w:color="auto" w:sz="4"/></w:tcBorders></w:tcPr><w:p><w:r><w:t xml:space="preserve">Support &amp; gouvernance</w:t></w:r></w:p></w:tc><w:tc><w:tcPr><w:tcW w:type="pct" w:w="60%"/><w:tcBorders><w:top w:val="single" w:color="auto" w:sz="4"/><w:left w:val="single" w:color="auto" w:sz="4"/><w:bottom w:val="single" w:color="auto" w:sz="4"/><w:right w:val="single" w:color="auto" w:sz="4"/></w:tcBorders></w:tcPr><w:p><w:r><w:t xml:space="preserve">disputes, audit_log</w:t></w:r></w:p></w:tc></w:tr></w:tbl><w:p><w:pPr><w:spacing w:after="0"/></w:pPr></w:p><w:p><w:pPr><w:spacing w:after="120"/></w:pPr><w:r><w:t xml:space="preserve">Quelques choix de modélisation notables :</w:t></w:r></w:p><w:p><w:pPr><w:pStyle w:val="ListParagraph"/><w:numPr><w:ilvl w:val="0"/><w:numId w:val="1"/></w:numPr><w:spacing w:after="60"/></w:pPr><w:r><w:t xml:space="preserve">reservations est une table unique couvrant file d&apos;attente + lavage en cours + historique, distinguée par la colonne status (attente / en_cours / termine / annule) — plus simple à synchroniser en Realtime que des listes séparées.</w:t></w:r></w:p><w:p><w:pPr><w:pStyle w:val="ListParagraph"/><w:numPr><w:ilvl w:val="0"/><w:numId w:val="1"/></w:numPr><w:spacing w:after="60"/></w:pPr><w:r><w:t xml:space="preserve">super_user_subscriptions et station_ads sont volontairement séparées de transactions : ce sont des revenus qui reviennent à la plateforme (Super Admin), pas à une station — transactions impose station_id NOT NULL et est RLS-scopée à une station.</w:t></w:r></w:p><w:p><w:pPr><w:pStyle w:val="ListParagraph"/><w:numPr><w:ilvl w:val="0"/><w:numId w:val="1"/></w:numPr><w:spacing w:after="60"/></w:pPr><w:r><w:t xml:space="preserve">station_client_subscriptions.balance (solde prépayé) est déduit par un trigger Postgres BEFORE INSERT sur transactions (method = &apos;Abonnement&apos;) — cette écriture rejette désormais l&apos;insertion si le solde est insuffisant ou si aucun abonnement actif ne correspond, au lieu de laisser passer un lavage non tracé (comportement corrigé le 21 août 2026, voir section 7.5).</w:t></w:r></w:p><w:p><w:pPr><w:pStyle w:val="ListParagraph"/><w:numPr><w:ilvl w:val="0"/><w:numId w:val="1"/></w:numPr><w:spacing w:after="60"/></w:pPr><w:r><w:t xml:space="preserve">station_ads.duration_days remplace une constante fixe (7 jours) codée en dur : chaque campagne garde la durée de l&apos;offre choisie et payée au moment de sa création.</w:t></w:r></w:p><w:p><w:pPr><w:pStyle w:val="ListParagraph"/><w:numPr><w:ilvl w:val="0"/><w:numId w:val="1"/></w:numPr><w:spacing w:after="60"/></w:pPr><w:r><w:t xml:space="preserve">Aucun statut &quot;expiré&quot; n&apos;est écrit par un job : deriveSuperUserStatus() et deriveAdStatus() recalculent ACTIVE vs EXPIRED à la lecture en comparant expires_at à l&apos;heure courante.</w:t></w:r></w:p><w:p><w:pPr><w:pStyle w:val="ListParagraph"/><w:numPr><w:ilvl w:val="0"/><w:numId w:val="1"/></w:numPr><w:spacing w:after="60"/></w:pPr><w:r><w:t xml:space="preserve">reservations.assigned_washer_names (text[], nullable) porte les noms de tous les laveurs assignés à un lavage à plusieurs (véhicules volumineux, catégorie &quot;Camion&quot;) ; assigned_to_name continue de porter le laveur principal seul, pour rester compatible avec tout le code qui ne lit que ce champ (Analytics, historique) — voir section 7.7.</w:t></w:r></w:p><w:p><w:pPr><w:pStyle w:val="ListParagraph"/><w:numPr><w:ilvl w:val="0"/><w:numId w:val="1"/></w:numPr><w:spacing w:after="60"/></w:pPr><w:r><w:t xml:space="preserve">super_user_subscriptions.plan (&apos;PLUS&apos; | &apos;SUPER_USER&apos;, défaut &apos;SUPER_USER&apos;) distingue depuis le 22 août 2026 les deux paliers payants automobiliste ; le défaut préserve les abonnés déjà actifs (payés 5 000 FCFA avant l&apos;existence du palier Plus) au lieu de les rétrograder silencieusement.</w:t></w:r></w:p><w:p><w:pPr><w:pStyle w:val="ListParagraph"/><w:numPr><w:ilvl w:val="0"/><w:numId w:val="1"/></w:numPr><w:spacing w:after="60"/></w:pPr><w:r><w:t xml:space="preserve">station_billing.trial_ends_at date la fin de l&apos;essai gratuit d&apos;un mois d&apos;une station, rétro-rempli depuis stations.created_at pour les stations existantes et posé automatiquement par le trigger handle_new_station() pour les nouvelles — voir section 7.9.</w:t></w:r></w:p><w:p><w:pPr><w:pStyle w:val="Heading1"/><w:spacing w:after="160" w:before="360"/></w:pPr><w:r><w:t xml:space="preserve">6. Sécurité — Row Level Security</w:t></w:r></w:p><w:p><w:pPr><w:spacing w:after="120"/></w:pPr><w:r><w:t xml:space="preserve">Le contrôle d&apos;accès n&apos;est pas seulement fait côté JavaScript : chaque table Postgres a des policies RLS qui empêchent un client de contourner les règles métier via les DevTools ou une requête réseau modifiée.</w:t></w:r></w:p><w:p><w:pPr><w:pStyle w:val="Heading2"/><w:spacing w:after="120" w:before="240"/></w:pPr><w:r><w:t xml:space="preserve">6.1 Fonctions utilitaires (SECURITY DEFINER)</w:t></w:r></w:p><w:p><w:pPr><w:pStyle w:val="ListParagraph"/><w:numPr><w:ilvl w:val="0"/><w:numId w:val="1"/></w:numPr><w:spacing w:after="60"/></w:pPr><w:r><w:t xml:space="preserve">app_role() — rôle (super_admin / admin / automobiliste) de l&apos;utilisateur connecté.</w:t></w:r></w:p><w:p><w:pPr><w:pStyle w:val="ListParagraph"/><w:numPr><w:ilvl w:val="0"/><w:numId w:val="1"/></w:numPr><w:spacing w:after="60"/></w:pPr><w:r><w:t xml:space="preserve">current_station_id() — station_id du compte admin connecté.</w:t></w:r></w:p><w:p><w:pPr><w:pStyle w:val="ListParagraph"/><w:numPr><w:ilvl w:val="0"/><w:numId w:val="1"/></w:numPr><w:spacing w:after="60"/></w:pPr><w:r><w:t xml:space="preserve">client_vehicle_cap(uid) — renvoie le plafond de véhicules réel de l&apos;automobiliste selon son offre (2 gratuit, 5 Plus, illimité Super User) ; remplace depuis le 22 août 2026 l&apos;ancien booléen is_super_user(uid), incapable d&apos;exprimer plus de deux paliers.</w:t></w:r></w:p><w:p><w:pPr><w:pStyle w:val="ListParagraph"/><w:numPr><w:ilvl w:val="0"/><w:numId w:val="1"/></w:numPr><w:spacing w:after="60"/></w:pPr><w:r><w:t xml:space="preserve">recharge_subscription(p_sub_id, p_amount) — recharge atomique du solde d&apos;un abonnement fidélité en une seule requête SQL, pour ne pas entrer en collision avec la déduction automatique du trigger (l&apos;ancienne version, un select puis un update séparés côté application, pouvait écraser une déduction survenue entre les deux).</w:t></w:r></w:p><w:p><w:pPr><w:pStyle w:val="ListParagraph"/><w:numPr><w:ilvl w:val="0"/><w:numId w:val="1"/></w:numPr><w:spacing w:after="60"/></w:pPr><w:r><w:t xml:space="preserve">find_vehicle_owner(p_plate) — retrouve le compte automobiliste propriétaire d&apos;une plaque, réservé aux rôles admin/super_admin, n&apos;expose que nom/catégorie/marque (jamais téléphone/email) — voir section 7.6.</w:t></w:r></w:p><w:p><w:pPr><w:pStyle w:val="ListParagraph"/><w:numPr><w:ilvl w:val="0"/><w:numId w:val="1"/></w:numPr><w:spacing w:after="60"/></w:pPr><w:r><w:t xml:space="preserve">client_push_back_reservation(p_reservation_id, p_positions) — permet à un automobiliste abonné à une station de reculer lui-même sa réservation de N places (ou jusqu&apos;à la dernière) dans la file d&apos;attente, en échangeant son created_at avec celui d&apos;une réservation plus loin. Un client ne pouvant modifier que sa propre ligne via les policies RLS classiques, cette fonction security definer est le seul moyen d&apos;écrire aussi sur la ligne d&apos;un autre client — elle ne regarde jamais que des réservations créées APRÈS la sienne, donc ne peut structurellement jamais faire avancer l&apos;appelant. Voir section 7.8.</w:t></w:r></w:p><w:p><w:pPr><w:pStyle w:val="Heading2"/><w:spacing w:after="120" w:before="240"/></w:pPr><w:r><w:t xml:space="preserve">6.2 Principe général des policies</w:t></w:r></w:p><w:p><w:pPr><w:spacing w:after="120"/></w:pPr><w:r><w:t xml:space="preserve">Chaque table applique le même schéma de raisonnement : le propriétaire de la ligne (station via current_station_id(), ou client via auth.uid()) peut la lire/modifier ; le Super Admin voit tout (app_role() = &apos;super_admin&apos;) ; certaines lectures sont volontairement publiques (annuaire des stations actives, grille tarifaire, avis clients, publicités actives).</w:t></w:r></w:p><w:p><w:pPr><w:pStyle w:val="Heading2"/><w:spacing w:after="120" w:before="240"/></w:pPr><w:r><w:t xml:space="preserve">6.3 Exemple : plafond de véhicules par palier (Gratuit / Plus / Super User)</w:t></w:r></w:p><w:p><w:pPr><w:spacing w:after="120"/></w:pPr><w:r><w:t xml:space="preserve">La policy vehicles_insert compare le nombre de véhicules déjà possédés au plafond renvoyé par client_vehicle_cap(auth.uid()) — une fonction entière (2 pour l&apos;offre gratuite, 5 pour Plus, illimité pour Super User) qui a remplacé le 22 août 2026 le booléen is_super_user(uid), incapable d&apos;exprimer un 3ᵉ palier. La limite de chaque offre est donc appliquée par Postgres, pas seulement par l&apos;interface. Cette même policy restrictive (owner_id = auth.uid()) empêche par ailleurs un admin de station de lire directement le véhicule d&apos;un autre client — d&apos;où le besoin de find_vehicle_owner (section 7.6) pour la reconnaissance par plaque.</w:t></w:r></w:p><w:p><w:pPr><w:pStyle w:val="Heading2"/><w:spacing w:after="120" w:before="240"/></w:pPr><w:r><w:t xml:space="preserve">6.4 Exemple : publicités (station_ads)</w:t></w:r></w:p><w:p><w:pPr><w:spacing w:after="120"/></w:pPr><w:r><w:t xml:space="preserve">Une station ne voit que ses propres campagnes (tous statuts). N&apos;importe quel automobiliste connecté — et même un visiteur non connecté sur les pages publiques — peut lire les campagnes au statut ACTIVE et non expirées, quelle que soit la station émettrice (diffusion plateforme). Seul le Super Admin peut faire évoluer le statut d&apos;une campagne (confirmer un paiement, rejeter), et fixe alors la date d&apos;expiration à partir de la durée choisie par la station (duration_days), plus une constante fixe pour tout le monde.</w:t></w:r></w:p><w:p><w:pPr><w:pStyle w:val="Heading2"/><w:spacing w:after="120" w:before="240"/></w:pPr><w:r><w:t xml:space="preserve">6.5 Exemple : abonnements clients fidélité (station_client_subscriptions)</w:t></w:r></w:p><w:p><w:pPr><w:spacing w:after="120"/></w:pPr><w:r><w:t xml:space="preserve">Le rapprochement entre une transaction réglée &quot;par Abonnement&quot; et l&apos;abonnement du bon client se fait par client_id si connu, sinon par numéro de téléphone normalisé (chiffres uniquement, insensible aux espaces/préfixes) pour tolérer les variantes de saisie. Le trigger de déduction (BEFORE INSERT sur transactions) rejette désormais explicitement l&apos;opération si aucun abonnement actif ne correspond ou si le solde est insuffisant, plutôt que d&apos;accepter silencieusement un lavage non déduit.</w:t></w:r></w:p><w:p><w:pPr><w:pStyle w:val="Heading1"/><w:spacing w:after="160" w:before="360"/></w:pPr><w:r><w:t xml:space="preserve">7. Flux métier clés</w:t></w:r></w:p><w:p><w:pPr><w:pStyle w:val="Heading2"/><w:spacing w:after="120" w:before="240"/></w:pPr><w:r><w:t xml:space="preserve">7.1 Cycle de vie d&apos;une réservation</w:t></w:r></w:p><w:p><w:pPr><w:spacing w:after="120"/></w:pPr><w:r><w:t xml:space="preserve">attente → en_cours → termine (ou annule). Le paiement (paid=true/false, payment_method) est figé au moment de la réservation pour que l&apos;encaissement sur place facture le même montant même si la promo change entre-temps. Un client peut avoir plusieurs véhicules actifs simultanément (plafond configurable, voir Super User).</w:t></w:r></w:p><w:p><w:pPr><w:pStyle w:val="Heading2"/><w:spacing w:after="120" w:before="240"/></w:pPr><w:r><w:t xml:space="preserve">7.2 Pointage des laveurs</w:t></w:r></w:p><w:p><w:pPr><w:spacing w:after="120"/></w:pPr><w:r><w:t xml:space="preserve">Machine à états sur employees.status, distincte du statut du jour (daily_status) :</w:t></w:r></w:p><w:p><w:pPr><w:pStyle w:val="ListParagraph"/><w:numPr><w:ilvl w:val="0"/><w:numId w:val="1"/></w:numPr><w:spacing w:after="60"/></w:pPr><w:r><w:t xml:space="preserve">Actif : prise de poste automatique dès que le laveur est marqué &quot;Présent&quot; du jour.</w:t></w:r></w:p><w:p><w:pPr><w:pStyle w:val="ListParagraph"/><w:numPr><w:ilvl w:val="0"/><w:numId w:val="1"/></w:numPr><w:spacing w:after="60"/></w:pPr><w:r><w:t xml:space="preserve">Terminé : après un clic &quot;Descendre&quot; — encore réactivable (&quot;Reprendre service&quot;), y compris automatiquement si un nouveau véhicule lui est confié.</w:t></w:r></w:p><w:p><w:pPr><w:pStyle w:val="ListParagraph"/><w:numPr><w:ilvl w:val="0"/><w:numId w:val="1"/></w:numPr><w:spacing w:after="60"/></w:pPr><w:r><w:t xml:space="preserve">Fin de service : clôture définitive de la journée, plus aucune réactivation possible.</w:t></w:r></w:p><w:p><w:pPr><w:pStyle w:val="ListParagraph"/><w:numPr><w:ilvl w:val="0"/><w:numId w:val="1"/></w:numPr><w:spacing w:after="60"/></w:pPr><w:r><w:t xml:space="preserve">Coupure automatique : un contrôle tourne chaque minute côté application ; si un laveur est encore Actif après l&apos;heure de fermeture configurée par la station, il est automatiquement basculé en Fin de service.</w:t></w:r></w:p><w:p><w:pPr><w:spacing w:after="120"/></w:pPr><w:r><w:t xml:space="preserve">Deux notions de &quot;fermeture&quot; distinctes coexistent volontairement dans lib/stationData.js : isStationOpenNow() (ouvert seulement DANS la plage horaire, utilisé pour le badge Ouvert/Fermé côté client) et isPastClosingTime() (bloque uniquement APRÈS la fermeture, sans jamais bloquer avant l&apos;ouverture, utilisé côté admin pour le bouton &quot;Go&quot; et &quot;Reprendre service&quot;) — les confondre a provoqué une régression corrigée le 21 août 2026.</w:t></w:r></w:p><w:p><w:pPr><w:pStyle w:val="Heading2"/><w:spacing w:after="120" w:before="240"/></w:pPr><w:r><w:t xml:space="preserve">7.3 Paiements différés à confirmation manuelle</w:t></w:r></w:p><w:p><w:pPr><w:spacing w:after="120"/></w:pPr><w:r><w:t xml:space="preserve">Plusieurs flux suivent le même schéma PENDING → ACTIVE, pour la même raison (absence de vraie passerelle de paiement) :</w:t></w:r></w:p><w:tbl><w:tblPr><w:tblW w:type="pct" w:w="100%"/><w:tblBorders><w:top w:val="single" w:color="auto" w:sz="4"/><w:left w:val="single" w:color="auto" w:sz="4"/><w:bottom w:val="single" w:color="auto" w:sz="4"/><w:right w:val="single" w:color="auto" w:sz="4"/><w:insideH w:val="single" w:color="auto" w:sz="4"/><w:insideV w:val="single" w:color="auto" w:sz="4"/></w:tblBorders></w:tblPr><w:tblGrid><w:gridCol w:w="100"/><w:gridCol w:w="100"/><w:gridCol w:w="100"/></w:tblGrid><w:tr><w:tc><w:tcPr><w:tcW w:type="pct" w:w="22%"/><w:tcBorders><w:top w:val="single" w:color="auto" w:sz="4"/><w:left w:val="single" w:color="auto" w:sz="4"/><w:bottom w:val="single" w:color="auto" w:sz="4"/><w:right w:val="single" w:color="auto" w:sz="4"/></w:tcBorders><w:shd w:fill="1F3864" w:color="1F3864" w:val="solid"/></w:tcPr><w:p><w:r><w:rPr><w:b/><w:bCs/><w:color w:val="FFFFFF"/></w:rPr><w:t xml:space="preserve"></w:t></w:r></w:p></w:tc><w:tc><w:tcPr><w:tcW w:type="pct" w:w="39%"/><w:tcBorders><w:top w:val="single" w:color="auto" w:sz="4"/><w:left w:val="single" w:color="auto" w:sz="4"/><w:bottom w:val="single" w:color="auto" w:sz="4"/><w:right w:val="single" w:color="auto" w:sz="4"/></w:tcBorders><w:shd w:fill="1F3864" w:color="1F3864" w:val="solid"/></w:tcPr><w:p><w:r><w:rPr><w:b/><w:bCs/><w:color w:val="FFFFFF"/></w:rPr><w:t xml:space="preserve">Abonnement Plus / Super User</w:t></w:r></w:p></w:tc><w:tc><w:tcPr><w:tcW w:type="pct" w:w="39%"/><w:tcBorders><w:top w:val="single" w:color="auto" w:sz="4"/><w:left w:val="single" w:color="auto" w:sz="4"/><w:bottom w:val="single" w:color="auto" w:sz="4"/><w:right w:val="single" w:color="auto" w:sz="4"/></w:tcBorders><w:shd w:fill="1F3864" w:color="1F3864" w:val="solid"/></w:tcPr><w:p><w:r><w:rPr><w:b/><w:bCs/><w:color w:val="FFFFFF"/></w:rPr><w:t xml:space="preserve">Publicité station</w:t></w:r></w:p></w:tc></w:tr><w:tr><w:tc><w:tcPr><w:tcW w:type="pct" w:w="22%"/><w:tcBorders><w:top w:val="single" w:color="auto" w:sz="4"/><w:left w:val="single" w:color="auto" w:sz="4"/><w:bottom w:val="single" w:color="auto" w:sz="4"/><w:right w:val="single" w:color="auto" w:sz="4"/></w:tcBorders></w:tcPr><w:p><w:r><w:t xml:space="preserve">Qui paie</w:t></w:r></w:p></w:tc><w:tc><w:tcPr><w:tcW w:type="pct" w:w="39%"/><w:tcBorders><w:top w:val="single" w:color="auto" w:sz="4"/><w:left w:val="single" w:color="auto" w:sz="4"/><w:bottom w:val="single" w:color="auto" w:sz="4"/><w:right w:val="single" w:color="auto" w:sz="4"/></w:tcBorders></w:tcPr><w:p><w:r><w:t xml:space="preserve">Automobiliste</w:t></w:r></w:p></w:tc><w:tc><w:tcPr><w:tcW w:type="pct" w:w="39%"/><w:tcBorders><w:top w:val="single" w:color="auto" w:sz="4"/><w:left w:val="single" w:color="auto" w:sz="4"/><w:bottom w:val="single" w:color="auto" w:sz="4"/><w:right w:val="single" w:color="auto" w:sz="4"/></w:tcBorders></w:tcPr><w:p><w:r><w:t xml:space="preserve">Station</w:t></w:r></w:p></w:tc></w:tr><w:tr><w:tc><w:tcPr><w:tcW w:type="pct" w:w="22%"/><w:tcBorders><w:top w:val="single" w:color="auto" w:sz="4"/><w:left w:val="single" w:color="auto" w:sz="4"/><w:bottom w:val="single" w:color="auto" w:sz="4"/><w:right w:val="single" w:color="auto" w:sz="4"/></w:tcBorders></w:tcPr><w:p><w:r><w:t xml:space="preserve">Montant</w:t></w:r></w:p></w:tc><w:tc><w:tcPr><w:tcW w:type="pct" w:w="39%"/><w:tcBorders><w:top w:val="single" w:color="auto" w:sz="4"/><w:left w:val="single" w:color="auto" w:sz="4"/><w:bottom w:val="single" w:color="auto" w:sz="4"/><w:right w:val="single" w:color="auto" w:sz="4"/></w:tcBorders></w:tcPr><w:p><w:r><w:t xml:space="preserve">2 500 FCFA/mois (Plus) · 5 000 FCFA/mois (Super User)</w:t></w:r></w:p></w:tc><w:tc><w:tcPr><w:tcW w:type="pct" w:w="39%"/><w:tcBorders><w:top w:val="single" w:color="auto" w:sz="4"/><w:left w:val="single" w:color="auto" w:sz="4"/><w:bottom w:val="single" w:color="auto" w:sz="4"/><w:right w:val="single" w:color="auto" w:sz="4"/></w:tcBorders></w:tcPr><w:p><w:r><w:t xml:space="preserve">5 000 F / 3j · 10 000 F / 7j · 30 000 F / 30j (au choix)</w:t></w:r></w:p></w:tc></w:tr><w:tr><w:tc><w:tcPr><w:tcW w:type="pct" w:w="22%"/><w:tcBorders><w:top w:val="single" w:color="auto" w:sz="4"/><w:left w:val="single" w:color="auto" w:sz="4"/><w:bottom w:val="single" w:color="auto" w:sz="4"/><w:right w:val="single" w:color="auto" w:sz="4"/></w:tcBorders></w:tcPr><w:p><w:r><w:t xml:space="preserve">Qui confirme</w:t></w:r></w:p></w:tc><w:tc><w:tcPr><w:tcW w:type="pct" w:w="39%"/><w:tcBorders><w:top w:val="single" w:color="auto" w:sz="4"/><w:left w:val="single" w:color="auto" w:sz="4"/><w:bottom w:val="single" w:color="auto" w:sz="4"/><w:right w:val="single" w:color="auto" w:sz="4"/></w:tcBorders></w:tcPr><w:p><w:r><w:t xml:space="preserve">Super Admin</w:t></w:r></w:p></w:tc><w:tc><w:tcPr><w:tcW w:type="pct" w:w="39%"/><w:tcBorders><w:top w:val="single" w:color="auto" w:sz="4"/><w:left w:val="single" w:color="auto" w:sz="4"/><w:bottom w:val="single" w:color="auto" w:sz="4"/><w:right w:val="single" w:color="auto" w:sz="4"/></w:tcBorders></w:tcPr><w:p><w:r><w:t xml:space="preserve">Super Admin</w:t></w:r></w:p></w:tc></w:tr><w:tr><w:tc><w:tcPr><w:tcW w:type="pct" w:w="22%"/><w:tcBorders><w:top w:val="single" w:color="auto" w:sz="4"/><w:left w:val="single" w:color="auto" w:sz="4"/><w:bottom w:val="single" w:color="auto" w:sz="4"/><w:right w:val="single" w:color="auto" w:sz="4"/></w:tcBorders></w:tcPr><w:p><w:r><w:t xml:space="preserve">Effet une fois ACTIVE</w:t></w:r></w:p></w:tc><w:tc><w:tcPr><w:tcW w:type="pct" w:w="39%"/><w:tcBorders><w:top w:val="single" w:color="auto" w:sz="4"/><w:left w:val="single" w:color="auto" w:sz="4"/><w:bottom w:val="single" w:color="auto" w:sz="4"/><w:right w:val="single" w:color="auto" w:sz="4"/></w:tcBorders></w:tcPr><w:p><w:r><w:t xml:space="preserve">Plafond de véhicules relevé à 5 (Plus) ou illimité (Super User)</w:t></w:r></w:p></w:tc><w:tc><w:tcPr><w:tcW w:type="pct" w:w="39%"/><w:tcBorders><w:top w:val="single" w:color="auto" w:sz="4"/><w:left w:val="single" w:color="auto" w:sz="4"/><w:bottom w:val="single" w:color="auto" w:sz="4"/><w:right w:val="single" w:color="auto" w:sz="4"/></w:tcBorders></w:tcPr><w:p><w:r><w:t xml:space="preserve">Diffusion sur le tableau de bord de tous les automobilistes + mise en avant sur /stations</w:t></w:r></w:p></w:tc></w:tr></w:tbl><w:p><w:pPr><w:spacing w:after="0"/></w:pPr></w:p><w:p><w:pPr><w:spacing w:after="120"/></w:pPr><w:r><w:t xml:space="preserve">L&apos;abonnement fidélité client (station_client_subscriptions) suit un schéma différent, entièrement géré par la station elle-même (pas de confirmation Super Admin) : voir section 7.5.</w:t></w:r></w:p><w:p><w:pPr><w:pStyle w:val="Heading2"/><w:spacing w:after="120" w:before="240"/></w:pPr><w:r><w:t xml:space="preserve">7.4 Promotion (gratuite) vs Publicité (payante) vs &quot;À la une&quot;</w:t></w:r></w:p><w:p><w:pPr><w:spacing w:after="120"/></w:pPr><w:r><w:t xml:space="preserve">Trois mécanismes de visibilité distincts, à ne pas confondre :</w:t></w:r></w:p><w:p><w:pPr><w:pStyle w:val="ListParagraph"/><w:numPr><w:ilvl w:val="0"/><w:numId w:val="1"/></w:numPr><w:spacing w:after="60"/></w:pPr><w:r><w:t xml:space="preserve">Promotion (stations.promo_config) : gratuite, configurée par la station elle-même (Admin &gt; Promotions), visible uniquement sur la fiche de CETTE station et sur le tableau de bord des automobilistes qui ont déjà une relation avec elle (réservation payée ou en cours).</w:t></w:r></w:p><w:p><w:pPr><w:pStyle w:val="ListParagraph"/><w:numPr><w:ilvl w:val="0"/><w:numId w:val="1"/></w:numPr><w:spacing w:after="60"/></w:pPr><w:r><w:t xml:space="preserve">Publicité (station_ads) : payante, diffusée sur le tableau de bord de TOUS les automobilistes de la plateforme après confirmation du Super Admin, quel que soit leur historique. Chaque client peut l&apos;ignorer individuellement (persisté en base, pas seulement localement).</w:t></w:r></w:p><w:p><w:pPr><w:pStyle w:val="ListParagraph"/><w:numPr><w:ilvl w:val="0"/><w:numId w:val="1"/></w:numPr><w:spacing w:after="60"/></w:pPr><w:r><w:t xml:space="preserve">&quot;À la une&quot; (21 août 2026) : une station avec une publicité ACTIVE est aussi mise en avant sur la page publique &quot;Trouver une station&quot; (/stations, accessible sans compte) — badge &quot;⭐ À la une&quot;, message affiché, et épinglée en tête de liste avant le tri par distance. Réutilise entièrement les mêmes données station_ads, sans nouveau système ni nouvelle table : une seconde surface d&apos;affichage pour la même campagne.</w:t></w:r></w:p><w:p><w:pPr><w:pStyle w:val="Heading2"/><w:spacing w:after="120" w:before="240"/></w:pPr><w:r><w:t xml:space="preserve">7.5 Abonnements clients fidélité (wallet prépayé par station)</w:t></w:r></w:p><w:p><w:pPr><w:spacing w:after="120"/></w:pPr><w:r><w:t xml:space="preserve">Nouveau domaine introduit le 20 août 2026, sécurisé le 21 août 2026. Une station crée un abonnement prépayé pour un client régulier (nom, téléphone, prix mensuel) — éventuellement lié à un compte automobiliste existant si le téléphone correspond. Le solde se déduit automatiquement lorsqu&apos;un lavage est réglé avec la méthode &quot;Abonnement&quot;, via un trigger Postgres BEFORE INSERT sur transactions :</w:t></w:r></w:p><w:p><w:pPr><w:pStyle w:val="ListParagraph"/><w:numPr><w:ilvl w:val="0"/><w:numId w:val="1"/></w:numPr><w:spacing w:after="60"/></w:pPr><w:r><w:t xml:space="preserve">Recherche l&apos;abonnement actif correspondant par client_id ou par téléphone normalisé (chiffres uniquement).</w:t></w:r></w:p><w:p><w:pPr><w:pStyle w:val="ListParagraph"/><w:numPr><w:ilvl w:val="0"/><w:numId w:val="1"/></w:numPr><w:spacing w:after="60"/></w:pPr><w:r><w:t xml:space="preserve">Rejette l&apos;insertion (raise exception) si aucun abonnement actif ne correspond, ou si le solde est insuffisant — comportement corrigé : la version d&apos;origine acceptait silencieusement la transaction sans jamais déduire le solde dans ces deux cas, ouvrant la voie à des lavages gratuits non tracés.</w:t></w:r></w:p><w:p><w:pPr><w:pStyle w:val="ListParagraph"/><w:numPr><w:ilvl w:val="0"/><w:numId w:val="1"/></w:numPr><w:spacing w:after="60"/></w:pPr><w:r><w:t xml:space="preserve">Sinon, déduit le montant et bascule le statut à &quot;suspendu&quot; si le solde atteint zéro.</w:t></w:r></w:p><w:p><w:pPr><w:pStyle w:val="ListParagraph"/><w:numPr><w:ilvl w:val="0"/><w:numId w:val="1"/></w:numPr><w:spacing w:after="60"/></w:pPr><w:r><w:t xml:space="preserve">La recharge de solde par la station passe par la fonction atomique recharge_subscription (section 6.1) plutôt qu&apos;un enchaînement lecture-puis-écriture côté application, pour ne pas pouvoir écraser une déduction survenue entre-temps.</w:t></w:r></w:p><w:p><w:pPr><w:spacing w:after="120"/></w:pPr><w:r><w:t xml:space="preserve">Côté application (Client/Stations.jsx), si le paiement par abonnement est rejeté côté serveur (solde insuffisant détecté après coup, ou abonnement introuvable), la réservation déjà créée est automatiquement repassée à &quot;non payée&quot; et le client voit un message clair, plutôt qu&apos;un échec silencieux avec un lavage marqué payé sans transaction correspondante.</w:t></w:r></w:p><w:p><w:pPr><w:pStyle w:val="Heading2"/><w:spacing w:after="120" w:before="240"/></w:pPr><w:r><w:t xml:space="preserve">7.6 Reconnaissance d&apos;un client habitué par plaque d&apos;immatriculation</w:t></w:r></w:p><w:p><w:pPr><w:spacing w:after="120"/></w:pPr><w:r><w:t xml:space="preserve">Nouveau flux (21 août 2026) pour le cas d&apos;un automobiliste qui a déjà un compte mais se présente sans avoir réservé via l&apos;app (il paie en espèces sur place, la station saisit son lavage manuellement — &quot;Ajouter un véhicule&quot;, StationDashboard.jsx). Comme la plaque est unique (contrairement au nom, souvent partagé) :</w:t></w:r></w:p><w:p><w:pPr><w:pStyle w:val="ListParagraph"/><w:numPr><w:ilvl w:val="0"/><w:numId w:val="1"/></w:numPr><w:spacing w:after="60"/></w:pPr><w:r><w:t xml:space="preserve">La station tape la plaque dans un nouveau champ du formulaire ; à la sortie du champ, un appel à find_vehicle_owner (section 6.1) cherche si un véhicule enregistré correspond.</w:t></w:r></w:p><w:p><w:pPr><w:pStyle w:val="ListParagraph"/><w:numPr><w:ilvl w:val="0"/><w:numId w:val="1"/></w:numPr><w:spacing w:after="60"/></w:pPr><w:r><w:t xml:space="preserve">Si trouvé : nom, catégorie et véhicule sont pré-remplis automatiquement (modifiables si la station constate une erreur), et reservations.client_id est posé sur le vrai compte du client.</w:t></w:r></w:p><w:p><w:pPr><w:pStyle w:val="ListParagraph"/><w:numPr><w:ilvl w:val="0"/><w:numId w:val="1"/></w:numPr><w:spacing w:after="60"/></w:pPr><w:r><w:t xml:space="preserve">Si rien n&apos;est trouvé : comportement inchangé, le lavage reste enregistré avec un nom libre, sans compte lié.</w:t></w:r></w:p><w:p><w:pPr><w:pStyle w:val="ListParagraph"/><w:numPr><w:ilvl w:val="0"/><w:numId w:val="1"/></w:numPr><w:spacing w:after="60"/></w:pPr><w:r><w:t xml:space="preserve">Une fois client_id posé, le suivi en temps réel côté client fonctionne sans aucun code supplémentaire : le canal Realtime déjà filtré sur client_id (section 4.3) fait apparaître la réservation instantanément sur son tableau de bord.</w:t></w:r></w:p><w:p><w:pPr><w:pStyle w:val="ListParagraph"/><w:numPr><w:ilvl w:val="0"/><w:numId w:val="1"/></w:numPr><w:spacing w:after="60"/></w:pPr><w:r><w:t xml:space="preserve">Le client reçoit en plus une notification navigateur (API Notification, permission déjà gérée par ailleurs sur Client/Dashboard.jsx) au moment précis de l&apos;INSERT — distincte de la notification existante sur changement de position, qui elle ignore volontairement le tout premier item vu pour éviter un faux positif sur un déplacement interne de réservation.</w:t></w:r></w:p><w:p><w:pPr><w:pStyle w:val="Heading2"/><w:spacing w:after="120" w:before="240"/></w:pPr><w:r><w:t xml:space="preserve">7.7 Lavage à plusieurs laveurs (véhicules volumineux)</w:t></w:r></w:p><w:p><w:pPr><w:spacing w:after="120"/></w:pPr><w:r><w:t xml:space="preserve">Depuis le 24 août 2026, un lavage dont la catégorie tarifaire est &quot;Camion&quot; (regroupe Bus/Car +50 places et camions léger/lourd, voir PRICING_CATEGORY_LABELS dans lib/vehicleBrands.js) ouvre une modale dédiée au clic sur &quot;Go&quot; : la station choisit librement 1 à 3 laveurs parmi les disponibles (MAX_WASHERS_PER_WASH = 3, StationDashboard.jsx) plutôt que le laveur unique habituel. startWash(id, employeeIdOrIds) accepte désormais un seul identifiant ou un tableau d&apos;identifiants. reservations.assigned_to_name garde le premier laveur (compatibilité avec le code existant qui ne lit que ce champ), assigned_washer_names (nouvelle colonne text[]) ne contient une valeur que si plusieurs laveurs sont assignés.</w:t></w:r></w:p><w:p><w:pPr><w:pStyle w:val="ListParagraph"/><w:numPr><w:ilvl w:val="0"/><w:numId w:val="1"/></w:numPr><w:spacing w:after="60"/></w:pPr><w:r><w:t xml:space="preserve">Tant que le lavage n&apos;est pas terminé, tous les laveurs assignés sont marqués occupés et exclus de availableEmployees — pas seulement le premier.</w:t></w:r></w:p><w:p><w:pPr><w:pStyle w:val="ListParagraph"/><w:numPr><w:ilvl w:val="0"/><w:numId w:val="1"/></w:numPr><w:spacing w:after="60"/></w:pPr><w:r><w:t xml:space="preserve">Le classement &quot;Top Laveurs&quot; d&apos;Analytics crédite désormais chacun des laveurs d&apos;un lavage à plusieurs, pas seulement le laveur principal.</w:t></w:r></w:p><w:p><w:pPr><w:pStyle w:val="Heading2"/><w:spacing w:after="120" w:before="240"/></w:pPr><w:r><w:t xml:space="preserve">7.8 Report de position en file d&apos;attente</w:t></w:r></w:p><w:p><w:pPr><w:spacing w:after="120"/></w:pPr><w:r><w:t xml:space="preserve">Un mécanisme d&apos;échange de position existait déjà côté station (pushBackOnePosition, useAppState.jsx) : comme la position et le temps d&apos;attente estimé sont purement dérivés du tri par created_at (getItemPosition, estimateItemWaitTime dans lib/stationData.js), reculer une réservation revient à échanger son created_at avec celui d&apos;une autre. Depuis le 22 août 2026, un automobiliste abonné à la station (station_client_subscriptions actif) peut faire ce même geste lui-même, depuis son tableau de bord, pour 2, 3, 4 places ou directement la dernière (valeur sentinelle positions=999, qui se déclenche aussi si le nombre de places demandé dépasse la longueur de la file).</w:t></w:r></w:p><w:p><w:pPr><w:pStyle w:val="ListParagraph"/><w:numPr><w:ilvl w:val="0"/><w:numId w:val="1"/></w:numPr><w:spacing w:after="60"/></w:pPr><w:r><w:t xml:space="preserve">Comme un client ne peut modifier que sa propre réservation sous RLS, l&apos;opération passe par client_push_back_reservation (section 6.1), une fonction security definer qui vérifie la propriété de la réservation et la présence d&apos;un abonnement actif à cette station, avant de faire l&apos;échange.</w:t></w:r></w:p><w:p><w:pPr><w:pStyle w:val="ListParagraph"/><w:numPr><w:ilvl w:val="0"/><w:numId w:val="1"/></w:numPr><w:spacing w:after="60"/></w:pPr><w:r><w:t xml:space="preserve">Elle ne considère jamais que des réservations créées après la sienne : structurellement incapable de faire avancer l&apos;appelant, seulement de le reculer.</w:t></w:r></w:p><w:p><w:pPr><w:pStyle w:val="ListParagraph"/><w:numPr><w:ilvl w:val="0"/><w:numId w:val="1"/></w:numPr><w:spacing w:after="60"/></w:pPr><w:r><w:t xml:space="preserve">Le flag hasSubscription affiché côté client (Dashboard.jsx) n&apos;est qu&apos;un indice d&apos;UI pour afficher le bouton ; le vrai contrôle d&apos;accès est entièrement côté fonction SQL — une incohérence de synchronisation dégrade proprement (simple erreur affichée), sans corrompre de donnée.</w:t></w:r></w:p><w:p><w:pPr><w:pStyle w:val="Heading2"/><w:spacing w:after="120" w:before="240"/></w:pPr><w:r><w:t xml:space="preserve">7.9 Essai gratuit d&apos;un mois pour les stations</w:t></w:r></w:p><w:p><w:pPr><w:spacing w:after="120"/></w:pPr><w:r><w:t xml:space="preserve">Depuis le 22 août 2026, station_billing.trial_ends_at date la fin de l&apos;essai gratuit d&apos;une station (1 mois) — auparavant, subscription_status pouvait valoir &apos;essai&apos; mais sans aucune date bornant sa durée. Les stations déjà en essai au moment de la migration ont été rétro-remplies à partir de stations.created_at (pas &quot;maintenant&quot;, pour ne pas leur offrir de mois gratuit supplémentaire) ; toute nouvelle station reçoit désormais trial_ends_at = now() + 1 mois via le trigger handle_new_station().</w:t></w:r></w:p><w:p><w:pPr><w:pStyle w:val="ListParagraph"/><w:numPr><w:ilvl w:val="0"/><w:numId w:val="1"/></w:numPr><w:spacing w:after="60"/></w:pPr><w:r><w:t xml:space="preserve">lib/stationTrial.js centralise le calcul (trialDaysRemaining, trialProgressPercent, trialUrgency) pour que la bannière station (TrialBanner.jsx, montée dans AdminLayout.jsx) et le suivi Super Admin (SuperAdmin/Billing.jsx) restent cohérents : la barre se remplit au fil des jours (et non l&apos;inverse), et passe de vert à orange puis rouge à l&apos;approche de l&apos;expiration.</w:t></w:r></w:p><w:p><w:pPr><w:pStyle w:val="ListParagraph"/><w:numPr><w:ilvl w:val="0"/><w:numId w:val="1"/></w:numPr><w:spacing w:after="60"/></w:pPr><w:r><w:t xml:space="preserve">Comme pour la facturation station en général, rien ne bascule automatiquement subscription_status à l&apos;expiration — seule une action manuelle du Super Admin (markSubscriptionPaid/markSubscriptionOverdue) fait évoluer le statut. La bannière reste purement informative, et masquée pendant une impersonation Super Admin (qui affiche déjà sa propre bannière).</w:t></w:r></w:p><w:p><w:pPr><w:pStyle w:val="Heading1"/><w:spacing w:after="160" w:before="360"/></w:pPr><w:r><w:t xml:space="preserve">8. Couche marketing / SEO (site statique)</w:t></w:r></w:p><w:p><w:pPr><w:spacing w:after="120"/></w:pPr><w:r><w:t xml:space="preserve">Huit pages HTML sont bâties par Vite (index.html, login.html, dashboard.html, reset-password.html, 404.html, merci.html, confidentialite.html, conditions-generales.html) et portent les fondamentaux SEO/marketing d&apos;un site vitrine :</w:t></w:r></w:p><w:p><w:pPr><w:pStyle w:val="ListParagraph"/><w:numPr><w:ilvl w:val="0"/><w:numId w:val="1"/></w:numPr><w:spacing w:after="60"/></w:pPr><w:r><w:t xml:space="preserve">Meta descriptions et titres orientés B2B (&quot;logiciel de gestion pour station de lavage auto au Sénégal&quot;), Open Graph / Twitter Card, URL canonique, et données structurées JSON-LD sur index.html : Organization + SoftwareApplication (les 3 forfaits SaaS en Offer) + WebSite + FAQPage. Le type LocalBusiness a été retiré le 1 septembre 2026 — l&apos;activité est un éditeur de logiciel 100 % en ligne, sans local physique.</w:t></w:r></w:p><w:p><w:pPr><w:pStyle w:val="ListParagraph"/><w:numPr><w:ilvl w:val="0"/><w:numId w:val="1"/></w:numPr><w:spacing w:after="60"/></w:pPr><w:r><w:t xml:space="preserve">Google Analytics 4 actif depuis le 1 septembre 2026 sur les 4 points d&apos;entrée — propriété &quot;Clean Car Galsen&quot;, identifiant de mesure G-6EFQN7CBB8, mesures améliorées activées.</w:t></w:r></w:p><w:p><w:pPr><w:pStyle w:val="ListParagraph"/><w:numPr><w:ilvl w:val="0"/><w:numId w:val="1"/></w:numPr><w:spacing w:after="60"/></w:pPr><w:r><w:t xml:space="preserve">Toutes les pages HTML (404, merci, confidentialité, CGU comprises) chargent le même app.css compilé au build par Vite/PostCSS ; le CDN runtime cdn.tailwindcss.com (~407 Ko de JS bloquant) a été retiré le 1 septembre 2026.</w:t></w:r></w:p><w:p><w:pPr><w:pStyle w:val="ListParagraph"/><w:numPr><w:ilvl w:val="0"/><w:numId w:val="1"/></w:numPr><w:spacing w:after="60"/></w:pPr><w:r><w:t xml:space="preserve">Routage d&apos;hébergement piloté par vercel.json (public/_redirects, au format Netlify, est ignoré par Vercel) : /admin/*, /superadmin/*, /dashboard et /stations sont réécrits vers dashboard.html. Le renvoi catch-all /(.*) → /index.html a été supprimé le 1 septembre 2026 : un chemin inconnu sert désormais 404.html avec un vrai statut HTTP 404, au lieu d&apos;une fausse page 200 (&quot;soft 404&quot;) qui polluait l&apos;indexation.</w:t></w:r></w:p><w:p><w:pPr><w:pStyle w:val="ListParagraph"/><w:numPr><w:ilvl w:val="0"/><w:numId w:val="1"/></w:numPr><w:spacing w:after="60"/></w:pPr><w:r><w:t xml:space="preserve">index.html interroge directement Supabase pour afficher les vraies stations partenaires actives et leurs avis.</w:t></w:r></w:p><w:p><w:pPr><w:pStyle w:val="ListParagraph"/><w:numPr><w:ilvl w:val="0"/><w:numId w:val="1"/></w:numPr><w:spacing w:after="60"/></w:pPr><w:r><w:t xml:space="preserve">Fil d&apos;Ariane + titre de page dynamique sur la route publique /stations.</w:t></w:r></w:p><w:p><w:pPr><w:pStyle w:val="ListParagraph"/><w:numPr><w:ilvl w:val="0"/><w:numId w:val="1"/></w:numPr><w:spacing w:after="60"/></w:pPr><w:r><w:t xml:space="preserve">Carte Google Maps intégrée + lien &quot;itinéraire&quot; sur la fiche détail d&apos;une station.</w:t></w:r></w:p><w:p><w:pPr><w:pStyle w:val="ListParagraph"/><w:numPr><w:ilvl w:val="0"/><w:numId w:val="1"/></w:numPr><w:spacing w:after="60"/></w:pPr><w:r><w:t xml:space="preserve">Depuis le 21 août 2026, /stations met aussi en avant les stations avec une campagne publicitaire ACTIVE (badge &quot;À la une&quot;, épinglées en tête) — voir section 7.4.</w:t></w:r></w:p><w:p><w:pPr><w:pStyle w:val="ListParagraph"/><w:numPr><w:ilvl w:val="0"/><w:numId w:val="1"/></w:numPr><w:spacing w:after="60"/></w:pPr><w:r><w:t xml:space="preserve">Section &quot;À propos&quot; (#a-propos) sur la page d&apos;accueil : équipe de laveurs (pointage, planning, affectation multi-laveurs, classement) et périmètre fonctionnel du système, 3 photos de laveurs libres de droits (Pexels), 3 valeurs, CTA station. Sous-partie &quot;Le poste de commande du gérant&quot; : maquette en pur HTML/CSS de la file d&apos;attente Live (plaque, fiche véhicule, assignation d&apos;un ou plusieurs laveurs, bouton Démarrer, bloc &quot;En cours&quot;) qui reproduit l&apos;écran réel de StationDashboard, avec l&apos;explication du flux valider-puis-laver en 3 étapes.</w:t></w:r></w:p><w:p><w:pPr><w:pStyle w:val="ListParagraph"/><w:numPr><w:ilvl w:val="0"/><w:numId w:val="1"/></w:numPr><w:spacing w:after="60"/></w:pPr><w:r><w:t xml:space="preserve">Vidéo hero réencodée en 960×540 (~470 Ko au lieu de 3,2 Mo) et chargée uniquement sur grand écran et connexion correcte (ni save-data, ni 2g, ni prefers-reduced-motion) ; sinon poster seul (~38 Ko). Polices Google chargées via <link> plutôt qu&apos;un @import CSS bloquant.</w:t></w:r></w:p><w:p><w:pPr><w:pStyle w:val="ListParagraph"/><w:numPr><w:ilvl w:val="0"/><w:numId w:val="1"/></w:numPr><w:spacing w:after="60"/></w:pPr><w:r><w:t xml:space="preserve">dashboard.html porte désormais une balise noindex (coquille React sans contenu propre à indexer), au même titre que login.html et reset-password.html ; robots.txt ne bloque plus que /admin/ et /superadmin/.</w:t></w:r></w:p><w:p><w:pPr><w:pStyle w:val="ListParagraph"/><w:numPr><w:ilvl w:val="0"/><w:numId w:val="1"/></w:numPr><w:spacing w:after="60"/></w:pPr><w:r><w:t xml:space="preserve">sitemap.xml réduit aux 3 pages réellement indexables (accueil, conditions générales, confidentialité) — /login, /dashboard et /stations en ont été retirés.</w:t></w:r></w:p><w:p><w:pPr><w:pStyle w:val="ListParagraph"/><w:numPr><w:ilvl w:val="0"/><w:numId w:val="1"/></w:numPr><w:spacing w:after="60"/></w:pPr><w:r><w:t xml:space="preserve">Google Search Console : propriété de type Domaine sur galsenautocleaner.com, vérifiée par enregistrement DNS TXT (DNS géré par Vercel) le 1 septembre 2026 — sitemap soumis, indexation de l&apos;accueil demandée. Le référencement vise en priorité les gérants de station (requêtes B2B).</w:t></w:r></w:p><w:p><w:pPr><w:pStyle w:val="Heading1"/><w:spacing w:after="160" w:before="360"/></w:pPr><w:r><w:t xml:space="preserve">9. Limites connues / dette technique</w:t></w:r></w:p><w:p><w:pPr><w:pStyle w:val="ListParagraph"/><w:numPr><w:ilvl w:val="0"/><w:numId w:val="1"/></w:numPr><w:spacing w:after="60"/></w:pPr><w:r><w:t xml:space="preserve">Aucune passerelle de paiement réelle — tout paiement &quot;en ligne&quot; est simulé ou passe par une confirmation manuelle du Super Admin.</w:t></w:r></w:p><w:p><w:pPr><w:pStyle w:val="ListParagraph"/><w:numPr><w:ilvl w:val="0"/><w:numId w:val="1"/></w:numPr><w:spacing w:after="60"/></w:pPr><w:r><w:t xml:space="preserve">Aucune tâche planifiée (cron/Edge Function) : les statuts expirés sont recalculés à la lecture, jamais réécrits en base tant que personne ne consulte la donnée.</w:t></w:r></w:p><w:p><w:pPr><w:pStyle w:val="ListParagraph"/><w:numPr><w:ilvl w:val="0"/><w:numId w:val="1"/></w:numPr><w:spacing w:after="60"/></w:pPr><w:r><w:t xml:space="preserve">Pas de Supabase Storage : toutes les images (logos, cachets, photos, visuels de publicité) sont en base64, plafonnées à 1,5 Mo.</w:t></w:r></w:p><w:p><w:pPr><w:pStyle w:val="ListParagraph"/><w:numPr><w:ilvl w:val="0"/><w:numId w:val="1"/></w:numPr><w:spacing w:after="60"/></w:pPr><w:r><w:t xml:space="preserve">Le chunk JavaScript principal de l&apos;espace Admin/Dashboard dépasse 1,4 Mo minifié — aucun découpage en chunks (code-splitting) n&apos;a encore été mis en place.</w:t></w:r></w:p><w:p><w:pPr><w:pStyle w:val="ListParagraph"/><w:numPr><w:ilvl w:val="0"/><w:numId w:val="1"/></w:numPr><w:spacing w:after="60"/></w:pPr><w:r><w:t xml:space="preserve">Aucune suite de tests automatisés, et aucun outil de vérification statique (TypeScript, ESLint) configuré dans le projet : une variable référencée sans être déclarée ne casse pas npm run build, seulement au moment où ce code s&apos;exécute réellement en production. Une régression de ce type (stationProfile non récupéré dans StationDashboard.jsx, cassant silencieusement le bouton &quot;Go&quot;) a été introduite puis corrigée le 21 août 2026 ; un scan ESLint no-undef ponctuel (sans configuration permanente) a confirmé l&apos;absence d&apos;autres cas similaires à cette date.</w:t></w:r></w:p><w:p><w:pPr><w:pStyle w:val="ListParagraph"/><w:numPr><w:ilvl w:val="0"/><w:numId w:val="1"/></w:numPr><w:spacing w:after="60"/></w:pPr><w:r><w:t xml:space="preserve">Le plafond de véhicules par palier est dupliqué entre client_vehicle_cap() côté SQL (section 6.1) et vehicleCapFor() côté JS (src/lib/superUser.js) — les deux doivent être maintenus synchronisés manuellement à chaque évolution des paliers, sans test automatisé pour le garantir.</w:t></w:r></w:p><w:p><w:pPr><w:pStyle w:val="ListParagraph"/><w:numPr><w:ilvl w:val="0"/><w:numId w:val="1"/></w:numPr><w:spacing w:after="60"/></w:pPr><w:r><w:t xml:space="preserve">Fichiers HTML legacy à la racine du dépôt : dead code jamais servi, conservés uniquement comme référence de maquettes historiques.</w:t></w:r></w:p><w:p><w:pPr><w:pStyle w:val="ListParagraph"/><w:numPr><w:ilvl w:val="0"/><w:numId w:val="1"/></w:numPr><w:spacing w:after="60"/></w:pPr><w:r><w:t xml:space="preserve">Le titre principal (H1) de la page d&apos;accueil s&apos;adresse encore aux automobilistes (&quot;Votre lavage de confiance à Dakar&quot;) alors que le référencement et les CTA visent les gérants de station : incohérence de message à corriger.</w:t></w:r></w:p><w:p><w:pPr><w:spacing w:after="200"/></w:pPr><w:r><w:rPr><w:i/><w:iCs/><w:color w:val="595959"/></w:rPr><w:t xml:space="preserve">Document généré automatiquement à partir de l&apos;état du code au moment de la génération — à mettre à jour manuellement en cas d&apos;évolution majeure de l&apos;architecture.</w:t></w:r></w:p><w:sectPr><w:pgSz w:w="11906" w:h="16838" w:orient="portrait"/><w:pgMar w:top="1440" w:right="1440" w:bottom="1440" w:left="1440" w:header="708" w:footer="708" w:gutter="0"/><w:pgNumType/><w:docGrid w:linePitch="360"/></w:sectPr></w:body></w:document>
 </file>
 
 <file path=word/comments.xml><?xml version="1.0" encoding="utf-8"?>

--- a/docs/Architecture-Technique-CleanCarGalsen.docx
+++ b/docs/Architecture-Technique-CleanCarGalsen.docx
@@ -1,5 +1,3041 @@
 
-<file path=word/document.xml><?xml version="1.0" encoding="UTF-8" standalone="yes"?><w:document mc:Ignorable="w14 w15 wp14" xmlns:wpc="http://schemas.microsoft.com/office/word/2010/wordprocessingCanvas" xmlns:mc="http://schemas.openxmlformats.org/markup-compatibility/2006" xmlns:o="urn:schemas-microsoft-com:office:office" xmlns:r="http://schemas.openxmlformats.org/officeDocument/2006/relationships" xmlns:m="http://schemas.openxmlformats.org/officeDocument/2006/math" xmlns:v="urn:schemas-microsoft-com:vml" xmlns:wp14="http://schemas.microsoft.com/office/word/2010/wordprocessingDrawing" xmlns:wp="http://schemas.openxmlformats.org/drawingml/2006/wordprocessingDrawing" xmlns:w10="urn:schemas-microsoft-com:office:word" xmlns:w="http://schemas.openxmlformats.org/wordprocessingml/2006/main" xmlns:w14="http://schemas.microsoft.com/office/word/2010/wordml" xmlns:w15="http://schemas.microsoft.com/office/word/2012/wordml" xmlns:wpg="http://schemas.microsoft.com/office/word/2010/wordprocessingGroup" xmlns:wpi="http://schemas.microsoft.com/office/word/2010/wordprocessingInk" xmlns:wne="http://schemas.microsoft.com/office/word/2006/wordml" xmlns:wps="http://schemas.microsoft.com/office/word/2010/wordprocessingShape" xmlns:cx="http://schemas.microsoft.com/office/drawing/2014/chartex" xmlns:cx1="http://schemas.microsoft.com/office/drawing/2015/9/8/chartex" xmlns:cx2="http://schemas.microsoft.com/office/drawing/2015/10/21/chartex" xmlns:cx3="http://schemas.microsoft.com/office/drawing/2016/5/9/chartex" xmlns:cx4="http://schemas.microsoft.com/office/drawing/2016/5/10/chartex" xmlns:cx5="http://schemas.microsoft.com/office/drawing/2016/5/11/chartex" xmlns:cx6="http://schemas.microsoft.com/office/drawing/2016/5/12/chartex" xmlns:cx7="http://schemas.microsoft.com/office/drawing/2016/5/13/chartex" xmlns:cx8="http://schemas.microsoft.com/office/drawing/2016/5/14/chartex" xmlns:aink="http://schemas.microsoft.com/office/drawing/2016/ink" xmlns:am3d="http://schemas.microsoft.com/office/drawing/2017/model3d" xmlns:w16cex="http://schemas.microsoft.com/office/word/2018/wordml/cex" xmlns:w16cid="http://schemas.microsoft.com/office/word/2016/wordml/cid" xmlns:w16="http://schemas.microsoft.com/office/word/2018/wordml" xmlns:w16sdtdh="http://schemas.microsoft.com/office/word/2020/wordml/sdtdatahash" xmlns:w16se="http://schemas.microsoft.com/office/word/2015/wordml/symex"><w:body><w:p><w:pPr><w:pStyle w:val="Title"/><w:spacing w:after="100"/></w:pPr><w:r><w:t xml:space="preserve">CLEAN CAR GALSEN</w:t></w:r></w:p><w:p><w:pPr><w:spacing w:after="120"/></w:pPr><w:r><w:rPr><w:b/><w:bCs/><w:sz w:val="26"/><w:szCs w:val="26"/></w:rPr><w:t xml:space="preserve">Gestion Saas Lavage Auto</w:t></w:r></w:p><w:p><w:pPr><w:pStyle w:val="Heading1"/><w:spacing w:after="160" w:before="360"/></w:pPr><w:r><w:t xml:space="preserve">Document d&apos;architecture technique</w:t></w:r></w:p><w:p><w:pPr><w:spacing w:after="200"/></w:pPr><w:r><w:rPr><w:i/><w:iCs/><w:color w:val="595959"/></w:rPr><w:t xml:space="preserve">Plateforme SaaS multi-stations de lavage automobile — Sénégal</w:t></w:r></w:p><w:p><w:pPr><w:spacing w:after="200"/></w:pPr><w:r><w:rPr><w:i/><w:iCs/><w:color w:val="595959"/></w:rPr><w:t xml:space="preserve">Généré le 19 août 2026 — mis à jour le 1 septembre 2026</w:t></w:r></w:p><w:p><w:pPr><w:pStyle w:val="Heading1"/><w:spacing w:after="160" w:before="360"/></w:pPr><w:r><w:t xml:space="preserve">1. Présentation générale</w:t></w:r></w:p><w:p><w:pPr><w:spacing w:after="120"/></w:pPr><w:r><w:t xml:space="preserve">Clean Car Galsen est une application SaaS de gestion de stations de lavage automobile au Sénégal. Elle met en relation trois profils d&apos;utilisateurs distincts, chacun disposant de son propre espace applicatif :</w:t></w:r></w:p><w:p><w:pPr><w:pStyle w:val="ListParagraph"/><w:numPr><w:ilvl w:val="0"/><w:numId w:val="1"/></w:numPr><w:spacing w:after="60"/></w:pPr><w:r><w:t xml:space="preserve">Automobiliste (client) : recherche une station, réserve un lavage, suit sa file d&apos;attente en direct (et peut, s&apos;il est abonné à la station, reculer lui-même sa place), paie en ligne ou sur place, gère son garage de véhicules (2 gratuits, 5 avec l&apos;offre Plus, illimité avec Super User), et peut souscrire un abonnement fidélité prépayé auprès d&apos;une station.</w:t></w:r></w:p><w:p><w:pPr><w:pStyle w:val="ListParagraph"/><w:numPr><w:ilvl w:val="0"/><w:numId w:val="1"/></w:numPr><w:spacing w:after="60"/></w:pPr><w:r><w:t xml:space="preserve">Station (admin) : gère sa file d&apos;attente, ses laveurs et leur pointage, sa tarification, ses promotions, sa comptabilité, ses abonnements clients fidélité, et ses campagnes publicitaires payantes.</w:t></w:r></w:p><w:p><w:pPr><w:pStyle w:val="ListParagraph"/><w:numPr><w:ilvl w:val="0"/><w:numId w:val="1"/></w:numPr><w:spacing w:after="60"/></w:pPr><w:r><w:t xml:space="preserve">Super Admin (opérateur de la plateforme) : supervise l&apos;ensemble du réseau de stations, la facturation SaaS, les abonnements Super User et les publicités payantes, les litiges.</w:t></w:r></w:p><w:p><w:pPr><w:spacing w:after="120"/></w:pPr><w:r><w:t xml:space="preserve">L&apos;interface est entièrement en français, les montants en FCFA, les moyens de paiement affichés sont Wave et Orange Money.</w:t></w:r></w:p><w:p><w:pPr><w:pStyle w:val="Heading1"/><w:spacing w:after="160" w:before="360"/></w:pPr><w:r><w:t xml:space="preserve">2. Stack technique</w:t></w:r></w:p><w:p><w:pPr><w:pStyle w:val="Heading2"/><w:spacing w:after="120" w:before="240"/></w:pPr><w:r><w:t xml:space="preserve">2.1 Frontend</w:t></w:r></w:p><w:p><w:pPr><w:pStyle w:val="ListParagraph"/><w:numPr><w:ilvl w:val="0"/><w:numId w:val="1"/></w:numPr><w:spacing w:after="60"/></w:pPr><w:r><w:t xml:space="preserve">Framework : React (SPA), routage via react-router-dom.</w:t></w:r></w:p><w:p><w:pPr><w:pStyle w:val="ListParagraph"/><w:numPr><w:ilvl w:val="0"/><w:numId w:val="1"/></w:numPr><w:spacing w:after="60"/></w:pPr><w:r><w:t xml:space="preserve">Build : Vite — plusieurs points d&apos;entrée HTML réels (index.html, login.html, dashboard.html, reset-password.html), pas un unique index.html.</w:t></w:r></w:p><w:p><w:pPr><w:pStyle w:val="ListParagraph"/><w:numPr><w:ilvl w:val="0"/><w:numId w:val="1"/></w:numPr><w:spacing w:after="60"/></w:pPr><w:r><w:t xml:space="preserve">UI : Tailwind CSS, Framer Motion (animations/transitions), lucide-react (icônes).</w:t></w:r></w:p><w:p><w:pPr><w:pStyle w:val="ListParagraph"/><w:numPr><w:ilvl w:val="0"/><w:numId w:val="1"/></w:numPr><w:spacing w:after="60"/></w:pPr><w:r><w:t xml:space="preserve">État global : React Context (pas de Redux/Zustand) — trois providers dédiés, voir section 4.</w:t></w:r></w:p><w:p><w:pPr><w:pStyle w:val="ListParagraph"/><w:numPr><w:ilvl w:val="0"/><w:numId w:val="1"/></w:numPr><w:spacing w:after="60"/></w:pPr><w:r><w:t xml:space="preserve">Graphiques : Composants SVG faits maison (aucune librairie de charts externe type Recharts/Chart.js).</w:t></w:r></w:p><w:p><w:pPr><w:pStyle w:val="ListParagraph"/><w:numPr><w:ilvl w:val="0"/><w:numId w:val="1"/></w:numPr><w:spacing w:after="60"/></w:pPr><w:r><w:t xml:space="preserve">Export Excel : xlsx (SheetJS), utilisé pour l&apos;export du planning des laveurs et, depuis peu, l&apos;export de l&apos;historique des transactions.</w:t></w:r></w:p><w:p><w:pPr><w:pStyle w:val="Heading2"/><w:spacing w:after="120" w:before="240"/></w:pPr><w:r><w:t xml:space="preserve">2.2 Backend</w:t></w:r></w:p><w:p><w:pPr><w:pStyle w:val="ListParagraph"/><w:numPr><w:ilvl w:val="0"/><w:numId w:val="1"/></w:numPr><w:spacing w:after="60"/></w:pPr><w:r><w:t xml:space="preserve">Plateforme : Supabase — Postgres, Auth, Realtime, Row Level Security. Aucun serveur applicatif séparé (pas d&apos;API Node/Express) : le frontend interroge Supabase directement via son client JS.</w:t></w:r></w:p><w:p><w:pPr><w:pStyle w:val="ListParagraph"/><w:numPr><w:ilvl w:val="0"/><w:numId w:val="1"/></w:numPr><w:spacing w:after="60"/></w:pPr><w:r><w:t xml:space="preserve">Authentification : Supabase Auth (comptes réels, pas de mots de passe en clair) — src/lib/accounts.js.</w:t></w:r></w:p><w:p><w:pPr><w:pStyle w:val="ListParagraph"/><w:numPr><w:ilvl w:val="0"/><w:numId w:val="1"/></w:numPr><w:spacing w:after="60"/></w:pPr><w:r><w:t xml:space="preserve">Fichiers/Images : Aucun bucket Supabase Storage utilisé : logos, cachets, photos de profil et images de publicité sont stockés en base64 (Data URL) directement dans les colonnes texte, plafonnés à 1,5 Mo.</w:t></w:r></w:p><w:p><w:pPr><w:pStyle w:val="ListParagraph"/><w:numPr><w:ilvl w:val="0"/><w:numId w:val="1"/></w:numPr><w:spacing w:after="60"/></w:pPr><w:r><w:t xml:space="preserve">Tâches planifiées : Aucune (pas d&apos;Edge Function/cron) — les statuts qui &quot;expirent&quot; (abonnement Plus/Super User, publicité, bandeau promo, essai station) sont recalculés à la volée à chaque lecture plutôt que mis à jour en base par un job.</w:t></w:r></w:p><w:p><w:pPr><w:pStyle w:val="Heading2"/><w:spacing w:after="120" w:before="240"/></w:pPr><w:r><w:t xml:space="preserve">2.3 Paiement</w:t></w:r></w:p><w:p><w:pPr><w:spacing w:after="120"/></w:pPr><w:r><w:t xml:space="preserve">Il n&apos;existe aucune passerelle de paiement réelle intégrée (pas d&apos;API Wave/Orange Money). Trois mécanismes coexistent désormais :</w:t></w:r></w:p><w:p><w:pPr><w:pStyle w:val="ListParagraph"/><w:numPr><w:ilvl w:val="0"/><w:numId w:val="1"/></w:numPr><w:spacing w:after="60"/></w:pPr><w:r><w:t xml:space="preserve">Paiement &quot;réservation&quot; (file d&apos;attente) : simulé côté client (délai artificiel puis confirmation), à but de démonstration du parcours — ou réglé via le solde d&apos;un abonnement fidélité (voir ci-dessous).</w:t></w:r></w:p><w:p><w:pPr><w:pStyle w:val="ListParagraph"/><w:numPr><w:ilvl w:val="0"/><w:numId w:val="1"/></w:numPr><w:spacing w:after="60"/></w:pPr><w:r><w:t xml:space="preserve">Paiement &quot;abonnement&quot; (Plus/Super User automobiliste, Publicité station) : le client/la station saisit un numéro et clique payer, ce qui crée une ligne en base au statut PENDING. Seul le Super Admin peut la faire passer à ACTIVE, une fois l&apos;argent réellement reçu par un autre canal (Wave/OM manuel). Aucune activation automatique n&apos;existe. Côté automobiliste, deux offres payantes coexistent depuis le 22 août 2026 (Plus et Super User — voir section 6.3). La publicité station propose 3 offres de durée (3 jours / 1 semaine / 1 mois, prix croissants) au lieu d&apos;une offre unique.</w:t></w:r></w:p><w:p><w:pPr><w:pStyle w:val="ListParagraph"/><w:numPr><w:ilvl w:val="0"/><w:numId w:val="1"/></w:numPr><w:spacing w:after="60"/></w:pPr><w:r><w:t xml:space="preserve">Paiement &quot;abonnement fidélité client&quot; (station_client_subscriptions) : une station crée un abonnement prépayé pour un client régulier (nom + téléphone). Le solde se déduit automatiquement lorsqu&apos;un lavage est réglé avec la méthode &quot;Abonnement&quot; — géré entièrement côté base de données par un trigger Postgres (voir section 7.5), pas par le code applicatif.</w:t></w:r></w:p><w:p><w:pPr><w:pStyle w:val="Heading1"/><w:spacing w:after="160" w:before="360"/></w:pPr><w:r><w:t xml:space="preserve">3. Espaces applicatifs et routage</w:t></w:r></w:p><w:p><w:pPr><w:spacing w:after="120"/></w:pPr><w:r><w:t xml:space="preserve">Trois zones de routes, chacune enveloppée par son propre Layout React et protégée par un contrôle de rôle (redirection vers login.html si non autorisé) :</w:t></w:r></w:p><w:tbl><w:tblPr><w:tblW w:type="pct" w:w="100%"/><w:tblBorders><w:top w:val="single" w:color="auto" w:sz="4"/><w:left w:val="single" w:color="auto" w:sz="4"/><w:bottom w:val="single" w:color="auto" w:sz="4"/><w:right w:val="single" w:color="auto" w:sz="4"/><w:insideH w:val="single" w:color="auto" w:sz="4"/><w:insideV w:val="single" w:color="auto" w:sz="4"/></w:tblBorders></w:tblPr><w:tblGrid><w:gridCol w:w="100"/><w:gridCol w:w="100"/><w:gridCol w:w="100"/><w:gridCol w:w="100"/></w:tblGrid><w:tr><w:tc><w:tcPr><w:tcW w:type="pct" w:w="25%"/><w:tcBorders><w:top w:val="single" w:color="auto" w:sz="4"/><w:left w:val="single" w:color="auto" w:sz="4"/><w:bottom w:val="single" w:color="auto" w:sz="4"/><w:right w:val="single" w:color="auto" w:sz="4"/></w:tcBorders><w:shd w:fill="1F3864" w:color="1F3864" w:val="solid"/></w:tcPr><w:p><w:r><w:rPr><w:b/><w:bCs/><w:color w:val="FFFFFF"/></w:rPr><w:t xml:space="preserve">Espace</w:t></w:r></w:p></w:tc><w:tc><w:tcPr><w:tcW w:type="pct" w:w="25%"/><w:tcBorders><w:top w:val="single" w:color="auto" w:sz="4"/><w:left w:val="single" w:color="auto" w:sz="4"/><w:bottom w:val="single" w:color="auto" w:sz="4"/><w:right w:val="single" w:color="auto" w:sz="4"/></w:tcBorders><w:shd w:fill="1F3864" w:color="1F3864" w:val="solid"/></w:tcPr><w:p><w:r><w:rPr><w:b/><w:bCs/><w:color w:val="FFFFFF"/></w:rPr><w:t xml:space="preserve">Préfixe de route</w:t></w:r></w:p></w:tc><w:tc><w:tcPr><w:tcW w:type="pct" w:w="25%"/><w:tcBorders><w:top w:val="single" w:color="auto" w:sz="4"/><w:left w:val="single" w:color="auto" w:sz="4"/><w:bottom w:val="single" w:color="auto" w:sz="4"/><w:right w:val="single" w:color="auto" w:sz="4"/></w:tcBorders><w:shd w:fill="1F3864" w:color="1F3864" w:val="solid"/></w:tcPr><w:p><w:r><w:rPr><w:b/><w:bCs/><w:color w:val="FFFFFF"/></w:rPr><w:t xml:space="preserve">Layout</w:t></w:r></w:p></w:tc><w:tc><w:tcPr><w:tcW w:type="pct" w:w="25%"/><w:tcBorders><w:top w:val="single" w:color="auto" w:sz="4"/><w:left w:val="single" w:color="auto" w:sz="4"/><w:bottom w:val="single" w:color="auto" w:sz="4"/><w:right w:val="single" w:color="auto" w:sz="4"/></w:tcBorders><w:shd w:fill="1F3864" w:color="1F3864" w:val="solid"/></w:tcPr><w:p><w:r><w:rPr><w:b/><w:bCs/><w:color w:val="FFFFFF"/></w:rPr><w:t xml:space="preserve">Provider d&apos;état</w:t></w:r></w:p></w:tc></w:tr><w:tr><w:tc><w:tcPr><w:tcW w:type="pct" w:w="25%"/><w:tcBorders><w:top w:val="single" w:color="auto" w:sz="4"/><w:left w:val="single" w:color="auto" w:sz="4"/><w:bottom w:val="single" w:color="auto" w:sz="4"/><w:right w:val="single" w:color="auto" w:sz="4"/></w:tcBorders></w:tcPr><w:p><w:r><w:t xml:space="preserve">Public / vitrine</w:t></w:r></w:p></w:tc><w:tc><w:tcPr><w:tcW w:type="pct" w:w="25%"/><w:tcBorders><w:top w:val="single" w:color="auto" w:sz="4"/><w:left w:val="single" w:color="auto" w:sz="4"/><w:bottom w:val="single" w:color="auto" w:sz="4"/><w:right w:val="single" w:color="auto" w:sz="4"/></w:tcBorders></w:tcPr><w:p><w:r><w:t xml:space="preserve">/ , /stations</w:t></w:r></w:p></w:tc><w:tc><w:tcPr><w:tcW w:type="pct" w:w="25%"/><w:tcBorders><w:top w:val="single" w:color="auto" w:sz="4"/><w:left w:val="single" w:color="auto" w:sz="4"/><w:bottom w:val="single" w:color="auto" w:sz="4"/><w:right w:val="single" w:color="auto" w:sz="4"/></w:tcBorders></w:tcPr><w:p><w:r><w:t xml:space="preserve">MainLayout</w:t></w:r></w:p></w:tc><w:tc><w:tcPr><w:tcW w:type="pct" w:w="25%"/><w:tcBorders><w:top w:val="single" w:color="auto" w:sz="4"/><w:left w:val="single" w:color="auto" w:sz="4"/><w:bottom w:val="single" w:color="auto" w:sz="4"/><w:right w:val="single" w:color="auto" w:sz="4"/></w:tcBorders></w:tcPr><w:p><w:r><w:t xml:space="preserve">—</w:t></w:r></w:p></w:tc></w:tr><w:tr><w:tc><w:tcPr><w:tcW w:type="pct" w:w="25%"/><w:tcBorders><w:top w:val="single" w:color="auto" w:sz="4"/><w:left w:val="single" w:color="auto" w:sz="4"/><w:bottom w:val="single" w:color="auto" w:sz="4"/><w:right w:val="single" w:color="auto" w:sz="4"/></w:tcBorders></w:tcPr><w:p><w:r><w:t xml:space="preserve">Automobiliste</w:t></w:r></w:p></w:tc><w:tc><w:tcPr><w:tcW w:type="pct" w:w="25%"/><w:tcBorders><w:top w:val="single" w:color="auto" w:sz="4"/><w:left w:val="single" w:color="auto" w:sz="4"/><w:bottom w:val="single" w:color="auto" w:sz="4"/><w:right w:val="single" w:color="auto" w:sz="4"/></w:tcBorders></w:tcPr><w:p><w:r><w:t xml:space="preserve">/dashboard/*</w:t></w:r></w:p></w:tc><w:tc><w:tcPr><w:tcW w:type="pct" w:w="25%"/><w:tcBorders><w:top w:val="single" w:color="auto" w:sz="4"/><w:left w:val="single" w:color="auto" w:sz="4"/><w:bottom w:val="single" w:color="auto" w:sz="4"/><w:right w:val="single" w:color="auto" w:sz="4"/></w:tcBorders></w:tcPr><w:p><w:r><w:t xml:space="preserve">ClientLayout</w:t></w:r></w:p></w:tc><w:tc><w:tcPr><w:tcW w:type="pct" w:w="25%"/><w:tcBorders><w:top w:val="single" w:color="auto" w:sz="4"/><w:left w:val="single" w:color="auto" w:sz="4"/><w:bottom w:val="single" w:color="auto" w:sz="4"/><w:right w:val="single" w:color="auto" w:sz="4"/></w:tcBorders></w:tcPr><w:p><w:r><w:t xml:space="preserve">ClientAccountProvider</w:t></w:r></w:p></w:tc></w:tr><w:tr><w:tc><w:tcPr><w:tcW w:type="pct" w:w="25%"/><w:tcBorders><w:top w:val="single" w:color="auto" w:sz="4"/><w:left w:val="single" w:color="auto" w:sz="4"/><w:bottom w:val="single" w:color="auto" w:sz="4"/><w:right w:val="single" w:color="auto" w:sz="4"/></w:tcBorders></w:tcPr><w:p><w:r><w:t xml:space="preserve">Station</w:t></w:r></w:p></w:tc><w:tc><w:tcPr><w:tcW w:type="pct" w:w="25%"/><w:tcBorders><w:top w:val="single" w:color="auto" w:sz="4"/><w:left w:val="single" w:color="auto" w:sz="4"/><w:bottom w:val="single" w:color="auto" w:sz="4"/><w:right w:val="single" w:color="auto" w:sz="4"/></w:tcBorders></w:tcPr><w:p><w:r><w:t xml:space="preserve">/admin/*</w:t></w:r></w:p></w:tc><w:tc><w:tcPr><w:tcW w:type="pct" w:w="25%"/><w:tcBorders><w:top w:val="single" w:color="auto" w:sz="4"/><w:left w:val="single" w:color="auto" w:sz="4"/><w:bottom w:val="single" w:color="auto" w:sz="4"/><w:right w:val="single" w:color="auto" w:sz="4"/></w:tcBorders></w:tcPr><w:p><w:r><w:t xml:space="preserve">AdminLayout</w:t></w:r></w:p></w:tc><w:tc><w:tcPr><w:tcW w:type="pct" w:w="25%"/><w:tcBorders><w:top w:val="single" w:color="auto" w:sz="4"/><w:left w:val="single" w:color="auto" w:sz="4"/><w:bottom w:val="single" w:color="auto" w:sz="4"/><w:right w:val="single" w:color="auto" w:sz="4"/></w:tcBorders></w:tcPr><w:p><w:r><w:t xml:space="preserve">AppStateProvider</w:t></w:r></w:p></w:tc></w:tr><w:tr><w:tc><w:tcPr><w:tcW w:type="pct" w:w="25%"/><w:tcBorders><w:top w:val="single" w:color="auto" w:sz="4"/><w:left w:val="single" w:color="auto" w:sz="4"/><w:bottom w:val="single" w:color="auto" w:sz="4"/><w:right w:val="single" w:color="auto" w:sz="4"/></w:tcBorders></w:tcPr><w:p><w:r><w:t xml:space="preserve">Super Admin</w:t></w:r></w:p></w:tc><w:tc><w:tcPr><w:tcW w:type="pct" w:w="25%"/><w:tcBorders><w:top w:val="single" w:color="auto" w:sz="4"/><w:left w:val="single" w:color="auto" w:sz="4"/><w:bottom w:val="single" w:color="auto" w:sz="4"/><w:right w:val="single" w:color="auto" w:sz="4"/></w:tcBorders></w:tcPr><w:p><w:r><w:t xml:space="preserve">/superadmin/*</w:t></w:r></w:p></w:tc><w:tc><w:tcPr><w:tcW w:type="pct" w:w="25%"/><w:tcBorders><w:top w:val="single" w:color="auto" w:sz="4"/><w:left w:val="single" w:color="auto" w:sz="4"/><w:bottom w:val="single" w:color="auto" w:sz="4"/><w:right w:val="single" w:color="auto" w:sz="4"/></w:tcBorders></w:tcPr><w:p><w:r><w:t xml:space="preserve">SuperAdminLayout</w:t></w:r></w:p></w:tc><w:tc><w:tcPr><w:tcW w:type="pct" w:w="25%"/><w:tcBorders><w:top w:val="single" w:color="auto" w:sz="4"/><w:left w:val="single" w:color="auto" w:sz="4"/><w:bottom w:val="single" w:color="auto" w:sz="4"/><w:right w:val="single" w:color="auto" w:sz="4"/></w:tcBorders></w:tcPr><w:p><w:r><w:t xml:space="preserve">SuperAdminStateProvider</w:t></w:r></w:p></w:tc></w:tr></w:tbl><w:p><w:pPr><w:spacing w:after="0"/></w:pPr></w:p><w:p><w:pPr><w:spacing w:after="120"/></w:pPr><w:r><w:t xml:space="preserve">Les trois Providers sont montés simultanément à la racine de l&apos;application (src/App.jsx) — un automobiliste connecté a par exemple accès en lecture aux données &quot;cross-station&quot; de SuperAdminStateProvider (annuaire des stations, publicités actives), même s&apos;il ne visite jamais /superadmin.</w:t></w:r></w:p><w:p><w:pPr><w:spacing w:after="120"/></w:pPr><w:r><w:t xml:space="preserve">Cas particulier — impersonation : un Super Admin peut se connecter &quot;en tant que&quot; une station donnée (impersonateStation) : AppStateProvider est alors remonté avec la clé de cette station, sans recharger la page ni changer de session réelle.</w:t></w:r></w:p><w:p><w:pPr><w:spacing w:after="120"/></w:pPr><w:r><w:t xml:space="preserve">Pages hors SPA (legacy) : les fichiers HTML à la racine (dashboard-admin.html, dashboard-client.html, station.html, apercu_dashboard.html, payment.html, dashboard-super-admin.html) ainsi que logic.js sont un ancien prototype vanilla JS. Ils ne font pas partie du build Vite et ne sont jamais servis — seuls index.html, login.html, dashboard.html et reset-password.html sont de vrais points d&apos;entrée traités par Vite (bundlés, remplacement des variables d&apos;environnement).</w:t></w:r></w:p><w:p><w:pPr><w:spacing w:after="120"/></w:pPr><w:r><w:t xml:space="preserve">Pages statiques additionnelles (public/) : 404.html, merci.html, confidentialite.html et conditions-generales.html sont de VRAIES pages servies en production. Depuis le 1 septembre 2026, ce sont des points d&apos;entrée Vite à part entière (Tailwind compilé, assets hachés) et non plus des fichiers copiés tels quels ; seuls robots.txt, sitemap.xml, manifest.webmanifest et les médias restent servis à l&apos;identique depuis public/.</w:t></w:r></w:p><w:p><w:pPr><w:pStyle w:val="Heading1"/><w:spacing w:after="160" w:before="360"/></w:pPr><w:r><w:t xml:space="preserve">4. Gestion d&apos;état (Context Providers)</w:t></w:r></w:p><w:p><w:pPr><w:pStyle w:val="Heading2"/><w:spacing w:after="120" w:before="240"/></w:pPr><w:r><w:t xml:space="preserve">4.1 useAppState.jsx — données d&apos;UNE station</w:t></w:r></w:p><w:p><w:pPr><w:spacing w:after="120"/></w:pPr><w:r><w:t xml:space="preserve">Isole entièrement les données de la station actuellement connectée (ou impersonnée). Contient notamment :</w:t></w:r></w:p><w:p><w:pPr><w:pStyle w:val="ListParagraph"/><w:numPr><w:ilvl w:val="0"/><w:numId w:val="1"/></w:numPr><w:spacing w:after="60"/></w:pPr><w:r><w:t xml:space="preserve">File d&apos;attente / lavages en cours / terminés (table reservations)</w:t></w:r></w:p><w:p><w:pPr><w:pStyle w:val="ListParagraph"/><w:numPr><w:ilvl w:val="0"/><w:numId w:val="1"/></w:numPr><w:spacing w:after="60"/></w:pPr><w:r><w:t xml:space="preserve">Transactions encaissées (table transactions)</w:t></w:r></w:p><w:p><w:pPr><w:pStyle w:val="ListParagraph"/><w:numPr><w:ilvl w:val="0"/><w:numId w:val="1"/></w:numPr><w:spacing w:after="60"/></w:pPr><w:r><w:t xml:space="preserve">Employés et pointage journalier (employees, attendance_records)</w:t></w:r></w:p><w:p><w:pPr><w:pStyle w:val="ListParagraph"/><w:numPr><w:ilvl w:val="0"/><w:numId w:val="1"/></w:numPr><w:spacing w:after="60"/></w:pPr><w:r><w:t xml:space="preserve">Planning prévisionnel des laveurs (shift_templates, shift_schedule) — indépendant du pointage réel</w:t></w:r></w:p><w:p><w:pPr><w:pStyle w:val="ListParagraph"/><w:numPr><w:ilvl w:val="0"/><w:numId w:val="1"/></w:numPr><w:spacing w:after="60"/></w:pPr><w:r><w:t xml:space="preserve">Tarification et durées estimées par catégorie de véhicule (wash_pricing)</w:t></w:r></w:p><w:p><w:pPr><w:pStyle w:val="ListParagraph"/><w:numPr><w:ilvl w:val="0"/><w:numId w:val="1"/></w:numPr><w:spacing w:after="60"/></w:pPr><w:r><w:t xml:space="preserve">Profil de la station, horaires d&apos;ouverture, objectif de revenu journalier</w:t></w:r></w:p><w:p><w:pPr><w:pStyle w:val="ListParagraph"/><w:numPr><w:ilvl w:val="0"/><w:numId w:val="1"/></w:numPr><w:spacing w:after="60"/></w:pPr><w:r><w:t xml:space="preserve">Facturation de la station et essai gratuit en cours, avec sa date de fin (station_billing, trial_ends_at)</w:t></w:r></w:p><w:p><w:pPr><w:pStyle w:val="ListParagraph"/><w:numPr><w:ilvl w:val="0"/><w:numId w:val="1"/></w:numPr><w:spacing w:after="60"/></w:pPr><w:r><w:t xml:space="preserve">Configuration des promotions gratuites (promo_config)</w:t></w:r></w:p><w:p><w:pPr><w:pStyle w:val="ListParagraph"/><w:numPr><w:ilvl w:val="0"/><w:numId w:val="1"/></w:numPr><w:spacing w:after="60"/></w:pPr><w:r><w:t xml:space="preserve">Abonnements clients fidélité de la station et leurs factures mensuelles (station_client_subscriptions, station_subscription_invoices)</w:t></w:r></w:p><w:p><w:pPr><w:pStyle w:val="ListParagraph"/><w:numPr><w:ilvl w:val="0"/><w:numId w:val="1"/></w:numPr><w:spacing w:after="60"/></w:pPr><w:r><w:t xml:space="preserve">Historique des campagnes de publicité payante de la station, avec la durée choisie par campagne (station_ads.duration_days)</w:t></w:r></w:p><w:p><w:pPr><w:pStyle w:val="Heading2"/><w:spacing w:after="120" w:before="240"/></w:pPr><w:r><w:t xml:space="preserve">4.2 useSuperAdminState.jsx — données transverses</w:t></w:r></w:p><w:p><w:pPr><w:spacing w:after="120"/></w:pPr><w:r><w:t xml:space="preserve">Chargé sur TOUTE l&apos;application (pas seulement /superadmin) car des pages automobiliste en ont besoin en lecture. Contient :</w:t></w:r></w:p><w:p><w:pPr><w:pStyle w:val="ListParagraph"/><w:numPr><w:ilvl w:val="0"/><w:numId w:val="1"/></w:numPr><w:spacing w:after="60"/></w:pPr><w:r><w:t xml:space="preserve">Annuaire complet des stations + facturation SaaS (stations, station_billing)</w:t></w:r></w:p><w:p><w:pPr><w:pStyle w:val="ListParagraph"/><w:numPr><w:ilvl w:val="0"/><w:numId w:val="1"/></w:numPr><w:spacing w:after="60"/></w:pPr><w:r><w:t xml:space="preserve">Comptes automobilistes (profiles + véhicules)</w:t></w:r></w:p><w:p><w:pPr><w:pStyle w:val="ListParagraph"/><w:numPr><w:ilvl w:val="0"/><w:numId w:val="1"/></w:numPr><w:spacing w:after="60"/></w:pPr><w:r><w:t xml:space="preserve">Abonnements automobilistes payants — Plus et Super User (super_user_subscriptions, colonne plan)</w:t></w:r></w:p><w:p><w:pPr><w:pStyle w:val="ListParagraph"/><w:numPr><w:ilvl w:val="0"/><w:numId w:val="1"/></w:numPr><w:spacing w:after="60"/></w:pPr><w:r><w:t xml:space="preserve">Publicités de toutes les stations — filtrées par RLS selon le rôle du lecteur (station_ads), chaque ligne portant désormais sa propre durée (duration_days) fixée au moment du paiement</w:t></w:r></w:p><w:p><w:pPr><w:pStyle w:val="ListParagraph"/><w:numPr><w:ilvl w:val="0"/><w:numId w:val="1"/></w:numPr><w:spacing w:after="60"/></w:pPr><w:r><w:t xml:space="preserve">Plans tarifaires SaaS, litiges, journal d&apos;audit (plans, disputes, audit_log)</w:t></w:r></w:p><w:p><w:pPr><w:pStyle w:val="Heading2"/><w:spacing w:after="120" w:before="240"/></w:pPr><w:r><w:t xml:space="preserve">4.3 useClientAccount.jsx — compte automobiliste connecté</w:t></w:r></w:p><w:p><w:pPr><w:spacing w:after="120"/></w:pPr><w:r><w:t xml:space="preserve">Profil, véhicules, réservations actives, historique de transactions, abonnements fidélité actifs (par station), offre payante active (Plus ou Super User), favoris/stations masquées, publicités ignorées (dismissed_ad_ids). Le canal Realtime sur reservations distingue désormais l&apos;événement INSERT des autres (UPDATE/DELETE) pour déclencher une notification navigateur dédiée quand une réservation apparaît pour la première fois — typiquement quand une station vient de reconnaître ce client via sa plaque pendant un paiement manuel (voir section 7.6).</w:t></w:r></w:p><w:p><w:pPr><w:pStyle w:val="Heading2"/><w:spacing w:after="120" w:before="240"/></w:pPr><w:r><w:t xml:space="preserve">4.4 Stratégie de rafraîchissement</w:t></w:r></w:p><w:p><w:pPr><w:spacing w:after="120"/></w:pPr><w:r><w:t xml:space="preserve">Aucune de ces données n&apos;est en cache local persistant (pas de localStorage pour les données métier) : tout vient de Supabase à chaque session. Trois mécanismes combinés :</w:t></w:r></w:p><w:p><w:pPr><w:pStyle w:val="ListParagraph"/><w:numPr><w:ilvl w:val="0"/><w:numId w:val="1"/></w:numPr><w:spacing w:after="60"/></w:pPr><w:r><w:t xml:space="preserve">Sondage (polling) : toutes les 8 secondes (SuperAdminState) ou 45 secondes (AppState/ClientAccount).</w:t></w:r></w:p><w:p><w:pPr><w:pStyle w:val="ListParagraph"/><w:numPr><w:ilvl w:val="0"/><w:numId w:val="1"/></w:numPr><w:spacing w:after="60"/></w:pPr><w:r><w:t xml:space="preserve">Rafraîchissement au focus de la fenêtre (window &quot;focus&quot;).</w:t></w:r></w:p><w:p><w:pPr><w:pStyle w:val="ListParagraph"/><w:numPr><w:ilvl w:val="0"/><w:numId w:val="1"/></w:numPr><w:spacing w:after="60"/></w:pPr><w:r><w:t xml:space="preserve">Supabase Realtime (postgres_changes) sur les tables les plus critiques (reservations, transactions, employees) pour un affichage quasi instantané, le sondage servant de filet de sécurité en cas de reconnexion manquée.</w:t></w:r></w:p><w:p><w:pPr><w:pStyle w:val="Heading1"/><w:spacing w:after="160" w:before="360"/></w:pPr><w:r><w:t xml:space="preserve">5. Modèle de données (tables Supabase)</w:t></w:r></w:p><w:p><w:pPr><w:spacing w:after="120"/></w:pPr><w:r><w:t xml:space="preserve">21 tables, toutes sous le schéma public, protégées par Row Level Security (voir section 6). Vue d&apos;ensemble par domaine :</w:t></w:r></w:p><w:tbl><w:tblPr><w:tblW w:type="pct" w:w="100%"/><w:tblBorders><w:top w:val="single" w:color="auto" w:sz="4"/><w:left w:val="single" w:color="auto" w:sz="4"/><w:bottom w:val="single" w:color="auto" w:sz="4"/><w:right w:val="single" w:color="auto" w:sz="4"/><w:insideH w:val="single" w:color="auto" w:sz="4"/><w:insideV w:val="single" w:color="auto" w:sz="4"/></w:tblBorders></w:tblPr><w:tblGrid><w:gridCol w:w="100"/><w:gridCol w:w="100"/></w:tblGrid><w:tr><w:tc><w:tcPr><w:tcW w:type="pct" w:w="40%"/><w:tcBorders><w:top w:val="single" w:color="auto" w:sz="4"/><w:left w:val="single" w:color="auto" w:sz="4"/><w:bottom w:val="single" w:color="auto" w:sz="4"/><w:right w:val="single" w:color="auto" w:sz="4"/></w:tcBorders><w:shd w:fill="1F3864" w:color="1F3864" w:val="solid"/></w:tcPr><w:p><w:r><w:rPr><w:b/><w:bCs/><w:color w:val="FFFFFF"/></w:rPr><w:t xml:space="preserve">Domaine</w:t></w:r></w:p></w:tc><w:tc><w:tcPr><w:tcW w:type="pct" w:w="60%"/><w:tcBorders><w:top w:val="single" w:color="auto" w:sz="4"/><w:left w:val="single" w:color="auto" w:sz="4"/><w:bottom w:val="single" w:color="auto" w:sz="4"/><w:right w:val="single" w:color="auto" w:sz="4"/></w:tcBorders><w:shd w:fill="1F3864" w:color="1F3864" w:val="solid"/></w:tcPr><w:p><w:r><w:rPr><w:b/><w:bCs/><w:color w:val="FFFFFF"/></w:rPr><w:t xml:space="preserve">Tables</w:t></w:r></w:p></w:tc></w:tr><w:tr><w:tc><w:tcPr><w:tcW w:type="pct" w:w="40%"/><w:tcBorders><w:top w:val="single" w:color="auto" w:sz="4"/><w:left w:val="single" w:color="auto" w:sz="4"/><w:bottom w:val="single" w:color="auto" w:sz="4"/><w:right w:val="single" w:color="auto" w:sz="4"/></w:tcBorders></w:tcPr><w:p><w:r><w:t xml:space="preserve">Stations &amp; facturation SaaS</w:t></w:r></w:p></w:tc><w:tc><w:tcPr><w:tcW w:type="pct" w:w="60%"/><w:tcBorders><w:top w:val="single" w:color="auto" w:sz="4"/><w:left w:val="single" w:color="auto" w:sz="4"/><w:bottom w:val="single" w:color="auto" w:sz="4"/><w:right w:val="single" w:color="auto" w:sz="4"/></w:tcBorders></w:tcPr><w:p><w:r><w:t xml:space="preserve">stations, station_billing, plans</w:t></w:r></w:p></w:tc></w:tr><w:tr><w:tc><w:tcPr><w:tcW w:type="pct" w:w="40%"/><w:tcBorders><w:top w:val="single" w:color="auto" w:sz="4"/><w:left w:val="single" w:color="auto" w:sz="4"/><w:bottom w:val="single" w:color="auto" w:sz="4"/><w:right w:val="single" w:color="auto" w:sz="4"/></w:tcBorders></w:tcPr><w:p><w:r><w:t xml:space="preserve">Comptes &amp; authentification</w:t></w:r></w:p></w:tc><w:tc><w:tcPr><w:tcW w:type="pct" w:w="60%"/><w:tcBorders><w:top w:val="single" w:color="auto" w:sz="4"/><w:left w:val="single" w:color="auto" w:sz="4"/><w:bottom w:val="single" w:color="auto" w:sz="4"/><w:right w:val="single" w:color="auto" w:sz="4"/></w:tcBorders></w:tcPr><w:p><w:r><w:t xml:space="preserve">profiles, vehicles</w:t></w:r></w:p></w:tc></w:tr><w:tr><w:tc><w:tcPr><w:tcW w:type="pct" w:w="40%"/><w:tcBorders><w:top w:val="single" w:color="auto" w:sz="4"/><w:left w:val="single" w:color="auto" w:sz="4"/><w:bottom w:val="single" w:color="auto" w:sz="4"/><w:right w:val="single" w:color="auto" w:sz="4"/></w:tcBorders></w:tcPr><w:p><w:r><w:t xml:space="preserve">Réservations &amp; paiements</w:t></w:r></w:p></w:tc><w:tc><w:tcPr><w:tcW w:type="pct" w:w="60%"/><w:tcBorders><w:top w:val="single" w:color="auto" w:sz="4"/><w:left w:val="single" w:color="auto" w:sz="4"/><w:bottom w:val="single" w:color="auto" w:sz="4"/><w:right w:val="single" w:color="auto" w:sz="4"/></w:tcBorders></w:tcPr><w:p><w:r><w:t xml:space="preserve">reservations, transactions, wash_pricing</w:t></w:r></w:p></w:tc></w:tr><w:tr><w:tc><w:tcPr><w:tcW w:type="pct" w:w="40%"/><w:tcBorders><w:top w:val="single" w:color="auto" w:sz="4"/><w:left w:val="single" w:color="auto" w:sz="4"/><w:bottom w:val="single" w:color="auto" w:sz="4"/><w:right w:val="single" w:color="auto" w:sz="4"/></w:tcBorders></w:tcPr><w:p><w:r><w:t xml:space="preserve">Équipe station</w:t></w:r></w:p></w:tc><w:tc><w:tcPr><w:tcW w:type="pct" w:w="60%"/><w:tcBorders><w:top w:val="single" w:color="auto" w:sz="4"/><w:left w:val="single" w:color="auto" w:sz="4"/><w:bottom w:val="single" w:color="auto" w:sz="4"/><w:right w:val="single" w:color="auto" w:sz="4"/></w:tcBorders></w:tcPr><w:p><w:r><w:t xml:space="preserve">employees, attendance_records, shift_templates, shift_schedule</w:t></w:r></w:p></w:tc></w:tr><w:tr><w:tc><w:tcPr><w:tcW w:type="pct" w:w="40%"/><w:tcBorders><w:top w:val="single" w:color="auto" w:sz="4"/><w:left w:val="single" w:color="auto" w:sz="4"/><w:bottom w:val="single" w:color="auto" w:sz="4"/><w:right w:val="single" w:color="auto" w:sz="4"/></w:tcBorders></w:tcPr><w:p><w:r><w:t xml:space="preserve">Fidélisation &amp; avis</w:t></w:r></w:p></w:tc><w:tc><w:tcPr><w:tcW w:type="pct" w:w="60%"/><w:tcBorders><w:top w:val="single" w:color="auto" w:sz="4"/><w:left w:val="single" w:color="auto" w:sz="4"/><w:bottom w:val="single" w:color="auto" w:sz="4"/><w:right w:val="single" w:color="auto" w:sz="4"/></w:tcBorders></w:tcPr><w:p><w:r><w:t xml:space="preserve">station_reviews</w:t></w:r></w:p></w:tc></w:tr><w:tr><w:tc><w:tcPr><w:tcW w:type="pct" w:w="40%"/><w:tcBorders><w:top w:val="single" w:color="auto" w:sz="4"/><w:left w:val="single" w:color="auto" w:sz="4"/><w:bottom w:val="single" w:color="auto" w:sz="4"/><w:right w:val="single" w:color="auto" w:sz="4"/></w:tcBorders></w:tcPr><w:p><w:r><w:t xml:space="preserve">Abonnements clients fidélité (station)</w:t></w:r></w:p></w:tc><w:tc><w:tcPr><w:tcW w:type="pct" w:w="60%"/><w:tcBorders><w:top w:val="single" w:color="auto" w:sz="4"/><w:left w:val="single" w:color="auto" w:sz="4"/><w:bottom w:val="single" w:color="auto" w:sz="4"/><w:right w:val="single" w:color="auto" w:sz="4"/></w:tcBorders></w:tcPr><w:p><w:r><w:t xml:space="preserve">station_client_subscriptions, station_subscription_invoices</w:t></w:r></w:p></w:tc></w:tr><w:tr><w:tc><w:tcPr><w:tcW w:type="pct" w:w="40%"/><w:tcBorders><w:top w:val="single" w:color="auto" w:sz="4"/><w:left w:val="single" w:color="auto" w:sz="4"/><w:bottom w:val="single" w:color="auto" w:sz="4"/><w:right w:val="single" w:color="auto" w:sz="4"/></w:tcBorders></w:tcPr><w:p><w:r><w:t xml:space="preserve">Monétisation plateforme</w:t></w:r></w:p></w:tc><w:tc><w:tcPr><w:tcW w:type="pct" w:w="60%"/><w:tcBorders><w:top w:val="single" w:color="auto" w:sz="4"/><w:left w:val="single" w:color="auto" w:sz="4"/><w:bottom w:val="single" w:color="auto" w:sz="4"/><w:right w:val="single" w:color="auto" w:sz="4"/></w:tcBorders></w:tcPr><w:p><w:r><w:t xml:space="preserve">super_user_subscriptions, station_ads</w:t></w:r></w:p></w:tc></w:tr><w:tr><w:tc><w:tcPr><w:tcW w:type="pct" w:w="40%"/><w:tcBorders><w:top w:val="single" w:color="auto" w:sz="4"/><w:left w:val="single" w:color="auto" w:sz="4"/><w:bottom w:val="single" w:color="auto" w:sz="4"/><w:right w:val="single" w:color="auto" w:sz="4"/></w:tcBorders></w:tcPr><w:p><w:r><w:t xml:space="preserve">Référentiels partagés</w:t></w:r></w:p></w:tc><w:tc><w:tcPr><w:tcW w:type="pct" w:w="60%"/><w:tcBorders><w:top w:val="single" w:color="auto" w:sz="4"/><w:left w:val="single" w:color="auto" w:sz="4"/><w:bottom w:val="single" w:color="auto" w:sz="4"/><w:right w:val="single" w:color="auto" w:sz="4"/></w:tcBorders></w:tcPr><w:p><w:r><w:t xml:space="preserve">custom_vehicle_types, custom_vehicle_brands</w:t></w:r></w:p></w:tc></w:tr><w:tr><w:tc><w:tcPr><w:tcW w:type="pct" w:w="40%"/><w:tcBorders><w:top w:val="single" w:color="auto" w:sz="4"/><w:left w:val="single" w:color="auto" w:sz="4"/><w:bottom w:val="single" w:color="auto" w:sz="4"/><w:right w:val="single" w:color="auto" w:sz="4"/></w:tcBorders></w:tcPr><w:p><w:r><w:t xml:space="preserve">Support &amp; gouvernance</w:t></w:r></w:p></w:tc><w:tc><w:tcPr><w:tcW w:type="pct" w:w="60%"/><w:tcBorders><w:top w:val="single" w:color="auto" w:sz="4"/><w:left w:val="single" w:color="auto" w:sz="4"/><w:bottom w:val="single" w:color="auto" w:sz="4"/><w:right w:val="single" w:color="auto" w:sz="4"/></w:tcBorders></w:tcPr><w:p><w:r><w:t xml:space="preserve">disputes, audit_log</w:t></w:r></w:p></w:tc></w:tr></w:tbl><w:p><w:pPr><w:spacing w:after="0"/></w:pPr></w:p><w:p><w:pPr><w:spacing w:after="120"/></w:pPr><w:r><w:t xml:space="preserve">Quelques choix de modélisation notables :</w:t></w:r></w:p><w:p><w:pPr><w:pStyle w:val="ListParagraph"/><w:numPr><w:ilvl w:val="0"/><w:numId w:val="1"/></w:numPr><w:spacing w:after="60"/></w:pPr><w:r><w:t xml:space="preserve">reservations est une table unique couvrant file d&apos;attente + lavage en cours + historique, distinguée par la colonne status (attente / en_cours / termine / annule) — plus simple à synchroniser en Realtime que des listes séparées.</w:t></w:r></w:p><w:p><w:pPr><w:pStyle w:val="ListParagraph"/><w:numPr><w:ilvl w:val="0"/><w:numId w:val="1"/></w:numPr><w:spacing w:after="60"/></w:pPr><w:r><w:t xml:space="preserve">super_user_subscriptions et station_ads sont volontairement séparées de transactions : ce sont des revenus qui reviennent à la plateforme (Super Admin), pas à une station — transactions impose station_id NOT NULL et est RLS-scopée à une station.</w:t></w:r></w:p><w:p><w:pPr><w:pStyle w:val="ListParagraph"/><w:numPr><w:ilvl w:val="0"/><w:numId w:val="1"/></w:numPr><w:spacing w:after="60"/></w:pPr><w:r><w:t xml:space="preserve">station_client_subscriptions.balance (solde prépayé) est déduit par un trigger Postgres BEFORE INSERT sur transactions (method = &apos;Abonnement&apos;) — cette écriture rejette désormais l&apos;insertion si le solde est insuffisant ou si aucun abonnement actif ne correspond, au lieu de laisser passer un lavage non tracé (comportement corrigé le 21 août 2026, voir section 7.5).</w:t></w:r></w:p><w:p><w:pPr><w:pStyle w:val="ListParagraph"/><w:numPr><w:ilvl w:val="0"/><w:numId w:val="1"/></w:numPr><w:spacing w:after="60"/></w:pPr><w:r><w:t xml:space="preserve">station_ads.duration_days remplace une constante fixe (7 jours) codée en dur : chaque campagne garde la durée de l&apos;offre choisie et payée au moment de sa création.</w:t></w:r></w:p><w:p><w:pPr><w:pStyle w:val="ListParagraph"/><w:numPr><w:ilvl w:val="0"/><w:numId w:val="1"/></w:numPr><w:spacing w:after="60"/></w:pPr><w:r><w:t xml:space="preserve">Aucun statut &quot;expiré&quot; n&apos;est écrit par un job : deriveSuperUserStatus() et deriveAdStatus() recalculent ACTIVE vs EXPIRED à la lecture en comparant expires_at à l&apos;heure courante.</w:t></w:r></w:p><w:p><w:pPr><w:pStyle w:val="ListParagraph"/><w:numPr><w:ilvl w:val="0"/><w:numId w:val="1"/></w:numPr><w:spacing w:after="60"/></w:pPr><w:r><w:t xml:space="preserve">reservations.assigned_washer_names (text[], nullable) porte les noms de tous les laveurs assignés à un lavage à plusieurs (véhicules volumineux, catégorie &quot;Camion&quot;) ; assigned_to_name continue de porter le laveur principal seul, pour rester compatible avec tout le code qui ne lit que ce champ (Analytics, historique) — voir section 7.7.</w:t></w:r></w:p><w:p><w:pPr><w:pStyle w:val="ListParagraph"/><w:numPr><w:ilvl w:val="0"/><w:numId w:val="1"/></w:numPr><w:spacing w:after="60"/></w:pPr><w:r><w:t xml:space="preserve">super_user_subscriptions.plan (&apos;PLUS&apos; | &apos;SUPER_USER&apos;, défaut &apos;SUPER_USER&apos;) distingue depuis le 22 août 2026 les deux paliers payants automobiliste ; le défaut préserve les abonnés déjà actifs (payés 5 000 FCFA avant l&apos;existence du palier Plus) au lieu de les rétrograder silencieusement.</w:t></w:r></w:p><w:p><w:pPr><w:pStyle w:val="ListParagraph"/><w:numPr><w:ilvl w:val="0"/><w:numId w:val="1"/></w:numPr><w:spacing w:after="60"/></w:pPr><w:r><w:t xml:space="preserve">station_billing.trial_ends_at date la fin de l&apos;essai gratuit d&apos;un mois d&apos;une station, rétro-rempli depuis stations.created_at pour les stations existantes et posé automatiquement par le trigger handle_new_station() pour les nouvelles — voir section 7.9.</w:t></w:r></w:p><w:p><w:pPr><w:pStyle w:val="Heading1"/><w:spacing w:after="160" w:before="360"/></w:pPr><w:r><w:t xml:space="preserve">6. Sécurité — Row Level Security</w:t></w:r></w:p><w:p><w:pPr><w:spacing w:after="120"/></w:pPr><w:r><w:t xml:space="preserve">Le contrôle d&apos;accès n&apos;est pas seulement fait côté JavaScript : chaque table Postgres a des policies RLS qui empêchent un client de contourner les règles métier via les DevTools ou une requête réseau modifiée.</w:t></w:r></w:p><w:p><w:pPr><w:pStyle w:val="Heading2"/><w:spacing w:after="120" w:before="240"/></w:pPr><w:r><w:t xml:space="preserve">6.1 Fonctions utilitaires (SECURITY DEFINER)</w:t></w:r></w:p><w:p><w:pPr><w:pStyle w:val="ListParagraph"/><w:numPr><w:ilvl w:val="0"/><w:numId w:val="1"/></w:numPr><w:spacing w:after="60"/></w:pPr><w:r><w:t xml:space="preserve">app_role() — rôle (super_admin / admin / automobiliste) de l&apos;utilisateur connecté.</w:t></w:r></w:p><w:p><w:pPr><w:pStyle w:val="ListParagraph"/><w:numPr><w:ilvl w:val="0"/><w:numId w:val="1"/></w:numPr><w:spacing w:after="60"/></w:pPr><w:r><w:t xml:space="preserve">current_station_id() — station_id du compte admin connecté.</w:t></w:r></w:p><w:p><w:pPr><w:pStyle w:val="ListParagraph"/><w:numPr><w:ilvl w:val="0"/><w:numId w:val="1"/></w:numPr><w:spacing w:after="60"/></w:pPr><w:r><w:t xml:space="preserve">client_vehicle_cap(uid) — renvoie le plafond de véhicules réel de l&apos;automobiliste selon son offre (2 gratuit, 5 Plus, illimité Super User) ; remplace depuis le 22 août 2026 l&apos;ancien booléen is_super_user(uid), incapable d&apos;exprimer plus de deux paliers.</w:t></w:r></w:p><w:p><w:pPr><w:pStyle w:val="ListParagraph"/><w:numPr><w:ilvl w:val="0"/><w:numId w:val="1"/></w:numPr><w:spacing w:after="60"/></w:pPr><w:r><w:t xml:space="preserve">recharge_subscription(p_sub_id, p_amount) — recharge atomique du solde d&apos;un abonnement fidélité en une seule requête SQL, pour ne pas entrer en collision avec la déduction automatique du trigger (l&apos;ancienne version, un select puis un update séparés côté application, pouvait écraser une déduction survenue entre les deux).</w:t></w:r></w:p><w:p><w:pPr><w:pStyle w:val="ListParagraph"/><w:numPr><w:ilvl w:val="0"/><w:numId w:val="1"/></w:numPr><w:spacing w:after="60"/></w:pPr><w:r><w:t xml:space="preserve">find_vehicle_owner(p_plate) — retrouve le compte automobiliste propriétaire d&apos;une plaque, réservé aux rôles admin/super_admin, n&apos;expose que nom/catégorie/marque (jamais téléphone/email) — voir section 7.6.</w:t></w:r></w:p><w:p><w:pPr><w:pStyle w:val="ListParagraph"/><w:numPr><w:ilvl w:val="0"/><w:numId w:val="1"/></w:numPr><w:spacing w:after="60"/></w:pPr><w:r><w:t xml:space="preserve">client_push_back_reservation(p_reservation_id, p_positions) — permet à un automobiliste abonné à une station de reculer lui-même sa réservation de N places (ou jusqu&apos;à la dernière) dans la file d&apos;attente, en échangeant son created_at avec celui d&apos;une réservation plus loin. Un client ne pouvant modifier que sa propre ligne via les policies RLS classiques, cette fonction security definer est le seul moyen d&apos;écrire aussi sur la ligne d&apos;un autre client — elle ne regarde jamais que des réservations créées APRÈS la sienne, donc ne peut structurellement jamais faire avancer l&apos;appelant. Voir section 7.8.</w:t></w:r></w:p><w:p><w:pPr><w:pStyle w:val="Heading2"/><w:spacing w:after="120" w:before="240"/></w:pPr><w:r><w:t xml:space="preserve">6.2 Principe général des policies</w:t></w:r></w:p><w:p><w:pPr><w:spacing w:after="120"/></w:pPr><w:r><w:t xml:space="preserve">Chaque table applique le même schéma de raisonnement : le propriétaire de la ligne (station via current_station_id(), ou client via auth.uid()) peut la lire/modifier ; le Super Admin voit tout (app_role() = &apos;super_admin&apos;) ; certaines lectures sont volontairement publiques (annuaire des stations actives, grille tarifaire, avis clients, publicités actives).</w:t></w:r></w:p><w:p><w:pPr><w:pStyle w:val="Heading2"/><w:spacing w:after="120" w:before="240"/></w:pPr><w:r><w:t xml:space="preserve">6.3 Exemple : plafond de véhicules par palier (Gratuit / Plus / Super User)</w:t></w:r></w:p><w:p><w:pPr><w:spacing w:after="120"/></w:pPr><w:r><w:t xml:space="preserve">La policy vehicles_insert compare le nombre de véhicules déjà possédés au plafond renvoyé par client_vehicle_cap(auth.uid()) — une fonction entière (2 pour l&apos;offre gratuite, 5 pour Plus, illimité pour Super User) qui a remplacé le 22 août 2026 le booléen is_super_user(uid), incapable d&apos;exprimer un 3ᵉ palier. La limite de chaque offre est donc appliquée par Postgres, pas seulement par l&apos;interface. Cette même policy restrictive (owner_id = auth.uid()) empêche par ailleurs un admin de station de lire directement le véhicule d&apos;un autre client — d&apos;où le besoin de find_vehicle_owner (section 7.6) pour la reconnaissance par plaque.</w:t></w:r></w:p><w:p><w:pPr><w:pStyle w:val="Heading2"/><w:spacing w:after="120" w:before="240"/></w:pPr><w:r><w:t xml:space="preserve">6.4 Exemple : publicités (station_ads)</w:t></w:r></w:p><w:p><w:pPr><w:spacing w:after="120"/></w:pPr><w:r><w:t xml:space="preserve">Une station ne voit que ses propres campagnes (tous statuts). N&apos;importe quel automobiliste connecté — et même un visiteur non connecté sur les pages publiques — peut lire les campagnes au statut ACTIVE et non expirées, quelle que soit la station émettrice (diffusion plateforme). Seul le Super Admin peut faire évoluer le statut d&apos;une campagne (confirmer un paiement, rejeter), et fixe alors la date d&apos;expiration à partir de la durée choisie par la station (duration_days), plus une constante fixe pour tout le monde.</w:t></w:r></w:p><w:p><w:pPr><w:pStyle w:val="Heading2"/><w:spacing w:after="120" w:before="240"/></w:pPr><w:r><w:t xml:space="preserve">6.5 Exemple : abonnements clients fidélité (station_client_subscriptions)</w:t></w:r></w:p><w:p><w:pPr><w:spacing w:after="120"/></w:pPr><w:r><w:t xml:space="preserve">Le rapprochement entre une transaction réglée &quot;par Abonnement&quot; et l&apos;abonnement du bon client se fait par client_id si connu, sinon par numéro de téléphone normalisé (chiffres uniquement, insensible aux espaces/préfixes) pour tolérer les variantes de saisie. Le trigger de déduction (BEFORE INSERT sur transactions) rejette désormais explicitement l&apos;opération si aucun abonnement actif ne correspond ou si le solde est insuffisant, plutôt que d&apos;accepter silencieusement un lavage non déduit.</w:t></w:r></w:p><w:p><w:pPr><w:pStyle w:val="Heading1"/><w:spacing w:after="160" w:before="360"/></w:pPr><w:r><w:t xml:space="preserve">7. Flux métier clés</w:t></w:r></w:p><w:p><w:pPr><w:pStyle w:val="Heading2"/><w:spacing w:after="120" w:before="240"/></w:pPr><w:r><w:t xml:space="preserve">7.1 Cycle de vie d&apos;une réservation</w:t></w:r></w:p><w:p><w:pPr><w:spacing w:after="120"/></w:pPr><w:r><w:t xml:space="preserve">attente → en_cours → termine (ou annule). Le paiement (paid=true/false, payment_method) est figé au moment de la réservation pour que l&apos;encaissement sur place facture le même montant même si la promo change entre-temps. Un client peut avoir plusieurs véhicules actifs simultanément (plafond configurable, voir Super User).</w:t></w:r></w:p><w:p><w:pPr><w:pStyle w:val="Heading2"/><w:spacing w:after="120" w:before="240"/></w:pPr><w:r><w:t xml:space="preserve">7.2 Pointage des laveurs</w:t></w:r></w:p><w:p><w:pPr><w:spacing w:after="120"/></w:pPr><w:r><w:t xml:space="preserve">Machine à états sur employees.status, distincte du statut du jour (daily_status) :</w:t></w:r></w:p><w:p><w:pPr><w:pStyle w:val="ListParagraph"/><w:numPr><w:ilvl w:val="0"/><w:numId w:val="1"/></w:numPr><w:spacing w:after="60"/></w:pPr><w:r><w:t xml:space="preserve">Actif : prise de poste automatique dès que le laveur est marqué &quot;Présent&quot; du jour.</w:t></w:r></w:p><w:p><w:pPr><w:pStyle w:val="ListParagraph"/><w:numPr><w:ilvl w:val="0"/><w:numId w:val="1"/></w:numPr><w:spacing w:after="60"/></w:pPr><w:r><w:t xml:space="preserve">Terminé : après un clic &quot;Descendre&quot; — encore réactivable (&quot;Reprendre service&quot;), y compris automatiquement si un nouveau véhicule lui est confié.</w:t></w:r></w:p><w:p><w:pPr><w:pStyle w:val="ListParagraph"/><w:numPr><w:ilvl w:val="0"/><w:numId w:val="1"/></w:numPr><w:spacing w:after="60"/></w:pPr><w:r><w:t xml:space="preserve">Fin de service : clôture définitive de la journée, plus aucune réactivation possible.</w:t></w:r></w:p><w:p><w:pPr><w:pStyle w:val="ListParagraph"/><w:numPr><w:ilvl w:val="0"/><w:numId w:val="1"/></w:numPr><w:spacing w:after="60"/></w:pPr><w:r><w:t xml:space="preserve">Coupure automatique : un contrôle tourne chaque minute côté application ; si un laveur est encore Actif après l&apos;heure de fermeture configurée par la station, il est automatiquement basculé en Fin de service.</w:t></w:r></w:p><w:p><w:pPr><w:spacing w:after="120"/></w:pPr><w:r><w:t xml:space="preserve">Deux notions de &quot;fermeture&quot; distinctes coexistent volontairement dans lib/stationData.js : isStationOpenNow() (ouvert seulement DANS la plage horaire, utilisé pour le badge Ouvert/Fermé côté client) et isPastClosingTime() (bloque uniquement APRÈS la fermeture, sans jamais bloquer avant l&apos;ouverture, utilisé côté admin pour le bouton &quot;Go&quot; et &quot;Reprendre service&quot;) — les confondre a provoqué une régression corrigée le 21 août 2026.</w:t></w:r></w:p><w:p><w:pPr><w:pStyle w:val="Heading2"/><w:spacing w:after="120" w:before="240"/></w:pPr><w:r><w:t xml:space="preserve">7.3 Paiements différés à confirmation manuelle</w:t></w:r></w:p><w:p><w:pPr><w:spacing w:after="120"/></w:pPr><w:r><w:t xml:space="preserve">Plusieurs flux suivent le même schéma PENDING → ACTIVE, pour la même raison (absence de vraie passerelle de paiement) :</w:t></w:r></w:p><w:tbl><w:tblPr><w:tblW w:type="pct" w:w="100%"/><w:tblBorders><w:top w:val="single" w:color="auto" w:sz="4"/><w:left w:val="single" w:color="auto" w:sz="4"/><w:bottom w:val="single" w:color="auto" w:sz="4"/><w:right w:val="single" w:color="auto" w:sz="4"/><w:insideH w:val="single" w:color="auto" w:sz="4"/><w:insideV w:val="single" w:color="auto" w:sz="4"/></w:tblBorders></w:tblPr><w:tblGrid><w:gridCol w:w="100"/><w:gridCol w:w="100"/><w:gridCol w:w="100"/></w:tblGrid><w:tr><w:tc><w:tcPr><w:tcW w:type="pct" w:w="22%"/><w:tcBorders><w:top w:val="single" w:color="auto" w:sz="4"/><w:left w:val="single" w:color="auto" w:sz="4"/><w:bottom w:val="single" w:color="auto" w:sz="4"/><w:right w:val="single" w:color="auto" w:sz="4"/></w:tcBorders><w:shd w:fill="1F3864" w:color="1F3864" w:val="solid"/></w:tcPr><w:p><w:r><w:rPr><w:b/><w:bCs/><w:color w:val="FFFFFF"/></w:rPr><w:t xml:space="preserve"></w:t></w:r></w:p></w:tc><w:tc><w:tcPr><w:tcW w:type="pct" w:w="39%"/><w:tcBorders><w:top w:val="single" w:color="auto" w:sz="4"/><w:left w:val="single" w:color="auto" w:sz="4"/><w:bottom w:val="single" w:color="auto" w:sz="4"/><w:right w:val="single" w:color="auto" w:sz="4"/></w:tcBorders><w:shd w:fill="1F3864" w:color="1F3864" w:val="solid"/></w:tcPr><w:p><w:r><w:rPr><w:b/><w:bCs/><w:color w:val="FFFFFF"/></w:rPr><w:t xml:space="preserve">Abonnement Plus / Super User</w:t></w:r></w:p></w:tc><w:tc><w:tcPr><w:tcW w:type="pct" w:w="39%"/><w:tcBorders><w:top w:val="single" w:color="auto" w:sz="4"/><w:left w:val="single" w:color="auto" w:sz="4"/><w:bottom w:val="single" w:color="auto" w:sz="4"/><w:right w:val="single" w:color="auto" w:sz="4"/></w:tcBorders><w:shd w:fill="1F3864" w:color="1F3864" w:val="solid"/></w:tcPr><w:p><w:r><w:rPr><w:b/><w:bCs/><w:color w:val="FFFFFF"/></w:rPr><w:t xml:space="preserve">Publicité station</w:t></w:r></w:p></w:tc></w:tr><w:tr><w:tc><w:tcPr><w:tcW w:type="pct" w:w="22%"/><w:tcBorders><w:top w:val="single" w:color="auto" w:sz="4"/><w:left w:val="single" w:color="auto" w:sz="4"/><w:bottom w:val="single" w:color="auto" w:sz="4"/><w:right w:val="single" w:color="auto" w:sz="4"/></w:tcBorders></w:tcPr><w:p><w:r><w:t xml:space="preserve">Qui paie</w:t></w:r></w:p></w:tc><w:tc><w:tcPr><w:tcW w:type="pct" w:w="39%"/><w:tcBorders><w:top w:val="single" w:color="auto" w:sz="4"/><w:left w:val="single" w:color="auto" w:sz="4"/><w:bottom w:val="single" w:color="auto" w:sz="4"/><w:right w:val="single" w:color="auto" w:sz="4"/></w:tcBorders></w:tcPr><w:p><w:r><w:t xml:space="preserve">Automobiliste</w:t></w:r></w:p></w:tc><w:tc><w:tcPr><w:tcW w:type="pct" w:w="39%"/><w:tcBorders><w:top w:val="single" w:color="auto" w:sz="4"/><w:left w:val="single" w:color="auto" w:sz="4"/><w:bottom w:val="single" w:color="auto" w:sz="4"/><w:right w:val="single" w:color="auto" w:sz="4"/></w:tcBorders></w:tcPr><w:p><w:r><w:t xml:space="preserve">Station</w:t></w:r></w:p></w:tc></w:tr><w:tr><w:tc><w:tcPr><w:tcW w:type="pct" w:w="22%"/><w:tcBorders><w:top w:val="single" w:color="auto" w:sz="4"/><w:left w:val="single" w:color="auto" w:sz="4"/><w:bottom w:val="single" w:color="auto" w:sz="4"/><w:right w:val="single" w:color="auto" w:sz="4"/></w:tcBorders></w:tcPr><w:p><w:r><w:t xml:space="preserve">Montant</w:t></w:r></w:p></w:tc><w:tc><w:tcPr><w:tcW w:type="pct" w:w="39%"/><w:tcBorders><w:top w:val="single" w:color="auto" w:sz="4"/><w:left w:val="single" w:color="auto" w:sz="4"/><w:bottom w:val="single" w:color="auto" w:sz="4"/><w:right w:val="single" w:color="auto" w:sz="4"/></w:tcBorders></w:tcPr><w:p><w:r><w:t xml:space="preserve">2 500 FCFA/mois (Plus) · 5 000 FCFA/mois (Super User)</w:t></w:r></w:p></w:tc><w:tc><w:tcPr><w:tcW w:type="pct" w:w="39%"/><w:tcBorders><w:top w:val="single" w:color="auto" w:sz="4"/><w:left w:val="single" w:color="auto" w:sz="4"/><w:bottom w:val="single" w:color="auto" w:sz="4"/><w:right w:val="single" w:color="auto" w:sz="4"/></w:tcBorders></w:tcPr><w:p><w:r><w:t xml:space="preserve">5 000 F / 3j · 10 000 F / 7j · 30 000 F / 30j (au choix)</w:t></w:r></w:p></w:tc></w:tr><w:tr><w:tc><w:tcPr><w:tcW w:type="pct" w:w="22%"/><w:tcBorders><w:top w:val="single" w:color="auto" w:sz="4"/><w:left w:val="single" w:color="auto" w:sz="4"/><w:bottom w:val="single" w:color="auto" w:sz="4"/><w:right w:val="single" w:color="auto" w:sz="4"/></w:tcBorders></w:tcPr><w:p><w:r><w:t xml:space="preserve">Qui confirme</w:t></w:r></w:p></w:tc><w:tc><w:tcPr><w:tcW w:type="pct" w:w="39%"/><w:tcBorders><w:top w:val="single" w:color="auto" w:sz="4"/><w:left w:val="single" w:color="auto" w:sz="4"/><w:bottom w:val="single" w:color="auto" w:sz="4"/><w:right w:val="single" w:color="auto" w:sz="4"/></w:tcBorders></w:tcPr><w:p><w:r><w:t xml:space="preserve">Super Admin</w:t></w:r></w:p></w:tc><w:tc><w:tcPr><w:tcW w:type="pct" w:w="39%"/><w:tcBorders><w:top w:val="single" w:color="auto" w:sz="4"/><w:left w:val="single" w:color="auto" w:sz="4"/><w:bottom w:val="single" w:color="auto" w:sz="4"/><w:right w:val="single" w:color="auto" w:sz="4"/></w:tcBorders></w:tcPr><w:p><w:r><w:t xml:space="preserve">Super Admin</w:t></w:r></w:p></w:tc></w:tr><w:tr><w:tc><w:tcPr><w:tcW w:type="pct" w:w="22%"/><w:tcBorders><w:top w:val="single" w:color="auto" w:sz="4"/><w:left w:val="single" w:color="auto" w:sz="4"/><w:bottom w:val="single" w:color="auto" w:sz="4"/><w:right w:val="single" w:color="auto" w:sz="4"/></w:tcBorders></w:tcPr><w:p><w:r><w:t xml:space="preserve">Effet une fois ACTIVE</w:t></w:r></w:p></w:tc><w:tc><w:tcPr><w:tcW w:type="pct" w:w="39%"/><w:tcBorders><w:top w:val="single" w:color="auto" w:sz="4"/><w:left w:val="single" w:color="auto" w:sz="4"/><w:bottom w:val="single" w:color="auto" w:sz="4"/><w:right w:val="single" w:color="auto" w:sz="4"/></w:tcBorders></w:tcPr><w:p><w:r><w:t xml:space="preserve">Plafond de véhicules relevé à 5 (Plus) ou illimité (Super User)</w:t></w:r></w:p></w:tc><w:tc><w:tcPr><w:tcW w:type="pct" w:w="39%"/><w:tcBorders><w:top w:val="single" w:color="auto" w:sz="4"/><w:left w:val="single" w:color="auto" w:sz="4"/><w:bottom w:val="single" w:color="auto" w:sz="4"/><w:right w:val="single" w:color="auto" w:sz="4"/></w:tcBorders></w:tcPr><w:p><w:r><w:t xml:space="preserve">Diffusion sur le tableau de bord de tous les automobilistes + mise en avant sur /stations</w:t></w:r></w:p></w:tc></w:tr></w:tbl><w:p><w:pPr><w:spacing w:after="0"/></w:pPr></w:p><w:p><w:pPr><w:spacing w:after="120"/></w:pPr><w:r><w:t xml:space="preserve">L&apos;abonnement fidélité client (station_client_subscriptions) suit un schéma différent, entièrement géré par la station elle-même (pas de confirmation Super Admin) : voir section 7.5.</w:t></w:r></w:p><w:p><w:pPr><w:pStyle w:val="Heading2"/><w:spacing w:after="120" w:before="240"/></w:pPr><w:r><w:t xml:space="preserve">7.4 Promotion (gratuite) vs Publicité (payante) vs &quot;À la une&quot;</w:t></w:r></w:p><w:p><w:pPr><w:spacing w:after="120"/></w:pPr><w:r><w:t xml:space="preserve">Trois mécanismes de visibilité distincts, à ne pas confondre :</w:t></w:r></w:p><w:p><w:pPr><w:pStyle w:val="ListParagraph"/><w:numPr><w:ilvl w:val="0"/><w:numId w:val="1"/></w:numPr><w:spacing w:after="60"/></w:pPr><w:r><w:t xml:space="preserve">Promotion (stations.promo_config) : gratuite, configurée par la station elle-même (Admin &gt; Promotions), visible uniquement sur la fiche de CETTE station et sur le tableau de bord des automobilistes qui ont déjà une relation avec elle (réservation payée ou en cours).</w:t></w:r></w:p><w:p><w:pPr><w:pStyle w:val="ListParagraph"/><w:numPr><w:ilvl w:val="0"/><w:numId w:val="1"/></w:numPr><w:spacing w:after="60"/></w:pPr><w:r><w:t xml:space="preserve">Publicité (station_ads) : payante, diffusée sur le tableau de bord de TOUS les automobilistes de la plateforme après confirmation du Super Admin, quel que soit leur historique. Chaque client peut l&apos;ignorer individuellement (persisté en base, pas seulement localement).</w:t></w:r></w:p><w:p><w:pPr><w:pStyle w:val="ListParagraph"/><w:numPr><w:ilvl w:val="0"/><w:numId w:val="1"/></w:numPr><w:spacing w:after="60"/></w:pPr><w:r><w:t xml:space="preserve">&quot;À la une&quot; (21 août 2026) : une station avec une publicité ACTIVE est aussi mise en avant sur la page publique &quot;Trouver une station&quot; (/stations, accessible sans compte) — badge &quot;⭐ À la une&quot;, message affiché, et épinglée en tête de liste avant le tri par distance. Réutilise entièrement les mêmes données station_ads, sans nouveau système ni nouvelle table : une seconde surface d&apos;affichage pour la même campagne.</w:t></w:r></w:p><w:p><w:pPr><w:pStyle w:val="Heading2"/><w:spacing w:after="120" w:before="240"/></w:pPr><w:r><w:t xml:space="preserve">7.5 Abonnements clients fidélité (wallet prépayé par station)</w:t></w:r></w:p><w:p><w:pPr><w:spacing w:after="120"/></w:pPr><w:r><w:t xml:space="preserve">Nouveau domaine introduit le 20 août 2026, sécurisé le 21 août 2026. Une station crée un abonnement prépayé pour un client régulier (nom, téléphone, prix mensuel) — éventuellement lié à un compte automobiliste existant si le téléphone correspond. Le solde se déduit automatiquement lorsqu&apos;un lavage est réglé avec la méthode &quot;Abonnement&quot;, via un trigger Postgres BEFORE INSERT sur transactions :</w:t></w:r></w:p><w:p><w:pPr><w:pStyle w:val="ListParagraph"/><w:numPr><w:ilvl w:val="0"/><w:numId w:val="1"/></w:numPr><w:spacing w:after="60"/></w:pPr><w:r><w:t xml:space="preserve">Recherche l&apos;abonnement actif correspondant par client_id ou par téléphone normalisé (chiffres uniquement).</w:t></w:r></w:p><w:p><w:pPr><w:pStyle w:val="ListParagraph"/><w:numPr><w:ilvl w:val="0"/><w:numId w:val="1"/></w:numPr><w:spacing w:after="60"/></w:pPr><w:r><w:t xml:space="preserve">Rejette l&apos;insertion (raise exception) si aucun abonnement actif ne correspond, ou si le solde est insuffisant — comportement corrigé : la version d&apos;origine acceptait silencieusement la transaction sans jamais déduire le solde dans ces deux cas, ouvrant la voie à des lavages gratuits non tracés.</w:t></w:r></w:p><w:p><w:pPr><w:pStyle w:val="ListParagraph"/><w:numPr><w:ilvl w:val="0"/><w:numId w:val="1"/></w:numPr><w:spacing w:after="60"/></w:pPr><w:r><w:t xml:space="preserve">Sinon, déduit le montant et bascule le statut à &quot;suspendu&quot; si le solde atteint zéro.</w:t></w:r></w:p><w:p><w:pPr><w:pStyle w:val="ListParagraph"/><w:numPr><w:ilvl w:val="0"/><w:numId w:val="1"/></w:numPr><w:spacing w:after="60"/></w:pPr><w:r><w:t xml:space="preserve">La recharge de solde par la station passe par la fonction atomique recharge_subscription (section 6.1) plutôt qu&apos;un enchaînement lecture-puis-écriture côté application, pour ne pas pouvoir écraser une déduction survenue entre-temps.</w:t></w:r></w:p><w:p><w:pPr><w:spacing w:after="120"/></w:pPr><w:r><w:t xml:space="preserve">Côté application (Client/Stations.jsx), si le paiement par abonnement est rejeté côté serveur (solde insuffisant détecté après coup, ou abonnement introuvable), la réservation déjà créée est automatiquement repassée à &quot;non payée&quot; et le client voit un message clair, plutôt qu&apos;un échec silencieux avec un lavage marqué payé sans transaction correspondante.</w:t></w:r></w:p><w:p><w:pPr><w:pStyle w:val="Heading2"/><w:spacing w:after="120" w:before="240"/></w:pPr><w:r><w:t xml:space="preserve">7.6 Reconnaissance d&apos;un client habitué par plaque d&apos;immatriculation</w:t></w:r></w:p><w:p><w:pPr><w:spacing w:after="120"/></w:pPr><w:r><w:t xml:space="preserve">Nouveau flux (21 août 2026) pour le cas d&apos;un automobiliste qui a déjà un compte mais se présente sans avoir réservé via l&apos;app (il paie en espèces sur place, la station saisit son lavage manuellement — &quot;Ajouter un véhicule&quot;, StationDashboard.jsx). Comme la plaque est unique (contrairement au nom, souvent partagé) :</w:t></w:r></w:p><w:p><w:pPr><w:pStyle w:val="ListParagraph"/><w:numPr><w:ilvl w:val="0"/><w:numId w:val="1"/></w:numPr><w:spacing w:after="60"/></w:pPr><w:r><w:t xml:space="preserve">La station tape la plaque dans un nouveau champ du formulaire ; à la sortie du champ, un appel à find_vehicle_owner (section 6.1) cherche si un véhicule enregistré correspond.</w:t></w:r></w:p><w:p><w:pPr><w:pStyle w:val="ListParagraph"/><w:numPr><w:ilvl w:val="0"/><w:numId w:val="1"/></w:numPr><w:spacing w:after="60"/></w:pPr><w:r><w:t xml:space="preserve">Si trouvé : nom, catégorie et véhicule sont pré-remplis automatiquement (modifiables si la station constate une erreur), et reservations.client_id est posé sur le vrai compte du client.</w:t></w:r></w:p><w:p><w:pPr><w:pStyle w:val="ListParagraph"/><w:numPr><w:ilvl w:val="0"/><w:numId w:val="1"/></w:numPr><w:spacing w:after="60"/></w:pPr><w:r><w:t xml:space="preserve">Si rien n&apos;est trouvé : comportement inchangé, le lavage reste enregistré avec un nom libre, sans compte lié.</w:t></w:r></w:p><w:p><w:pPr><w:pStyle w:val="ListParagraph"/><w:numPr><w:ilvl w:val="0"/><w:numId w:val="1"/></w:numPr><w:spacing w:after="60"/></w:pPr><w:r><w:t xml:space="preserve">Une fois client_id posé, le suivi en temps réel côté client fonctionne sans aucun code supplémentaire : le canal Realtime déjà filtré sur client_id (section 4.3) fait apparaître la réservation instantanément sur son tableau de bord.</w:t></w:r></w:p><w:p><w:pPr><w:pStyle w:val="ListParagraph"/><w:numPr><w:ilvl w:val="0"/><w:numId w:val="1"/></w:numPr><w:spacing w:after="60"/></w:pPr><w:r><w:t xml:space="preserve">Le client reçoit en plus une notification navigateur (API Notification, permission déjà gérée par ailleurs sur Client/Dashboard.jsx) au moment précis de l&apos;INSERT — distincte de la notification existante sur changement de position, qui elle ignore volontairement le tout premier item vu pour éviter un faux positif sur un déplacement interne de réservation.</w:t></w:r></w:p><w:p><w:pPr><w:pStyle w:val="Heading2"/><w:spacing w:after="120" w:before="240"/></w:pPr><w:r><w:t xml:space="preserve">7.7 Lavage à plusieurs laveurs (véhicules volumineux)</w:t></w:r></w:p><w:p><w:pPr><w:spacing w:after="120"/></w:pPr><w:r><w:t xml:space="preserve">Depuis le 24 août 2026, un lavage dont la catégorie tarifaire est &quot;Camion&quot; (regroupe Bus/Car +50 places et camions léger/lourd, voir PRICING_CATEGORY_LABELS dans lib/vehicleBrands.js) ouvre une modale dédiée au clic sur &quot;Go&quot; : la station choisit librement 1 à 3 laveurs parmi les disponibles (MAX_WASHERS_PER_WASH = 3, StationDashboard.jsx) plutôt que le laveur unique habituel. startWash(id, employeeIdOrIds) accepte désormais un seul identifiant ou un tableau d&apos;identifiants. reservations.assigned_to_name garde le premier laveur (compatibilité avec le code existant qui ne lit que ce champ), assigned_washer_names (nouvelle colonne text[]) ne contient une valeur que si plusieurs laveurs sont assignés.</w:t></w:r></w:p><w:p><w:pPr><w:pStyle w:val="ListParagraph"/><w:numPr><w:ilvl w:val="0"/><w:numId w:val="1"/></w:numPr><w:spacing w:after="60"/></w:pPr><w:r><w:t xml:space="preserve">Tant que le lavage n&apos;est pas terminé, tous les laveurs assignés sont marqués occupés et exclus de availableEmployees — pas seulement le premier.</w:t></w:r></w:p><w:p><w:pPr><w:pStyle w:val="ListParagraph"/><w:numPr><w:ilvl w:val="0"/><w:numId w:val="1"/></w:numPr><w:spacing w:after="60"/></w:pPr><w:r><w:t xml:space="preserve">Le classement &quot;Top Laveurs&quot; d&apos;Analytics crédite désormais chacun des laveurs d&apos;un lavage à plusieurs, pas seulement le laveur principal.</w:t></w:r></w:p><w:p><w:pPr><w:pStyle w:val="Heading2"/><w:spacing w:after="120" w:before="240"/></w:pPr><w:r><w:t xml:space="preserve">7.8 Report de position en file d&apos;attente</w:t></w:r></w:p><w:p><w:pPr><w:spacing w:after="120"/></w:pPr><w:r><w:t xml:space="preserve">Un mécanisme d&apos;échange de position existait déjà côté station (pushBackOnePosition, useAppState.jsx) : comme la position et le temps d&apos;attente estimé sont purement dérivés du tri par created_at (getItemPosition, estimateItemWaitTime dans lib/stationData.js), reculer une réservation revient à échanger son created_at avec celui d&apos;une autre. Depuis le 22 août 2026, un automobiliste abonné à la station (station_client_subscriptions actif) peut faire ce même geste lui-même, depuis son tableau de bord, pour 2, 3, 4 places ou directement la dernière (valeur sentinelle positions=999, qui se déclenche aussi si le nombre de places demandé dépasse la longueur de la file).</w:t></w:r></w:p><w:p><w:pPr><w:pStyle w:val="ListParagraph"/><w:numPr><w:ilvl w:val="0"/><w:numId w:val="1"/></w:numPr><w:spacing w:after="60"/></w:pPr><w:r><w:t xml:space="preserve">Comme un client ne peut modifier que sa propre réservation sous RLS, l&apos;opération passe par client_push_back_reservation (section 6.1), une fonction security definer qui vérifie la propriété de la réservation et la présence d&apos;un abonnement actif à cette station, avant de faire l&apos;échange.</w:t></w:r></w:p><w:p><w:pPr><w:pStyle w:val="ListParagraph"/><w:numPr><w:ilvl w:val="0"/><w:numId w:val="1"/></w:numPr><w:spacing w:after="60"/></w:pPr><w:r><w:t xml:space="preserve">Elle ne considère jamais que des réservations créées après la sienne : structurellement incapable de faire avancer l&apos;appelant, seulement de le reculer.</w:t></w:r></w:p><w:p><w:pPr><w:pStyle w:val="ListParagraph"/><w:numPr><w:ilvl w:val="0"/><w:numId w:val="1"/></w:numPr><w:spacing w:after="60"/></w:pPr><w:r><w:t xml:space="preserve">Le flag hasSubscription affiché côté client (Dashboard.jsx) n&apos;est qu&apos;un indice d&apos;UI pour afficher le bouton ; le vrai contrôle d&apos;accès est entièrement côté fonction SQL — une incohérence de synchronisation dégrade proprement (simple erreur affichée), sans corrompre de donnée.</w:t></w:r></w:p><w:p><w:pPr><w:pStyle w:val="Heading2"/><w:spacing w:after="120" w:before="240"/></w:pPr><w:r><w:t xml:space="preserve">7.9 Essai gratuit d&apos;un mois pour les stations</w:t></w:r></w:p><w:p><w:pPr><w:spacing w:after="120"/></w:pPr><w:r><w:t xml:space="preserve">Depuis le 22 août 2026, station_billing.trial_ends_at date la fin de l&apos;essai gratuit d&apos;une station (1 mois) — auparavant, subscription_status pouvait valoir &apos;essai&apos; mais sans aucune date bornant sa durée. Les stations déjà en essai au moment de la migration ont été rétro-remplies à partir de stations.created_at (pas &quot;maintenant&quot;, pour ne pas leur offrir de mois gratuit supplémentaire) ; toute nouvelle station reçoit désormais trial_ends_at = now() + 1 mois via le trigger handle_new_station().</w:t></w:r></w:p><w:p><w:pPr><w:pStyle w:val="ListParagraph"/><w:numPr><w:ilvl w:val="0"/><w:numId w:val="1"/></w:numPr><w:spacing w:after="60"/></w:pPr><w:r><w:t xml:space="preserve">lib/stationTrial.js centralise le calcul (trialDaysRemaining, trialProgressPercent, trialUrgency) pour que la bannière station (TrialBanner.jsx, montée dans AdminLayout.jsx) et le suivi Super Admin (SuperAdmin/Billing.jsx) restent cohérents : la barre se remplit au fil des jours (et non l&apos;inverse), et passe de vert à orange puis rouge à l&apos;approche de l&apos;expiration.</w:t></w:r></w:p><w:p><w:pPr><w:pStyle w:val="ListParagraph"/><w:numPr><w:ilvl w:val="0"/><w:numId w:val="1"/></w:numPr><w:spacing w:after="60"/></w:pPr><w:r><w:t xml:space="preserve">Comme pour la facturation station en général, rien ne bascule automatiquement subscription_status à l&apos;expiration — seule une action manuelle du Super Admin (markSubscriptionPaid/markSubscriptionOverdue) fait évoluer le statut. La bannière reste purement informative, et masquée pendant une impersonation Super Admin (qui affiche déjà sa propre bannière).</w:t></w:r></w:p><w:p><w:pPr><w:pStyle w:val="Heading1"/><w:spacing w:after="160" w:before="360"/></w:pPr><w:r><w:t xml:space="preserve">8. Couche marketing / SEO (site statique)</w:t></w:r></w:p><w:p><w:pPr><w:spacing w:after="120"/></w:pPr><w:r><w:t xml:space="preserve">Huit pages HTML sont bâties par Vite (index.html, login.html, dashboard.html, reset-password.html, 404.html, merci.html, confidentialite.html, conditions-generales.html) et portent les fondamentaux SEO/marketing d&apos;un site vitrine :</w:t></w:r></w:p><w:p><w:pPr><w:pStyle w:val="ListParagraph"/><w:numPr><w:ilvl w:val="0"/><w:numId w:val="1"/></w:numPr><w:spacing w:after="60"/></w:pPr><w:r><w:t xml:space="preserve">Meta descriptions et titres orientés B2B (&quot;logiciel de gestion pour station de lavage auto au Sénégal&quot;), Open Graph / Twitter Card, URL canonique, et données structurées JSON-LD sur index.html : Organization + SoftwareApplication (les 3 forfaits SaaS en Offer) + WebSite + FAQPage. Le type LocalBusiness a été retiré le 1 septembre 2026 — l&apos;activité est un éditeur de logiciel 100 % en ligne, sans local physique.</w:t></w:r></w:p><w:p><w:pPr><w:pStyle w:val="ListParagraph"/><w:numPr><w:ilvl w:val="0"/><w:numId w:val="1"/></w:numPr><w:spacing w:after="60"/></w:pPr><w:r><w:t xml:space="preserve">Google Analytics 4 actif depuis le 1 septembre 2026 sur les 4 points d&apos;entrée — propriété &quot;Clean Car Galsen&quot;, identifiant de mesure G-6EFQN7CBB8, mesures améliorées activées.</w:t></w:r></w:p><w:p><w:pPr><w:pStyle w:val="ListParagraph"/><w:numPr><w:ilvl w:val="0"/><w:numId w:val="1"/></w:numPr><w:spacing w:after="60"/></w:pPr><w:r><w:t xml:space="preserve">Toutes les pages HTML (404, merci, confidentialité, CGU comprises) chargent le même app.css compilé au build par Vite/PostCSS ; le CDN runtime cdn.tailwindcss.com (~407 Ko de JS bloquant) a été retiré le 1 septembre 2026.</w:t></w:r></w:p><w:p><w:pPr><w:pStyle w:val="ListParagraph"/><w:numPr><w:ilvl w:val="0"/><w:numId w:val="1"/></w:numPr><w:spacing w:after="60"/></w:pPr><w:r><w:t xml:space="preserve">Routage d&apos;hébergement piloté par vercel.json (public/_redirects, au format Netlify, est ignoré par Vercel) : /admin/*, /superadmin/*, /dashboard et /stations sont réécrits vers dashboard.html. Le renvoi catch-all /(.*) → /index.html a été supprimé le 1 septembre 2026 : un chemin inconnu sert désormais 404.html avec un vrai statut HTTP 404, au lieu d&apos;une fausse page 200 (&quot;soft 404&quot;) qui polluait l&apos;indexation.</w:t></w:r></w:p><w:p><w:pPr><w:pStyle w:val="ListParagraph"/><w:numPr><w:ilvl w:val="0"/><w:numId w:val="1"/></w:numPr><w:spacing w:after="60"/></w:pPr><w:r><w:t xml:space="preserve">index.html interroge directement Supabase pour afficher les vraies stations partenaires actives et leurs avis.</w:t></w:r></w:p><w:p><w:pPr><w:pStyle w:val="ListParagraph"/><w:numPr><w:ilvl w:val="0"/><w:numId w:val="1"/></w:numPr><w:spacing w:after="60"/></w:pPr><w:r><w:t xml:space="preserve">Fil d&apos;Ariane + titre de page dynamique sur la route publique /stations.</w:t></w:r></w:p><w:p><w:pPr><w:pStyle w:val="ListParagraph"/><w:numPr><w:ilvl w:val="0"/><w:numId w:val="1"/></w:numPr><w:spacing w:after="60"/></w:pPr><w:r><w:t xml:space="preserve">Carte Google Maps intégrée + lien &quot;itinéraire&quot; sur la fiche détail d&apos;une station.</w:t></w:r></w:p><w:p><w:pPr><w:pStyle w:val="ListParagraph"/><w:numPr><w:ilvl w:val="0"/><w:numId w:val="1"/></w:numPr><w:spacing w:after="60"/></w:pPr><w:r><w:t xml:space="preserve">Depuis le 21 août 2026, /stations met aussi en avant les stations avec une campagne publicitaire ACTIVE (badge &quot;À la une&quot;, épinglées en tête) — voir section 7.4.</w:t></w:r></w:p><w:p><w:pPr><w:pStyle w:val="ListParagraph"/><w:numPr><w:ilvl w:val="0"/><w:numId w:val="1"/></w:numPr><w:spacing w:after="60"/></w:pPr><w:r><w:t xml:space="preserve">Section &quot;À propos&quot; (#a-propos) sur la page d&apos;accueil : équipe de laveurs (pointage, planning, affectation multi-laveurs, classement) et périmètre fonctionnel du système, 3 photos de laveurs libres de droits (Pexels), 3 valeurs, CTA station. Sous-partie &quot;Le poste de commande du gérant&quot; : maquette en pur HTML/CSS de la file d&apos;attente Live (plaque, fiche véhicule, assignation d&apos;un ou plusieurs laveurs, bouton Démarrer, bloc &quot;En cours&quot;) qui reproduit l&apos;écran réel de StationDashboard, avec l&apos;explication du flux valider-puis-laver en 3 étapes.</w:t></w:r></w:p><w:p><w:pPr><w:pStyle w:val="ListParagraph"/><w:numPr><w:ilvl w:val="0"/><w:numId w:val="1"/></w:numPr><w:spacing w:after="60"/></w:pPr><w:r><w:t xml:space="preserve">Vidéo hero réencodée en 960×540 (~470 Ko au lieu de 3,2 Mo) et chargée uniquement sur grand écran et connexion correcte (ni save-data, ni 2g, ni prefers-reduced-motion) ; sinon poster seul (~38 Ko). Polices Google chargées via <link> plutôt qu&apos;un @import CSS bloquant.</w:t></w:r></w:p><w:p><w:pPr><w:pStyle w:val="ListParagraph"/><w:numPr><w:ilvl w:val="0"/><w:numId w:val="1"/></w:numPr><w:spacing w:after="60"/></w:pPr><w:r><w:t xml:space="preserve">dashboard.html porte désormais une balise noindex (coquille React sans contenu propre à indexer), au même titre que login.html et reset-password.html ; robots.txt ne bloque plus que /admin/ et /superadmin/.</w:t></w:r></w:p><w:p><w:pPr><w:pStyle w:val="ListParagraph"/><w:numPr><w:ilvl w:val="0"/><w:numId w:val="1"/></w:numPr><w:spacing w:after="60"/></w:pPr><w:r><w:t xml:space="preserve">sitemap.xml réduit aux 3 pages réellement indexables (accueil, conditions générales, confidentialité) — /login, /dashboard et /stations en ont été retirés.</w:t></w:r></w:p><w:p><w:pPr><w:pStyle w:val="ListParagraph"/><w:numPr><w:ilvl w:val="0"/><w:numId w:val="1"/></w:numPr><w:spacing w:after="60"/></w:pPr><w:r><w:t xml:space="preserve">Google Search Console : propriété de type Domaine sur galsenautocleaner.com, vérifiée par enregistrement DNS TXT (DNS géré par Vercel) le 1 septembre 2026 — sitemap soumis, indexation de l&apos;accueil demandée. Le référencement vise en priorité les gérants de station (requêtes B2B).</w:t></w:r></w:p><w:p><w:pPr><w:pStyle w:val="Heading1"/><w:spacing w:after="160" w:before="360"/></w:pPr><w:r><w:t xml:space="preserve">9. Limites connues / dette technique</w:t></w:r></w:p><w:p><w:pPr><w:pStyle w:val="ListParagraph"/><w:numPr><w:ilvl w:val="0"/><w:numId w:val="1"/></w:numPr><w:spacing w:after="60"/></w:pPr><w:r><w:t xml:space="preserve">Aucune passerelle de paiement réelle — tout paiement &quot;en ligne&quot; est simulé ou passe par une confirmation manuelle du Super Admin.</w:t></w:r></w:p><w:p><w:pPr><w:pStyle w:val="ListParagraph"/><w:numPr><w:ilvl w:val="0"/><w:numId w:val="1"/></w:numPr><w:spacing w:after="60"/></w:pPr><w:r><w:t xml:space="preserve">Aucune tâche planifiée (cron/Edge Function) : les statuts expirés sont recalculés à la lecture, jamais réécrits en base tant que personne ne consulte la donnée.</w:t></w:r></w:p><w:p><w:pPr><w:pStyle w:val="ListParagraph"/><w:numPr><w:ilvl w:val="0"/><w:numId w:val="1"/></w:numPr><w:spacing w:after="60"/></w:pPr><w:r><w:t xml:space="preserve">Pas de Supabase Storage : toutes les images (logos, cachets, photos, visuels de publicité) sont en base64, plafonnées à 1,5 Mo.</w:t></w:r></w:p><w:p><w:pPr><w:pStyle w:val="ListParagraph"/><w:numPr><w:ilvl w:val="0"/><w:numId w:val="1"/></w:numPr><w:spacing w:after="60"/></w:pPr><w:r><w:t xml:space="preserve">Le chunk JavaScript principal de l&apos;espace Admin/Dashboard dépasse 1,4 Mo minifié — aucun découpage en chunks (code-splitting) n&apos;a encore été mis en place.</w:t></w:r></w:p><w:p><w:pPr><w:pStyle w:val="ListParagraph"/><w:numPr><w:ilvl w:val="0"/><w:numId w:val="1"/></w:numPr><w:spacing w:after="60"/></w:pPr><w:r><w:t xml:space="preserve">Aucune suite de tests automatisés, et aucun outil de vérification statique (TypeScript, ESLint) configuré dans le projet : une variable référencée sans être déclarée ne casse pas npm run build, seulement au moment où ce code s&apos;exécute réellement en production. Une régression de ce type (stationProfile non récupéré dans StationDashboard.jsx, cassant silencieusement le bouton &quot;Go&quot;) a été introduite puis corrigée le 21 août 2026 ; un scan ESLint no-undef ponctuel (sans configuration permanente) a confirmé l&apos;absence d&apos;autres cas similaires à cette date.</w:t></w:r></w:p><w:p><w:pPr><w:pStyle w:val="ListParagraph"/><w:numPr><w:ilvl w:val="0"/><w:numId w:val="1"/></w:numPr><w:spacing w:after="60"/></w:pPr><w:r><w:t xml:space="preserve">Le plafond de véhicules par palier est dupliqué entre client_vehicle_cap() côté SQL (section 6.1) et vehicleCapFor() côté JS (src/lib/superUser.js) — les deux doivent être maintenus synchronisés manuellement à chaque évolution des paliers, sans test automatisé pour le garantir.</w:t></w:r></w:p><w:p><w:pPr><w:pStyle w:val="ListParagraph"/><w:numPr><w:ilvl w:val="0"/><w:numId w:val="1"/></w:numPr><w:spacing w:after="60"/></w:pPr><w:r><w:t xml:space="preserve">Fichiers HTML legacy à la racine du dépôt : dead code jamais servi, conservés uniquement comme référence de maquettes historiques.</w:t></w:r></w:p><w:p><w:pPr><w:pStyle w:val="ListParagraph"/><w:numPr><w:ilvl w:val="0"/><w:numId w:val="1"/></w:numPr><w:spacing w:after="60"/></w:pPr><w:r><w:t xml:space="preserve">Le titre principal (H1) de la page d&apos;accueil s&apos;adresse encore aux automobilistes (&quot;Votre lavage de confiance à Dakar&quot;) alors que le référencement et les CTA visent les gérants de station : incohérence de message à corriger.</w:t></w:r></w:p><w:p><w:pPr><w:spacing w:after="200"/></w:pPr><w:r><w:rPr><w:i/><w:iCs/><w:color w:val="595959"/></w:rPr><w:t xml:space="preserve">Document généré automatiquement à partir de l&apos;état du code au moment de la génération — à mettre à jour manuellement en cas d&apos;évolution majeure de l&apos;architecture.</w:t></w:r></w:p><w:sectPr><w:pgSz w:w="11906" w:h="16838" w:orient="portrait"/><w:pgMar w:top="1440" w:right="1440" w:bottom="1440" w:left="1440" w:header="708" w:footer="708" w:gutter="0"/><w:pgNumType/><w:docGrid w:linePitch="360"/></w:sectPr></w:body></w:document>
+<file path=word/document.xml><?xml version="1.0" encoding="utf-8"?>
+<w:document xmlns:wpc="http://schemas.microsoft.com/office/word/2010/wordprocessingCanvas" xmlns:mc="http://schemas.openxmlformats.org/markup-compatibility/2006" xmlns:o="urn:schemas-microsoft-com:office:office" xmlns:r="http://schemas.openxmlformats.org/officeDocument/2006/relationships" xmlns:m="http://schemas.openxmlformats.org/officeDocument/2006/math" xmlns:v="urn:schemas-microsoft-com:vml" xmlns:wp14="http://schemas.microsoft.com/office/word/2010/wordprocessingDrawing" xmlns:wp="http://schemas.openxmlformats.org/drawingml/2006/wordprocessingDrawing" xmlns:w10="urn:schemas-microsoft-com:office:word" xmlns:w="http://schemas.openxmlformats.org/wordprocessingml/2006/main" xmlns:w14="http://schemas.microsoft.com/office/word/2010/wordml" xmlns:w15="http://schemas.microsoft.com/office/word/2012/wordml" xmlns:wpg="http://schemas.microsoft.com/office/word/2010/wordprocessingGroup" xmlns:wpi="http://schemas.microsoft.com/office/word/2010/wordprocessingInk" xmlns:wne="http://schemas.microsoft.com/office/word/2006/wordml" xmlns:wps="http://schemas.microsoft.com/office/word/2010/wordprocessingShape" xmlns:cx="http://schemas.microsoft.com/office/drawing/2014/chartex" xmlns:cx1="http://schemas.microsoft.com/office/drawing/2015/9/8/chartex" xmlns:cx2="http://schemas.microsoft.com/office/drawing/2015/10/21/chartex" xmlns:cx3="http://schemas.microsoft.com/office/drawing/2016/5/9/chartex" xmlns:cx4="http://schemas.microsoft.com/office/drawing/2016/5/10/chartex" xmlns:cx5="http://schemas.microsoft.com/office/drawing/2016/5/11/chartex" xmlns:cx6="http://schemas.microsoft.com/office/drawing/2016/5/12/chartex" xmlns:cx7="http://schemas.microsoft.com/office/drawing/2016/5/13/chartex" xmlns:cx8="http://schemas.microsoft.com/office/drawing/2016/5/14/chartex" xmlns:aink="http://schemas.microsoft.com/office/drawing/2016/ink" xmlns:am3d="http://schemas.microsoft.com/office/drawing/2017/model3d" xmlns:w16cex="http://schemas.microsoft.com/office/word/2018/wordml/cex" xmlns:w16cid="http://schemas.microsoft.com/office/word/2016/wordml/cid" xmlns:w16="http://schemas.microsoft.com/office/word/2018/wordml" xmlns:w16sdtdh="http://schemas.microsoft.com/office/word/2020/wordml/sdtdatahash" xmlns:w16se="http://schemas.microsoft.com/office/word/2015/wordml/symex" mc:Ignorable="w14 w15 wp14">
+  <w:body>
+    <w:p>
+      <w:pPr>
+        <w:pStyle w:val="Title"/>
+        <w:spacing w:after="100"/>
+      </w:pPr>
+      <w:r>
+        <w:t xml:space="preserve">CLEAN CAR GALSEN</w:t>
+      </w:r>
+    </w:p>
+    <w:p>
+      <w:pPr>
+        <w:spacing w:after="120"/>
+      </w:pPr>
+      <w:r>
+        <w:rPr>
+          <w:b/>
+          <w:bCs/>
+          <w:sz w:val="26"/>
+          <w:szCs w:val="26"/>
+        </w:rPr>
+        <w:t xml:space="preserve">Gestion Saas Lavage Auto</w:t>
+      </w:r>
+    </w:p>
+    <w:p>
+      <w:pPr>
+        <w:pStyle w:val="Heading1"/>
+        <w:spacing w:after="160" w:before="360"/>
+      </w:pPr>
+      <w:r>
+        <w:t xml:space="preserve">Document d'architecture technique</w:t>
+      </w:r>
+    </w:p>
+    <w:p>
+      <w:pPr>
+        <w:spacing w:after="200"/>
+      </w:pPr>
+      <w:r>
+        <w:rPr>
+          <w:i/>
+          <w:iCs/>
+          <w:color w:val="595959"/>
+        </w:rPr>
+        <w:t xml:space="preserve">Plateforme SaaS multi-stations de lavage automobile — Sénégal</w:t>
+      </w:r>
+    </w:p>
+    <w:p>
+      <w:pPr>
+        <w:spacing w:after="200"/>
+      </w:pPr>
+      <w:r>
+        <w:rPr>
+          <w:i/>
+          <w:iCs/>
+          <w:color w:val="595959"/>
+        </w:rPr>
+        <w:t xml:space="preserve">Généré le 19 août 2026 — mis à jour le 7 septembre 2026</w:t>
+      </w:r>
+    </w:p>
+    <w:p>
+      <w:pPr>
+        <w:pStyle w:val="Heading1"/>
+        <w:spacing w:after="160" w:before="360"/>
+      </w:pPr>
+      <w:r>
+        <w:t xml:space="preserve">1. Présentation générale</w:t>
+      </w:r>
+    </w:p>
+    <w:p>
+      <w:pPr>
+        <w:spacing w:after="120"/>
+      </w:pPr>
+      <w:r>
+        <w:t xml:space="preserve">Clean Car Galsen est une application SaaS de gestion de stations de lavage automobile au Sénégal. Elle met en relation quatre profils d'utilisateurs, répartis sur trois espaces applicatifs :</w:t>
+      </w:r>
+    </w:p>
+    <w:p>
+      <w:pPr>
+        <w:pStyle w:val="ListParagraph"/>
+        <w:numPr>
+          <w:ilvl w:val="0"/>
+          <w:numId w:val="1"/>
+        </w:numPr>
+        <w:spacing w:after="60"/>
+      </w:pPr>
+      <w:r>
+        <w:t xml:space="preserve">Automobiliste (client) : recherche une station, réserve un lavage, suit sa file d'attente en direct (et peut, s'il est abonné à la station, reculer lui-même sa place), paie en ligne ou sur place, gère son garage de véhicules (2 gratuits, 5 avec l'offre Plus, illimité avec Super User), et peut souscrire un abonnement fidélité prépayé auprès d'une station.</w:t>
+      </w:r>
+    </w:p>
+    <w:p>
+      <w:pPr>
+        <w:pStyle w:val="ListParagraph"/>
+        <w:numPr>
+          <w:ilvl w:val="0"/>
+          <w:numId w:val="1"/>
+        </w:numPr>
+        <w:spacing w:after="60"/>
+      </w:pPr>
+      <w:r>
+        <w:t xml:space="preserve">Station (admin) : gère sa file d'attente, ses laveurs et leur pointage, sa tarification, ses promotions, sa comptabilité, ses abonnements clients fidélité, et ses campagnes publicitaires payantes.</w:t>
+      </w:r>
+    </w:p>
+    <w:p>
+      <w:pPr>
+        <w:pStyle w:val="ListParagraph"/>
+        <w:numPr>
+          <w:ilvl w:val="0"/>
+          <w:numId w:val="1"/>
+        </w:numPr>
+        <w:spacing w:after="60"/>
+      </w:pPr>
+      <w:r>
+        <w:t xml:space="preserve">Super Admin (opérateur de la plateforme) : supervise l'ensemble du réseau de stations, la facturation SaaS, les abonnements Super User et les publicités payantes, les litiges.</w:t>
+      </w:r>
+    </w:p>
+    <w:p>
+      <w:pPr>
+        <w:pStyle w:val="ListParagraph"/>
+        <w:numPr>
+          <w:ilvl w:val="0"/>
+          <w:numId w:val="1"/>
+        </w:numPr>
+        <w:spacing w:after="60"/>
+      </w:pPr>
+      <w:r>
+        <w:t xml:space="preserve">Collaborateur de station (staff) : compte de connexion secondaire créé par une station via invitation par email, avec un accès à l'espace /admin restreint selon un rôle (voir section 7.10). Introduit le 7 septembre 2026 — auparavant une station = un seul compte.</w:t>
+      </w:r>
+    </w:p>
+    <w:p>
+      <w:pPr>
+        <w:spacing w:after="120"/>
+      </w:pPr>
+      <w:r>
+        <w:t xml:space="preserve">L'interface est entièrement en français, les montants en FCFA, les moyens de paiement affichés sont Wave et Orange Money.</w:t>
+      </w:r>
+    </w:p>
+    <w:p>
+      <w:pPr>
+        <w:pStyle w:val="Heading1"/>
+        <w:spacing w:after="160" w:before="360"/>
+      </w:pPr>
+      <w:r>
+        <w:t xml:space="preserve">2. Stack technique</w:t>
+      </w:r>
+    </w:p>
+    <w:p>
+      <w:pPr>
+        <w:pStyle w:val="Heading2"/>
+        <w:spacing w:after="120" w:before="240"/>
+      </w:pPr>
+      <w:r>
+        <w:t xml:space="preserve">2.1 Frontend</w:t>
+      </w:r>
+    </w:p>
+    <w:p>
+      <w:pPr>
+        <w:pStyle w:val="ListParagraph"/>
+        <w:numPr>
+          <w:ilvl w:val="0"/>
+          <w:numId w:val="1"/>
+        </w:numPr>
+        <w:spacing w:after="60"/>
+      </w:pPr>
+      <w:r>
+        <w:t xml:space="preserve">Framework : React (SPA), routage via react-router-dom.</w:t>
+      </w:r>
+    </w:p>
+    <w:p>
+      <w:pPr>
+        <w:pStyle w:val="ListParagraph"/>
+        <w:numPr>
+          <w:ilvl w:val="0"/>
+          <w:numId w:val="1"/>
+        </w:numPr>
+        <w:spacing w:after="60"/>
+      </w:pPr>
+      <w:r>
+        <w:t xml:space="preserve">Build : Vite — plusieurs points d'entrée HTML réels (index.html, login.html, dashboard.html, reset-password.html, accept-invitation.html), pas un unique index.html.</w:t>
+      </w:r>
+    </w:p>
+    <w:p>
+      <w:pPr>
+        <w:pStyle w:val="ListParagraph"/>
+        <w:numPr>
+          <w:ilvl w:val="0"/>
+          <w:numId w:val="1"/>
+        </w:numPr>
+        <w:spacing w:after="60"/>
+      </w:pPr>
+      <w:r>
+        <w:t xml:space="preserve">UI : Tailwind CSS, Framer Motion (animations/transitions), lucide-react (icônes).</w:t>
+      </w:r>
+    </w:p>
+    <w:p>
+      <w:pPr>
+        <w:pStyle w:val="ListParagraph"/>
+        <w:numPr>
+          <w:ilvl w:val="0"/>
+          <w:numId w:val="1"/>
+        </w:numPr>
+        <w:spacing w:after="60"/>
+      </w:pPr>
+      <w:r>
+        <w:t xml:space="preserve">État global : React Context (pas de Redux/Zustand) — trois providers dédiés, voir section 4.</w:t>
+      </w:r>
+    </w:p>
+    <w:p>
+      <w:pPr>
+        <w:pStyle w:val="ListParagraph"/>
+        <w:numPr>
+          <w:ilvl w:val="0"/>
+          <w:numId w:val="1"/>
+        </w:numPr>
+        <w:spacing w:after="60"/>
+      </w:pPr>
+      <w:r>
+        <w:t xml:space="preserve">Graphiques : Composants SVG faits maison (aucune librairie de charts externe type Recharts/Chart.js).</w:t>
+      </w:r>
+    </w:p>
+    <w:p>
+      <w:pPr>
+        <w:pStyle w:val="ListParagraph"/>
+        <w:numPr>
+          <w:ilvl w:val="0"/>
+          <w:numId w:val="1"/>
+        </w:numPr>
+        <w:spacing w:after="60"/>
+      </w:pPr>
+      <w:r>
+        <w:t xml:space="preserve">Export Excel : xlsx (SheetJS), utilisé pour l'export du planning des laveurs et, depuis peu, l'export de l'historique des transactions.</w:t>
+      </w:r>
+    </w:p>
+    <w:p>
+      <w:pPr>
+        <w:pStyle w:val="Heading2"/>
+        <w:spacing w:after="120" w:before="240"/>
+      </w:pPr>
+      <w:r>
+        <w:t xml:space="preserve">2.2 Backend</w:t>
+      </w:r>
+    </w:p>
+    <w:p>
+      <w:pPr>
+        <w:pStyle w:val="ListParagraph"/>
+        <w:numPr>
+          <w:ilvl w:val="0"/>
+          <w:numId w:val="1"/>
+        </w:numPr>
+        <w:spacing w:after="60"/>
+      </w:pPr>
+      <w:r>
+        <w:t xml:space="preserve">Plateforme : Supabase — Postgres, Auth, Realtime, Row Level Security. Aucun serveur applicatif séparé (pas d'API Node/Express) : le frontend interroge Supabase directement via son client JS.</w:t>
+      </w:r>
+    </w:p>
+    <w:p>
+      <w:pPr>
+        <w:pStyle w:val="ListParagraph"/>
+        <w:numPr>
+          <w:ilvl w:val="0"/>
+          <w:numId w:val="1"/>
+        </w:numPr>
+        <w:spacing w:after="60"/>
+      </w:pPr>
+      <w:r>
+        <w:t xml:space="preserve">Authentification : Supabase Auth (comptes réels, pas de mots de passe en clair) — src/lib/accounts.js.</w:t>
+      </w:r>
+    </w:p>
+    <w:p>
+      <w:pPr>
+        <w:pStyle w:val="ListParagraph"/>
+        <w:numPr>
+          <w:ilvl w:val="0"/>
+          <w:numId w:val="1"/>
+        </w:numPr>
+        <w:spacing w:after="60"/>
+      </w:pPr>
+      <w:r>
+        <w:t xml:space="preserve">Fichiers/Images : Aucun bucket Supabase Storage utilisé : logos, cachets, photos de profil et images de publicité sont stockés en base64 (Data URL) directement dans les colonnes texte, plafonnés à 1,5 Mo.</w:t>
+      </w:r>
+    </w:p>
+    <w:p>
+      <w:pPr>
+        <w:pStyle w:val="ListParagraph"/>
+        <w:numPr>
+          <w:ilvl w:val="0"/>
+          <w:numId w:val="1"/>
+        </w:numPr>
+        <w:spacing w:after="60"/>
+      </w:pPr>
+      <w:r>
+        <w:t xml:space="preserve">Edge Functions (Deno) : uniquement des fonctions ponctuelles — emails transactionnels via Resend (send-welcome-email, send-retention-reminders) et, depuis le 7 septembre 2026, l'invitation de collaborateurs (invite-station-member, accept-station-invite — voir section 7.10). Pas de cron applicatif : les statuts qui "expirent" (abonnement Plus/Super User, publicité, bandeau promo, essai station) sont recalculés à la volée à chaque lecture plutôt que mis à jour en base par un job.</w:t>
+      </w:r>
+    </w:p>
+    <w:p>
+      <w:pPr>
+        <w:pStyle w:val="Heading2"/>
+        <w:spacing w:after="120" w:before="240"/>
+      </w:pPr>
+      <w:r>
+        <w:t xml:space="preserve">2.3 Paiement</w:t>
+      </w:r>
+    </w:p>
+    <w:p>
+      <w:pPr>
+        <w:spacing w:after="120"/>
+      </w:pPr>
+      <w:r>
+        <w:t xml:space="preserve">Il n'existe aucune passerelle de paiement réelle intégrée (pas d'API Wave/Orange Money). Trois mécanismes coexistent désormais :</w:t>
+      </w:r>
+    </w:p>
+    <w:p>
+      <w:pPr>
+        <w:pStyle w:val="ListParagraph"/>
+        <w:numPr>
+          <w:ilvl w:val="0"/>
+          <w:numId w:val="1"/>
+        </w:numPr>
+        <w:spacing w:after="60"/>
+      </w:pPr>
+      <w:r>
+        <w:t xml:space="preserve">Paiement "réservation" (file d'attente) : simulé côté client (délai artificiel puis confirmation), à but de démonstration du parcours — ou réglé via le solde d'un abonnement fidélité (voir ci-dessous).</w:t>
+      </w:r>
+    </w:p>
+    <w:p>
+      <w:pPr>
+        <w:pStyle w:val="ListParagraph"/>
+        <w:numPr>
+          <w:ilvl w:val="0"/>
+          <w:numId w:val="1"/>
+        </w:numPr>
+        <w:spacing w:after="60"/>
+      </w:pPr>
+      <w:r>
+        <w:t xml:space="preserve">Paiement "abonnement" (Plus/Super User automobiliste, Publicité station) : le client/la station saisit un numéro et clique payer, ce qui crée une ligne en base au statut PENDING. Seul le Super Admin peut la faire passer à ACTIVE, une fois l'argent réellement reçu par un autre canal (Wave/OM manuel). Aucune activation automatique n'existe. Côté automobiliste, deux offres payantes coexistent depuis le 22 août 2026 (Plus et Super User — voir section 6.3). La publicité station propose 3 offres de durée (3 jours / 1 semaine / 1 mois, prix croissants) au lieu d'une offre unique.</w:t>
+      </w:r>
+    </w:p>
+    <w:p>
+      <w:pPr>
+        <w:pStyle w:val="ListParagraph"/>
+        <w:numPr>
+          <w:ilvl w:val="0"/>
+          <w:numId w:val="1"/>
+        </w:numPr>
+        <w:spacing w:after="60"/>
+      </w:pPr>
+      <w:r>
+        <w:t xml:space="preserve">Paiement "abonnement fidélité client" (station_client_subscriptions) : une station crée un abonnement prépayé pour un client régulier (nom + téléphone). Le solde se déduit automatiquement lorsqu'un lavage est réglé avec la méthode "Abonnement" — géré entièrement côté base de données par un trigger Postgres (voir section 7.5), pas par le code applicatif.</w:t>
+      </w:r>
+    </w:p>
+    <w:p>
+      <w:pPr>
+        <w:pStyle w:val="Heading1"/>
+        <w:spacing w:after="160" w:before="360"/>
+      </w:pPr>
+      <w:r>
+        <w:t xml:space="preserve">3. Espaces applicatifs et routage</w:t>
+      </w:r>
+    </w:p>
+    <w:p>
+      <w:pPr>
+        <w:spacing w:after="120"/>
+      </w:pPr>
+      <w:r>
+        <w:t xml:space="preserve">Trois zones de routes, chacune enveloppée par son propre Layout React et protégée par un contrôle de rôle (redirection vers login.html si non autorisé) :</w:t>
+      </w:r>
+    </w:p>
+    <w:tbl>
+      <w:tblPr>
+        <w:tblW w:type="pct" w:w="100%"/>
+        <w:tblBorders>
+          <w:top w:val="single" w:color="auto" w:sz="4"/>
+          <w:left w:val="single" w:color="auto" w:sz="4"/>
+          <w:bottom w:val="single" w:color="auto" w:sz="4"/>
+          <w:right w:val="single" w:color="auto" w:sz="4"/>
+          <w:insideH w:val="single" w:color="auto" w:sz="4"/>
+          <w:insideV w:val="single" w:color="auto" w:sz="4"/>
+        </w:tblBorders>
+      </w:tblPr>
+      <w:tblGrid>
+        <w:gridCol w:w="100"/>
+        <w:gridCol w:w="100"/>
+        <w:gridCol w:w="100"/>
+        <w:gridCol w:w="100"/>
+      </w:tblGrid>
+      <w:tr>
+        <w:tc>
+          <w:tcPr>
+            <w:tcW w:type="pct" w:w="25%"/>
+            <w:tcBorders>
+              <w:top w:val="single" w:color="auto" w:sz="4"/>
+              <w:left w:val="single" w:color="auto" w:sz="4"/>
+              <w:bottom w:val="single" w:color="auto" w:sz="4"/>
+              <w:right w:val="single" w:color="auto" w:sz="4"/>
+            </w:tcBorders>
+            <w:shd w:fill="1F3864" w:color="1F3864" w:val="solid"/>
+          </w:tcPr>
+          <w:p>
+            <w:r>
+              <w:rPr>
+                <w:b/>
+                <w:bCs/>
+                <w:color w:val="FFFFFF"/>
+              </w:rPr>
+              <w:t xml:space="preserve">Espace</w:t>
+            </w:r>
+          </w:p>
+        </w:tc>
+        <w:tc>
+          <w:tcPr>
+            <w:tcW w:type="pct" w:w="25%"/>
+            <w:tcBorders>
+              <w:top w:val="single" w:color="auto" w:sz="4"/>
+              <w:left w:val="single" w:color="auto" w:sz="4"/>
+              <w:bottom w:val="single" w:color="auto" w:sz="4"/>
+              <w:right w:val="single" w:color="auto" w:sz="4"/>
+            </w:tcBorders>
+            <w:shd w:fill="1F3864" w:color="1F3864" w:val="solid"/>
+          </w:tcPr>
+          <w:p>
+            <w:r>
+              <w:rPr>
+                <w:b/>
+                <w:bCs/>
+                <w:color w:val="FFFFFF"/>
+              </w:rPr>
+              <w:t xml:space="preserve">Préfixe de route</w:t>
+            </w:r>
+          </w:p>
+        </w:tc>
+        <w:tc>
+          <w:tcPr>
+            <w:tcW w:type="pct" w:w="25%"/>
+            <w:tcBorders>
+              <w:top w:val="single" w:color="auto" w:sz="4"/>
+              <w:left w:val="single" w:color="auto" w:sz="4"/>
+              <w:bottom w:val="single" w:color="auto" w:sz="4"/>
+              <w:right w:val="single" w:color="auto" w:sz="4"/>
+            </w:tcBorders>
+            <w:shd w:fill="1F3864" w:color="1F3864" w:val="solid"/>
+          </w:tcPr>
+          <w:p>
+            <w:r>
+              <w:rPr>
+                <w:b/>
+                <w:bCs/>
+                <w:color w:val="FFFFFF"/>
+              </w:rPr>
+              <w:t xml:space="preserve">Layout</w:t>
+            </w:r>
+          </w:p>
+        </w:tc>
+        <w:tc>
+          <w:tcPr>
+            <w:tcW w:type="pct" w:w="25%"/>
+            <w:tcBorders>
+              <w:top w:val="single" w:color="auto" w:sz="4"/>
+              <w:left w:val="single" w:color="auto" w:sz="4"/>
+              <w:bottom w:val="single" w:color="auto" w:sz="4"/>
+              <w:right w:val="single" w:color="auto" w:sz="4"/>
+            </w:tcBorders>
+            <w:shd w:fill="1F3864" w:color="1F3864" w:val="solid"/>
+          </w:tcPr>
+          <w:p>
+            <w:r>
+              <w:rPr>
+                <w:b/>
+                <w:bCs/>
+                <w:color w:val="FFFFFF"/>
+              </w:rPr>
+              <w:t xml:space="preserve">Provider d'état</w:t>
+            </w:r>
+          </w:p>
+        </w:tc>
+      </w:tr>
+      <w:tr>
+        <w:tc>
+          <w:tcPr>
+            <w:tcW w:type="pct" w:w="25%"/>
+            <w:tcBorders>
+              <w:top w:val="single" w:color="auto" w:sz="4"/>
+              <w:left w:val="single" w:color="auto" w:sz="4"/>
+              <w:bottom w:val="single" w:color="auto" w:sz="4"/>
+              <w:right w:val="single" w:color="auto" w:sz="4"/>
+            </w:tcBorders>
+          </w:tcPr>
+          <w:p>
+            <w:r>
+              <w:t xml:space="preserve">Public / vitrine</w:t>
+            </w:r>
+          </w:p>
+        </w:tc>
+        <w:tc>
+          <w:tcPr>
+            <w:tcW w:type="pct" w:w="25%"/>
+            <w:tcBorders>
+              <w:top w:val="single" w:color="auto" w:sz="4"/>
+              <w:left w:val="single" w:color="auto" w:sz="4"/>
+              <w:bottom w:val="single" w:color="auto" w:sz="4"/>
+              <w:right w:val="single" w:color="auto" w:sz="4"/>
+            </w:tcBorders>
+          </w:tcPr>
+          <w:p>
+            <w:r>
+              <w:t xml:space="preserve">/ , /stations</w:t>
+            </w:r>
+          </w:p>
+        </w:tc>
+        <w:tc>
+          <w:tcPr>
+            <w:tcW w:type="pct" w:w="25%"/>
+            <w:tcBorders>
+              <w:top w:val="single" w:color="auto" w:sz="4"/>
+              <w:left w:val="single" w:color="auto" w:sz="4"/>
+              <w:bottom w:val="single" w:color="auto" w:sz="4"/>
+              <w:right w:val="single" w:color="auto" w:sz="4"/>
+            </w:tcBorders>
+          </w:tcPr>
+          <w:p>
+            <w:r>
+              <w:t xml:space="preserve">MainLayout</w:t>
+            </w:r>
+          </w:p>
+        </w:tc>
+        <w:tc>
+          <w:tcPr>
+            <w:tcW w:type="pct" w:w="25%"/>
+            <w:tcBorders>
+              <w:top w:val="single" w:color="auto" w:sz="4"/>
+              <w:left w:val="single" w:color="auto" w:sz="4"/>
+              <w:bottom w:val="single" w:color="auto" w:sz="4"/>
+              <w:right w:val="single" w:color="auto" w:sz="4"/>
+            </w:tcBorders>
+          </w:tcPr>
+          <w:p>
+            <w:r>
+              <w:t xml:space="preserve">—</w:t>
+            </w:r>
+          </w:p>
+        </w:tc>
+      </w:tr>
+      <w:tr>
+        <w:tc>
+          <w:tcPr>
+            <w:tcW w:type="pct" w:w="25%"/>
+            <w:tcBorders>
+              <w:top w:val="single" w:color="auto" w:sz="4"/>
+              <w:left w:val="single" w:color="auto" w:sz="4"/>
+              <w:bottom w:val="single" w:color="auto" w:sz="4"/>
+              <w:right w:val="single" w:color="auto" w:sz="4"/>
+            </w:tcBorders>
+          </w:tcPr>
+          <w:p>
+            <w:r>
+              <w:t xml:space="preserve">Automobiliste</w:t>
+            </w:r>
+          </w:p>
+        </w:tc>
+        <w:tc>
+          <w:tcPr>
+            <w:tcW w:type="pct" w:w="25%"/>
+            <w:tcBorders>
+              <w:top w:val="single" w:color="auto" w:sz="4"/>
+              <w:left w:val="single" w:color="auto" w:sz="4"/>
+              <w:bottom w:val="single" w:color="auto" w:sz="4"/>
+              <w:right w:val="single" w:color="auto" w:sz="4"/>
+            </w:tcBorders>
+          </w:tcPr>
+          <w:p>
+            <w:r>
+              <w:t xml:space="preserve">/dashboard/*</w:t>
+            </w:r>
+          </w:p>
+        </w:tc>
+        <w:tc>
+          <w:tcPr>
+            <w:tcW w:type="pct" w:w="25%"/>
+            <w:tcBorders>
+              <w:top w:val="single" w:color="auto" w:sz="4"/>
+              <w:left w:val="single" w:color="auto" w:sz="4"/>
+              <w:bottom w:val="single" w:color="auto" w:sz="4"/>
+              <w:right w:val="single" w:color="auto" w:sz="4"/>
+            </w:tcBorders>
+          </w:tcPr>
+          <w:p>
+            <w:r>
+              <w:t xml:space="preserve">ClientLayout</w:t>
+            </w:r>
+          </w:p>
+        </w:tc>
+        <w:tc>
+          <w:tcPr>
+            <w:tcW w:type="pct" w:w="25%"/>
+            <w:tcBorders>
+              <w:top w:val="single" w:color="auto" w:sz="4"/>
+              <w:left w:val="single" w:color="auto" w:sz="4"/>
+              <w:bottom w:val="single" w:color="auto" w:sz="4"/>
+              <w:right w:val="single" w:color="auto" w:sz="4"/>
+            </w:tcBorders>
+          </w:tcPr>
+          <w:p>
+            <w:r>
+              <w:t xml:space="preserve">ClientAccountProvider</w:t>
+            </w:r>
+          </w:p>
+        </w:tc>
+      </w:tr>
+      <w:tr>
+        <w:tc>
+          <w:tcPr>
+            <w:tcW w:type="pct" w:w="25%"/>
+            <w:tcBorders>
+              <w:top w:val="single" w:color="auto" w:sz="4"/>
+              <w:left w:val="single" w:color="auto" w:sz="4"/>
+              <w:bottom w:val="single" w:color="auto" w:sz="4"/>
+              <w:right w:val="single" w:color="auto" w:sz="4"/>
+            </w:tcBorders>
+          </w:tcPr>
+          <w:p>
+            <w:r>
+              <w:t xml:space="preserve">Station</w:t>
+            </w:r>
+          </w:p>
+        </w:tc>
+        <w:tc>
+          <w:tcPr>
+            <w:tcW w:type="pct" w:w="25%"/>
+            <w:tcBorders>
+              <w:top w:val="single" w:color="auto" w:sz="4"/>
+              <w:left w:val="single" w:color="auto" w:sz="4"/>
+              <w:bottom w:val="single" w:color="auto" w:sz="4"/>
+              <w:right w:val="single" w:color="auto" w:sz="4"/>
+            </w:tcBorders>
+          </w:tcPr>
+          <w:p>
+            <w:r>
+              <w:t xml:space="preserve">/admin/*</w:t>
+            </w:r>
+          </w:p>
+        </w:tc>
+        <w:tc>
+          <w:tcPr>
+            <w:tcW w:type="pct" w:w="25%"/>
+            <w:tcBorders>
+              <w:top w:val="single" w:color="auto" w:sz="4"/>
+              <w:left w:val="single" w:color="auto" w:sz="4"/>
+              <w:bottom w:val="single" w:color="auto" w:sz="4"/>
+              <w:right w:val="single" w:color="auto" w:sz="4"/>
+            </w:tcBorders>
+          </w:tcPr>
+          <w:p>
+            <w:r>
+              <w:t xml:space="preserve">AdminLayout</w:t>
+            </w:r>
+          </w:p>
+        </w:tc>
+        <w:tc>
+          <w:tcPr>
+            <w:tcW w:type="pct" w:w="25%"/>
+            <w:tcBorders>
+              <w:top w:val="single" w:color="auto" w:sz="4"/>
+              <w:left w:val="single" w:color="auto" w:sz="4"/>
+              <w:bottom w:val="single" w:color="auto" w:sz="4"/>
+              <w:right w:val="single" w:color="auto" w:sz="4"/>
+            </w:tcBorders>
+          </w:tcPr>
+          <w:p>
+            <w:r>
+              <w:t xml:space="preserve">AppStateProvider</w:t>
+            </w:r>
+          </w:p>
+        </w:tc>
+      </w:tr>
+      <w:tr>
+        <w:tc>
+          <w:tcPr>
+            <w:tcW w:type="pct" w:w="25%"/>
+            <w:tcBorders>
+              <w:top w:val="single" w:color="auto" w:sz="4"/>
+              <w:left w:val="single" w:color="auto" w:sz="4"/>
+              <w:bottom w:val="single" w:color="auto" w:sz="4"/>
+              <w:right w:val="single" w:color="auto" w:sz="4"/>
+            </w:tcBorders>
+          </w:tcPr>
+          <w:p>
+            <w:r>
+              <w:t xml:space="preserve">Super Admin</w:t>
+            </w:r>
+          </w:p>
+        </w:tc>
+        <w:tc>
+          <w:tcPr>
+            <w:tcW w:type="pct" w:w="25%"/>
+            <w:tcBorders>
+              <w:top w:val="single" w:color="auto" w:sz="4"/>
+              <w:left w:val="single" w:color="auto" w:sz="4"/>
+              <w:bottom w:val="single" w:color="auto" w:sz="4"/>
+              <w:right w:val="single" w:color="auto" w:sz="4"/>
+            </w:tcBorders>
+          </w:tcPr>
+          <w:p>
+            <w:r>
+              <w:t xml:space="preserve">/superadmin/*</w:t>
+            </w:r>
+          </w:p>
+        </w:tc>
+        <w:tc>
+          <w:tcPr>
+            <w:tcW w:type="pct" w:w="25%"/>
+            <w:tcBorders>
+              <w:top w:val="single" w:color="auto" w:sz="4"/>
+              <w:left w:val="single" w:color="auto" w:sz="4"/>
+              <w:bottom w:val="single" w:color="auto" w:sz="4"/>
+              <w:right w:val="single" w:color="auto" w:sz="4"/>
+            </w:tcBorders>
+          </w:tcPr>
+          <w:p>
+            <w:r>
+              <w:t xml:space="preserve">SuperAdminLayout</w:t>
+            </w:r>
+          </w:p>
+        </w:tc>
+        <w:tc>
+          <w:tcPr>
+            <w:tcW w:type="pct" w:w="25%"/>
+            <w:tcBorders>
+              <w:top w:val="single" w:color="auto" w:sz="4"/>
+              <w:left w:val="single" w:color="auto" w:sz="4"/>
+              <w:bottom w:val="single" w:color="auto" w:sz="4"/>
+              <w:right w:val="single" w:color="auto" w:sz="4"/>
+            </w:tcBorders>
+          </w:tcPr>
+          <w:p>
+            <w:r>
+              <w:t xml:space="preserve">SuperAdminStateProvider</w:t>
+            </w:r>
+          </w:p>
+        </w:tc>
+      </w:tr>
+    </w:tbl>
+    <w:p>
+      <w:pPr>
+        <w:spacing w:after="0"/>
+      </w:pPr>
+    </w:p>
+    <w:p>
+      <w:pPr>
+        <w:spacing w:after="120"/>
+      </w:pPr>
+      <w:r>
+        <w:t xml:space="preserve">Les trois Providers sont montés simultanément à la racine de l'application (src/App.jsx) — un automobiliste connecté a par exemple accès en lecture aux données "cross-station" de SuperAdminStateProvider (annuaire des stations, publicités actives), même s'il ne visite jamais /superadmin.</w:t>
+      </w:r>
+    </w:p>
+    <w:p>
+      <w:pPr>
+        <w:spacing w:after="120"/>
+      </w:pPr>
+      <w:r>
+        <w:t xml:space="preserve">Cas particulier — impersonation : un Super Admin peut se connecter "en tant que" une station donnée (impersonateStation) : AppStateProvider est alors remonté avec la clé de cette station, sans recharger la page ni changer de session réelle.</w:t>
+      </w:r>
+    </w:p>
+    <w:p>
+      <w:pPr>
+        <w:spacing w:after="120"/>
+      </w:pPr>
+      <w:r>
+        <w:t xml:space="preserve">Pages hors SPA (legacy) : les fichiers HTML à la racine (dashboard-admin.html, dashboard-client.html, station.html, apercu_dashboard.html, payment.html, dashboard-super-admin.html) ainsi que logic.js sont un ancien prototype vanilla JS. Ils ne font pas partie du build Vite et ne sont jamais servis — seuls index.html, login.html, dashboard.html et reset-password.html sont de vrais points d'entrée traités par Vite (bundlés, remplacement des variables d'environnement).</w:t>
+      </w:r>
+    </w:p>
+    <w:p>
+      <w:pPr>
+        <w:spacing w:after="120"/>
+      </w:pPr>
+      <w:r>
+        <w:t xml:space="preserve">Pages statiques additionnelles (public/) : 404.html, merci.html, confidentialite.html et conditions-generales.html sont de VRAIES pages servies en production. Depuis le 1 septembre 2026, ce sont des points d'entrée Vite à part entière (Tailwind compilé, assets hachés) et non plus des fichiers copiés tels quels ; seuls robots.txt, sitemap.xml, manifest.webmanifest et les médias restent servis à l'identique depuis public/.</w:t>
+      </w:r>
+    </w:p>
+    <w:p>
+      <w:pPr>
+        <w:pStyle w:val="Heading1"/>
+        <w:spacing w:after="160" w:before="360"/>
+      </w:pPr>
+      <w:r>
+        <w:t xml:space="preserve">4. Gestion d'état (Context Providers)</w:t>
+      </w:r>
+    </w:p>
+    <w:p>
+      <w:pPr>
+        <w:pStyle w:val="Heading2"/>
+        <w:spacing w:after="120" w:before="240"/>
+      </w:pPr>
+      <w:r>
+        <w:t xml:space="preserve">4.1 useAppState.jsx — données d'UNE station</w:t>
+      </w:r>
+    </w:p>
+    <w:p>
+      <w:pPr>
+        <w:spacing w:after="120"/>
+      </w:pPr>
+      <w:r>
+        <w:t xml:space="preserve">Isole entièrement les données de la station actuellement connectée (ou impersonnée). Contient notamment :</w:t>
+      </w:r>
+    </w:p>
+    <w:p>
+      <w:pPr>
+        <w:pStyle w:val="ListParagraph"/>
+        <w:numPr>
+          <w:ilvl w:val="0"/>
+          <w:numId w:val="1"/>
+        </w:numPr>
+        <w:spacing w:after="60"/>
+      </w:pPr>
+      <w:r>
+        <w:t xml:space="preserve">File d'attente / lavages en cours / terminés (table reservations)</w:t>
+      </w:r>
+    </w:p>
+    <w:p>
+      <w:pPr>
+        <w:pStyle w:val="ListParagraph"/>
+        <w:numPr>
+          <w:ilvl w:val="0"/>
+          <w:numId w:val="1"/>
+        </w:numPr>
+        <w:spacing w:after="60"/>
+      </w:pPr>
+      <w:r>
+        <w:t xml:space="preserve">Transactions encaissées (table transactions)</w:t>
+      </w:r>
+    </w:p>
+    <w:p>
+      <w:pPr>
+        <w:pStyle w:val="ListParagraph"/>
+        <w:numPr>
+          <w:ilvl w:val="0"/>
+          <w:numId w:val="1"/>
+        </w:numPr>
+        <w:spacing w:after="60"/>
+      </w:pPr>
+      <w:r>
+        <w:t xml:space="preserve">Employés et pointage journalier (employees, attendance_records)</w:t>
+      </w:r>
+    </w:p>
+    <w:p>
+      <w:pPr>
+        <w:pStyle w:val="ListParagraph"/>
+        <w:numPr>
+          <w:ilvl w:val="0"/>
+          <w:numId w:val="1"/>
+        </w:numPr>
+        <w:spacing w:after="60"/>
+      </w:pPr>
+      <w:r>
+        <w:t xml:space="preserve">Planning prévisionnel des laveurs (shift_templates, shift_schedule) — indépendant du pointage réel</w:t>
+      </w:r>
+    </w:p>
+    <w:p>
+      <w:pPr>
+        <w:pStyle w:val="ListParagraph"/>
+        <w:numPr>
+          <w:ilvl w:val="0"/>
+          <w:numId w:val="1"/>
+        </w:numPr>
+        <w:spacing w:after="60"/>
+      </w:pPr>
+      <w:r>
+        <w:t xml:space="preserve">Tarification et durées estimées par catégorie de véhicule (wash_pricing)</w:t>
+      </w:r>
+    </w:p>
+    <w:p>
+      <w:pPr>
+        <w:pStyle w:val="ListParagraph"/>
+        <w:numPr>
+          <w:ilvl w:val="0"/>
+          <w:numId w:val="1"/>
+        </w:numPr>
+        <w:spacing w:after="60"/>
+      </w:pPr>
+      <w:r>
+        <w:t xml:space="preserve">Profil de la station, horaires d'ouverture, objectif de revenu journalier</w:t>
+      </w:r>
+    </w:p>
+    <w:p>
+      <w:pPr>
+        <w:pStyle w:val="ListParagraph"/>
+        <w:numPr>
+          <w:ilvl w:val="0"/>
+          <w:numId w:val="1"/>
+        </w:numPr>
+        <w:spacing w:after="60"/>
+      </w:pPr>
+      <w:r>
+        <w:t xml:space="preserve">Facturation de la station et essai gratuit en cours, avec sa date de fin (station_billing, trial_ends_at)</w:t>
+      </w:r>
+    </w:p>
+    <w:p>
+      <w:pPr>
+        <w:pStyle w:val="ListParagraph"/>
+        <w:numPr>
+          <w:ilvl w:val="0"/>
+          <w:numId w:val="1"/>
+        </w:numPr>
+        <w:spacing w:after="60"/>
+      </w:pPr>
+      <w:r>
+        <w:t xml:space="preserve">Configuration des promotions gratuites (promo_config)</w:t>
+      </w:r>
+    </w:p>
+    <w:p>
+      <w:pPr>
+        <w:pStyle w:val="ListParagraph"/>
+        <w:numPr>
+          <w:ilvl w:val="0"/>
+          <w:numId w:val="1"/>
+        </w:numPr>
+        <w:spacing w:after="60"/>
+      </w:pPr>
+      <w:r>
+        <w:t xml:space="preserve">Abonnements clients fidélité de la station et leurs factures mensuelles (station_client_subscriptions, station_subscription_invoices)</w:t>
+      </w:r>
+    </w:p>
+    <w:p>
+      <w:pPr>
+        <w:pStyle w:val="ListParagraph"/>
+        <w:numPr>
+          <w:ilvl w:val="0"/>
+          <w:numId w:val="1"/>
+        </w:numPr>
+        <w:spacing w:after="60"/>
+      </w:pPr>
+      <w:r>
+        <w:t xml:space="preserve">Historique des campagnes de publicité payante de la station, avec la durée choisie par campagne (station_ads.duration_days)</w:t>
+      </w:r>
+    </w:p>
+    <w:p>
+      <w:pPr>
+        <w:pStyle w:val="Heading2"/>
+        <w:spacing w:after="120" w:before="240"/>
+      </w:pPr>
+      <w:r>
+        <w:t xml:space="preserve">4.2 useSuperAdminState.jsx — données transverses</w:t>
+      </w:r>
+    </w:p>
+    <w:p>
+      <w:pPr>
+        <w:spacing w:after="120"/>
+      </w:pPr>
+      <w:r>
+        <w:t xml:space="preserve">Chargé sur TOUTE l'application (pas seulement /superadmin) car des pages automobiliste en ont besoin en lecture. Contient :</w:t>
+      </w:r>
+    </w:p>
+    <w:p>
+      <w:pPr>
+        <w:pStyle w:val="ListParagraph"/>
+        <w:numPr>
+          <w:ilvl w:val="0"/>
+          <w:numId w:val="1"/>
+        </w:numPr>
+        <w:spacing w:after="60"/>
+      </w:pPr>
+      <w:r>
+        <w:t xml:space="preserve">Annuaire complet des stations + facturation SaaS (stations, station_billing)</w:t>
+      </w:r>
+    </w:p>
+    <w:p>
+      <w:pPr>
+        <w:pStyle w:val="ListParagraph"/>
+        <w:numPr>
+          <w:ilvl w:val="0"/>
+          <w:numId w:val="1"/>
+        </w:numPr>
+        <w:spacing w:after="60"/>
+      </w:pPr>
+      <w:r>
+        <w:t xml:space="preserve">Comptes automobilistes (profiles + véhicules)</w:t>
+      </w:r>
+    </w:p>
+    <w:p>
+      <w:pPr>
+        <w:pStyle w:val="ListParagraph"/>
+        <w:numPr>
+          <w:ilvl w:val="0"/>
+          <w:numId w:val="1"/>
+        </w:numPr>
+        <w:spacing w:after="60"/>
+      </w:pPr>
+      <w:r>
+        <w:t xml:space="preserve">Abonnements automobilistes payants — Plus et Super User (super_user_subscriptions, colonne plan)</w:t>
+      </w:r>
+    </w:p>
+    <w:p>
+      <w:pPr>
+        <w:pStyle w:val="ListParagraph"/>
+        <w:numPr>
+          <w:ilvl w:val="0"/>
+          <w:numId w:val="1"/>
+        </w:numPr>
+        <w:spacing w:after="60"/>
+      </w:pPr>
+      <w:r>
+        <w:t xml:space="preserve">Publicités de toutes les stations — filtrées par RLS selon le rôle du lecteur (station_ads), chaque ligne portant désormais sa propre durée (duration_days) fixée au moment du paiement</w:t>
+      </w:r>
+    </w:p>
+    <w:p>
+      <w:pPr>
+        <w:pStyle w:val="ListParagraph"/>
+        <w:numPr>
+          <w:ilvl w:val="0"/>
+          <w:numId w:val="1"/>
+        </w:numPr>
+        <w:spacing w:after="60"/>
+      </w:pPr>
+      <w:r>
+        <w:t xml:space="preserve">Plans tarifaires SaaS, litiges, journal d'audit (plans, disputes, audit_log)</w:t>
+      </w:r>
+    </w:p>
+    <w:p>
+      <w:pPr>
+        <w:pStyle w:val="Heading2"/>
+        <w:spacing w:after="120" w:before="240"/>
+      </w:pPr>
+      <w:r>
+        <w:t xml:space="preserve">4.3 useClientAccount.jsx — compte automobiliste connecté</w:t>
+      </w:r>
+    </w:p>
+    <w:p>
+      <w:pPr>
+        <w:spacing w:after="120"/>
+      </w:pPr>
+      <w:r>
+        <w:t xml:space="preserve">Profil, véhicules, réservations actives, historique de transactions, abonnements fidélité actifs (par station), offre payante active (Plus ou Super User), favoris/stations masquées, publicités ignorées (dismissed_ad_ids). Le canal Realtime sur reservations distingue désormais l'événement INSERT des autres (UPDATE/DELETE) pour déclencher une notification navigateur dédiée quand une réservation apparaît pour la première fois — typiquement quand une station vient de reconnaître ce client via sa plaque pendant un paiement manuel (voir section 7.6).</w:t>
+      </w:r>
+    </w:p>
+    <w:p>
+      <w:pPr>
+        <w:pStyle w:val="Heading2"/>
+        <w:spacing w:after="120" w:before="240"/>
+      </w:pPr>
+      <w:r>
+        <w:t xml:space="preserve">4.4 Stratégie de rafraîchissement</w:t>
+      </w:r>
+    </w:p>
+    <w:p>
+      <w:pPr>
+        <w:spacing w:after="120"/>
+      </w:pPr>
+      <w:r>
+        <w:t xml:space="preserve">Aucune de ces données n'est en cache local persistant (pas de localStorage pour les données métier) : tout vient de Supabase à chaque session. Trois mécanismes combinés :</w:t>
+      </w:r>
+    </w:p>
+    <w:p>
+      <w:pPr>
+        <w:pStyle w:val="ListParagraph"/>
+        <w:numPr>
+          <w:ilvl w:val="0"/>
+          <w:numId w:val="1"/>
+        </w:numPr>
+        <w:spacing w:after="60"/>
+      </w:pPr>
+      <w:r>
+        <w:t xml:space="preserve">Sondage (polling) : toutes les 8 secondes (SuperAdminState) ou 45 secondes (AppState/ClientAccount).</w:t>
+      </w:r>
+    </w:p>
+    <w:p>
+      <w:pPr>
+        <w:pStyle w:val="ListParagraph"/>
+        <w:numPr>
+          <w:ilvl w:val="0"/>
+          <w:numId w:val="1"/>
+        </w:numPr>
+        <w:spacing w:after="60"/>
+      </w:pPr>
+      <w:r>
+        <w:t xml:space="preserve">Rafraîchissement au focus de la fenêtre (window "focus").</w:t>
+      </w:r>
+    </w:p>
+    <w:p>
+      <w:pPr>
+        <w:pStyle w:val="ListParagraph"/>
+        <w:numPr>
+          <w:ilvl w:val="0"/>
+          <w:numId w:val="1"/>
+        </w:numPr>
+        <w:spacing w:after="60"/>
+      </w:pPr>
+      <w:r>
+        <w:t xml:space="preserve">Supabase Realtime (postgres_changes) sur les tables les plus critiques (reservations, transactions, employees) pour un affichage quasi instantané, le sondage servant de filet de sécurité en cas de reconnexion manquée.</w:t>
+      </w:r>
+    </w:p>
+    <w:p>
+      <w:pPr>
+        <w:pStyle w:val="Heading1"/>
+        <w:spacing w:after="160" w:before="360"/>
+      </w:pPr>
+      <w:r>
+        <w:t xml:space="preserve">5. Modèle de données (tables Supabase)</w:t>
+      </w:r>
+    </w:p>
+    <w:p>
+      <w:pPr>
+        <w:spacing w:after="120"/>
+      </w:pPr>
+      <w:r>
+        <w:t xml:space="preserve">24 tables, toutes sous le schéma public, protégées par Row Level Security (voir section 6). Vue d'ensemble par domaine :</w:t>
+      </w:r>
+    </w:p>
+    <w:tbl>
+      <w:tblPr>
+        <w:tblW w:type="pct" w:w="100%"/>
+        <w:tblBorders>
+          <w:top w:val="single" w:color="auto" w:sz="4"/>
+          <w:left w:val="single" w:color="auto" w:sz="4"/>
+          <w:bottom w:val="single" w:color="auto" w:sz="4"/>
+          <w:right w:val="single" w:color="auto" w:sz="4"/>
+          <w:insideH w:val="single" w:color="auto" w:sz="4"/>
+          <w:insideV w:val="single" w:color="auto" w:sz="4"/>
+        </w:tblBorders>
+      </w:tblPr>
+      <w:tblGrid>
+        <w:gridCol w:w="100"/>
+        <w:gridCol w:w="100"/>
+      </w:tblGrid>
+      <w:tr>
+        <w:tc>
+          <w:tcPr>
+            <w:tcW w:type="pct" w:w="40%"/>
+            <w:tcBorders>
+              <w:top w:val="single" w:color="auto" w:sz="4"/>
+              <w:left w:val="single" w:color="auto" w:sz="4"/>
+              <w:bottom w:val="single" w:color="auto" w:sz="4"/>
+              <w:right w:val="single" w:color="auto" w:sz="4"/>
+            </w:tcBorders>
+            <w:shd w:fill="1F3864" w:color="1F3864" w:val="solid"/>
+          </w:tcPr>
+          <w:p>
+            <w:r>
+              <w:rPr>
+                <w:b/>
+                <w:bCs/>
+                <w:color w:val="FFFFFF"/>
+              </w:rPr>
+              <w:t xml:space="preserve">Domaine</w:t>
+            </w:r>
+          </w:p>
+        </w:tc>
+        <w:tc>
+          <w:tcPr>
+            <w:tcW w:type="pct" w:w="60%"/>
+            <w:tcBorders>
+              <w:top w:val="single" w:color="auto" w:sz="4"/>
+              <w:left w:val="single" w:color="auto" w:sz="4"/>
+              <w:bottom w:val="single" w:color="auto" w:sz="4"/>
+              <w:right w:val="single" w:color="auto" w:sz="4"/>
+            </w:tcBorders>
+            <w:shd w:fill="1F3864" w:color="1F3864" w:val="solid"/>
+          </w:tcPr>
+          <w:p>
+            <w:r>
+              <w:rPr>
+                <w:b/>
+                <w:bCs/>
+                <w:color w:val="FFFFFF"/>
+              </w:rPr>
+              <w:t xml:space="preserve">Tables</w:t>
+            </w:r>
+          </w:p>
+        </w:tc>
+      </w:tr>
+      <w:tr>
+        <w:tc>
+          <w:tcPr>
+            <w:tcW w:type="pct" w:w="40%"/>
+            <w:tcBorders>
+              <w:top w:val="single" w:color="auto" w:sz="4"/>
+              <w:left w:val="single" w:color="auto" w:sz="4"/>
+              <w:bottom w:val="single" w:color="auto" w:sz="4"/>
+              <w:right w:val="single" w:color="auto" w:sz="4"/>
+            </w:tcBorders>
+          </w:tcPr>
+          <w:p>
+            <w:r>
+              <w:t xml:space="preserve">Stations &amp; facturation SaaS</w:t>
+            </w:r>
+          </w:p>
+        </w:tc>
+        <w:tc>
+          <w:tcPr>
+            <w:tcW w:type="pct" w:w="60%"/>
+            <w:tcBorders>
+              <w:top w:val="single" w:color="auto" w:sz="4"/>
+              <w:left w:val="single" w:color="auto" w:sz="4"/>
+              <w:bottom w:val="single" w:color="auto" w:sz="4"/>
+              <w:right w:val="single" w:color="auto" w:sz="4"/>
+            </w:tcBorders>
+          </w:tcPr>
+          <w:p>
+            <w:r>
+              <w:t xml:space="preserve">stations, station_billing, plans</w:t>
+            </w:r>
+          </w:p>
+        </w:tc>
+      </w:tr>
+      <w:tr>
+        <w:tc>
+          <w:tcPr>
+            <w:tcW w:type="pct" w:w="40%"/>
+            <w:tcBorders>
+              <w:top w:val="single" w:color="auto" w:sz="4"/>
+              <w:left w:val="single" w:color="auto" w:sz="4"/>
+              <w:bottom w:val="single" w:color="auto" w:sz="4"/>
+              <w:right w:val="single" w:color="auto" w:sz="4"/>
+            </w:tcBorders>
+          </w:tcPr>
+          <w:p>
+            <w:r>
+              <w:t xml:space="preserve">Comptes &amp; authentification</w:t>
+            </w:r>
+          </w:p>
+        </w:tc>
+        <w:tc>
+          <w:tcPr>
+            <w:tcW w:type="pct" w:w="60%"/>
+            <w:tcBorders>
+              <w:top w:val="single" w:color="auto" w:sz="4"/>
+              <w:left w:val="single" w:color="auto" w:sz="4"/>
+              <w:bottom w:val="single" w:color="auto" w:sz="4"/>
+              <w:right w:val="single" w:color="auto" w:sz="4"/>
+            </w:tcBorders>
+          </w:tcPr>
+          <w:p>
+            <w:r>
+              <w:t xml:space="preserve">profiles, vehicles</w:t>
+            </w:r>
+          </w:p>
+        </w:tc>
+      </w:tr>
+      <w:tr>
+        <w:tc>
+          <w:tcPr>
+            <w:tcW w:type="pct" w:w="40%"/>
+            <w:tcBorders>
+              <w:top w:val="single" w:color="auto" w:sz="4"/>
+              <w:left w:val="single" w:color="auto" w:sz="4"/>
+              <w:bottom w:val="single" w:color="auto" w:sz="4"/>
+              <w:right w:val="single" w:color="auto" w:sz="4"/>
+            </w:tcBorders>
+          </w:tcPr>
+          <w:p>
+            <w:r>
+              <w:t xml:space="preserve">Réservations &amp; paiements</w:t>
+            </w:r>
+          </w:p>
+        </w:tc>
+        <w:tc>
+          <w:tcPr>
+            <w:tcW w:type="pct" w:w="60%"/>
+            <w:tcBorders>
+              <w:top w:val="single" w:color="auto" w:sz="4"/>
+              <w:left w:val="single" w:color="auto" w:sz="4"/>
+              <w:bottom w:val="single" w:color="auto" w:sz="4"/>
+              <w:right w:val="single" w:color="auto" w:sz="4"/>
+            </w:tcBorders>
+          </w:tcPr>
+          <w:p>
+            <w:r>
+              <w:t xml:space="preserve">reservations, transactions, wash_pricing</w:t>
+            </w:r>
+          </w:p>
+        </w:tc>
+      </w:tr>
+      <w:tr>
+        <w:tc>
+          <w:tcPr>
+            <w:tcW w:type="pct" w:w="40%"/>
+            <w:tcBorders>
+              <w:top w:val="single" w:color="auto" w:sz="4"/>
+              <w:left w:val="single" w:color="auto" w:sz="4"/>
+              <w:bottom w:val="single" w:color="auto" w:sz="4"/>
+              <w:right w:val="single" w:color="auto" w:sz="4"/>
+            </w:tcBorders>
+          </w:tcPr>
+          <w:p>
+            <w:r>
+              <w:t xml:space="preserve">Équipe station</w:t>
+            </w:r>
+          </w:p>
+        </w:tc>
+        <w:tc>
+          <w:tcPr>
+            <w:tcW w:type="pct" w:w="60%"/>
+            <w:tcBorders>
+              <w:top w:val="single" w:color="auto" w:sz="4"/>
+              <w:left w:val="single" w:color="auto" w:sz="4"/>
+              <w:bottom w:val="single" w:color="auto" w:sz="4"/>
+              <w:right w:val="single" w:color="auto" w:sz="4"/>
+            </w:tcBorders>
+          </w:tcPr>
+          <w:p>
+            <w:r>
+              <w:t xml:space="preserve">employees, attendance_records, shift_templates, shift_schedule, station_roles, station_members, station_invitations</w:t>
+            </w:r>
+          </w:p>
+        </w:tc>
+      </w:tr>
+      <w:tr>
+        <w:tc>
+          <w:tcPr>
+            <w:tcW w:type="pct" w:w="40%"/>
+            <w:tcBorders>
+              <w:top w:val="single" w:color="auto" w:sz="4"/>
+              <w:left w:val="single" w:color="auto" w:sz="4"/>
+              <w:bottom w:val="single" w:color="auto" w:sz="4"/>
+              <w:right w:val="single" w:color="auto" w:sz="4"/>
+            </w:tcBorders>
+          </w:tcPr>
+          <w:p>
+            <w:r>
+              <w:t xml:space="preserve">Fidélisation &amp; avis</w:t>
+            </w:r>
+          </w:p>
+        </w:tc>
+        <w:tc>
+          <w:tcPr>
+            <w:tcW w:type="pct" w:w="60%"/>
+            <w:tcBorders>
+              <w:top w:val="single" w:color="auto" w:sz="4"/>
+              <w:left w:val="single" w:color="auto" w:sz="4"/>
+              <w:bottom w:val="single" w:color="auto" w:sz="4"/>
+              <w:right w:val="single" w:color="auto" w:sz="4"/>
+            </w:tcBorders>
+          </w:tcPr>
+          <w:p>
+            <w:r>
+              <w:t xml:space="preserve">station_reviews</w:t>
+            </w:r>
+          </w:p>
+        </w:tc>
+      </w:tr>
+      <w:tr>
+        <w:tc>
+          <w:tcPr>
+            <w:tcW w:type="pct" w:w="40%"/>
+            <w:tcBorders>
+              <w:top w:val="single" w:color="auto" w:sz="4"/>
+              <w:left w:val="single" w:color="auto" w:sz="4"/>
+              <w:bottom w:val="single" w:color="auto" w:sz="4"/>
+              <w:right w:val="single" w:color="auto" w:sz="4"/>
+            </w:tcBorders>
+          </w:tcPr>
+          <w:p>
+            <w:r>
+              <w:t xml:space="preserve">Abonnements clients fidélité (station)</w:t>
+            </w:r>
+          </w:p>
+        </w:tc>
+        <w:tc>
+          <w:tcPr>
+            <w:tcW w:type="pct" w:w="60%"/>
+            <w:tcBorders>
+              <w:top w:val="single" w:color="auto" w:sz="4"/>
+              <w:left w:val="single" w:color="auto" w:sz="4"/>
+              <w:bottom w:val="single" w:color="auto" w:sz="4"/>
+              <w:right w:val="single" w:color="auto" w:sz="4"/>
+            </w:tcBorders>
+          </w:tcPr>
+          <w:p>
+            <w:r>
+              <w:t xml:space="preserve">station_client_subscriptions, station_subscription_invoices</w:t>
+            </w:r>
+          </w:p>
+        </w:tc>
+      </w:tr>
+      <w:tr>
+        <w:tc>
+          <w:tcPr>
+            <w:tcW w:type="pct" w:w="40%"/>
+            <w:tcBorders>
+              <w:top w:val="single" w:color="auto" w:sz="4"/>
+              <w:left w:val="single" w:color="auto" w:sz="4"/>
+              <w:bottom w:val="single" w:color="auto" w:sz="4"/>
+              <w:right w:val="single" w:color="auto" w:sz="4"/>
+            </w:tcBorders>
+          </w:tcPr>
+          <w:p>
+            <w:r>
+              <w:t xml:space="preserve">Monétisation plateforme</w:t>
+            </w:r>
+          </w:p>
+        </w:tc>
+        <w:tc>
+          <w:tcPr>
+            <w:tcW w:type="pct" w:w="60%"/>
+            <w:tcBorders>
+              <w:top w:val="single" w:color="auto" w:sz="4"/>
+              <w:left w:val="single" w:color="auto" w:sz="4"/>
+              <w:bottom w:val="single" w:color="auto" w:sz="4"/>
+              <w:right w:val="single" w:color="auto" w:sz="4"/>
+            </w:tcBorders>
+          </w:tcPr>
+          <w:p>
+            <w:r>
+              <w:t xml:space="preserve">super_user_subscriptions, station_ads</w:t>
+            </w:r>
+          </w:p>
+        </w:tc>
+      </w:tr>
+      <w:tr>
+        <w:tc>
+          <w:tcPr>
+            <w:tcW w:type="pct" w:w="40%"/>
+            <w:tcBorders>
+              <w:top w:val="single" w:color="auto" w:sz="4"/>
+              <w:left w:val="single" w:color="auto" w:sz="4"/>
+              <w:bottom w:val="single" w:color="auto" w:sz="4"/>
+              <w:right w:val="single" w:color="auto" w:sz="4"/>
+            </w:tcBorders>
+          </w:tcPr>
+          <w:p>
+            <w:r>
+              <w:t xml:space="preserve">Référentiels partagés</w:t>
+            </w:r>
+          </w:p>
+        </w:tc>
+        <w:tc>
+          <w:tcPr>
+            <w:tcW w:type="pct" w:w="60%"/>
+            <w:tcBorders>
+              <w:top w:val="single" w:color="auto" w:sz="4"/>
+              <w:left w:val="single" w:color="auto" w:sz="4"/>
+              <w:bottom w:val="single" w:color="auto" w:sz="4"/>
+              <w:right w:val="single" w:color="auto" w:sz="4"/>
+            </w:tcBorders>
+          </w:tcPr>
+          <w:p>
+            <w:r>
+              <w:t xml:space="preserve">custom_vehicle_types, custom_vehicle_brands</w:t>
+            </w:r>
+          </w:p>
+        </w:tc>
+      </w:tr>
+      <w:tr>
+        <w:tc>
+          <w:tcPr>
+            <w:tcW w:type="pct" w:w="40%"/>
+            <w:tcBorders>
+              <w:top w:val="single" w:color="auto" w:sz="4"/>
+              <w:left w:val="single" w:color="auto" w:sz="4"/>
+              <w:bottom w:val="single" w:color="auto" w:sz="4"/>
+              <w:right w:val="single" w:color="auto" w:sz="4"/>
+            </w:tcBorders>
+          </w:tcPr>
+          <w:p>
+            <w:r>
+              <w:t xml:space="preserve">Support &amp; gouvernance</w:t>
+            </w:r>
+          </w:p>
+        </w:tc>
+        <w:tc>
+          <w:tcPr>
+            <w:tcW w:type="pct" w:w="60%"/>
+            <w:tcBorders>
+              <w:top w:val="single" w:color="auto" w:sz="4"/>
+              <w:left w:val="single" w:color="auto" w:sz="4"/>
+              <w:bottom w:val="single" w:color="auto" w:sz="4"/>
+              <w:right w:val="single" w:color="auto" w:sz="4"/>
+            </w:tcBorders>
+          </w:tcPr>
+          <w:p>
+            <w:r>
+              <w:t xml:space="preserve">disputes, audit_log</w:t>
+            </w:r>
+          </w:p>
+        </w:tc>
+      </w:tr>
+    </w:tbl>
+    <w:p>
+      <w:pPr>
+        <w:spacing w:after="0"/>
+      </w:pPr>
+    </w:p>
+    <w:p>
+      <w:pPr>
+        <w:spacing w:after="120"/>
+      </w:pPr>
+      <w:r>
+        <w:t xml:space="preserve">Quelques choix de modélisation notables :</w:t>
+      </w:r>
+    </w:p>
+    <w:p>
+      <w:pPr>
+        <w:pStyle w:val="ListParagraph"/>
+        <w:numPr>
+          <w:ilvl w:val="0"/>
+          <w:numId w:val="1"/>
+        </w:numPr>
+        <w:spacing w:after="60"/>
+      </w:pPr>
+      <w:r>
+        <w:t xml:space="preserve">reservations est une table unique couvrant file d'attente + lavage en cours + historique, distinguée par la colonne status (attente / en_cours / termine / annule) — plus simple à synchroniser en Realtime que des listes séparées.</w:t>
+      </w:r>
+    </w:p>
+    <w:p>
+      <w:pPr>
+        <w:pStyle w:val="ListParagraph"/>
+        <w:numPr>
+          <w:ilvl w:val="0"/>
+          <w:numId w:val="1"/>
+        </w:numPr>
+        <w:spacing w:after="60"/>
+      </w:pPr>
+      <w:r>
+        <w:t xml:space="preserve">super_user_subscriptions et station_ads sont volontairement séparées de transactions : ce sont des revenus qui reviennent à la plateforme (Super Admin), pas à une station — transactions impose station_id NOT NULL et est RLS-scopée à une station.</w:t>
+      </w:r>
+    </w:p>
+    <w:p>
+      <w:pPr>
+        <w:pStyle w:val="ListParagraph"/>
+        <w:numPr>
+          <w:ilvl w:val="0"/>
+          <w:numId w:val="1"/>
+        </w:numPr>
+        <w:spacing w:after="60"/>
+      </w:pPr>
+      <w:r>
+        <w:t xml:space="preserve">station_client_subscriptions.balance (solde prépayé) est déduit par un trigger Postgres BEFORE INSERT sur transactions (method = 'Abonnement') — cette écriture rejette désormais l'insertion si le solde est insuffisant ou si aucun abonnement actif ne correspond, au lieu de laisser passer un lavage non tracé (comportement corrigé le 21 août 2026, voir section 7.5).</w:t>
+      </w:r>
+    </w:p>
+    <w:p>
+      <w:pPr>
+        <w:pStyle w:val="ListParagraph"/>
+        <w:numPr>
+          <w:ilvl w:val="0"/>
+          <w:numId w:val="1"/>
+        </w:numPr>
+        <w:spacing w:after="60"/>
+      </w:pPr>
+      <w:r>
+        <w:t xml:space="preserve">station_ads.duration_days remplace une constante fixe (7 jours) codée en dur : chaque campagne garde la durée de l'offre choisie et payée au moment de sa création.</w:t>
+      </w:r>
+    </w:p>
+    <w:p>
+      <w:pPr>
+        <w:pStyle w:val="ListParagraph"/>
+        <w:numPr>
+          <w:ilvl w:val="0"/>
+          <w:numId w:val="1"/>
+        </w:numPr>
+        <w:spacing w:after="60"/>
+      </w:pPr>
+      <w:r>
+        <w:t xml:space="preserve">Aucun statut "expiré" n'est écrit par un job : deriveSuperUserStatus() et deriveAdStatus() recalculent ACTIVE vs EXPIRED à la lecture en comparant expires_at à l'heure courante.</w:t>
+      </w:r>
+    </w:p>
+    <w:p>
+      <w:pPr>
+        <w:pStyle w:val="ListParagraph"/>
+        <w:numPr>
+          <w:ilvl w:val="0"/>
+          <w:numId w:val="1"/>
+        </w:numPr>
+        <w:spacing w:after="60"/>
+      </w:pPr>
+      <w:r>
+        <w:t xml:space="preserve">reservations.assigned_washer_names (text[], nullable) porte les noms de tous les laveurs assignés à un lavage à plusieurs (véhicules volumineux, catégorie "Camion") ; assigned_to_name continue de porter le laveur principal seul, pour rester compatible avec tout le code qui ne lit que ce champ (Analytics, historique) — voir section 7.7.</w:t>
+      </w:r>
+    </w:p>
+    <w:p>
+      <w:pPr>
+        <w:pStyle w:val="ListParagraph"/>
+        <w:numPr>
+          <w:ilvl w:val="0"/>
+          <w:numId w:val="1"/>
+        </w:numPr>
+        <w:spacing w:after="60"/>
+      </w:pPr>
+      <w:r>
+        <w:t xml:space="preserve">super_user_subscriptions.plan ('PLUS' | 'SUPER_USER', défaut 'SUPER_USER') distingue depuis le 22 août 2026 les deux paliers payants automobiliste ; le défaut préserve les abonnés déjà actifs (payés 5 000 FCFA avant l'existence du palier Plus) au lieu de les rétrograder silencieusement.</w:t>
+      </w:r>
+    </w:p>
+    <w:p>
+      <w:pPr>
+        <w:pStyle w:val="ListParagraph"/>
+        <w:numPr>
+          <w:ilvl w:val="0"/>
+          <w:numId w:val="1"/>
+        </w:numPr>
+        <w:spacing w:after="60"/>
+      </w:pPr>
+      <w:r>
+        <w:t xml:space="preserve">station_billing.trial_ends_at date la fin de l'essai gratuit d'un mois d'une station, rétro-rempli depuis stations.created_at pour les stations existantes et posé automatiquement par le trigger handle_new_station() pour les nouvelles — voir section 7.9.</w:t>
+      </w:r>
+    </w:p>
+    <w:p>
+      <w:pPr>
+        <w:pStyle w:val="Heading1"/>
+        <w:spacing w:after="160" w:before="360"/>
+      </w:pPr>
+      <w:r>
+        <w:t xml:space="preserve">6. Sécurité — Row Level Security</w:t>
+      </w:r>
+    </w:p>
+    <w:p>
+      <w:pPr>
+        <w:spacing w:after="120"/>
+      </w:pPr>
+      <w:r>
+        <w:t xml:space="preserve">Le contrôle d'accès n'est pas seulement fait côté JavaScript : chaque table Postgres a des policies RLS qui empêchent un client de contourner les règles métier via les DevTools ou une requête réseau modifiée.</w:t>
+      </w:r>
+    </w:p>
+    <w:p>
+      <w:pPr>
+        <w:pStyle w:val="Heading2"/>
+        <w:spacing w:after="120" w:before="240"/>
+      </w:pPr>
+      <w:r>
+        <w:t xml:space="preserve">6.1 Fonctions utilitaires (SECURITY DEFINER)</w:t>
+      </w:r>
+    </w:p>
+    <w:p>
+      <w:pPr>
+        <w:pStyle w:val="ListParagraph"/>
+        <w:numPr>
+          <w:ilvl w:val="0"/>
+          <w:numId w:val="1"/>
+        </w:numPr>
+        <w:spacing w:after="60"/>
+      </w:pPr>
+      <w:r>
+        <w:t xml:space="preserve">app_role() — rôle (super_admin / admin / automobiliste) de l'utilisateur connecté.</w:t>
+      </w:r>
+    </w:p>
+    <w:p>
+      <w:pPr>
+        <w:pStyle w:val="ListParagraph"/>
+        <w:numPr>
+          <w:ilvl w:val="0"/>
+          <w:numId w:val="1"/>
+        </w:numPr>
+        <w:spacing w:after="60"/>
+      </w:pPr>
+      <w:r>
+        <w:t xml:space="preserve">current_station_id() — station_id du compte admin connecté.</w:t>
+      </w:r>
+    </w:p>
+    <w:p>
+      <w:pPr>
+        <w:pStyle w:val="ListParagraph"/>
+        <w:numPr>
+          <w:ilvl w:val="0"/>
+          <w:numId w:val="1"/>
+        </w:numPr>
+        <w:spacing w:after="60"/>
+      </w:pPr>
+      <w:r>
+        <w:t xml:space="preserve">client_vehicle_cap(uid) — renvoie le plafond de véhicules réel de l'automobiliste selon son offre (2 gratuit, 5 Plus, illimité Super User) ; remplace depuis le 22 août 2026 l'ancien booléen is_super_user(uid), incapable d'exprimer plus de deux paliers.</w:t>
+      </w:r>
+    </w:p>
+    <w:p>
+      <w:pPr>
+        <w:pStyle w:val="ListParagraph"/>
+        <w:numPr>
+          <w:ilvl w:val="0"/>
+          <w:numId w:val="1"/>
+        </w:numPr>
+        <w:spacing w:after="60"/>
+      </w:pPr>
+      <w:r>
+        <w:t xml:space="preserve">recharge_subscription(p_sub_id, p_amount) — recharge atomique du solde d'un abonnement fidélité en une seule requête SQL, pour ne pas entrer en collision avec la déduction automatique du trigger (l'ancienne version, un select puis un update séparés côté application, pouvait écraser une déduction survenue entre les deux).</w:t>
+      </w:r>
+    </w:p>
+    <w:p>
+      <w:pPr>
+        <w:pStyle w:val="ListParagraph"/>
+        <w:numPr>
+          <w:ilvl w:val="0"/>
+          <w:numId w:val="1"/>
+        </w:numPr>
+        <w:spacing w:after="60"/>
+      </w:pPr>
+      <w:r>
+        <w:t xml:space="preserve">find_vehicle_owner(p_plate) — retrouve le compte automobiliste propriétaire d'une plaque, réservé aux rôles admin/super_admin, n'expose que nom/catégorie/marque (jamais téléphone/email) — voir section 7.6.</w:t>
+      </w:r>
+    </w:p>
+    <w:p>
+      <w:pPr>
+        <w:pStyle w:val="ListParagraph"/>
+        <w:numPr>
+          <w:ilvl w:val="0"/>
+          <w:numId w:val="1"/>
+        </w:numPr>
+        <w:spacing w:after="60"/>
+      </w:pPr>
+      <w:r>
+        <w:t xml:space="preserve">client_push_back_reservation(p_reservation_id, p_positions) — permet à un automobiliste abonné à une station de reculer lui-même sa réservation de N places (ou jusqu'à la dernière) dans la file d'attente, en échangeant son created_at avec celui d'une réservation plus loin. Un client ne pouvant modifier que sa propre ligne via les policies RLS classiques, cette fonction security definer est le seul moyen d'écrire aussi sur la ligne d'un autre client — elle ne regarde jamais que des réservations créées APRÈS la sienne, donc ne peut structurellement jamais faire avancer l'appelant. Voir section 7.8.</w:t>
+      </w:r>
+    </w:p>
+    <w:p>
+      <w:pPr>
+        <w:pStyle w:val="Heading2"/>
+        <w:spacing w:after="120" w:before="240"/>
+      </w:pPr>
+      <w:r>
+        <w:t xml:space="preserve">6.2 Principe général des policies</w:t>
+      </w:r>
+    </w:p>
+    <w:p>
+      <w:pPr>
+        <w:spacing w:after="120"/>
+      </w:pPr>
+      <w:r>
+        <w:t xml:space="preserve">Chaque table applique le même schéma de raisonnement : le propriétaire de la ligne (station via current_station_id(), ou client via auth.uid()) peut la lire/modifier ; le Super Admin voit tout (app_role() = 'super_admin') ; certaines lectures sont volontairement publiques (annuaire des stations actives, grille tarifaire, avis clients, publicités actives).</w:t>
+      </w:r>
+    </w:p>
+    <w:p>
+      <w:pPr>
+        <w:pStyle w:val="Heading2"/>
+        <w:spacing w:after="120" w:before="240"/>
+      </w:pPr>
+      <w:r>
+        <w:t xml:space="preserve">6.3 Exemple : plafond de véhicules par palier (Gratuit / Plus / Super User)</w:t>
+      </w:r>
+    </w:p>
+    <w:p>
+      <w:pPr>
+        <w:spacing w:after="120"/>
+      </w:pPr>
+      <w:r>
+        <w:t xml:space="preserve">La policy vehicles_insert compare le nombre de véhicules déjà possédés au plafond renvoyé par client_vehicle_cap(auth.uid()) — une fonction entière (2 pour l'offre gratuite, 5 pour Plus, illimité pour Super User) qui a remplacé le 22 août 2026 le booléen is_super_user(uid), incapable d'exprimer un 3ᵉ palier. La limite de chaque offre est donc appliquée par Postgres, pas seulement par l'interface. Cette même policy restrictive (owner_id = auth.uid()) empêche par ailleurs un admin de station de lire directement le véhicule d'un autre client — d'où le besoin de find_vehicle_owner (section 7.6) pour la reconnaissance par plaque.</w:t>
+      </w:r>
+    </w:p>
+    <w:p>
+      <w:pPr>
+        <w:pStyle w:val="Heading2"/>
+        <w:spacing w:after="120" w:before="240"/>
+      </w:pPr>
+      <w:r>
+        <w:t xml:space="preserve">6.4 Exemple : publicités (station_ads)</w:t>
+      </w:r>
+    </w:p>
+    <w:p>
+      <w:pPr>
+        <w:spacing w:after="120"/>
+      </w:pPr>
+      <w:r>
+        <w:t xml:space="preserve">Une station ne voit que ses propres campagnes (tous statuts). N'importe quel automobiliste connecté — et même un visiteur non connecté sur les pages publiques — peut lire les campagnes au statut ACTIVE et non expirées, quelle que soit la station émettrice (diffusion plateforme). Seul le Super Admin peut faire évoluer le statut d'une campagne (confirmer un paiement, rejeter), et fixe alors la date d'expiration à partir de la durée choisie par la station (duration_days), plus une constante fixe pour tout le monde.</w:t>
+      </w:r>
+    </w:p>
+    <w:p>
+      <w:pPr>
+        <w:pStyle w:val="Heading2"/>
+        <w:spacing w:after="120" w:before="240"/>
+      </w:pPr>
+      <w:r>
+        <w:t xml:space="preserve">6.5 Exemple : abonnements clients fidélité (station_client_subscriptions)</w:t>
+      </w:r>
+    </w:p>
+    <w:p>
+      <w:pPr>
+        <w:spacing w:after="120"/>
+      </w:pPr>
+      <w:r>
+        <w:t xml:space="preserve">Le rapprochement entre une transaction réglée "par Abonnement" et l'abonnement du bon client se fait par client_id si connu, sinon par numéro de téléphone normalisé (chiffres uniquement, insensible aux espaces/préfixes) pour tolérer les variantes de saisie. Le trigger de déduction (BEFORE INSERT sur transactions) rejette désormais explicitement l'opération si aucun abonnement actif ne correspond ou si le solde est insuffisant, plutôt que d'accepter silencieusement un lavage non déduit.</w:t>
+      </w:r>
+    </w:p>
+    <w:p>
+      <w:pPr>
+        <w:pStyle w:val="Heading2"/>
+        <w:spacing w:after="120" w:before="240"/>
+      </w:pPr>
+      <w:r>
+        <w:t xml:space="preserve">6.6 Expiration de session sur inactivité</w:t>
+      </w:r>
+    </w:p>
+    <w:p>
+      <w:pPr>
+        <w:spacing w:after="120"/>
+      </w:pPr>
+      <w:r>
+        <w:t xml:space="preserve">Ajoutée le 6 septembre 2026. Supabase Auth ne termine jamais une session de lui-même (jeton rafraîchi en silence, stockage localStorage) et le time-box côté serveur est réservé au plan Pro. Une veille côté client (src/lib/idleTimeout.js, branchée dans src/App.jsx) déconnecte donc l'utilisateur après 1 heure sans interaction.</w:t>
+      </w:r>
+    </w:p>
+    <w:p>
+      <w:pPr>
+        <w:pStyle w:val="ListParagraph"/>
+        <w:numPr>
+          <w:ilvl w:val="0"/>
+          <w:numId w:val="1"/>
+        </w:numPr>
+        <w:spacing w:after="60"/>
+      </w:pPr>
+      <w:r>
+        <w:t xml:space="preserve">Horodatage "dernière activité" conservé dans localStorage et partagé entre onglets : une action dans un onglet garde les autres actifs, l'expiration les déconnecte tous.</w:t>
+      </w:r>
+    </w:p>
+    <w:p>
+      <w:pPr>
+        <w:pStyle w:val="ListParagraph"/>
+        <w:numPr>
+          <w:ilvl w:val="0"/>
+          <w:numId w:val="1"/>
+        </w:numPr>
+        <w:spacing w:after="60"/>
+      </w:pPr>
+      <w:r>
+        <w:t xml:space="preserve">Événements suivis : souris, clavier, tactile, molette. Vérification toutes les 30 s et au retour sur l'onglet (couvre la mise en veille de la machine).</w:t>
+      </w:r>
+    </w:p>
+    <w:p>
+      <w:pPr>
+        <w:pStyle w:val="ListParagraph"/>
+        <w:numPr>
+          <w:ilvl w:val="0"/>
+          <w:numId w:val="1"/>
+        </w:numPr>
+        <w:spacing w:after="60"/>
+      </w:pPr>
+      <w:r>
+        <w:t xml:space="preserve">À l'expiration : supabase.auth.signOut(), purge du cache de session local, puis redirection vers /login.html?expired=1 (bandeau "session expirée").</w:t>
+      </w:r>
+    </w:p>
+    <w:p>
+      <w:pPr>
+        <w:pStyle w:val="ListParagraph"/>
+        <w:numPr>
+          <w:ilvl w:val="0"/>
+          <w:numId w:val="1"/>
+        </w:numPr>
+        <w:spacing w:after="60"/>
+      </w:pPr>
+      <w:r>
+        <w:t xml:space="preserve">Les visiteurs anonymes de la page publique /stations ne sont pas concernés : la déconnexion n'a lieu que si une session existe réellement.</w:t>
+      </w:r>
+    </w:p>
+    <w:p>
+      <w:pPr>
+        <w:pStyle w:val="Heading1"/>
+        <w:spacing w:after="160" w:before="360"/>
+      </w:pPr>
+      <w:r>
+        <w:t xml:space="preserve">7. Flux métier clés</w:t>
+      </w:r>
+    </w:p>
+    <w:p>
+      <w:pPr>
+        <w:pStyle w:val="Heading2"/>
+        <w:spacing w:after="120" w:before="240"/>
+      </w:pPr>
+      <w:r>
+        <w:t xml:space="preserve">7.1 Cycle de vie d'une réservation</w:t>
+      </w:r>
+    </w:p>
+    <w:p>
+      <w:pPr>
+        <w:spacing w:after="120"/>
+      </w:pPr>
+      <w:r>
+        <w:t xml:space="preserve">attente → en_cours → termine (ou annule). Le paiement (paid=true/false, payment_method) est figé au moment de la réservation pour que l'encaissement sur place facture le même montant même si la promo change entre-temps. Un client peut avoir plusieurs véhicules actifs simultanément (plafond configurable, voir Super User).</w:t>
+      </w:r>
+    </w:p>
+    <w:p>
+      <w:pPr>
+        <w:pStyle w:val="Heading2"/>
+        <w:spacing w:after="120" w:before="240"/>
+      </w:pPr>
+      <w:r>
+        <w:t xml:space="preserve">7.2 Pointage des laveurs</w:t>
+      </w:r>
+    </w:p>
+    <w:p>
+      <w:pPr>
+        <w:spacing w:after="120"/>
+      </w:pPr>
+      <w:r>
+        <w:t xml:space="preserve">Machine à états sur employees.status, distincte du statut du jour (daily_status) :</w:t>
+      </w:r>
+    </w:p>
+    <w:p>
+      <w:pPr>
+        <w:pStyle w:val="ListParagraph"/>
+        <w:numPr>
+          <w:ilvl w:val="0"/>
+          <w:numId w:val="1"/>
+        </w:numPr>
+        <w:spacing w:after="60"/>
+      </w:pPr>
+      <w:r>
+        <w:t xml:space="preserve">Actif : prise de poste automatique dès que le laveur est marqué "Présent" du jour.</w:t>
+      </w:r>
+    </w:p>
+    <w:p>
+      <w:pPr>
+        <w:pStyle w:val="ListParagraph"/>
+        <w:numPr>
+          <w:ilvl w:val="0"/>
+          <w:numId w:val="1"/>
+        </w:numPr>
+        <w:spacing w:after="60"/>
+      </w:pPr>
+      <w:r>
+        <w:t xml:space="preserve">Terminé : après un clic "Descendre" — encore réactivable ("Reprendre service"), y compris automatiquement si un nouveau véhicule lui est confié.</w:t>
+      </w:r>
+    </w:p>
+    <w:p>
+      <w:pPr>
+        <w:pStyle w:val="ListParagraph"/>
+        <w:numPr>
+          <w:ilvl w:val="0"/>
+          <w:numId w:val="1"/>
+        </w:numPr>
+        <w:spacing w:after="60"/>
+      </w:pPr>
+      <w:r>
+        <w:t xml:space="preserve">Fin de service : clôture définitive de la journée, plus aucune réactivation possible.</w:t>
+      </w:r>
+    </w:p>
+    <w:p>
+      <w:pPr>
+        <w:pStyle w:val="ListParagraph"/>
+        <w:numPr>
+          <w:ilvl w:val="0"/>
+          <w:numId w:val="1"/>
+        </w:numPr>
+        <w:spacing w:after="60"/>
+      </w:pPr>
+      <w:r>
+        <w:t xml:space="preserve">Coupure automatique : un contrôle tourne chaque minute côté application ; si un laveur est encore Actif après l'heure de fermeture configurée par la station, il est automatiquement basculé en Fin de service.</w:t>
+      </w:r>
+    </w:p>
+    <w:p>
+      <w:pPr>
+        <w:spacing w:after="120"/>
+      </w:pPr>
+      <w:r>
+        <w:t xml:space="preserve">Deux notions de "fermeture" distinctes coexistent volontairement dans lib/stationData.js : isStationOpenNow() (ouvert seulement DANS la plage horaire, utilisé pour le badge Ouvert/Fermé côté client) et isPastClosingTime() (bloque uniquement APRÈS la fermeture, sans jamais bloquer avant l'ouverture, utilisé côté admin pour le bouton "Go" et "Reprendre service") — les confondre a provoqué une régression corrigée le 21 août 2026.</w:t>
+      </w:r>
+    </w:p>
+    <w:p>
+      <w:pPr>
+        <w:pStyle w:val="Heading2"/>
+        <w:spacing w:after="120" w:before="240"/>
+      </w:pPr>
+      <w:r>
+        <w:t xml:space="preserve">7.3 Paiements différés à confirmation manuelle</w:t>
+      </w:r>
+    </w:p>
+    <w:p>
+      <w:pPr>
+        <w:spacing w:after="120"/>
+      </w:pPr>
+      <w:r>
+        <w:t xml:space="preserve">Plusieurs flux suivent le même schéma PENDING → ACTIVE, pour la même raison (absence de vraie passerelle de paiement) :</w:t>
+      </w:r>
+    </w:p>
+    <w:tbl>
+      <w:tblPr>
+        <w:tblW w:type="pct" w:w="100%"/>
+        <w:tblBorders>
+          <w:top w:val="single" w:color="auto" w:sz="4"/>
+          <w:left w:val="single" w:color="auto" w:sz="4"/>
+          <w:bottom w:val="single" w:color="auto" w:sz="4"/>
+          <w:right w:val="single" w:color="auto" w:sz="4"/>
+          <w:insideH w:val="single" w:color="auto" w:sz="4"/>
+          <w:insideV w:val="single" w:color="auto" w:sz="4"/>
+        </w:tblBorders>
+      </w:tblPr>
+      <w:tblGrid>
+        <w:gridCol w:w="100"/>
+        <w:gridCol w:w="100"/>
+        <w:gridCol w:w="100"/>
+      </w:tblGrid>
+      <w:tr>
+        <w:tc>
+          <w:tcPr>
+            <w:tcW w:type="pct" w:w="22%"/>
+            <w:tcBorders>
+              <w:top w:val="single" w:color="auto" w:sz="4"/>
+              <w:left w:val="single" w:color="auto" w:sz="4"/>
+              <w:bottom w:val="single" w:color="auto" w:sz="4"/>
+              <w:right w:val="single" w:color="auto" w:sz="4"/>
+            </w:tcBorders>
+            <w:shd w:fill="1F3864" w:color="1F3864" w:val="solid"/>
+          </w:tcPr>
+          <w:p>
+            <w:r>
+              <w:rPr>
+                <w:b/>
+                <w:bCs/>
+                <w:color w:val="FFFFFF"/>
+              </w:rPr>
+              <w:t xml:space="preserve"/>
+            </w:r>
+          </w:p>
+        </w:tc>
+        <w:tc>
+          <w:tcPr>
+            <w:tcW w:type="pct" w:w="39%"/>
+            <w:tcBorders>
+              <w:top w:val="single" w:color="auto" w:sz="4"/>
+              <w:left w:val="single" w:color="auto" w:sz="4"/>
+              <w:bottom w:val="single" w:color="auto" w:sz="4"/>
+              <w:right w:val="single" w:color="auto" w:sz="4"/>
+            </w:tcBorders>
+            <w:shd w:fill="1F3864" w:color="1F3864" w:val="solid"/>
+          </w:tcPr>
+          <w:p>
+            <w:r>
+              <w:rPr>
+                <w:b/>
+                <w:bCs/>
+                <w:color w:val="FFFFFF"/>
+              </w:rPr>
+              <w:t xml:space="preserve">Abonnement Plus / Super User</w:t>
+            </w:r>
+          </w:p>
+        </w:tc>
+        <w:tc>
+          <w:tcPr>
+            <w:tcW w:type="pct" w:w="39%"/>
+            <w:tcBorders>
+              <w:top w:val="single" w:color="auto" w:sz="4"/>
+              <w:left w:val="single" w:color="auto" w:sz="4"/>
+              <w:bottom w:val="single" w:color="auto" w:sz="4"/>
+              <w:right w:val="single" w:color="auto" w:sz="4"/>
+            </w:tcBorders>
+            <w:shd w:fill="1F3864" w:color="1F3864" w:val="solid"/>
+          </w:tcPr>
+          <w:p>
+            <w:r>
+              <w:rPr>
+                <w:b/>
+                <w:bCs/>
+                <w:color w:val="FFFFFF"/>
+              </w:rPr>
+              <w:t xml:space="preserve">Publicité station</w:t>
+            </w:r>
+          </w:p>
+        </w:tc>
+      </w:tr>
+      <w:tr>
+        <w:tc>
+          <w:tcPr>
+            <w:tcW w:type="pct" w:w="22%"/>
+            <w:tcBorders>
+              <w:top w:val="single" w:color="auto" w:sz="4"/>
+              <w:left w:val="single" w:color="auto" w:sz="4"/>
+              <w:bottom w:val="single" w:color="auto" w:sz="4"/>
+              <w:right w:val="single" w:color="auto" w:sz="4"/>
+            </w:tcBorders>
+          </w:tcPr>
+          <w:p>
+            <w:r>
+              <w:t xml:space="preserve">Qui paie</w:t>
+            </w:r>
+          </w:p>
+        </w:tc>
+        <w:tc>
+          <w:tcPr>
+            <w:tcW w:type="pct" w:w="39%"/>
+            <w:tcBorders>
+              <w:top w:val="single" w:color="auto" w:sz="4"/>
+              <w:left w:val="single" w:color="auto" w:sz="4"/>
+              <w:bottom w:val="single" w:color="auto" w:sz="4"/>
+              <w:right w:val="single" w:color="auto" w:sz="4"/>
+            </w:tcBorders>
+          </w:tcPr>
+          <w:p>
+            <w:r>
+              <w:t xml:space="preserve">Automobiliste</w:t>
+            </w:r>
+          </w:p>
+        </w:tc>
+        <w:tc>
+          <w:tcPr>
+            <w:tcW w:type="pct" w:w="39%"/>
+            <w:tcBorders>
+              <w:top w:val="single" w:color="auto" w:sz="4"/>
+              <w:left w:val="single" w:color="auto" w:sz="4"/>
+              <w:bottom w:val="single" w:color="auto" w:sz="4"/>
+              <w:right w:val="single" w:color="auto" w:sz="4"/>
+            </w:tcBorders>
+          </w:tcPr>
+          <w:p>
+            <w:r>
+              <w:t xml:space="preserve">Station</w:t>
+            </w:r>
+          </w:p>
+        </w:tc>
+      </w:tr>
+      <w:tr>
+        <w:tc>
+          <w:tcPr>
+            <w:tcW w:type="pct" w:w="22%"/>
+            <w:tcBorders>
+              <w:top w:val="single" w:color="auto" w:sz="4"/>
+              <w:left w:val="single" w:color="auto" w:sz="4"/>
+              <w:bottom w:val="single" w:color="auto" w:sz="4"/>
+              <w:right w:val="single" w:color="auto" w:sz="4"/>
+            </w:tcBorders>
+          </w:tcPr>
+          <w:p>
+            <w:r>
+              <w:t xml:space="preserve">Montant</w:t>
+            </w:r>
+          </w:p>
+        </w:tc>
+        <w:tc>
+          <w:tcPr>
+            <w:tcW w:type="pct" w:w="39%"/>
+            <w:tcBorders>
+              <w:top w:val="single" w:color="auto" w:sz="4"/>
+              <w:left w:val="single" w:color="auto" w:sz="4"/>
+              <w:bottom w:val="single" w:color="auto" w:sz="4"/>
+              <w:right w:val="single" w:color="auto" w:sz="4"/>
+            </w:tcBorders>
+          </w:tcPr>
+          <w:p>
+            <w:r>
+              <w:t xml:space="preserve">2 500 FCFA/mois (Plus) · 5 000 FCFA/mois (Super User)</w:t>
+            </w:r>
+          </w:p>
+        </w:tc>
+        <w:tc>
+          <w:tcPr>
+            <w:tcW w:type="pct" w:w="39%"/>
+            <w:tcBorders>
+              <w:top w:val="single" w:color="auto" w:sz="4"/>
+              <w:left w:val="single" w:color="auto" w:sz="4"/>
+              <w:bottom w:val="single" w:color="auto" w:sz="4"/>
+              <w:right w:val="single" w:color="auto" w:sz="4"/>
+            </w:tcBorders>
+          </w:tcPr>
+          <w:p>
+            <w:r>
+              <w:t xml:space="preserve">5 000 F / 3j · 10 000 F / 7j · 30 000 F / 30j (au choix)</w:t>
+            </w:r>
+          </w:p>
+        </w:tc>
+      </w:tr>
+      <w:tr>
+        <w:tc>
+          <w:tcPr>
+            <w:tcW w:type="pct" w:w="22%"/>
+            <w:tcBorders>
+              <w:top w:val="single" w:color="auto" w:sz="4"/>
+              <w:left w:val="single" w:color="auto" w:sz="4"/>
+              <w:bottom w:val="single" w:color="auto" w:sz="4"/>
+              <w:right w:val="single" w:color="auto" w:sz="4"/>
+            </w:tcBorders>
+          </w:tcPr>
+          <w:p>
+            <w:r>
+              <w:t xml:space="preserve">Qui confirme</w:t>
+            </w:r>
+          </w:p>
+        </w:tc>
+        <w:tc>
+          <w:tcPr>
+            <w:tcW w:type="pct" w:w="39%"/>
+            <w:tcBorders>
+              <w:top w:val="single" w:color="auto" w:sz="4"/>
+              <w:left w:val="single" w:color="auto" w:sz="4"/>
+              <w:bottom w:val="single" w:color="auto" w:sz="4"/>
+              <w:right w:val="single" w:color="auto" w:sz="4"/>
+            </w:tcBorders>
+          </w:tcPr>
+          <w:p>
+            <w:r>
+              <w:t xml:space="preserve">Super Admin</w:t>
+            </w:r>
+          </w:p>
+        </w:tc>
+        <w:tc>
+          <w:tcPr>
+            <w:tcW w:type="pct" w:w="39%"/>
+            <w:tcBorders>
+              <w:top w:val="single" w:color="auto" w:sz="4"/>
+              <w:left w:val="single" w:color="auto" w:sz="4"/>
+              <w:bottom w:val="single" w:color="auto" w:sz="4"/>
+              <w:right w:val="single" w:color="auto" w:sz="4"/>
+            </w:tcBorders>
+          </w:tcPr>
+          <w:p>
+            <w:r>
+              <w:t xml:space="preserve">Super Admin</w:t>
+            </w:r>
+          </w:p>
+        </w:tc>
+      </w:tr>
+      <w:tr>
+        <w:tc>
+          <w:tcPr>
+            <w:tcW w:type="pct" w:w="22%"/>
+            <w:tcBorders>
+              <w:top w:val="single" w:color="auto" w:sz="4"/>
+              <w:left w:val="single" w:color="auto" w:sz="4"/>
+              <w:bottom w:val="single" w:color="auto" w:sz="4"/>
+              <w:right w:val="single" w:color="auto" w:sz="4"/>
+            </w:tcBorders>
+          </w:tcPr>
+          <w:p>
+            <w:r>
+              <w:t xml:space="preserve">Effet une fois ACTIVE</w:t>
+            </w:r>
+          </w:p>
+        </w:tc>
+        <w:tc>
+          <w:tcPr>
+            <w:tcW w:type="pct" w:w="39%"/>
+            <w:tcBorders>
+              <w:top w:val="single" w:color="auto" w:sz="4"/>
+              <w:left w:val="single" w:color="auto" w:sz="4"/>
+              <w:bottom w:val="single" w:color="auto" w:sz="4"/>
+              <w:right w:val="single" w:color="auto" w:sz="4"/>
+            </w:tcBorders>
+          </w:tcPr>
+          <w:p>
+            <w:r>
+              <w:t xml:space="preserve">Plafond de véhicules relevé à 5 (Plus) ou illimité (Super User)</w:t>
+            </w:r>
+          </w:p>
+        </w:tc>
+        <w:tc>
+          <w:tcPr>
+            <w:tcW w:type="pct" w:w="39%"/>
+            <w:tcBorders>
+              <w:top w:val="single" w:color="auto" w:sz="4"/>
+              <w:left w:val="single" w:color="auto" w:sz="4"/>
+              <w:bottom w:val="single" w:color="auto" w:sz="4"/>
+              <w:right w:val="single" w:color="auto" w:sz="4"/>
+            </w:tcBorders>
+          </w:tcPr>
+          <w:p>
+            <w:r>
+              <w:t xml:space="preserve">Diffusion sur le tableau de bord de tous les automobilistes + mise en avant sur /stations</w:t>
+            </w:r>
+          </w:p>
+        </w:tc>
+      </w:tr>
+    </w:tbl>
+    <w:p>
+      <w:pPr>
+        <w:spacing w:after="0"/>
+      </w:pPr>
+    </w:p>
+    <w:p>
+      <w:pPr>
+        <w:spacing w:after="120"/>
+      </w:pPr>
+      <w:r>
+        <w:t xml:space="preserve">L'abonnement fidélité client (station_client_subscriptions) suit un schéma différent, entièrement géré par la station elle-même (pas de confirmation Super Admin) : voir section 7.5.</w:t>
+      </w:r>
+    </w:p>
+    <w:p>
+      <w:pPr>
+        <w:pStyle w:val="Heading2"/>
+        <w:spacing w:after="120" w:before="240"/>
+      </w:pPr>
+      <w:r>
+        <w:t xml:space="preserve">7.4 Promotion (gratuite) vs Publicité (payante) vs "À la une"</w:t>
+      </w:r>
+    </w:p>
+    <w:p>
+      <w:pPr>
+        <w:spacing w:after="120"/>
+      </w:pPr>
+      <w:r>
+        <w:t xml:space="preserve">Trois mécanismes de visibilité distincts, à ne pas confondre :</w:t>
+      </w:r>
+    </w:p>
+    <w:p>
+      <w:pPr>
+        <w:pStyle w:val="ListParagraph"/>
+        <w:numPr>
+          <w:ilvl w:val="0"/>
+          <w:numId w:val="1"/>
+        </w:numPr>
+        <w:spacing w:after="60"/>
+      </w:pPr>
+      <w:r>
+        <w:t xml:space="preserve">Promotion (stations.promo_config) : gratuite, configurée par la station elle-même (Admin &gt; Promotions), visible uniquement sur la fiche de CETTE station et sur le tableau de bord des automobilistes qui ont déjà une relation avec elle (réservation payée ou en cours).</w:t>
+      </w:r>
+    </w:p>
+    <w:p>
+      <w:pPr>
+        <w:pStyle w:val="ListParagraph"/>
+        <w:numPr>
+          <w:ilvl w:val="0"/>
+          <w:numId w:val="1"/>
+        </w:numPr>
+        <w:spacing w:after="60"/>
+      </w:pPr>
+      <w:r>
+        <w:t xml:space="preserve">Publicité (station_ads) : payante, diffusée sur le tableau de bord de TOUS les automobilistes de la plateforme après confirmation du Super Admin, quel que soit leur historique. Chaque client peut l'ignorer individuellement (persisté en base, pas seulement localement).</w:t>
+      </w:r>
+    </w:p>
+    <w:p>
+      <w:pPr>
+        <w:pStyle w:val="ListParagraph"/>
+        <w:numPr>
+          <w:ilvl w:val="0"/>
+          <w:numId w:val="1"/>
+        </w:numPr>
+        <w:spacing w:after="60"/>
+      </w:pPr>
+      <w:r>
+        <w:t xml:space="preserve">"À la une" (21 août 2026) : une station avec une publicité ACTIVE est aussi mise en avant sur la page publique "Trouver une station" (/stations, accessible sans compte) — badge "⭐ À la une", message affiché, et épinglée en tête de liste avant le tri par distance. Réutilise entièrement les mêmes données station_ads, sans nouveau système ni nouvelle table : une seconde surface d'affichage pour la même campagne.</w:t>
+      </w:r>
+    </w:p>
+    <w:p>
+      <w:pPr>
+        <w:pStyle w:val="Heading2"/>
+        <w:spacing w:after="120" w:before="240"/>
+      </w:pPr>
+      <w:r>
+        <w:t xml:space="preserve">7.5 Abonnements clients fidélité (wallet prépayé par station)</w:t>
+      </w:r>
+    </w:p>
+    <w:p>
+      <w:pPr>
+        <w:spacing w:after="120"/>
+      </w:pPr>
+      <w:r>
+        <w:t xml:space="preserve">Nouveau domaine introduit le 20 août 2026, sécurisé le 21 août 2026. Une station crée un abonnement prépayé pour un client régulier (nom, téléphone, prix mensuel) — éventuellement lié à un compte automobiliste existant si le téléphone correspond. Le solde se déduit automatiquement lorsqu'un lavage est réglé avec la méthode "Abonnement", via un trigger Postgres BEFORE INSERT sur transactions :</w:t>
+      </w:r>
+    </w:p>
+    <w:p>
+      <w:pPr>
+        <w:pStyle w:val="ListParagraph"/>
+        <w:numPr>
+          <w:ilvl w:val="0"/>
+          <w:numId w:val="1"/>
+        </w:numPr>
+        <w:spacing w:after="60"/>
+      </w:pPr>
+      <w:r>
+        <w:t xml:space="preserve">Recherche l'abonnement actif correspondant par client_id ou par téléphone normalisé (chiffres uniquement).</w:t>
+      </w:r>
+    </w:p>
+    <w:p>
+      <w:pPr>
+        <w:pStyle w:val="ListParagraph"/>
+        <w:numPr>
+          <w:ilvl w:val="0"/>
+          <w:numId w:val="1"/>
+        </w:numPr>
+        <w:spacing w:after="60"/>
+      </w:pPr>
+      <w:r>
+        <w:t xml:space="preserve">Rejette l'insertion (raise exception) si aucun abonnement actif ne correspond, ou si le solde est insuffisant — comportement corrigé : la version d'origine acceptait silencieusement la transaction sans jamais déduire le solde dans ces deux cas, ouvrant la voie à des lavages gratuits non tracés.</w:t>
+      </w:r>
+    </w:p>
+    <w:p>
+      <w:pPr>
+        <w:pStyle w:val="ListParagraph"/>
+        <w:numPr>
+          <w:ilvl w:val="0"/>
+          <w:numId w:val="1"/>
+        </w:numPr>
+        <w:spacing w:after="60"/>
+      </w:pPr>
+      <w:r>
+        <w:t xml:space="preserve">Sinon, déduit le montant et bascule le statut à "suspendu" si le solde atteint zéro.</w:t>
+      </w:r>
+    </w:p>
+    <w:p>
+      <w:pPr>
+        <w:pStyle w:val="ListParagraph"/>
+        <w:numPr>
+          <w:ilvl w:val="0"/>
+          <w:numId w:val="1"/>
+        </w:numPr>
+        <w:spacing w:after="60"/>
+      </w:pPr>
+      <w:r>
+        <w:t xml:space="preserve">La recharge de solde par la station passe par la fonction atomique recharge_subscription (section 6.1) plutôt qu'un enchaînement lecture-puis-écriture côté application, pour ne pas pouvoir écraser une déduction survenue entre-temps.</w:t>
+      </w:r>
+    </w:p>
+    <w:p>
+      <w:pPr>
+        <w:spacing w:after="120"/>
+      </w:pPr>
+      <w:r>
+        <w:t xml:space="preserve">Côté application (Client/Stations.jsx), si le paiement par abonnement est rejeté côté serveur (solde insuffisant détecté après coup, ou abonnement introuvable), la réservation déjà créée est automatiquement repassée à "non payée" et le client voit un message clair, plutôt qu'un échec silencieux avec un lavage marqué payé sans transaction correspondante.</w:t>
+      </w:r>
+    </w:p>
+    <w:p>
+      <w:pPr>
+        <w:pStyle w:val="Heading2"/>
+        <w:spacing w:after="120" w:before="240"/>
+      </w:pPr>
+      <w:r>
+        <w:t xml:space="preserve">7.6 Reconnaissance d'un client habitué par plaque d'immatriculation</w:t>
+      </w:r>
+    </w:p>
+    <w:p>
+      <w:pPr>
+        <w:spacing w:after="120"/>
+      </w:pPr>
+      <w:r>
+        <w:t xml:space="preserve">Nouveau flux (21 août 2026) pour le cas d'un automobiliste qui a déjà un compte mais se présente sans avoir réservé via l'app (il paie en espèces sur place, la station saisit son lavage manuellement — "Ajouter un véhicule", StationDashboard.jsx). Comme la plaque est unique (contrairement au nom, souvent partagé) :</w:t>
+      </w:r>
+    </w:p>
+    <w:p>
+      <w:pPr>
+        <w:pStyle w:val="ListParagraph"/>
+        <w:numPr>
+          <w:ilvl w:val="0"/>
+          <w:numId w:val="1"/>
+        </w:numPr>
+        <w:spacing w:after="60"/>
+      </w:pPr>
+      <w:r>
+        <w:t xml:space="preserve">La station tape la plaque dans un nouveau champ du formulaire ; à la sortie du champ, un appel à find_vehicle_owner (section 6.1) cherche si un véhicule enregistré correspond.</w:t>
+      </w:r>
+    </w:p>
+    <w:p>
+      <w:pPr>
+        <w:pStyle w:val="ListParagraph"/>
+        <w:numPr>
+          <w:ilvl w:val="0"/>
+          <w:numId w:val="1"/>
+        </w:numPr>
+        <w:spacing w:after="60"/>
+      </w:pPr>
+      <w:r>
+        <w:t xml:space="preserve">Si trouvé : nom, catégorie et véhicule sont pré-remplis automatiquement (modifiables si la station constate une erreur), et reservations.client_id est posé sur le vrai compte du client.</w:t>
+      </w:r>
+    </w:p>
+    <w:p>
+      <w:pPr>
+        <w:pStyle w:val="ListParagraph"/>
+        <w:numPr>
+          <w:ilvl w:val="0"/>
+          <w:numId w:val="1"/>
+        </w:numPr>
+        <w:spacing w:after="60"/>
+      </w:pPr>
+      <w:r>
+        <w:t xml:space="preserve">Si rien n'est trouvé : comportement inchangé, le lavage reste enregistré avec un nom libre, sans compte lié.</w:t>
+      </w:r>
+    </w:p>
+    <w:p>
+      <w:pPr>
+        <w:pStyle w:val="ListParagraph"/>
+        <w:numPr>
+          <w:ilvl w:val="0"/>
+          <w:numId w:val="1"/>
+        </w:numPr>
+        <w:spacing w:after="60"/>
+      </w:pPr>
+      <w:r>
+        <w:t xml:space="preserve">Une fois client_id posé, le suivi en temps réel côté client fonctionne sans aucun code supplémentaire : le canal Realtime déjà filtré sur client_id (section 4.3) fait apparaître la réservation instantanément sur son tableau de bord.</w:t>
+      </w:r>
+    </w:p>
+    <w:p>
+      <w:pPr>
+        <w:pStyle w:val="ListParagraph"/>
+        <w:numPr>
+          <w:ilvl w:val="0"/>
+          <w:numId w:val="1"/>
+        </w:numPr>
+        <w:spacing w:after="60"/>
+      </w:pPr>
+      <w:r>
+        <w:t xml:space="preserve">Le client reçoit en plus une notification navigateur (API Notification, permission déjà gérée par ailleurs sur Client/Dashboard.jsx) au moment précis de l'INSERT — distincte de la notification existante sur changement de position, qui elle ignore volontairement le tout premier item vu pour éviter un faux positif sur un déplacement interne de réservation.</w:t>
+      </w:r>
+    </w:p>
+    <w:p>
+      <w:pPr>
+        <w:pStyle w:val="Heading2"/>
+        <w:spacing w:after="120" w:before="240"/>
+      </w:pPr>
+      <w:r>
+        <w:t xml:space="preserve">7.7 Lavage à plusieurs laveurs (véhicules volumineux)</w:t>
+      </w:r>
+    </w:p>
+    <w:p>
+      <w:pPr>
+        <w:spacing w:after="120"/>
+      </w:pPr>
+      <w:r>
+        <w:t xml:space="preserve">Depuis le 24 août 2026, un lavage dont la catégorie tarifaire est "Camion" (regroupe Bus/Car +50 places et camions léger/lourd, voir PRICING_CATEGORY_LABELS dans lib/vehicleBrands.js) ouvre une modale dédiée au clic sur "Go" : la station choisit librement 1 à 3 laveurs parmi les disponibles (MAX_WASHERS_PER_WASH = 3, StationDashboard.jsx) plutôt que le laveur unique habituel. startWash(id, employeeIdOrIds) accepte désormais un seul identifiant ou un tableau d'identifiants. reservations.assigned_to_name garde le premier laveur (compatibilité avec le code existant qui ne lit que ce champ), assigned_washer_names (nouvelle colonne text[]) ne contient une valeur que si plusieurs laveurs sont assignés.</w:t>
+      </w:r>
+    </w:p>
+    <w:p>
+      <w:pPr>
+        <w:pStyle w:val="ListParagraph"/>
+        <w:numPr>
+          <w:ilvl w:val="0"/>
+          <w:numId w:val="1"/>
+        </w:numPr>
+        <w:spacing w:after="60"/>
+      </w:pPr>
+      <w:r>
+        <w:t xml:space="preserve">Tant que le lavage n'est pas terminé, tous les laveurs assignés sont marqués occupés et exclus de availableEmployees — pas seulement le premier.</w:t>
+      </w:r>
+    </w:p>
+    <w:p>
+      <w:pPr>
+        <w:pStyle w:val="ListParagraph"/>
+        <w:numPr>
+          <w:ilvl w:val="0"/>
+          <w:numId w:val="1"/>
+        </w:numPr>
+        <w:spacing w:after="60"/>
+      </w:pPr>
+      <w:r>
+        <w:t xml:space="preserve">Le classement "Top Laveurs" d'Analytics crédite désormais chacun des laveurs d'un lavage à plusieurs, pas seulement le laveur principal.</w:t>
+      </w:r>
+    </w:p>
+    <w:p>
+      <w:pPr>
+        <w:pStyle w:val="Heading2"/>
+        <w:spacing w:after="120" w:before="240"/>
+      </w:pPr>
+      <w:r>
+        <w:t xml:space="preserve">7.8 Report de position en file d'attente</w:t>
+      </w:r>
+    </w:p>
+    <w:p>
+      <w:pPr>
+        <w:spacing w:after="120"/>
+      </w:pPr>
+      <w:r>
+        <w:t xml:space="preserve">Un mécanisme d'échange de position existait déjà côté station (pushBackOnePosition, useAppState.jsx) : comme la position et le temps d'attente estimé sont purement dérivés du tri par created_at (getItemPosition, estimateItemWaitTime dans lib/stationData.js), reculer une réservation revient à échanger son created_at avec celui d'une autre. Depuis le 22 août 2026, un automobiliste abonné à la station (station_client_subscriptions actif) peut faire ce même geste lui-même, depuis son tableau de bord, pour 2, 3, 4 places ou directement la dernière (valeur sentinelle positions=999, qui se déclenche aussi si le nombre de places demandé dépasse la longueur de la file).</w:t>
+      </w:r>
+    </w:p>
+    <w:p>
+      <w:pPr>
+        <w:pStyle w:val="ListParagraph"/>
+        <w:numPr>
+          <w:ilvl w:val="0"/>
+          <w:numId w:val="1"/>
+        </w:numPr>
+        <w:spacing w:after="60"/>
+      </w:pPr>
+      <w:r>
+        <w:t xml:space="preserve">Comme un client ne peut modifier que sa propre réservation sous RLS, l'opération passe par client_push_back_reservation (section 6.1), une fonction security definer qui vérifie la propriété de la réservation et la présence d'un abonnement actif à cette station, avant de faire l'échange.</w:t>
+      </w:r>
+    </w:p>
+    <w:p>
+      <w:pPr>
+        <w:pStyle w:val="ListParagraph"/>
+        <w:numPr>
+          <w:ilvl w:val="0"/>
+          <w:numId w:val="1"/>
+        </w:numPr>
+        <w:spacing w:after="60"/>
+      </w:pPr>
+      <w:r>
+        <w:t xml:space="preserve">Elle ne considère jamais que des réservations créées après la sienne : structurellement incapable de faire avancer l'appelant, seulement de le reculer.</w:t>
+      </w:r>
+    </w:p>
+    <w:p>
+      <w:pPr>
+        <w:pStyle w:val="ListParagraph"/>
+        <w:numPr>
+          <w:ilvl w:val="0"/>
+          <w:numId w:val="1"/>
+        </w:numPr>
+        <w:spacing w:after="60"/>
+      </w:pPr>
+      <w:r>
+        <w:t xml:space="preserve">Le flag hasSubscription affiché côté client (Dashboard.jsx) n'est qu'un indice d'UI pour afficher le bouton ; le vrai contrôle d'accès est entièrement côté fonction SQL — une incohérence de synchronisation dégrade proprement (simple erreur affichée), sans corrompre de donnée.</w:t>
+      </w:r>
+    </w:p>
+    <w:p>
+      <w:pPr>
+        <w:pStyle w:val="Heading2"/>
+        <w:spacing w:after="120" w:before="240"/>
+      </w:pPr>
+      <w:r>
+        <w:t xml:space="preserve">7.9 Essai gratuit d'un mois pour les stations</w:t>
+      </w:r>
+    </w:p>
+    <w:p>
+      <w:pPr>
+        <w:spacing w:after="120"/>
+      </w:pPr>
+      <w:r>
+        <w:t xml:space="preserve">Depuis le 22 août 2026, station_billing.trial_ends_at date la fin de l'essai gratuit d'une station (1 mois) — auparavant, subscription_status pouvait valoir 'essai' mais sans aucune date bornant sa durée. Les stations déjà en essai au moment de la migration ont été rétro-remplies à partir de stations.created_at (pas "maintenant", pour ne pas leur offrir de mois gratuit supplémentaire) ; toute nouvelle station reçoit désormais trial_ends_at = now() + 1 mois via le trigger handle_new_station().</w:t>
+      </w:r>
+    </w:p>
+    <w:p>
+      <w:pPr>
+        <w:pStyle w:val="ListParagraph"/>
+        <w:numPr>
+          <w:ilvl w:val="0"/>
+          <w:numId w:val="1"/>
+        </w:numPr>
+        <w:spacing w:after="60"/>
+      </w:pPr>
+      <w:r>
+        <w:t xml:space="preserve">lib/stationTrial.js centralise le calcul (trialDaysRemaining, trialProgressPercent, trialUrgency) pour que la bannière station (TrialBanner.jsx, montée dans AdminLayout.jsx) et le suivi Super Admin (SuperAdmin/Billing.jsx) restent cohérents : la barre se remplit au fil des jours (et non l'inverse), et passe de vert à orange puis rouge à l'approche de l'expiration.</w:t>
+      </w:r>
+    </w:p>
+    <w:p>
+      <w:pPr>
+        <w:pStyle w:val="ListParagraph"/>
+        <w:numPr>
+          <w:ilvl w:val="0"/>
+          <w:numId w:val="1"/>
+        </w:numPr>
+        <w:spacing w:after="60"/>
+      </w:pPr>
+      <w:r>
+        <w:t xml:space="preserve">Comme pour la facturation station en général, rien ne bascule automatiquement subscription_status à l'expiration — seule une action manuelle du Super Admin (markSubscriptionPaid/markSubscriptionOverdue) fait évoluer le statut. La bannière reste purement informative, et masquée pendant une impersonation Super Admin (qui affiche déjà sa propre bannière).</w:t>
+      </w:r>
+    </w:p>
+    <w:p>
+      <w:pPr>
+        <w:pStyle w:val="Heading2"/>
+        <w:spacing w:after="120" w:before="240"/>
+      </w:pPr>
+      <w:r>
+        <w:t xml:space="preserve">7.10 Gestion d'équipe : collaborateurs, rôles et invitations</w:t>
+      </w:r>
+    </w:p>
+    <w:p>
+      <w:pPr>
+        <w:spacing w:after="120"/>
+      </w:pPr>
+      <w:r>
+        <w:t xml:space="preserve">Ajoutée le 7 septembre 2026. Une station peut désormais inviter des collaborateurs disposant de leur propre compte de connexion et d'un accès restreint à l'espace /admin selon un rôle. Le propriétaire garde son compte role='admin' (l'index one_admin_per_station reste valable) et apparaît comme "Propriétaire" dans la liste.</w:t>
+      </w:r>
+    </w:p>
+    <w:p>
+      <w:pPr>
+        <w:pStyle w:val="ListParagraph"/>
+        <w:numPr>
+          <w:ilvl w:val="0"/>
+          <w:numId w:val="1"/>
+        </w:numPr>
+        <w:spacing w:after="60"/>
+      </w:pPr>
+      <w:r>
+        <w:t xml:space="preserve">Nouveau rôle applicatif profiles.role = 'staff' (avec station_id renseigné). Un 'staff' est redirigé vers /admin/queue à la connexion (login.html) et partage AdminLayout avec le propriétaire.</w:t>
+      </w:r>
+    </w:p>
+    <w:p>
+      <w:pPr>
+        <w:pStyle w:val="ListParagraph"/>
+        <w:numPr>
+          <w:ilvl w:val="0"/>
+          <w:numId w:val="1"/>
+        </w:numPr>
+        <w:spacing w:after="60"/>
+      </w:pPr>
+      <w:r>
+        <w:t xml:space="preserve">Trois tables (migration add_station_team.sql) : station_roles (catalogue par station — 6 rôles "catalogue" non modifiables : Super Admin Station, Gérant, Caissier / Comptable, Superviseur, Réception, Laveur — plus jusqu'à 10 rôles personnalisés), station_members (un collaborateur : email, rôle, statut invited / active / suspended, lien éventuel employee_id), station_invitations (jeton à usage unique, expiration 7 jours).</w:t>
+      </w:r>
+    </w:p>
+    <w:p>
+      <w:pPr>
+        <w:pStyle w:val="ListParagraph"/>
+        <w:numPr>
+          <w:ilvl w:val="0"/>
+          <w:numId w:val="1"/>
+        </w:numPr>
+        <w:spacing w:after="60"/>
+      </w:pPr>
+      <w:r>
+        <w:t xml:space="preserve">Invitation : l'Edge Function invite-station-member crée le membre et le jeton puis envoie l'email (Resend, domaine galsenautocleaner.com vérifié). Le lien pointe vers accept-invitation.html (nouvelle page statique, point d'entrée Vite).</w:t>
+      </w:r>
+    </w:p>
+    <w:p>
+      <w:pPr>
+        <w:pStyle w:val="ListParagraph"/>
+        <w:numPr>
+          <w:ilvl w:val="0"/>
+          <w:numId w:val="1"/>
+        </w:numPr>
+        <w:spacing w:after="60"/>
+      </w:pPr>
+      <w:r>
+        <w:t xml:space="preserve">Acceptation : l'Edge Function accept-station-invite (service_role) crée le compte Auth avec le mot de passe choisi (email_confirm forcé), insère le profil 'staff' rattaché à la station et passe le membre en 'active'.</w:t>
+      </w:r>
+    </w:p>
+    <w:p>
+      <w:pPr>
+        <w:pStyle w:val="ListParagraph"/>
+        <w:numPr>
+          <w:ilvl w:val="0"/>
+          <w:numId w:val="1"/>
+        </w:numPr>
+        <w:spacing w:after="60"/>
+      </w:pPr>
+      <w:r>
+        <w:t xml:space="preserve">Un collaborateur invité comme "Laveur" obtient aussi une fiche dans employees (planning / pointage), liée par station_members.employee_id.</w:t>
+      </w:r>
+    </w:p>
+    <w:p>
+      <w:pPr>
+        <w:pStyle w:val="ListParagraph"/>
+        <w:numPr>
+          <w:ilvl w:val="0"/>
+          <w:numId w:val="1"/>
+        </w:numPr>
+        <w:spacing w:after="60"/>
+      </w:pPr>
+      <w:r>
+        <w:t xml:space="preserve">Contrôle d'accès (v1 "interface seulement") : le menu et les routes /admin/* sont filtrés selon les permissions du rôle (src/lib/permissions.js, filtre de navigation dans AdminLayout, composant RequirePerm dans App.jsx, myPermissions exposé par useAppState). Le RLS Supabase reste au niveau station — current_station_id() renvoie la station du 'staff', donc les policies station_id = current_station_id() existantes s'appliquent telles quelles. Seules les écritures sensibles (équipe / rôles / invitations) sont réellement verrouillées, via la fonction SECURITY DEFINER has_station_perm('team.manage').</w:t>
+      </w:r>
+    </w:p>
+    <w:p>
+      <w:pPr>
+        <w:pStyle w:val="Heading1"/>
+        <w:spacing w:after="160" w:before="360"/>
+      </w:pPr>
+      <w:r>
+        <w:t xml:space="preserve">8. Couche marketing / SEO (site statique)</w:t>
+      </w:r>
+    </w:p>
+    <w:p>
+      <w:pPr>
+        <w:spacing w:after="120"/>
+      </w:pPr>
+      <w:r>
+        <w:t xml:space="preserve">Huit pages HTML sont bâties par Vite (index.html, login.html, dashboard.html, reset-password.html, 404.html, merci.html, confidentialite.html, conditions-generales.html) et portent les fondamentaux SEO/marketing d'un site vitrine :</w:t>
+      </w:r>
+    </w:p>
+    <w:p>
+      <w:pPr>
+        <w:pStyle w:val="ListParagraph"/>
+        <w:numPr>
+          <w:ilvl w:val="0"/>
+          <w:numId w:val="1"/>
+        </w:numPr>
+        <w:spacing w:after="60"/>
+      </w:pPr>
+      <w:r>
+        <w:t xml:space="preserve">Meta descriptions et titres orientés B2B ("logiciel de gestion pour station de lavage auto au Sénégal"), Open Graph / Twitter Card, URL canonique, et données structurées JSON-LD sur index.html : Organization + SoftwareApplication (les 3 forfaits SaaS en Offer) + WebSite + FAQPage. Le type LocalBusiness a été retiré le 1 septembre 2026 — l'activité est un éditeur de logiciel 100 % en ligne, sans local physique.</w:t>
+      </w:r>
+    </w:p>
+    <w:p>
+      <w:pPr>
+        <w:pStyle w:val="ListParagraph"/>
+        <w:numPr>
+          <w:ilvl w:val="0"/>
+          <w:numId w:val="1"/>
+        </w:numPr>
+        <w:spacing w:after="60"/>
+      </w:pPr>
+      <w:r>
+        <w:t xml:space="preserve">Google Analytics 4 actif depuis le 1 septembre 2026 sur les 4 points d'entrée — propriété "Clean Car Galsen", identifiant de mesure G-6EFQN7CBB8, mesures améliorées activées.</w:t>
+      </w:r>
+    </w:p>
+    <w:p>
+      <w:pPr>
+        <w:pStyle w:val="ListParagraph"/>
+        <w:numPr>
+          <w:ilvl w:val="0"/>
+          <w:numId w:val="1"/>
+        </w:numPr>
+        <w:spacing w:after="60"/>
+      </w:pPr>
+      <w:r>
+        <w:t xml:space="preserve">Toutes les pages HTML (404, merci, confidentialité, CGU comprises) chargent le même app.css compilé au build par Vite/PostCSS ; le CDN runtime cdn.tailwindcss.com (~407 Ko de JS bloquant) a été retiré le 1 septembre 2026.</w:t>
+      </w:r>
+    </w:p>
+    <w:p>
+      <w:pPr>
+        <w:pStyle w:val="ListParagraph"/>
+        <w:numPr>
+          <w:ilvl w:val="0"/>
+          <w:numId w:val="1"/>
+        </w:numPr>
+        <w:spacing w:after="60"/>
+      </w:pPr>
+      <w:r>
+        <w:t xml:space="preserve">Routage d'hébergement piloté par vercel.json (public/_redirects, au format Netlify, est ignoré par Vercel) : /admin/*, /superadmin/*, /dashboard et /stations sont réécrits vers dashboard.html. Le renvoi catch-all /(.*) → /index.html a été supprimé le 1 septembre 2026 : un chemin inconnu sert désormais 404.html avec un vrai statut HTTP 404, au lieu d'une fausse page 200 ("soft 404") qui polluait l'indexation.</w:t>
+      </w:r>
+    </w:p>
+    <w:p>
+      <w:pPr>
+        <w:pStyle w:val="ListParagraph"/>
+        <w:numPr>
+          <w:ilvl w:val="0"/>
+          <w:numId w:val="1"/>
+        </w:numPr>
+        <w:spacing w:after="60"/>
+      </w:pPr>
+      <w:r>
+        <w:t xml:space="preserve">index.html interroge directement Supabase pour afficher les vraies stations partenaires actives et leurs avis.</w:t>
+      </w:r>
+    </w:p>
+    <w:p>
+      <w:pPr>
+        <w:pStyle w:val="ListParagraph"/>
+        <w:numPr>
+          <w:ilvl w:val="0"/>
+          <w:numId w:val="1"/>
+        </w:numPr>
+        <w:spacing w:after="60"/>
+      </w:pPr>
+      <w:r>
+        <w:t xml:space="preserve">Fil d'Ariane + titre de page dynamique sur la route publique /stations.</w:t>
+      </w:r>
+    </w:p>
+    <w:p>
+      <w:pPr>
+        <w:pStyle w:val="ListParagraph"/>
+        <w:numPr>
+          <w:ilvl w:val="0"/>
+          <w:numId w:val="1"/>
+        </w:numPr>
+        <w:spacing w:after="60"/>
+      </w:pPr>
+      <w:r>
+        <w:t xml:space="preserve">Carte Google Maps intégrée + lien "itinéraire" sur la fiche détail d'une station.</w:t>
+      </w:r>
+    </w:p>
+    <w:p>
+      <w:pPr>
+        <w:pStyle w:val="ListParagraph"/>
+        <w:numPr>
+          <w:ilvl w:val="0"/>
+          <w:numId w:val="1"/>
+        </w:numPr>
+        <w:spacing w:after="60"/>
+      </w:pPr>
+      <w:r>
+        <w:t xml:space="preserve">Depuis le 21 août 2026, /stations met aussi en avant les stations avec une campagne publicitaire ACTIVE (badge "À la une", épinglées en tête) — voir section 7.4.</w:t>
+      </w:r>
+    </w:p>
+    <w:p>
+      <w:pPr>
+        <w:pStyle w:val="ListParagraph"/>
+        <w:numPr>
+          <w:ilvl w:val="0"/>
+          <w:numId w:val="1"/>
+        </w:numPr>
+        <w:spacing w:after="60"/>
+      </w:pPr>
+      <w:r>
+        <w:t xml:space="preserve">Section "À propos" (#a-propos) sur la page d'accueil : équipe de laveurs (pointage, planning, affectation multi-laveurs, classement) et périmètre fonctionnel du système, 3 photos de laveurs libres de droits (Pexels), 3 valeurs, CTA station. Sous-partie "Le poste de commande du gérant" : maquette en pur HTML/CSS de la file d'attente Live (plaque, fiche véhicule, assignation d'un ou plusieurs laveurs, bouton Démarrer, bloc "En cours") qui reproduit l'écran réel de StationDashboard, avec l'explication du flux valider-puis-laver en 3 étapes.</w:t>
+      </w:r>
+    </w:p>
+    <w:p>
+      <w:pPr>
+        <w:pStyle w:val="ListParagraph"/>
+        <w:numPr>
+          <w:ilvl w:val="0"/>
+          <w:numId w:val="1"/>
+        </w:numPr>
+        <w:spacing w:after="60"/>
+      </w:pPr>
+      <w:r>
+        <w:t xml:space="preserve">Vidéo hero réencodée en 960×540 (~470 Ko au lieu de 3,2 Mo) et chargée uniquement sur grand écran et connexion correcte (ni save-data, ni 2g, ni prefers-reduced-motion) ; sinon poster seul (~38 Ko). Polices Google chargées via &lt;link&gt; plutôt qu'un @import CSS bloquant.</w:t>
+      </w:r>
+    </w:p>
+    <w:p>
+      <w:pPr>
+        <w:pStyle w:val="ListParagraph"/>
+        <w:numPr>
+          <w:ilvl w:val="0"/>
+          <w:numId w:val="1"/>
+        </w:numPr>
+        <w:spacing w:after="60"/>
+      </w:pPr>
+      <w:r>
+        <w:t xml:space="preserve">dashboard.html porte désormais une balise noindex (coquille React sans contenu propre à indexer), au même titre que login.html et reset-password.html ; robots.txt ne bloque plus que /admin/ et /superadmin/.</w:t>
+      </w:r>
+    </w:p>
+    <w:p>
+      <w:pPr>
+        <w:pStyle w:val="ListParagraph"/>
+        <w:numPr>
+          <w:ilvl w:val="0"/>
+          <w:numId w:val="1"/>
+        </w:numPr>
+        <w:spacing w:after="60"/>
+      </w:pPr>
+      <w:r>
+        <w:t xml:space="preserve">sitemap.xml réduit aux 3 pages réellement indexables (accueil, conditions générales, confidentialité) — /login, /dashboard et /stations en ont été retirés.</w:t>
+      </w:r>
+    </w:p>
+    <w:p>
+      <w:pPr>
+        <w:pStyle w:val="ListParagraph"/>
+        <w:numPr>
+          <w:ilvl w:val="0"/>
+          <w:numId w:val="1"/>
+        </w:numPr>
+        <w:spacing w:after="60"/>
+      </w:pPr>
+      <w:r>
+        <w:t xml:space="preserve">Google Search Console : propriété de type Domaine sur galsenautocleaner.com, vérifiée par enregistrement DNS TXT (DNS géré par Vercel) le 1 septembre 2026 — sitemap soumis, indexation de l'accueil demandée. Le référencement vise en priorité les gérants de station (requêtes B2B).</w:t>
+      </w:r>
+    </w:p>
+    <w:p>
+      <w:pPr>
+        <w:pStyle w:val="Heading1"/>
+        <w:spacing w:after="160" w:before="360"/>
+      </w:pPr>
+      <w:r>
+        <w:t xml:space="preserve">9. Limites connues / dette technique</w:t>
+      </w:r>
+    </w:p>
+    <w:p>
+      <w:pPr>
+        <w:pStyle w:val="ListParagraph"/>
+        <w:numPr>
+          <w:ilvl w:val="0"/>
+          <w:numId w:val="1"/>
+        </w:numPr>
+        <w:spacing w:after="60"/>
+      </w:pPr>
+      <w:r>
+        <w:t xml:space="preserve">Aucune passerelle de paiement réelle — tout paiement "en ligne" est simulé ou passe par une confirmation manuelle du Super Admin.</w:t>
+      </w:r>
+    </w:p>
+    <w:p>
+      <w:pPr>
+        <w:pStyle w:val="ListParagraph"/>
+        <w:numPr>
+          <w:ilvl w:val="0"/>
+          <w:numId w:val="1"/>
+        </w:numPr>
+        <w:spacing w:after="60"/>
+      </w:pPr>
+      <w:r>
+        <w:t xml:space="preserve">Aucune tâche planifiée (cron/Edge Function) : les statuts expirés sont recalculés à la lecture, jamais réécrits en base tant que personne ne consulte la donnée.</w:t>
+      </w:r>
+    </w:p>
+    <w:p>
+      <w:pPr>
+        <w:pStyle w:val="ListParagraph"/>
+        <w:numPr>
+          <w:ilvl w:val="0"/>
+          <w:numId w:val="1"/>
+        </w:numPr>
+        <w:spacing w:after="60"/>
+      </w:pPr>
+      <w:r>
+        <w:t xml:space="preserve">Pas de Supabase Storage : toutes les images (logos, cachets, photos, visuels de publicité) sont en base64, plafonnées à 1,5 Mo.</w:t>
+      </w:r>
+    </w:p>
+    <w:p>
+      <w:pPr>
+        <w:pStyle w:val="ListParagraph"/>
+        <w:numPr>
+          <w:ilvl w:val="0"/>
+          <w:numId w:val="1"/>
+        </w:numPr>
+        <w:spacing w:after="60"/>
+      </w:pPr>
+      <w:r>
+        <w:t xml:space="preserve">Le chunk JavaScript principal de l'espace Admin/Dashboard dépasse 1,4 Mo minifié — aucun découpage en chunks (code-splitting) n'a encore été mis en place.</w:t>
+      </w:r>
+    </w:p>
+    <w:p>
+      <w:pPr>
+        <w:pStyle w:val="ListParagraph"/>
+        <w:numPr>
+          <w:ilvl w:val="0"/>
+          <w:numId w:val="1"/>
+        </w:numPr>
+        <w:spacing w:after="60"/>
+      </w:pPr>
+      <w:r>
+        <w:t xml:space="preserve">Aucune suite de tests automatisés, et aucun outil de vérification statique (TypeScript, ESLint) configuré dans le projet : une variable référencée sans être déclarée ne casse pas npm run build, seulement au moment où ce code s'exécute réellement en production. Une régression de ce type (stationProfile non récupéré dans StationDashboard.jsx, cassant silencieusement le bouton "Go") a été introduite puis corrigée le 21 août 2026 ; un scan ESLint no-undef ponctuel (sans configuration permanente) a confirmé l'absence d'autres cas similaires à cette date.</w:t>
+      </w:r>
+    </w:p>
+    <w:p>
+      <w:pPr>
+        <w:pStyle w:val="ListParagraph"/>
+        <w:numPr>
+          <w:ilvl w:val="0"/>
+          <w:numId w:val="1"/>
+        </w:numPr>
+        <w:spacing w:after="60"/>
+      </w:pPr>
+      <w:r>
+        <w:t xml:space="preserve">Le plafond de véhicules par palier est dupliqué entre client_vehicle_cap() côté SQL (section 6.1) et vehicleCapFor() côté JS (src/lib/superUser.js) — les deux doivent être maintenus synchronisés manuellement à chaque évolution des paliers, sans test automatisé pour le garantir.</w:t>
+      </w:r>
+    </w:p>
+    <w:p>
+      <w:pPr>
+        <w:pStyle w:val="ListParagraph"/>
+        <w:numPr>
+          <w:ilvl w:val="0"/>
+          <w:numId w:val="1"/>
+        </w:numPr>
+        <w:spacing w:after="60"/>
+      </w:pPr>
+      <w:r>
+        <w:t xml:space="preserve">Fichiers HTML legacy à la racine du dépôt : dead code jamais servi, conservés uniquement comme référence de maquettes historiques.</w:t>
+      </w:r>
+    </w:p>
+    <w:p>
+      <w:pPr>
+        <w:pStyle w:val="ListParagraph"/>
+        <w:numPr>
+          <w:ilvl w:val="0"/>
+          <w:numId w:val="1"/>
+        </w:numPr>
+        <w:spacing w:after="60"/>
+      </w:pPr>
+      <w:r>
+        <w:t xml:space="preserve">Le titre principal (H1) de la page d'accueil s'adresse encore aux automobilistes ("Votre lavage de confiance à Dakar") alors que le référencement et les CTA visent les gérants de station : incohérence de message à corriger.</w:t>
+      </w:r>
+    </w:p>
+    <w:p>
+      <w:pPr>
+        <w:pStyle w:val="ListParagraph"/>
+        <w:numPr>
+          <w:ilvl w:val="0"/>
+          <w:numId w:val="1"/>
+        </w:numPr>
+        <w:spacing w:after="60"/>
+      </w:pPr>
+      <w:r>
+        <w:t xml:space="preserve">Contrôle d'accès des collaborateurs de station (rôle 'staff') appliqué côté interface seulement — menu et routes /admin/*. Un compte 'staff' connecté peut techniquement lire ou écrire les données de SA station via l'API Supabase (le RLS n'est scopé qu'à la station). Un durcissement RLS par permission reste à faire — voir section 7.10.</w:t>
+      </w:r>
+    </w:p>
+    <w:p>
+      <w:pPr>
+        <w:spacing w:after="200"/>
+      </w:pPr>
+      <w:r>
+        <w:rPr>
+          <w:i/>
+          <w:iCs/>
+          <w:color w:val="595959"/>
+        </w:rPr>
+        <w:t xml:space="preserve">Document généré automatiquement à partir de l'état du code au moment de la génération — à mettre à jour manuellement en cas d'évolution majeure de l'architecture.</w:t>
+      </w:r>
+    </w:p>
+    <w:sectPr>
+      <w:pgSz w:w="11906" w:h="16838" w:orient="portrait"/>
+      <w:pgMar w:top="1440" w:right="1440" w:bottom="1440" w:left="1440" w:header="708" w:footer="708" w:gutter="0"/>
+      <w:pgNumType/>
+      <w:docGrid w:linePitch="360"/>
+    </w:sectPr>
+  </w:body>
+</w:document>
 </file>
 
 <file path=word/comments.xml><?xml version="1.0" encoding="utf-8"?>

--- a/docs/Architecture-Technique-CleanCarGalsen.docx
+++ b/docs/Architecture-Technique-CleanCarGalsen.docx
@@ -1777,7 +1777,7 @@
         <w:spacing w:after="120"/>
       </w:pPr>
       <w:r>
-        <w:t xml:space="preserve">Ajoutée le 6 septembre 2026. Supabase Auth ne termine jamais une session de lui-même (jeton rafraîchi en silence, stockage localStorage) et le time-box côté serveur est réservé au plan Pro. Une veille côté client (src/lib/idleTimeout.js, branchée dans src/App.jsx) déconnecte donc l'utilisateur après 1 heure sans interaction.</w:t>
+        <w:t xml:space="preserve">Ajoutée le 6 septembre 2026. Supabase Auth ne termine jamais une session de lui-même (jeton rafraîchi en silence, stockage localStorage) et le time-box côté serveur est réservé au plan Pro. Une veille côté client (src/lib/idleTimeout.js, branchée dans src/App.jsx) déconnecte donc l'utilisateur après 30 minutes sans interaction (défaut, surchargeable par navigateur via localStorage ccg_idle_max_minutes).</w:t>
       </w:r>
     </w:p>
     <w:p>

--- a/docs/Architecture-Technique-CleanCarGalsen.docx
+++ b/docs/Architecture-Technique-CleanCarGalsen.docx
@@ -57,7 +57,7 @@
           <w:iCs/>
           <w:color w:val="595959"/>
         </w:rPr>
-        <w:t xml:space="preserve">Généré le 19 août 2026 — mis à jour le 7 septembre 2026</w:t>
+        <w:t xml:space="preserve">Généré le 19 août 2026 — mis à jour le 10 septembre 2026</w:t>
       </w:r>
     </w:p>
     <w:p>
@@ -87,33 +87,33 @@
         <w:spacing w:after="60"/>
       </w:pPr>
       <w:r>
-        <w:t xml:space="preserve">Automobiliste (client) : recherche une station, réserve un lavage, suit sa file d'attente en direct (et peut, s'il est abonné à la station, reculer lui-même sa place), paie en ligne ou sur place, gère son garage de véhicules (2 gratuits, 5 avec l'offre Plus, illimité avec Super User), et peut souscrire un abonnement fidélité prépayé auprès d'une station.</w:t>
-      </w:r>
-    </w:p>
-    <w:p>
-      <w:pPr>
-        <w:pStyle w:val="ListParagraph"/>
-        <w:numPr>
-          <w:ilvl w:val="0"/>
-          <w:numId w:val="1"/>
-        </w:numPr>
-        <w:spacing w:after="60"/>
-      </w:pPr>
-      <w:r>
-        <w:t xml:space="preserve">Station (admin) : gère sa file d'attente, ses laveurs et leur pointage, sa tarification, ses promotions, sa comptabilité, ses abonnements clients fidélité, et ses campagnes publicitaires payantes.</w:t>
-      </w:r>
-    </w:p>
-    <w:p>
-      <w:pPr>
-        <w:pStyle w:val="ListParagraph"/>
-        <w:numPr>
-          <w:ilvl w:val="0"/>
-          <w:numId w:val="1"/>
-        </w:numPr>
-        <w:spacing w:after="60"/>
-      </w:pPr>
-      <w:r>
-        <w:t xml:space="preserve">Super Admin (opérateur de la plateforme) : supervise l'ensemble du réseau de stations, la facturation SaaS, les abonnements Super User et les publicités payantes, les litiges.</w:t>
+        <w:t xml:space="preserve">Automobiliste (client) : recherche une station, réserve un lavage, suit sa file d'attente en direct (et peut, s'il est abonné à la station, reculer lui-même sa place), paie en ligne — réellement via PayDunya depuis le 9 septembre 2026, voir section 2.3 — ou sur place, gère son garage de véhicules (2 gratuits, 5 avec l'offre Plus, illimité avec Super User ; motos et tricycles partagent désormais une même catégorie tarifaire à prestation unique, voir section 5), peut souscrire un abonnement fidélité prépayé auprès d'une station, et achète des produits dans la boutique d'une station qu'il connaît déjà (catalogue + contact WhatsApp, voir section 7.11).</w:t>
+      </w:r>
+    </w:p>
+    <w:p>
+      <w:pPr>
+        <w:pStyle w:val="ListParagraph"/>
+        <w:numPr>
+          <w:ilvl w:val="0"/>
+          <w:numId w:val="1"/>
+        </w:numPr>
+        <w:spacing w:after="60"/>
+      </w:pPr>
+      <w:r>
+        <w:t xml:space="preserve">Station (admin) : gère sa file d'attente, ses laveurs et leur pointage (avec export Excel mensuel réel à 3 feuilles), sa tarification, ses promotions, sa comptabilité (dont un suivi des encaissements par mode de paiement), ses abonnements clients fidélité, ses campagnes publicitaires payantes, sa boutique de produits et son bilan d'activité (forfait Business, ou modules complémentaires — voir section 7.16), ainsi que son équipe de collaborateurs par rôle.</w:t>
+      </w:r>
+    </w:p>
+    <w:p>
+      <w:pPr>
+        <w:pStyle w:val="ListParagraph"/>
+        <w:numPr>
+          <w:ilvl w:val="0"/>
+          <w:numId w:val="1"/>
+        </w:numPr>
+        <w:spacing w:after="60"/>
+      </w:pPr>
+      <w:r>
+        <w:t xml:space="preserve">Super Admin (opérateur de la plateforme) : supervise l'ensemble du réseau de stations, la facturation SaaS (dont l'octroi d'un accès illimité gratuit à vie à certaines stations), les abonnements Plus/Super User et les publicités payantes, les litiges, les modules complémentaires activables par station, le bilan de la plateforme, et l'export RGPD des données.</w:t>
       </w:r>
     </w:p>
     <w:p>
@@ -134,7 +134,7 @@
         <w:spacing w:after="120"/>
       </w:pPr>
       <w:r>
-        <w:t xml:space="preserve">L'interface est entièrement en français, les montants en FCFA, les moyens de paiement affichés sont Wave et Orange Money.</w:t>
+        <w:t xml:space="preserve">L'interface est entièrement en français, les montants en FCFA, les moyens de paiement affichés sont Wave et Orange Money (relayés par PayDunya pour les paiements réellement en ligne).</w:t>
       </w:r>
     </w:p>
     <w:p>
@@ -149,7 +149,7 @@
     <w:p>
       <w:pPr>
         <w:pStyle w:val="Heading2"/>
-        <w:spacing w:after="120" w:before="240"/>
+        <w:spacing w:after="140" w:before="260"/>
       </w:pPr>
       <w:r>
         <w:t xml:space="preserve">2.1 Frontend</w:t>
@@ -217,26 +217,39 @@
         <w:spacing w:after="60"/>
       </w:pPr>
       <w:r>
-        <w:t xml:space="preserve">Graphiques : Composants SVG faits maison (aucune librairie de charts externe type Recharts/Chart.js).</w:t>
-      </w:r>
-    </w:p>
-    <w:p>
-      <w:pPr>
-        <w:pStyle w:val="ListParagraph"/>
-        <w:numPr>
-          <w:ilvl w:val="0"/>
-          <w:numId w:val="1"/>
-        </w:numPr>
-        <w:spacing w:after="60"/>
-      </w:pPr>
-      <w:r>
-        <w:t xml:space="preserve">Export Excel : xlsx (SheetJS), utilisé pour l'export du planning des laveurs et, depuis peu, l'export de l'historique des transactions.</w:t>
+        <w:t xml:space="preserve">Graphiques : composants SVG faits maison (components/ui/charts.jsx — Donut, Legend, Bars, GroupedBars, AreaLine, Gauge), aucune librairie de charts externe type Recharts/Chart.js.</w:t>
+      </w:r>
+    </w:p>
+    <w:p>
+      <w:pPr>
+        <w:pStyle w:val="ListParagraph"/>
+        <w:numPr>
+          <w:ilvl w:val="0"/>
+          <w:numId w:val="1"/>
+        </w:numPr>
+        <w:spacing w:after="60"/>
+      </w:pPr>
+      <w:r>
+        <w:t xml:space="preserve">Export Excel : xlsx (SheetJS) — le planning prévisionnel des laveurs, le pointage mensuel réel (3 feuilles, voir section 7.2) et l'historique des transactions.</w:t>
+      </w:r>
+    </w:p>
+    <w:p>
+      <w:pPr>
+        <w:pStyle w:val="ListParagraph"/>
+        <w:numPr>
+          <w:ilvl w:val="0"/>
+          <w:numId w:val="1"/>
+        </w:numPr>
+        <w:spacing w:after="60"/>
+      </w:pPr>
+      <w:r>
+        <w:t xml:space="preserve">Export PDF : jsPDF, entièrement côté client (graphiques redessinés en vectoriel, pas de capture d'écran) — reçus de lavage et rapports Bilan (station et plateforme, voir section 7.15).</w:t>
       </w:r>
     </w:p>
     <w:p>
       <w:pPr>
         <w:pStyle w:val="Heading2"/>
-        <w:spacing w:after="120" w:before="240"/>
+        <w:spacing w:after="140" w:before="260"/>
       </w:pPr>
       <w:r>
         <w:t xml:space="preserve">2.2 Backend</w:t>
@@ -278,26 +291,26 @@
         <w:spacing w:after="60"/>
       </w:pPr>
       <w:r>
-        <w:t xml:space="preserve">Fichiers/Images : Aucun bucket Supabase Storage utilisé : logos, cachets, photos de profil et images de publicité sont stockés en base64 (Data URL) directement dans les colonnes texte, plafonnés à 1,5 Mo.</w:t>
-      </w:r>
-    </w:p>
-    <w:p>
-      <w:pPr>
-        <w:pStyle w:val="ListParagraph"/>
-        <w:numPr>
-          <w:ilvl w:val="0"/>
-          <w:numId w:val="1"/>
-        </w:numPr>
-        <w:spacing w:after="60"/>
-      </w:pPr>
-      <w:r>
-        <w:t xml:space="preserve">Edge Functions (Deno) : uniquement des fonctions ponctuelles — emails transactionnels via Resend (send-welcome-email, send-retention-reminders) et, depuis le 7 septembre 2026, l'invitation de collaborateurs (invite-station-member, accept-station-invite — voir section 7.10). Pas de cron applicatif : les statuts qui "expirent" (abonnement Plus/Super User, publicité, bandeau promo, essai station) sont recalculés à la volée à chaque lecture plutôt que mis à jour en base par un job.</w:t>
+        <w:t xml:space="preserve">Fichiers/Images : aucun bucket Supabase Storage utilisé : logos, cachets, photos de profil, images de publicité et de produits boutique sont stockés en base64 (Data URL) directement dans les colonnes texte, plafonnés à 1,5 Mo (2,2 Mo pour les visuels produit boutique).</w:t>
+      </w:r>
+    </w:p>
+    <w:p>
+      <w:pPr>
+        <w:pStyle w:val="ListParagraph"/>
+        <w:numPr>
+          <w:ilvl w:val="0"/>
+          <w:numId w:val="1"/>
+        </w:numPr>
+        <w:spacing w:after="60"/>
+      </w:pPr>
+      <w:r>
+        <w:t xml:space="preserve">Edge Functions (Deno) : emails transactionnels via Resend (send-welcome-email, send-retention-reminders), invitation de collaborateurs (invite-station-member, accept-station-invite), et depuis le 9 septembre 2026 la passerelle de paiement PayDunya — create-lavage-payment, create-platform-payment, paydunya-callback (voir section 2.3). Pas de cron applicatif : les statuts qui « expirent » (abonnement Plus/Super User, publicité, bandeau promo, essai station, promotion boutique) sont recalculés à la volée à chaque lecture plutôt que mis à jour en base par un job.</w:t>
       </w:r>
     </w:p>
     <w:p>
       <w:pPr>
         <w:pStyle w:val="Heading2"/>
-        <w:spacing w:after="120" w:before="240"/>
+        <w:spacing w:after="140" w:before="260"/>
       </w:pPr>
       <w:r>
         <w:t xml:space="preserve">2.3 Paiement</w:t>
@@ -308,46 +321,59 @@
         <w:spacing w:after="120"/>
       </w:pPr>
       <w:r>
-        <w:t xml:space="preserve">Il n'existe aucune passerelle de paiement réelle intégrée (pas d'API Wave/Orange Money). Trois mécanismes coexistent désormais :</w:t>
-      </w:r>
-    </w:p>
-    <w:p>
-      <w:pPr>
-        <w:pStyle w:val="ListParagraph"/>
-        <w:numPr>
-          <w:ilvl w:val="0"/>
-          <w:numId w:val="1"/>
-        </w:numPr>
-        <w:spacing w:after="60"/>
-      </w:pPr>
-      <w:r>
-        <w:t xml:space="preserve">Paiement "réservation" (file d'attente) : simulé côté client (délai artificiel puis confirmation), à but de démonstration du parcours — ou réglé via le solde d'un abonnement fidélité (voir ci-dessous).</w:t>
-      </w:r>
-    </w:p>
-    <w:p>
-      <w:pPr>
-        <w:pStyle w:val="ListParagraph"/>
-        <w:numPr>
-          <w:ilvl w:val="0"/>
-          <w:numId w:val="1"/>
-        </w:numPr>
-        <w:spacing w:after="60"/>
-      </w:pPr>
-      <w:r>
-        <w:t xml:space="preserve">Paiement "abonnement" (Plus/Super User automobiliste, Publicité station) : le client/la station saisit un numéro et clique payer, ce qui crée une ligne en base au statut PENDING. Seul le Super Admin peut la faire passer à ACTIVE, une fois l'argent réellement reçu par un autre canal (Wave/OM manuel). Aucune activation automatique n'existe. Côté automobiliste, deux offres payantes coexistent depuis le 22 août 2026 (Plus et Super User — voir section 6.3). La publicité station propose 3 offres de durée (3 jours / 1 semaine / 1 mois, prix croissants) au lieu d'une offre unique.</w:t>
-      </w:r>
-    </w:p>
-    <w:p>
-      <w:pPr>
-        <w:pStyle w:val="ListParagraph"/>
-        <w:numPr>
-          <w:ilvl w:val="0"/>
-          <w:numId w:val="1"/>
-        </w:numPr>
-        <w:spacing w:after="60"/>
-      </w:pPr>
-      <w:r>
-        <w:t xml:space="preserve">Paiement "abonnement fidélité client" (station_client_subscriptions) : une station crée un abonnement prépayé pour un client régulier (nom + téléphone). Le solde se déduit automatiquement lorsqu'un lavage est réglé avec la méthode "Abonnement" — géré entièrement côté base de données par un trigger Postgres (voir section 7.5), pas par le code applicatif.</w:t>
+        <w:t xml:space="preserve">Depuis le 9 septembre 2026, une vraie passerelle de paiement existe : PayDunya, via l'API PER (Paiement Électronique Redistribué) et trois Edge Functions Deno. paydunya-callback est l'unique point d'entrée public (verify_jwt=false, appelé par PayDunya en serveur à serveur) : il re-vérifie le statut de la facture auprès de PayDunya avant tout effet, puis route selon custom_data.kind. Trois mécanismes coexistent :</w:t>
+      </w:r>
+    </w:p>
+    <w:p>
+      <w:pPr>
+        <w:pStyle w:val="ListParagraph"/>
+        <w:numPr>
+          <w:ilvl w:val="0"/>
+          <w:numId w:val="1"/>
+        </w:numPr>
+        <w:spacing w:after="60"/>
+      </w:pPr>
+      <w:r>
+        <w:t xml:space="preserve">Paiement « lavage » (réservation) : create-lavage-payment reçoit le panier, calcule la commission plateforme (station_billing.commission_rate si définie, sinon le taux par défaut — secret PLATFORM_DEFAULT_COMMISSION_PERCENT, 10 %) et redirige vers PayDunya. Aucune réservation n'est créée avant paiement confirmé : c'est paydunya-callback qui crée les réservations déjà payées, puis déclenche la redistribution vers la station via l'API disburse (PER) de PayDunya. Le montant encaissé par la station (transactions) reste le montant plein du lavage ; la commission n'est suivie qu'à part, dans la nouvelle table paiements_lavage (part_station, part_plateforme, taux_commission, statut_redistribution ∈ {en_attente, reussi, echec}).</w:t>
+      </w:r>
+    </w:p>
+    <w:p>
+      <w:pPr>
+        <w:pStyle w:val="ListParagraph"/>
+        <w:numPr>
+          <w:ilvl w:val="0"/>
+          <w:numId w:val="1"/>
+        </w:numPr>
+        <w:spacing w:after="60"/>
+      </w:pPr>
+      <w:r>
+        <w:t xml:space="preserve">Paiement « plateforme » (100 % Super Admin, sans redistribution) : create-platform-payment couvre trois cas — renouvellement d'abonnement station (kind='saas', voir section 7.13), abonnement automobiliste Plus/Super User (kind='superuser'), campagne publicitaire station (kind='ad'). Pour chacun, l'ancien mécanisme PENDING → ACTIVE à confirmation manuelle du Super Admin est conservé comme filet de secours si la redirection PayDunya échoue (voir section 7.3).</w:t>
+      </w:r>
+    </w:p>
+    <w:p>
+      <w:pPr>
+        <w:pStyle w:val="ListParagraph"/>
+        <w:numPr>
+          <w:ilvl w:val="0"/>
+          <w:numId w:val="1"/>
+        </w:numPr>
+        <w:spacing w:after="60"/>
+      </w:pPr>
+      <w:r>
+        <w:t xml:space="preserve">Paiement « abonnement fidélité client » (station_client_subscriptions) : une station crée un abonnement prépayé pour un client régulier (nom + téléphone). Le solde se déduit automatiquement lorsqu'un lavage est réglé avec la méthode « Abonnement » — entièrement géré côté base de données par un trigger Postgres (voir section 7.5), sans lien avec PayDunya.</w:t>
+      </w:r>
+    </w:p>
+    <w:p>
+      <w:pPr>
+        <w:pStyle w:val="ListParagraph"/>
+        <w:numPr>
+          <w:ilvl w:val="0"/>
+          <w:numId w:val="1"/>
+        </w:numPr>
+        <w:spacing w:after="60"/>
+      </w:pPr>
+      <w:r>
+        <w:t xml:space="preserve">Mode : PAYDUNYA_MODE (secret Supabase, « test » par défaut si non défini). Le flux n'a pas encore été confirmé de bout en bout en conditions réelles — voir section 9.</w:t>
       </w:r>
     </w:p>
     <w:p>
@@ -390,10 +416,10 @@
           <w:tcPr>
             <w:tcW w:type="pct" w:w="25%"/>
             <w:tcBorders>
-              <w:top w:val="single" w:color="auto" w:sz="4"/>
-              <w:left w:val="single" w:color="auto" w:sz="4"/>
-              <w:bottom w:val="single" w:color="auto" w:sz="4"/>
-              <w:right w:val="single" w:color="auto" w:sz="4"/>
+              <w:top w:val="single" w:color="000000" w:sz="4"/>
+              <w:left w:val="single" w:color="000000" w:sz="4"/>
+              <w:bottom w:val="single" w:color="000000" w:sz="4"/>
+              <w:right w:val="single" w:color="000000" w:sz="4"/>
             </w:tcBorders>
             <w:shd w:fill="1F3864" w:color="1F3864" w:val="solid"/>
           </w:tcPr>
@@ -412,10 +438,10 @@
           <w:tcPr>
             <w:tcW w:type="pct" w:w="25%"/>
             <w:tcBorders>
-              <w:top w:val="single" w:color="auto" w:sz="4"/>
-              <w:left w:val="single" w:color="auto" w:sz="4"/>
-              <w:bottom w:val="single" w:color="auto" w:sz="4"/>
-              <w:right w:val="single" w:color="auto" w:sz="4"/>
+              <w:top w:val="single" w:color="000000" w:sz="4"/>
+              <w:left w:val="single" w:color="000000" w:sz="4"/>
+              <w:bottom w:val="single" w:color="000000" w:sz="4"/>
+              <w:right w:val="single" w:color="000000" w:sz="4"/>
             </w:tcBorders>
             <w:shd w:fill="1F3864" w:color="1F3864" w:val="solid"/>
           </w:tcPr>
@@ -434,10 +460,10 @@
           <w:tcPr>
             <w:tcW w:type="pct" w:w="25%"/>
             <w:tcBorders>
-              <w:top w:val="single" w:color="auto" w:sz="4"/>
-              <w:left w:val="single" w:color="auto" w:sz="4"/>
-              <w:bottom w:val="single" w:color="auto" w:sz="4"/>
-              <w:right w:val="single" w:color="auto" w:sz="4"/>
+              <w:top w:val="single" w:color="000000" w:sz="4"/>
+              <w:left w:val="single" w:color="000000" w:sz="4"/>
+              <w:bottom w:val="single" w:color="000000" w:sz="4"/>
+              <w:right w:val="single" w:color="000000" w:sz="4"/>
             </w:tcBorders>
             <w:shd w:fill="1F3864" w:color="1F3864" w:val="solid"/>
           </w:tcPr>
@@ -456,10 +482,10 @@
           <w:tcPr>
             <w:tcW w:type="pct" w:w="25%"/>
             <w:tcBorders>
-              <w:top w:val="single" w:color="auto" w:sz="4"/>
-              <w:left w:val="single" w:color="auto" w:sz="4"/>
-              <w:bottom w:val="single" w:color="auto" w:sz="4"/>
-              <w:right w:val="single" w:color="auto" w:sz="4"/>
+              <w:top w:val="single" w:color="000000" w:sz="4"/>
+              <w:left w:val="single" w:color="000000" w:sz="4"/>
+              <w:bottom w:val="single" w:color="000000" w:sz="4"/>
+              <w:right w:val="single" w:color="000000" w:sz="4"/>
             </w:tcBorders>
             <w:shd w:fill="1F3864" w:color="1F3864" w:val="solid"/>
           </w:tcPr>
@@ -480,10 +506,10 @@
           <w:tcPr>
             <w:tcW w:type="pct" w:w="25%"/>
             <w:tcBorders>
-              <w:top w:val="single" w:color="auto" w:sz="4"/>
-              <w:left w:val="single" w:color="auto" w:sz="4"/>
-              <w:bottom w:val="single" w:color="auto" w:sz="4"/>
-              <w:right w:val="single" w:color="auto" w:sz="4"/>
+              <w:top w:val="single" w:color="000000" w:sz="4"/>
+              <w:left w:val="single" w:color="000000" w:sz="4"/>
+              <w:bottom w:val="single" w:color="000000" w:sz="4"/>
+              <w:right w:val="single" w:color="000000" w:sz="4"/>
             </w:tcBorders>
           </w:tcPr>
           <w:p>
@@ -496,10 +522,10 @@
           <w:tcPr>
             <w:tcW w:type="pct" w:w="25%"/>
             <w:tcBorders>
-              <w:top w:val="single" w:color="auto" w:sz="4"/>
-              <w:left w:val="single" w:color="auto" w:sz="4"/>
-              <w:bottom w:val="single" w:color="auto" w:sz="4"/>
-              <w:right w:val="single" w:color="auto" w:sz="4"/>
+              <w:top w:val="single" w:color="000000" w:sz="4"/>
+              <w:left w:val="single" w:color="000000" w:sz="4"/>
+              <w:bottom w:val="single" w:color="000000" w:sz="4"/>
+              <w:right w:val="single" w:color="000000" w:sz="4"/>
             </w:tcBorders>
           </w:tcPr>
           <w:p>
@@ -512,10 +538,10 @@
           <w:tcPr>
             <w:tcW w:type="pct" w:w="25%"/>
             <w:tcBorders>
-              <w:top w:val="single" w:color="auto" w:sz="4"/>
-              <w:left w:val="single" w:color="auto" w:sz="4"/>
-              <w:bottom w:val="single" w:color="auto" w:sz="4"/>
-              <w:right w:val="single" w:color="auto" w:sz="4"/>
+              <w:top w:val="single" w:color="000000" w:sz="4"/>
+              <w:left w:val="single" w:color="000000" w:sz="4"/>
+              <w:bottom w:val="single" w:color="000000" w:sz="4"/>
+              <w:right w:val="single" w:color="000000" w:sz="4"/>
             </w:tcBorders>
           </w:tcPr>
           <w:p>
@@ -528,10 +554,10 @@
           <w:tcPr>
             <w:tcW w:type="pct" w:w="25%"/>
             <w:tcBorders>
-              <w:top w:val="single" w:color="auto" w:sz="4"/>
-              <w:left w:val="single" w:color="auto" w:sz="4"/>
-              <w:bottom w:val="single" w:color="auto" w:sz="4"/>
-              <w:right w:val="single" w:color="auto" w:sz="4"/>
+              <w:top w:val="single" w:color="000000" w:sz="4"/>
+              <w:left w:val="single" w:color="000000" w:sz="4"/>
+              <w:bottom w:val="single" w:color="000000" w:sz="4"/>
+              <w:right w:val="single" w:color="000000" w:sz="4"/>
             </w:tcBorders>
           </w:tcPr>
           <w:p>
@@ -546,10 +572,10 @@
           <w:tcPr>
             <w:tcW w:type="pct" w:w="25%"/>
             <w:tcBorders>
-              <w:top w:val="single" w:color="auto" w:sz="4"/>
-              <w:left w:val="single" w:color="auto" w:sz="4"/>
-              <w:bottom w:val="single" w:color="auto" w:sz="4"/>
-              <w:right w:val="single" w:color="auto" w:sz="4"/>
+              <w:top w:val="single" w:color="000000" w:sz="4"/>
+              <w:left w:val="single" w:color="000000" w:sz="4"/>
+              <w:bottom w:val="single" w:color="000000" w:sz="4"/>
+              <w:right w:val="single" w:color="000000" w:sz="4"/>
             </w:tcBorders>
           </w:tcPr>
           <w:p>
@@ -562,10 +588,10 @@
           <w:tcPr>
             <w:tcW w:type="pct" w:w="25%"/>
             <w:tcBorders>
-              <w:top w:val="single" w:color="auto" w:sz="4"/>
-              <w:left w:val="single" w:color="auto" w:sz="4"/>
-              <w:bottom w:val="single" w:color="auto" w:sz="4"/>
-              <w:right w:val="single" w:color="auto" w:sz="4"/>
+              <w:top w:val="single" w:color="000000" w:sz="4"/>
+              <w:left w:val="single" w:color="000000" w:sz="4"/>
+              <w:bottom w:val="single" w:color="000000" w:sz="4"/>
+              <w:right w:val="single" w:color="000000" w:sz="4"/>
             </w:tcBorders>
           </w:tcPr>
           <w:p>
@@ -578,10 +604,10 @@
           <w:tcPr>
             <w:tcW w:type="pct" w:w="25%"/>
             <w:tcBorders>
-              <w:top w:val="single" w:color="auto" w:sz="4"/>
-              <w:left w:val="single" w:color="auto" w:sz="4"/>
-              <w:bottom w:val="single" w:color="auto" w:sz="4"/>
-              <w:right w:val="single" w:color="auto" w:sz="4"/>
+              <w:top w:val="single" w:color="000000" w:sz="4"/>
+              <w:left w:val="single" w:color="000000" w:sz="4"/>
+              <w:bottom w:val="single" w:color="000000" w:sz="4"/>
+              <w:right w:val="single" w:color="000000" w:sz="4"/>
             </w:tcBorders>
           </w:tcPr>
           <w:p>
@@ -594,10 +620,10 @@
           <w:tcPr>
             <w:tcW w:type="pct" w:w="25%"/>
             <w:tcBorders>
-              <w:top w:val="single" w:color="auto" w:sz="4"/>
-              <w:left w:val="single" w:color="auto" w:sz="4"/>
-              <w:bottom w:val="single" w:color="auto" w:sz="4"/>
-              <w:right w:val="single" w:color="auto" w:sz="4"/>
+              <w:top w:val="single" w:color="000000" w:sz="4"/>
+              <w:left w:val="single" w:color="000000" w:sz="4"/>
+              <w:bottom w:val="single" w:color="000000" w:sz="4"/>
+              <w:right w:val="single" w:color="000000" w:sz="4"/>
             </w:tcBorders>
           </w:tcPr>
           <w:p>
@@ -612,10 +638,10 @@
           <w:tcPr>
             <w:tcW w:type="pct" w:w="25%"/>
             <w:tcBorders>
-              <w:top w:val="single" w:color="auto" w:sz="4"/>
-              <w:left w:val="single" w:color="auto" w:sz="4"/>
-              <w:bottom w:val="single" w:color="auto" w:sz="4"/>
-              <w:right w:val="single" w:color="auto" w:sz="4"/>
+              <w:top w:val="single" w:color="000000" w:sz="4"/>
+              <w:left w:val="single" w:color="000000" w:sz="4"/>
+              <w:bottom w:val="single" w:color="000000" w:sz="4"/>
+              <w:right w:val="single" w:color="000000" w:sz="4"/>
             </w:tcBorders>
           </w:tcPr>
           <w:p>
@@ -628,10 +654,10 @@
           <w:tcPr>
             <w:tcW w:type="pct" w:w="25%"/>
             <w:tcBorders>
-              <w:top w:val="single" w:color="auto" w:sz="4"/>
-              <w:left w:val="single" w:color="auto" w:sz="4"/>
-              <w:bottom w:val="single" w:color="auto" w:sz="4"/>
-              <w:right w:val="single" w:color="auto" w:sz="4"/>
+              <w:top w:val="single" w:color="000000" w:sz="4"/>
+              <w:left w:val="single" w:color="000000" w:sz="4"/>
+              <w:bottom w:val="single" w:color="000000" w:sz="4"/>
+              <w:right w:val="single" w:color="000000" w:sz="4"/>
             </w:tcBorders>
           </w:tcPr>
           <w:p>
@@ -644,10 +670,10 @@
           <w:tcPr>
             <w:tcW w:type="pct" w:w="25%"/>
             <w:tcBorders>
-              <w:top w:val="single" w:color="auto" w:sz="4"/>
-              <w:left w:val="single" w:color="auto" w:sz="4"/>
-              <w:bottom w:val="single" w:color="auto" w:sz="4"/>
-              <w:right w:val="single" w:color="auto" w:sz="4"/>
+              <w:top w:val="single" w:color="000000" w:sz="4"/>
+              <w:left w:val="single" w:color="000000" w:sz="4"/>
+              <w:bottom w:val="single" w:color="000000" w:sz="4"/>
+              <w:right w:val="single" w:color="000000" w:sz="4"/>
             </w:tcBorders>
           </w:tcPr>
           <w:p>
@@ -660,10 +686,10 @@
           <w:tcPr>
             <w:tcW w:type="pct" w:w="25%"/>
             <w:tcBorders>
-              <w:top w:val="single" w:color="auto" w:sz="4"/>
-              <w:left w:val="single" w:color="auto" w:sz="4"/>
-              <w:bottom w:val="single" w:color="auto" w:sz="4"/>
-              <w:right w:val="single" w:color="auto" w:sz="4"/>
+              <w:top w:val="single" w:color="000000" w:sz="4"/>
+              <w:left w:val="single" w:color="000000" w:sz="4"/>
+              <w:bottom w:val="single" w:color="000000" w:sz="4"/>
+              <w:right w:val="single" w:color="000000" w:sz="4"/>
             </w:tcBorders>
           </w:tcPr>
           <w:p>
@@ -678,10 +704,10 @@
           <w:tcPr>
             <w:tcW w:type="pct" w:w="25%"/>
             <w:tcBorders>
-              <w:top w:val="single" w:color="auto" w:sz="4"/>
-              <w:left w:val="single" w:color="auto" w:sz="4"/>
-              <w:bottom w:val="single" w:color="auto" w:sz="4"/>
-              <w:right w:val="single" w:color="auto" w:sz="4"/>
+              <w:top w:val="single" w:color="000000" w:sz="4"/>
+              <w:left w:val="single" w:color="000000" w:sz="4"/>
+              <w:bottom w:val="single" w:color="000000" w:sz="4"/>
+              <w:right w:val="single" w:color="000000" w:sz="4"/>
             </w:tcBorders>
           </w:tcPr>
           <w:p>
@@ -694,10 +720,10 @@
           <w:tcPr>
             <w:tcW w:type="pct" w:w="25%"/>
             <w:tcBorders>
-              <w:top w:val="single" w:color="auto" w:sz="4"/>
-              <w:left w:val="single" w:color="auto" w:sz="4"/>
-              <w:bottom w:val="single" w:color="auto" w:sz="4"/>
-              <w:right w:val="single" w:color="auto" w:sz="4"/>
+              <w:top w:val="single" w:color="000000" w:sz="4"/>
+              <w:left w:val="single" w:color="000000" w:sz="4"/>
+              <w:bottom w:val="single" w:color="000000" w:sz="4"/>
+              <w:right w:val="single" w:color="000000" w:sz="4"/>
             </w:tcBorders>
           </w:tcPr>
           <w:p>
@@ -710,10 +736,10 @@
           <w:tcPr>
             <w:tcW w:type="pct" w:w="25%"/>
             <w:tcBorders>
-              <w:top w:val="single" w:color="auto" w:sz="4"/>
-              <w:left w:val="single" w:color="auto" w:sz="4"/>
-              <w:bottom w:val="single" w:color="auto" w:sz="4"/>
-              <w:right w:val="single" w:color="auto" w:sz="4"/>
+              <w:top w:val="single" w:color="000000" w:sz="4"/>
+              <w:left w:val="single" w:color="000000" w:sz="4"/>
+              <w:bottom w:val="single" w:color="000000" w:sz="4"/>
+              <w:right w:val="single" w:color="000000" w:sz="4"/>
             </w:tcBorders>
           </w:tcPr>
           <w:p>
@@ -726,10 +752,10 @@
           <w:tcPr>
             <w:tcW w:type="pct" w:w="25%"/>
             <w:tcBorders>
-              <w:top w:val="single" w:color="auto" w:sz="4"/>
-              <w:left w:val="single" w:color="auto" w:sz="4"/>
-              <w:bottom w:val="single" w:color="auto" w:sz="4"/>
-              <w:right w:val="single" w:color="auto" w:sz="4"/>
+              <w:top w:val="single" w:color="000000" w:sz="4"/>
+              <w:left w:val="single" w:color="000000" w:sz="4"/>
+              <w:bottom w:val="single" w:color="000000" w:sz="4"/>
+              <w:right w:val="single" w:color="000000" w:sz="4"/>
             </w:tcBorders>
           </w:tcPr>
           <w:p>
@@ -742,39 +768,62 @@
     </w:tbl>
     <w:p>
       <w:pPr>
-        <w:spacing w:after="0"/>
-      </w:pPr>
-    </w:p>
-    <w:p>
-      <w:pPr>
-        <w:spacing w:after="120"/>
-      </w:pPr>
-      <w:r>
-        <w:t xml:space="preserve">Les trois Providers sont montés simultanément à la racine de l'application (src/App.jsx) — un automobiliste connecté a par exemple accès en lecture aux données "cross-station" de SuperAdminStateProvider (annuaire des stations, publicités actives), même s'il ne visite jamais /superadmin.</w:t>
-      </w:r>
-    </w:p>
-    <w:p>
-      <w:pPr>
-        <w:spacing w:after="120"/>
-      </w:pPr>
-      <w:r>
-        <w:t xml:space="preserve">Cas particulier — impersonation : un Super Admin peut se connecter "en tant que" une station donnée (impersonateStation) : AppStateProvider est alors remonté avec la clé de cette station, sans recharger la page ni changer de session réelle.</w:t>
-      </w:r>
-    </w:p>
-    <w:p>
-      <w:pPr>
-        <w:spacing w:after="120"/>
-      </w:pPr>
-      <w:r>
-        <w:t xml:space="preserve">Pages hors SPA (legacy) : les fichiers HTML à la racine (dashboard-admin.html, dashboard-client.html, station.html, apercu_dashboard.html, payment.html, dashboard-super-admin.html) ainsi que logic.js sont un ancien prototype vanilla JS. Ils ne font pas partie du build Vite et ne sont jamais servis — seuls index.html, login.html, dashboard.html et reset-password.html sont de vrais points d'entrée traités par Vite (bundlés, remplacement des variables d'environnement).</w:t>
-      </w:r>
-    </w:p>
-    <w:p>
-      <w:pPr>
-        <w:spacing w:after="120"/>
-      </w:pPr>
-      <w:r>
-        <w:t xml:space="preserve">Pages statiques additionnelles (public/) : 404.html, merci.html, confidentialite.html et conditions-generales.html sont de VRAIES pages servies en production. Depuis le 1 septembre 2026, ce sont des points d'entrée Vite à part entière (Tailwind compilé, assets hachés) et non plus des fichiers copiés tels quels ; seuls robots.txt, sitemap.xml, manifest.webmanifest et les médias restent servis à l'identique depuis public/.</w:t>
+        <w:spacing w:after="160"/>
+      </w:pPr>
+    </w:p>
+    <w:p>
+      <w:pPr>
+        <w:spacing w:after="120"/>
+      </w:pPr>
+      <w:r>
+        <w:t xml:space="preserve">Les trois Providers sont montés simultanément à la racine de l'application (src/App.jsx) — un automobiliste connecté a par exemple accès en lecture aux données « cross-station » de SuperAdminStateProvider (annuaire des stations, publicités actives), même s'il ne visite jamais /superadmin.</w:t>
+      </w:r>
+    </w:p>
+    <w:p>
+      <w:pPr>
+        <w:spacing w:after="120"/>
+      </w:pPr>
+      <w:r>
+        <w:t xml:space="preserve">Impersonation, retirée le 8 septembre 2026 : un Super Admin pouvait auparavant se connecter « en tant que » une station (impersonateStation, remontage d'AppStateProvider avec la clé de cette station). Le mécanisme a été entièrement supprimé (fonction, bannière « Vue Super Admin sur la station », clé de session dédiée) sans remplacement : le Super Admin n'a désormais plus aucun moyen d'inspecter les données opérationnelles internes d'UNE station précise (clients, transactions, employés) — seules les vues agrégées (Stations, Facturation, Analytique, Bilan plateforme) et l'export RGPD complet d'une station restent accessibles. Le même chantier a généralisé la recherche + pagination (déjà utilisées par Transactions et Facturation) à toutes les rubriques Super Admin à listes (Stations, Automobilistes, Publicités, Super Users, Support).</w:t>
+      </w:r>
+    </w:p>
+    <w:p>
+      <w:pPr>
+        <w:pStyle w:val="ListParagraph"/>
+        <w:numPr>
+          <w:ilvl w:val="0"/>
+          <w:numId w:val="1"/>
+        </w:numPr>
+        <w:spacing w:after="60"/>
+      </w:pPr>
+      <w:r>
+        <w:t xml:space="preserve">Pages hors SPA (legacy) : les fichiers HTML à la racine (dashboard-admin.html, dashboard-client.html, station.html, apercu_dashboard.html, payment.html, dashboard-super-admin.html) ainsi que logic.js sont un ancien prototype vanilla JS. Ils ne font pas partie du build Vite et ne sont jamais servis.</w:t>
+      </w:r>
+    </w:p>
+    <w:p>
+      <w:pPr>
+        <w:pStyle w:val="ListParagraph"/>
+        <w:numPr>
+          <w:ilvl w:val="0"/>
+          <w:numId w:val="1"/>
+        </w:numPr>
+        <w:spacing w:after="60"/>
+      </w:pPr>
+      <w:r>
+        <w:t xml:space="preserve">Pages statiques additionnelles (public/) : 404.html, merci.html, confidentialite.html et conditions-generales.html sont de vraies pages servies en production, points d'entrée Vite à part entière.</w:t>
+      </w:r>
+    </w:p>
+    <w:p>
+      <w:pPr>
+        <w:pStyle w:val="ListParagraph"/>
+        <w:numPr>
+          <w:ilvl w:val="0"/>
+          <w:numId w:val="1"/>
+        </w:numPr>
+        <w:spacing w:after="60"/>
+      </w:pPr>
+      <w:r>
+        <w:t xml:space="preserve">Nouvelles pages depuis le 7 septembre 2026 : /admin/bilan (rapport d'activité, forfait Business ou module mod_bilan, permission accounting.manage), /admin/shop (boutique de produits, forfait Business ou module mod_boutique) avec sa vue automobiliste /dashboard/boutique (visible seulement si le client a déjà réservé dans cette station, ou l'a mise en favori), /admin/renouveler (écran de blocage plein-écran d'une station en fin d'abonnement), /superadmin/bilan (bilan plateforme) et /superadmin/modules (Modules &amp; Add-ons).</w:t>
       </w:r>
     </w:p>
     <w:p>
@@ -789,7 +838,7 @@
     <w:p>
       <w:pPr>
         <w:pStyle w:val="Heading2"/>
-        <w:spacing w:after="120" w:before="240"/>
+        <w:spacing w:after="140" w:before="260"/>
       </w:pPr>
       <w:r>
         <w:t xml:space="preserve">4.1 useAppState.jsx — données d'UNE station</w:t>
@@ -800,7 +849,7 @@
         <w:spacing w:after="120"/>
       </w:pPr>
       <w:r>
-        <w:t xml:space="preserve">Isole entièrement les données de la station actuellement connectée (ou impersonnée). Contient notamment :</w:t>
+        <w:t xml:space="preserve">Isole entièrement les données de la station actuellement connectée. Contient notamment :</w:t>
       </w:r>
     </w:p>
     <w:p>
@@ -852,6 +901,19 @@
         <w:spacing w:after="60"/>
       </w:pPr>
       <w:r>
+        <w:t xml:space="preserve">Dépenses de la station (table expenses)</w:t>
+      </w:r>
+    </w:p>
+    <w:p>
+      <w:pPr>
+        <w:pStyle w:val="ListParagraph"/>
+        <w:numPr>
+          <w:ilvl w:val="0"/>
+          <w:numId w:val="1"/>
+        </w:numPr>
+        <w:spacing w:after="60"/>
+      </w:pPr>
+      <w:r>
         <w:t xml:space="preserve">Planning prévisionnel des laveurs (shift_templates, shift_schedule) — indépendant du pointage réel</w:t>
       </w:r>
     </w:p>
@@ -878,6 +940,19 @@
         <w:spacing w:after="60"/>
       </w:pPr>
       <w:r>
+        <w:t xml:space="preserve">Catalogue boutique de la station et son stock, si elle y a accès (shop_products, voir section 7.11)</w:t>
+      </w:r>
+    </w:p>
+    <w:p>
+      <w:pPr>
+        <w:pStyle w:val="ListParagraph"/>
+        <w:numPr>
+          <w:ilvl w:val="0"/>
+          <w:numId w:val="1"/>
+        </w:numPr>
+        <w:spacing w:after="60"/>
+      </w:pPr>
+      <w:r>
         <w:t xml:space="preserve">Profil de la station, horaires d'ouverture, objectif de revenu journalier</w:t>
       </w:r>
     </w:p>
@@ -891,7 +966,7 @@
         <w:spacing w:after="60"/>
       </w:pPr>
       <w:r>
-        <w:t xml:space="preserve">Facturation de la station et essai gratuit en cours, avec sa date de fin (station_billing, trial_ends_at)</w:t>
+        <w:t xml:space="preserve">Facturation de la station, essai gratuit en cours (station_billing, trial_ends_at), statut d'abonnement — y compris l'accès illimité gratuit à vie accordé par le Super Admin (section 7.14) —, paramètres de reversement PayDunya (paydunya_account_alias, commission_rate) et modules complémentaires actifs (active_modules, section 7.16)</w:t>
       </w:r>
     </w:p>
     <w:p>
@@ -935,8 +1010,21 @@
     </w:p>
     <w:p>
       <w:pPr>
+        <w:pStyle w:val="ListParagraph"/>
+        <w:numPr>
+          <w:ilvl w:val="0"/>
+          <w:numId w:val="1"/>
+        </w:numPr>
+        <w:spacing w:after="60"/>
+      </w:pPr>
+      <w:r>
+        <w:t xml:space="preserve">Permissions du collaborateur connecté (myPermissions, voir section 7.10)</w:t>
+      </w:r>
+    </w:p>
+    <w:p>
+      <w:pPr>
         <w:pStyle w:val="Heading2"/>
-        <w:spacing w:after="120" w:before="240"/>
+        <w:spacing w:after="140" w:before="260"/>
       </w:pPr>
       <w:r>
         <w:t xml:space="preserve">4.2 useSuperAdminState.jsx — données transverses</w:t>
@@ -947,7 +1035,7 @@
         <w:spacing w:after="120"/>
       </w:pPr>
       <w:r>
-        <w:t xml:space="preserve">Chargé sur TOUTE l'application (pas seulement /superadmin) car des pages automobiliste en ont besoin en lecture. Contient :</w:t>
+        <w:t xml:space="preserve">Chargé sur toute l’application (pas seulement /superadmin) car des pages automobiliste en ont besoin en lecture. Contient :</w:t>
       </w:r>
     </w:p>
     <w:p>
@@ -999,26 +1087,52 @@
         <w:spacing w:after="60"/>
       </w:pPr>
       <w:r>
-        <w:t xml:space="preserve">Publicités de toutes les stations — filtrées par RLS selon le rôle du lecteur (station_ads), chaque ligne portant désormais sa propre durée (duration_days) fixée au moment du paiement</w:t>
-      </w:r>
-    </w:p>
-    <w:p>
-      <w:pPr>
-        <w:pStyle w:val="ListParagraph"/>
-        <w:numPr>
-          <w:ilvl w:val="0"/>
-          <w:numId w:val="1"/>
-        </w:numPr>
-        <w:spacing w:after="60"/>
-      </w:pPr>
-      <w:r>
-        <w:t xml:space="preserve">Plans tarifaires SaaS, litiges, journal d'audit (plans, disputes, audit_log)</w:t>
+        <w:t xml:space="preserve">Publicités de toutes les stations — filtrées par RLS selon le rôle du lecteur (station_ads)</w:t>
+      </w:r>
+    </w:p>
+    <w:p>
+      <w:pPr>
+        <w:pStyle w:val="ListParagraph"/>
+        <w:numPr>
+          <w:ilvl w:val="0"/>
+          <w:numId w:val="1"/>
+        </w:numPr>
+        <w:spacing w:after="60"/>
+      </w:pPr>
+      <w:r>
+        <w:t xml:space="preserve">Plans tarifaires SaaS, litiges, journal d’audit (plans, disputes, audit_log)</w:t>
+      </w:r>
+    </w:p>
+    <w:p>
+      <w:pPr>
+        <w:pStyle w:val="ListParagraph"/>
+        <w:numPr>
+          <w:ilvl w:val="0"/>
+          <w:numId w:val="1"/>
+        </w:numPr>
+        <w:spacing w:after="60"/>
+      </w:pPr>
+      <w:r>
+        <w:t xml:space="preserve">Catalogue des modules complémentaires (STATION_MODULES) et bascule manuelle par station (toggleStationModule, section 7.16)</w:t>
+      </w:r>
+    </w:p>
+    <w:p>
+      <w:pPr>
+        <w:pStyle w:val="ListParagraph"/>
+        <w:numPr>
+          <w:ilvl w:val="0"/>
+          <w:numId w:val="1"/>
+        </w:numPr>
+        <w:spacing w:after="60"/>
+      </w:pPr>
+      <w:r>
+        <w:t xml:space="preserve">Attribution/révocation de l'accès illimité gratuit à vie d'une station (grantUnlimitedAccess / revokeUnlimitedAccess, section 7.14)</w:t>
       </w:r>
     </w:p>
     <w:p>
       <w:pPr>
         <w:pStyle w:val="Heading2"/>
-        <w:spacing w:after="120" w:before="240"/>
+        <w:spacing w:after="140" w:before="260"/>
       </w:pPr>
       <w:r>
         <w:t xml:space="preserve">4.3 useClientAccount.jsx — compte automobiliste connecté</w:t>
@@ -1029,13 +1143,13 @@
         <w:spacing w:after="120"/>
       </w:pPr>
       <w:r>
-        <w:t xml:space="preserve">Profil, véhicules, réservations actives, historique de transactions, abonnements fidélité actifs (par station), offre payante active (Plus ou Super User), favoris/stations masquées, publicités ignorées (dismissed_ad_ids). Le canal Realtime sur reservations distingue désormais l'événement INSERT des autres (UPDATE/DELETE) pour déclencher une notification navigateur dédiée quand une réservation apparaît pour la première fois — typiquement quand une station vient de reconnaître ce client via sa plaque pendant un paiement manuel (voir section 7.6).</w:t>
+        <w:t xml:space="preserve">Profil, véhicules, réservations actives, historique de transactions, abonnements fidélité actifs (par station), offre payante active (Plus ou Super User), favoris/stations masquées, publicités ignorées (dismissed_ad_ids). Le canal Realtime sur reservations distingue l'événement INSERT des autres (UPDATE/DELETE) pour déclencher une notification navigateur dédiée quand une réservation apparaît pour la première fois — typiquement quand une station vient de reconnaître ce client via sa plaque pendant un paiement manuel (voir section 7.6).</w:t>
       </w:r>
     </w:p>
     <w:p>
       <w:pPr>
         <w:pStyle w:val="Heading2"/>
-        <w:spacing w:after="120" w:before="240"/>
+        <w:spacing w:after="140" w:before="260"/>
       </w:pPr>
       <w:r>
         <w:t xml:space="preserve">4.4 Stratégie de rafraîchissement</w:t>
@@ -1085,7 +1199,7 @@
         <w:spacing w:after="60"/>
       </w:pPr>
       <w:r>
-        <w:t xml:space="preserve">Supabase Realtime (postgres_changes) sur les tables les plus critiques (reservations, transactions, employees) pour un affichage quasi instantané, le sondage servant de filet de sécurité en cas de reconnexion manquée.</w:t>
+        <w:t xml:space="preserve">Supabase Realtime (postgres_changes) sur les tables les plus critiques (reservations, transactions, employees, shop_products) pour un affichage quasi instantané, le sondage servant de filet de sécurité en cas de reconnexion manquée.</w:t>
       </w:r>
     </w:p>
     <w:p>
@@ -1102,7 +1216,7 @@
         <w:spacing w:after="120"/>
       </w:pPr>
       <w:r>
-        <w:t xml:space="preserve">24 tables, toutes sous le schéma public, protégées par Row Level Security (voir section 6). Vue d'ensemble par domaine :</w:t>
+        <w:t xml:space="preserve">28 tables, toutes sous le schéma public, protégées par Row Level Security (voir section 6). Vue d'ensemble par domaine :</w:t>
       </w:r>
     </w:p>
     <w:tbl>
@@ -1124,12 +1238,12 @@
       <w:tr>
         <w:tc>
           <w:tcPr>
-            <w:tcW w:type="pct" w:w="40%"/>
-            <w:tcBorders>
-              <w:top w:val="single" w:color="auto" w:sz="4"/>
-              <w:left w:val="single" w:color="auto" w:sz="4"/>
-              <w:bottom w:val="single" w:color="auto" w:sz="4"/>
-              <w:right w:val="single" w:color="auto" w:sz="4"/>
+            <w:tcW w:type="pct" w:w="50%"/>
+            <w:tcBorders>
+              <w:top w:val="single" w:color="000000" w:sz="4"/>
+              <w:left w:val="single" w:color="000000" w:sz="4"/>
+              <w:bottom w:val="single" w:color="000000" w:sz="4"/>
+              <w:right w:val="single" w:color="000000" w:sz="4"/>
             </w:tcBorders>
             <w:shd w:fill="1F3864" w:color="1F3864" w:val="solid"/>
           </w:tcPr>
@@ -1146,12 +1260,12 @@
         </w:tc>
         <w:tc>
           <w:tcPr>
-            <w:tcW w:type="pct" w:w="60%"/>
-            <w:tcBorders>
-              <w:top w:val="single" w:color="auto" w:sz="4"/>
-              <w:left w:val="single" w:color="auto" w:sz="4"/>
-              <w:bottom w:val="single" w:color="auto" w:sz="4"/>
-              <w:right w:val="single" w:color="auto" w:sz="4"/>
+            <w:tcW w:type="pct" w:w="50%"/>
+            <w:tcBorders>
+              <w:top w:val="single" w:color="000000" w:sz="4"/>
+              <w:left w:val="single" w:color="000000" w:sz="4"/>
+              <w:bottom w:val="single" w:color="000000" w:sz="4"/>
+              <w:right w:val="single" w:color="000000" w:sz="4"/>
             </w:tcBorders>
             <w:shd w:fill="1F3864" w:color="1F3864" w:val="solid"/>
           </w:tcPr>
@@ -1170,12 +1284,12 @@
       <w:tr>
         <w:tc>
           <w:tcPr>
-            <w:tcW w:type="pct" w:w="40%"/>
-            <w:tcBorders>
-              <w:top w:val="single" w:color="auto" w:sz="4"/>
-              <w:left w:val="single" w:color="auto" w:sz="4"/>
-              <w:bottom w:val="single" w:color="auto" w:sz="4"/>
-              <w:right w:val="single" w:color="auto" w:sz="4"/>
+            <w:tcW w:type="pct" w:w="50%"/>
+            <w:tcBorders>
+              <w:top w:val="single" w:color="000000" w:sz="4"/>
+              <w:left w:val="single" w:color="000000" w:sz="4"/>
+              <w:bottom w:val="single" w:color="000000" w:sz="4"/>
+              <w:right w:val="single" w:color="000000" w:sz="4"/>
             </w:tcBorders>
           </w:tcPr>
           <w:p>
@@ -1186,17 +1300,17 @@
         </w:tc>
         <w:tc>
           <w:tcPr>
-            <w:tcW w:type="pct" w:w="60%"/>
-            <w:tcBorders>
-              <w:top w:val="single" w:color="auto" w:sz="4"/>
-              <w:left w:val="single" w:color="auto" w:sz="4"/>
-              <w:bottom w:val="single" w:color="auto" w:sz="4"/>
-              <w:right w:val="single" w:color="auto" w:sz="4"/>
-            </w:tcBorders>
-          </w:tcPr>
-          <w:p>
-            <w:r>
-              <w:t xml:space="preserve">stations, station_billing, plans</w:t>
+            <w:tcW w:type="pct" w:w="50%"/>
+            <w:tcBorders>
+              <w:top w:val="single" w:color="000000" w:sz="4"/>
+              <w:left w:val="single" w:color="000000" w:sz="4"/>
+              <w:bottom w:val="single" w:color="000000" w:sz="4"/>
+              <w:right w:val="single" w:color="000000" w:sz="4"/>
+            </w:tcBorders>
+          </w:tcPr>
+          <w:p>
+            <w:r>
+              <w:t xml:space="preserve">stations, station_billing, plans, station_renewal_payments</w:t>
             </w:r>
           </w:p>
         </w:tc>
@@ -1204,12 +1318,12 @@
       <w:tr>
         <w:tc>
           <w:tcPr>
-            <w:tcW w:type="pct" w:w="40%"/>
-            <w:tcBorders>
-              <w:top w:val="single" w:color="auto" w:sz="4"/>
-              <w:left w:val="single" w:color="auto" w:sz="4"/>
-              <w:bottom w:val="single" w:color="auto" w:sz="4"/>
-              <w:right w:val="single" w:color="auto" w:sz="4"/>
+            <w:tcW w:type="pct" w:w="50%"/>
+            <w:tcBorders>
+              <w:top w:val="single" w:color="000000" w:sz="4"/>
+              <w:left w:val="single" w:color="000000" w:sz="4"/>
+              <w:bottom w:val="single" w:color="000000" w:sz="4"/>
+              <w:right w:val="single" w:color="000000" w:sz="4"/>
             </w:tcBorders>
           </w:tcPr>
           <w:p>
@@ -1220,12 +1334,12 @@
         </w:tc>
         <w:tc>
           <w:tcPr>
-            <w:tcW w:type="pct" w:w="60%"/>
-            <w:tcBorders>
-              <w:top w:val="single" w:color="auto" w:sz="4"/>
-              <w:left w:val="single" w:color="auto" w:sz="4"/>
-              <w:bottom w:val="single" w:color="auto" w:sz="4"/>
-              <w:right w:val="single" w:color="auto" w:sz="4"/>
+            <w:tcW w:type="pct" w:w="50%"/>
+            <w:tcBorders>
+              <w:top w:val="single" w:color="000000" w:sz="4"/>
+              <w:left w:val="single" w:color="000000" w:sz="4"/>
+              <w:bottom w:val="single" w:color="000000" w:sz="4"/>
+              <w:right w:val="single" w:color="000000" w:sz="4"/>
             </w:tcBorders>
           </w:tcPr>
           <w:p>
@@ -1238,12 +1352,12 @@
       <w:tr>
         <w:tc>
           <w:tcPr>
-            <w:tcW w:type="pct" w:w="40%"/>
-            <w:tcBorders>
-              <w:top w:val="single" w:color="auto" w:sz="4"/>
-              <w:left w:val="single" w:color="auto" w:sz="4"/>
-              <w:bottom w:val="single" w:color="auto" w:sz="4"/>
-              <w:right w:val="single" w:color="auto" w:sz="4"/>
+            <w:tcW w:type="pct" w:w="50%"/>
+            <w:tcBorders>
+              <w:top w:val="single" w:color="000000" w:sz="4"/>
+              <w:left w:val="single" w:color="000000" w:sz="4"/>
+              <w:bottom w:val="single" w:color="000000" w:sz="4"/>
+              <w:right w:val="single" w:color="000000" w:sz="4"/>
             </w:tcBorders>
           </w:tcPr>
           <w:p>
@@ -1254,17 +1368,17 @@
         </w:tc>
         <w:tc>
           <w:tcPr>
-            <w:tcW w:type="pct" w:w="60%"/>
-            <w:tcBorders>
-              <w:top w:val="single" w:color="auto" w:sz="4"/>
-              <w:left w:val="single" w:color="auto" w:sz="4"/>
-              <w:bottom w:val="single" w:color="auto" w:sz="4"/>
-              <w:right w:val="single" w:color="auto" w:sz="4"/>
-            </w:tcBorders>
-          </w:tcPr>
-          <w:p>
-            <w:r>
-              <w:t xml:space="preserve">reservations, transactions, wash_pricing</w:t>
+            <w:tcW w:type="pct" w:w="50%"/>
+            <w:tcBorders>
+              <w:top w:val="single" w:color="000000" w:sz="4"/>
+              <w:left w:val="single" w:color="000000" w:sz="4"/>
+              <w:bottom w:val="single" w:color="000000" w:sz="4"/>
+              <w:right w:val="single" w:color="000000" w:sz="4"/>
+            </w:tcBorders>
+          </w:tcPr>
+          <w:p>
+            <w:r>
+              <w:t xml:space="preserve">reservations, transactions, wash_pricing, paiements_lavage</w:t>
             </w:r>
           </w:p>
         </w:tc>
@@ -1272,33 +1386,33 @@
       <w:tr>
         <w:tc>
           <w:tcPr>
-            <w:tcW w:type="pct" w:w="40%"/>
-            <w:tcBorders>
-              <w:top w:val="single" w:color="auto" w:sz="4"/>
-              <w:left w:val="single" w:color="auto" w:sz="4"/>
-              <w:bottom w:val="single" w:color="auto" w:sz="4"/>
-              <w:right w:val="single" w:color="auto" w:sz="4"/>
-            </w:tcBorders>
-          </w:tcPr>
-          <w:p>
-            <w:r>
-              <w:t xml:space="preserve">Équipe station</w:t>
-            </w:r>
-          </w:p>
-        </w:tc>
-        <w:tc>
-          <w:tcPr>
-            <w:tcW w:type="pct" w:w="60%"/>
-            <w:tcBorders>
-              <w:top w:val="single" w:color="auto" w:sz="4"/>
-              <w:left w:val="single" w:color="auto" w:sz="4"/>
-              <w:bottom w:val="single" w:color="auto" w:sz="4"/>
-              <w:right w:val="single" w:color="auto" w:sz="4"/>
-            </w:tcBorders>
-          </w:tcPr>
-          <w:p>
-            <w:r>
-              <w:t xml:space="preserve">employees, attendance_records, shift_templates, shift_schedule, station_roles, station_members, station_invitations</w:t>
+            <w:tcW w:type="pct" w:w="50%"/>
+            <w:tcBorders>
+              <w:top w:val="single" w:color="000000" w:sz="4"/>
+              <w:left w:val="single" w:color="000000" w:sz="4"/>
+              <w:bottom w:val="single" w:color="000000" w:sz="4"/>
+              <w:right w:val="single" w:color="000000" w:sz="4"/>
+            </w:tcBorders>
+          </w:tcPr>
+          <w:p>
+            <w:r>
+              <w:t xml:space="preserve">Dépenses station</w:t>
+            </w:r>
+          </w:p>
+        </w:tc>
+        <w:tc>
+          <w:tcPr>
+            <w:tcW w:type="pct" w:w="50%"/>
+            <w:tcBorders>
+              <w:top w:val="single" w:color="000000" w:sz="4"/>
+              <w:left w:val="single" w:color="000000" w:sz="4"/>
+              <w:bottom w:val="single" w:color="000000" w:sz="4"/>
+              <w:right w:val="single" w:color="000000" w:sz="4"/>
+            </w:tcBorders>
+          </w:tcPr>
+          <w:p>
+            <w:r>
+              <w:t xml:space="preserve">expenses</w:t>
             </w:r>
           </w:p>
         </w:tc>
@@ -1306,33 +1420,33 @@
       <w:tr>
         <w:tc>
           <w:tcPr>
-            <w:tcW w:type="pct" w:w="40%"/>
-            <w:tcBorders>
-              <w:top w:val="single" w:color="auto" w:sz="4"/>
-              <w:left w:val="single" w:color="auto" w:sz="4"/>
-              <w:bottom w:val="single" w:color="auto" w:sz="4"/>
-              <w:right w:val="single" w:color="auto" w:sz="4"/>
-            </w:tcBorders>
-          </w:tcPr>
-          <w:p>
-            <w:r>
-              <w:t xml:space="preserve">Fidélisation &amp; avis</w:t>
-            </w:r>
-          </w:p>
-        </w:tc>
-        <w:tc>
-          <w:tcPr>
-            <w:tcW w:type="pct" w:w="60%"/>
-            <w:tcBorders>
-              <w:top w:val="single" w:color="auto" w:sz="4"/>
-              <w:left w:val="single" w:color="auto" w:sz="4"/>
-              <w:bottom w:val="single" w:color="auto" w:sz="4"/>
-              <w:right w:val="single" w:color="auto" w:sz="4"/>
-            </w:tcBorders>
-          </w:tcPr>
-          <w:p>
-            <w:r>
-              <w:t xml:space="preserve">station_reviews</w:t>
+            <w:tcW w:type="pct" w:w="50%"/>
+            <w:tcBorders>
+              <w:top w:val="single" w:color="000000" w:sz="4"/>
+              <w:left w:val="single" w:color="000000" w:sz="4"/>
+              <w:bottom w:val="single" w:color="000000" w:sz="4"/>
+              <w:right w:val="single" w:color="000000" w:sz="4"/>
+            </w:tcBorders>
+          </w:tcPr>
+          <w:p>
+            <w:r>
+              <w:t xml:space="preserve">Équipe station</w:t>
+            </w:r>
+          </w:p>
+        </w:tc>
+        <w:tc>
+          <w:tcPr>
+            <w:tcW w:type="pct" w:w="50%"/>
+            <w:tcBorders>
+              <w:top w:val="single" w:color="000000" w:sz="4"/>
+              <w:left w:val="single" w:color="000000" w:sz="4"/>
+              <w:bottom w:val="single" w:color="000000" w:sz="4"/>
+              <w:right w:val="single" w:color="000000" w:sz="4"/>
+            </w:tcBorders>
+          </w:tcPr>
+          <w:p>
+            <w:r>
+              <w:t xml:space="preserve">employees, attendance_records, shift_templates, shift_schedule, station_roles, station_members, station_invitations</w:t>
             </w:r>
           </w:p>
         </w:tc>
@@ -1340,33 +1454,33 @@
       <w:tr>
         <w:tc>
           <w:tcPr>
-            <w:tcW w:type="pct" w:w="40%"/>
-            <w:tcBorders>
-              <w:top w:val="single" w:color="auto" w:sz="4"/>
-              <w:left w:val="single" w:color="auto" w:sz="4"/>
-              <w:bottom w:val="single" w:color="auto" w:sz="4"/>
-              <w:right w:val="single" w:color="auto" w:sz="4"/>
-            </w:tcBorders>
-          </w:tcPr>
-          <w:p>
-            <w:r>
-              <w:t xml:space="preserve">Abonnements clients fidélité (station)</w:t>
-            </w:r>
-          </w:p>
-        </w:tc>
-        <w:tc>
-          <w:tcPr>
-            <w:tcW w:type="pct" w:w="60%"/>
-            <w:tcBorders>
-              <w:top w:val="single" w:color="auto" w:sz="4"/>
-              <w:left w:val="single" w:color="auto" w:sz="4"/>
-              <w:bottom w:val="single" w:color="auto" w:sz="4"/>
-              <w:right w:val="single" w:color="auto" w:sz="4"/>
-            </w:tcBorders>
-          </w:tcPr>
-          <w:p>
-            <w:r>
-              <w:t xml:space="preserve">station_client_subscriptions, station_subscription_invoices</w:t>
+            <w:tcW w:type="pct" w:w="50%"/>
+            <w:tcBorders>
+              <w:top w:val="single" w:color="000000" w:sz="4"/>
+              <w:left w:val="single" w:color="000000" w:sz="4"/>
+              <w:bottom w:val="single" w:color="000000" w:sz="4"/>
+              <w:right w:val="single" w:color="000000" w:sz="4"/>
+            </w:tcBorders>
+          </w:tcPr>
+          <w:p>
+            <w:r>
+              <w:t xml:space="preserve">Fidélisation &amp; avis</w:t>
+            </w:r>
+          </w:p>
+        </w:tc>
+        <w:tc>
+          <w:tcPr>
+            <w:tcW w:type="pct" w:w="50%"/>
+            <w:tcBorders>
+              <w:top w:val="single" w:color="000000" w:sz="4"/>
+              <w:left w:val="single" w:color="000000" w:sz="4"/>
+              <w:bottom w:val="single" w:color="000000" w:sz="4"/>
+              <w:right w:val="single" w:color="000000" w:sz="4"/>
+            </w:tcBorders>
+          </w:tcPr>
+          <w:p>
+            <w:r>
+              <w:t xml:space="preserve">station_reviews</w:t>
             </w:r>
           </w:p>
         </w:tc>
@@ -1374,33 +1488,33 @@
       <w:tr>
         <w:tc>
           <w:tcPr>
-            <w:tcW w:type="pct" w:w="40%"/>
-            <w:tcBorders>
-              <w:top w:val="single" w:color="auto" w:sz="4"/>
-              <w:left w:val="single" w:color="auto" w:sz="4"/>
-              <w:bottom w:val="single" w:color="auto" w:sz="4"/>
-              <w:right w:val="single" w:color="auto" w:sz="4"/>
-            </w:tcBorders>
-          </w:tcPr>
-          <w:p>
-            <w:r>
-              <w:t xml:space="preserve">Monétisation plateforme</w:t>
-            </w:r>
-          </w:p>
-        </w:tc>
-        <w:tc>
-          <w:tcPr>
-            <w:tcW w:type="pct" w:w="60%"/>
-            <w:tcBorders>
-              <w:top w:val="single" w:color="auto" w:sz="4"/>
-              <w:left w:val="single" w:color="auto" w:sz="4"/>
-              <w:bottom w:val="single" w:color="auto" w:sz="4"/>
-              <w:right w:val="single" w:color="auto" w:sz="4"/>
-            </w:tcBorders>
-          </w:tcPr>
-          <w:p>
-            <w:r>
-              <w:t xml:space="preserve">super_user_subscriptions, station_ads</w:t>
+            <w:tcW w:type="pct" w:w="50%"/>
+            <w:tcBorders>
+              <w:top w:val="single" w:color="000000" w:sz="4"/>
+              <w:left w:val="single" w:color="000000" w:sz="4"/>
+              <w:bottom w:val="single" w:color="000000" w:sz="4"/>
+              <w:right w:val="single" w:color="000000" w:sz="4"/>
+            </w:tcBorders>
+          </w:tcPr>
+          <w:p>
+            <w:r>
+              <w:t xml:space="preserve">Abonnements clients fidélité (station)</w:t>
+            </w:r>
+          </w:p>
+        </w:tc>
+        <w:tc>
+          <w:tcPr>
+            <w:tcW w:type="pct" w:w="50%"/>
+            <w:tcBorders>
+              <w:top w:val="single" w:color="000000" w:sz="4"/>
+              <w:left w:val="single" w:color="000000" w:sz="4"/>
+              <w:bottom w:val="single" w:color="000000" w:sz="4"/>
+              <w:right w:val="single" w:color="000000" w:sz="4"/>
+            </w:tcBorders>
+          </w:tcPr>
+          <w:p>
+            <w:r>
+              <w:t xml:space="preserve">station_client_subscriptions, station_subscription_invoices</w:t>
             </w:r>
           </w:p>
         </w:tc>
@@ -1408,33 +1522,33 @@
       <w:tr>
         <w:tc>
           <w:tcPr>
-            <w:tcW w:type="pct" w:w="40%"/>
-            <w:tcBorders>
-              <w:top w:val="single" w:color="auto" w:sz="4"/>
-              <w:left w:val="single" w:color="auto" w:sz="4"/>
-              <w:bottom w:val="single" w:color="auto" w:sz="4"/>
-              <w:right w:val="single" w:color="auto" w:sz="4"/>
-            </w:tcBorders>
-          </w:tcPr>
-          <w:p>
-            <w:r>
-              <w:t xml:space="preserve">Référentiels partagés</w:t>
-            </w:r>
-          </w:p>
-        </w:tc>
-        <w:tc>
-          <w:tcPr>
-            <w:tcW w:type="pct" w:w="60%"/>
-            <w:tcBorders>
-              <w:top w:val="single" w:color="auto" w:sz="4"/>
-              <w:left w:val="single" w:color="auto" w:sz="4"/>
-              <w:bottom w:val="single" w:color="auto" w:sz="4"/>
-              <w:right w:val="single" w:color="auto" w:sz="4"/>
-            </w:tcBorders>
-          </w:tcPr>
-          <w:p>
-            <w:r>
-              <w:t xml:space="preserve">custom_vehicle_types, custom_vehicle_brands</w:t>
+            <w:tcW w:type="pct" w:w="50%"/>
+            <w:tcBorders>
+              <w:top w:val="single" w:color="000000" w:sz="4"/>
+              <w:left w:val="single" w:color="000000" w:sz="4"/>
+              <w:bottom w:val="single" w:color="000000" w:sz="4"/>
+              <w:right w:val="single" w:color="000000" w:sz="4"/>
+            </w:tcBorders>
+          </w:tcPr>
+          <w:p>
+            <w:r>
+              <w:t xml:space="preserve">Boutique (station)</w:t>
+            </w:r>
+          </w:p>
+        </w:tc>
+        <w:tc>
+          <w:tcPr>
+            <w:tcW w:type="pct" w:w="50%"/>
+            <w:tcBorders>
+              <w:top w:val="single" w:color="000000" w:sz="4"/>
+              <w:left w:val="single" w:color="000000" w:sz="4"/>
+              <w:bottom w:val="single" w:color="000000" w:sz="4"/>
+              <w:right w:val="single" w:color="000000" w:sz="4"/>
+            </w:tcBorders>
+          </w:tcPr>
+          <w:p>
+            <w:r>
+              <w:t xml:space="preserve">shop_products</w:t>
             </w:r>
           </w:p>
         </w:tc>
@@ -1442,12 +1556,80 @@
       <w:tr>
         <w:tc>
           <w:tcPr>
-            <w:tcW w:type="pct" w:w="40%"/>
-            <w:tcBorders>
-              <w:top w:val="single" w:color="auto" w:sz="4"/>
-              <w:left w:val="single" w:color="auto" w:sz="4"/>
-              <w:bottom w:val="single" w:color="auto" w:sz="4"/>
-              <w:right w:val="single" w:color="auto" w:sz="4"/>
+            <w:tcW w:type="pct" w:w="50%"/>
+            <w:tcBorders>
+              <w:top w:val="single" w:color="000000" w:sz="4"/>
+              <w:left w:val="single" w:color="000000" w:sz="4"/>
+              <w:bottom w:val="single" w:color="000000" w:sz="4"/>
+              <w:right w:val="single" w:color="000000" w:sz="4"/>
+            </w:tcBorders>
+          </w:tcPr>
+          <w:p>
+            <w:r>
+              <w:t xml:space="preserve">Monétisation plateforme</w:t>
+            </w:r>
+          </w:p>
+        </w:tc>
+        <w:tc>
+          <w:tcPr>
+            <w:tcW w:type="pct" w:w="50%"/>
+            <w:tcBorders>
+              <w:top w:val="single" w:color="000000" w:sz="4"/>
+              <w:left w:val="single" w:color="000000" w:sz="4"/>
+              <w:bottom w:val="single" w:color="000000" w:sz="4"/>
+              <w:right w:val="single" w:color="000000" w:sz="4"/>
+            </w:tcBorders>
+          </w:tcPr>
+          <w:p>
+            <w:r>
+              <w:t xml:space="preserve">super_user_subscriptions, station_ads</w:t>
+            </w:r>
+          </w:p>
+        </w:tc>
+      </w:tr>
+      <w:tr>
+        <w:tc>
+          <w:tcPr>
+            <w:tcW w:type="pct" w:w="50%"/>
+            <w:tcBorders>
+              <w:top w:val="single" w:color="000000" w:sz="4"/>
+              <w:left w:val="single" w:color="000000" w:sz="4"/>
+              <w:bottom w:val="single" w:color="000000" w:sz="4"/>
+              <w:right w:val="single" w:color="000000" w:sz="4"/>
+            </w:tcBorders>
+          </w:tcPr>
+          <w:p>
+            <w:r>
+              <w:t xml:space="preserve">Référentiels partagés</w:t>
+            </w:r>
+          </w:p>
+        </w:tc>
+        <w:tc>
+          <w:tcPr>
+            <w:tcW w:type="pct" w:w="50%"/>
+            <w:tcBorders>
+              <w:top w:val="single" w:color="000000" w:sz="4"/>
+              <w:left w:val="single" w:color="000000" w:sz="4"/>
+              <w:bottom w:val="single" w:color="000000" w:sz="4"/>
+              <w:right w:val="single" w:color="000000" w:sz="4"/>
+            </w:tcBorders>
+          </w:tcPr>
+          <w:p>
+            <w:r>
+              <w:t xml:space="preserve">custom_vehicle_types, custom_vehicle_brands</w:t>
+            </w:r>
+          </w:p>
+        </w:tc>
+      </w:tr>
+      <w:tr>
+        <w:tc>
+          <w:tcPr>
+            <w:tcW w:type="pct" w:w="50%"/>
+            <w:tcBorders>
+              <w:top w:val="single" w:color="000000" w:sz="4"/>
+              <w:left w:val="single" w:color="000000" w:sz="4"/>
+              <w:bottom w:val="single" w:color="000000" w:sz="4"/>
+              <w:right w:val="single" w:color="000000" w:sz="4"/>
             </w:tcBorders>
           </w:tcPr>
           <w:p>
@@ -1458,12 +1640,12 @@
         </w:tc>
         <w:tc>
           <w:tcPr>
-            <w:tcW w:type="pct" w:w="60%"/>
-            <w:tcBorders>
-              <w:top w:val="single" w:color="auto" w:sz="4"/>
-              <w:left w:val="single" w:color="auto" w:sz="4"/>
-              <w:bottom w:val="single" w:color="auto" w:sz="4"/>
-              <w:right w:val="single" w:color="auto" w:sz="4"/>
+            <w:tcW w:type="pct" w:w="50%"/>
+            <w:tcBorders>
+              <w:top w:val="single" w:color="000000" w:sz="4"/>
+              <w:left w:val="single" w:color="000000" w:sz="4"/>
+              <w:bottom w:val="single" w:color="000000" w:sz="4"/>
+              <w:right w:val="single" w:color="000000" w:sz="4"/>
             </w:tcBorders>
           </w:tcPr>
           <w:p>
@@ -1476,7 +1658,7 @@
     </w:tbl>
     <w:p>
       <w:pPr>
-        <w:spacing w:after="0"/>
+        <w:spacing w:after="160"/>
       </w:pPr>
     </w:p>
     <w:p>
@@ -1497,7 +1679,7 @@
         <w:spacing w:after="60"/>
       </w:pPr>
       <w:r>
-        <w:t xml:space="preserve">reservations est une table unique couvrant file d'attente + lavage en cours + historique, distinguée par la colonne status (attente / en_cours / termine / annule) — plus simple à synchroniser en Realtime que des listes séparées.</w:t>
+        <w:t xml:space="preserve">reservations est une table unique couvrant file d’attente + lavage en cours + historique, distinguée par la colonne status (attente / en_cours / termine / annule) — plus simple à synchroniser en Realtime que des listes séparées.</w:t>
       </w:r>
     </w:p>
     <w:p>
@@ -1523,7 +1705,46 @@
         <w:spacing w:after="60"/>
       </w:pPr>
       <w:r>
-        <w:t xml:space="preserve">station_client_subscriptions.balance (solde prépayé) est déduit par un trigger Postgres BEFORE INSERT sur transactions (method = 'Abonnement') — cette écriture rejette désormais l'insertion si le solde est insuffisant ou si aucun abonnement actif ne correspond, au lieu de laisser passer un lavage non tracé (comportement corrigé le 21 août 2026, voir section 7.5).</w:t>
+        <w:t xml:space="preserve">paiements_lavage est le grand livre des commissions plateforme sur les lavages payés en ligne : elle ne remplace ni ne modifie transactions (qui garde le montant plein encaissé par la station) — elle ne fait que suivre séparément part_station, part_plateforme et le statut de la redistribution PayDunya vers la station.</w:t>
+      </w:r>
+    </w:p>
+    <w:p>
+      <w:pPr>
+        <w:pStyle w:val="ListParagraph"/>
+        <w:numPr>
+          <w:ilvl w:val="0"/>
+          <w:numId w:val="1"/>
+        </w:numPr>
+        <w:spacing w:after="60"/>
+      </w:pPr>
+      <w:r>
+        <w:t xml:space="preserve">station_billing.active_modules (text[], défaut '{}') porte les modules complémentaires activés manuellement par le Super Admin pour une station (voir section 7.16) — pas de table séparée.</w:t>
+      </w:r>
+    </w:p>
+    <w:p>
+      <w:pPr>
+        <w:pStyle w:val="ListParagraph"/>
+        <w:numPr>
+          <w:ilvl w:val="0"/>
+          <w:numId w:val="1"/>
+        </w:numPr>
+        <w:spacing w:after="60"/>
+      </w:pPr>
+      <w:r>
+        <w:t xml:space="preserve">station_billing.subscription_status accepte désormais la valeur 'illimite' (en plus de essai / a_jour / en_retard) pour une station à qui le Super Admin a accordé un accès gratuit à vie (voir section 7.14).</w:t>
+      </w:r>
+    </w:p>
+    <w:p>
+      <w:pPr>
+        <w:pStyle w:val="ListParagraph"/>
+        <w:numPr>
+          <w:ilvl w:val="0"/>
+          <w:numId w:val="1"/>
+        </w:numPr>
+        <w:spacing w:after="60"/>
+      </w:pPr>
+      <w:r>
+        <w:t xml:space="preserve">station_client_subscriptions.balance (solde prépayé) est déduit par un trigger Postgres BEFORE INSERT sur transactions (method = 'Abonnement') — cette écriture rejette l'insertion si le solde est insuffisant ou si aucun abonnement actif ne correspond, au lieu de laisser passer un lavage non tracé.</w:t>
       </w:r>
     </w:p>
     <w:p>
@@ -1549,46 +1770,46 @@
         <w:spacing w:after="60"/>
       </w:pPr>
       <w:r>
-        <w:t xml:space="preserve">Aucun statut "expiré" n'est écrit par un job : deriveSuperUserStatus() et deriveAdStatus() recalculent ACTIVE vs EXPIRED à la lecture en comparant expires_at à l'heure courante.</w:t>
-      </w:r>
-    </w:p>
-    <w:p>
-      <w:pPr>
-        <w:pStyle w:val="ListParagraph"/>
-        <w:numPr>
-          <w:ilvl w:val="0"/>
-          <w:numId w:val="1"/>
-        </w:numPr>
-        <w:spacing w:after="60"/>
-      </w:pPr>
-      <w:r>
-        <w:t xml:space="preserve">reservations.assigned_washer_names (text[], nullable) porte les noms de tous les laveurs assignés à un lavage à plusieurs (véhicules volumineux, catégorie "Camion") ; assigned_to_name continue de porter le laveur principal seul, pour rester compatible avec tout le code qui ne lit que ce champ (Analytics, historique) — voir section 7.7.</w:t>
-      </w:r>
-    </w:p>
-    <w:p>
-      <w:pPr>
-        <w:pStyle w:val="ListParagraph"/>
-        <w:numPr>
-          <w:ilvl w:val="0"/>
-          <w:numId w:val="1"/>
-        </w:numPr>
-        <w:spacing w:after="60"/>
-      </w:pPr>
-      <w:r>
-        <w:t xml:space="preserve">super_user_subscriptions.plan ('PLUS' | 'SUPER_USER', défaut 'SUPER_USER') distingue depuis le 22 août 2026 les deux paliers payants automobiliste ; le défaut préserve les abonnés déjà actifs (payés 5 000 FCFA avant l'existence du palier Plus) au lieu de les rétrograder silencieusement.</w:t>
-      </w:r>
-    </w:p>
-    <w:p>
-      <w:pPr>
-        <w:pStyle w:val="ListParagraph"/>
-        <w:numPr>
-          <w:ilvl w:val="0"/>
-          <w:numId w:val="1"/>
-        </w:numPr>
-        <w:spacing w:after="60"/>
-      </w:pPr>
-      <w:r>
-        <w:t xml:space="preserve">station_billing.trial_ends_at date la fin de l'essai gratuit d'un mois d'une station, rétro-rempli depuis stations.created_at pour les stations existantes et posé automatiquement par le trigger handle_new_station() pour les nouvelles — voir section 7.9.</w:t>
+        <w:t xml:space="preserve">Aucun statut « expiré » n'est écrit par un job : deriveSuperUserStatus(), deriveAdStatus() et l'équivalent boutique (promoStatus()) recalculent le statut à la lecture en comparant les dates à l'heure courante.</w:t>
+      </w:r>
+    </w:p>
+    <w:p>
+      <w:pPr>
+        <w:pStyle w:val="ListParagraph"/>
+        <w:numPr>
+          <w:ilvl w:val="0"/>
+          <w:numId w:val="1"/>
+        </w:numPr>
+        <w:spacing w:after="60"/>
+      </w:pPr>
+      <w:r>
+        <w:t xml:space="preserve">reservations.assigned_washer_names (text[], nullable) porte les noms de tous les laveurs assignés à un lavage à plusieurs (véhicules volumineux, catégorie « Camion ») ; assigned_to_name continue de porter le laveur principal seul, pour rester compatible avec tout le code qui ne lit que ce champ (Analytics, historique).</w:t>
+      </w:r>
+    </w:p>
+    <w:p>
+      <w:pPr>
+        <w:pStyle w:val="ListParagraph"/>
+        <w:numPr>
+          <w:ilvl w:val="0"/>
+          <w:numId w:val="1"/>
+        </w:numPr>
+        <w:spacing w:after="60"/>
+      </w:pPr>
+      <w:r>
+        <w:t xml:space="preserve">super_user_subscriptions.plan ('PLUS' | 'SUPER_USER', défaut 'SUPER_USER') distingue les deux paliers payants automobiliste ; le défaut préserve les abonnés déjà actifs avant l'existence du palier Plus au lieu de les rétrograder silencieusement.</w:t>
+      </w:r>
+    </w:p>
+    <w:p>
+      <w:pPr>
+        <w:pStyle w:val="ListParagraph"/>
+        <w:numPr>
+          <w:ilvl w:val="0"/>
+          <w:numId w:val="1"/>
+        </w:numPr>
+        <w:spacing w:after="60"/>
+      </w:pPr>
+      <w:r>
+        <w:t xml:space="preserve">station_billing.trial_ends_at date la fin de l'essai gratuit d'un mois d'une station, posé automatiquement par le trigger handle_new_station() pour les nouvelles stations.</w:t>
       </w:r>
     </w:p>
     <w:p>
@@ -1611,7 +1832,7 @@
     <w:p>
       <w:pPr>
         <w:pStyle w:val="Heading2"/>
-        <w:spacing w:after="120" w:before="240"/>
+        <w:spacing w:after="140" w:before="260"/>
       </w:pPr>
       <w:r>
         <w:t xml:space="preserve">6.1 Fonctions utilitaires (SECURITY DEFINER)</w:t>
@@ -1627,46 +1848,46 @@
         <w:spacing w:after="60"/>
       </w:pPr>
       <w:r>
-        <w:t xml:space="preserve">app_role() — rôle (super_admin / admin / automobiliste) de l'utilisateur connecté.</w:t>
-      </w:r>
-    </w:p>
-    <w:p>
-      <w:pPr>
-        <w:pStyle w:val="ListParagraph"/>
-        <w:numPr>
-          <w:ilvl w:val="0"/>
-          <w:numId w:val="1"/>
-        </w:numPr>
-        <w:spacing w:after="60"/>
-      </w:pPr>
-      <w:r>
-        <w:t xml:space="preserve">current_station_id() — station_id du compte admin connecté.</w:t>
-      </w:r>
-    </w:p>
-    <w:p>
-      <w:pPr>
-        <w:pStyle w:val="ListParagraph"/>
-        <w:numPr>
-          <w:ilvl w:val="0"/>
-          <w:numId w:val="1"/>
-        </w:numPr>
-        <w:spacing w:after="60"/>
-      </w:pPr>
-      <w:r>
-        <w:t xml:space="preserve">client_vehicle_cap(uid) — renvoie le plafond de véhicules réel de l'automobiliste selon son offre (2 gratuit, 5 Plus, illimité Super User) ; remplace depuis le 22 août 2026 l'ancien booléen is_super_user(uid), incapable d'exprimer plus de deux paliers.</w:t>
-      </w:r>
-    </w:p>
-    <w:p>
-      <w:pPr>
-        <w:pStyle w:val="ListParagraph"/>
-        <w:numPr>
-          <w:ilvl w:val="0"/>
-          <w:numId w:val="1"/>
-        </w:numPr>
-        <w:spacing w:after="60"/>
-      </w:pPr>
-      <w:r>
-        <w:t xml:space="preserve">recharge_subscription(p_sub_id, p_amount) — recharge atomique du solde d'un abonnement fidélité en une seule requête SQL, pour ne pas entrer en collision avec la déduction automatique du trigger (l'ancienne version, un select puis un update séparés côté application, pouvait écraser une déduction survenue entre les deux).</w:t>
+        <w:t xml:space="preserve">app_role() — rôle (super_admin / admin / automobiliste) de l’utilisateur connecté.</w:t>
+      </w:r>
+    </w:p>
+    <w:p>
+      <w:pPr>
+        <w:pStyle w:val="ListParagraph"/>
+        <w:numPr>
+          <w:ilvl w:val="0"/>
+          <w:numId w:val="1"/>
+        </w:numPr>
+        <w:spacing w:after="60"/>
+      </w:pPr>
+      <w:r>
+        <w:t xml:space="preserve">current_station_id() — station_id du compte admin (ou staff) connecté.</w:t>
+      </w:r>
+    </w:p>
+    <w:p>
+      <w:pPr>
+        <w:pStyle w:val="ListParagraph"/>
+        <w:numPr>
+          <w:ilvl w:val="0"/>
+          <w:numId w:val="1"/>
+        </w:numPr>
+        <w:spacing w:after="60"/>
+      </w:pPr>
+      <w:r>
+        <w:t xml:space="preserve">client_vehicle_cap(uid) — renvoie le plafond de véhicules réel de l'automobiliste selon son offre (2 gratuit, 5 Plus, illimité Super User).</w:t>
+      </w:r>
+    </w:p>
+    <w:p>
+      <w:pPr>
+        <w:pStyle w:val="ListParagraph"/>
+        <w:numPr>
+          <w:ilvl w:val="0"/>
+          <w:numId w:val="1"/>
+        </w:numPr>
+        <w:spacing w:after="60"/>
+      </w:pPr>
+      <w:r>
+        <w:t xml:space="preserve">recharge_subscription(p_sub_id, p_amount) — recharge atomique du solde d’un abonnement fidélité en une seule requête SQL.</w:t>
       </w:r>
     </w:p>
     <w:p>
@@ -1692,13 +1913,78 @@
         <w:spacing w:after="60"/>
       </w:pPr>
       <w:r>
-        <w:t xml:space="preserve">client_push_back_reservation(p_reservation_id, p_positions) — permet à un automobiliste abonné à une station de reculer lui-même sa réservation de N places (ou jusqu'à la dernière) dans la file d'attente, en échangeant son created_at avec celui d'une réservation plus loin. Un client ne pouvant modifier que sa propre ligne via les policies RLS classiques, cette fonction security definer est le seul moyen d'écrire aussi sur la ligne d'un autre client — elle ne regarde jamais que des réservations créées APRÈS la sienne, donc ne peut structurellement jamais faire avancer l'appelant. Voir section 7.8.</w:t>
+        <w:t xml:space="preserve">client_push_back_reservation(p_reservation_id, p_positions) — permet à un automobiliste abonné à une station de reculer lui-même sa réservation dans la file d'attente — voir section 7.8.</w:t>
+      </w:r>
+    </w:p>
+    <w:p>
+      <w:pPr>
+        <w:pStyle w:val="ListParagraph"/>
+        <w:numPr>
+          <w:ilvl w:val="0"/>
+          <w:numId w:val="1"/>
+        </w:numPr>
+        <w:spacing w:after="60"/>
+      </w:pPr>
+      <w:r>
+        <w:t xml:space="preserve">has_station_perm(p_perm) — vérifie qu'un collaborateur ('staff') dispose d'une permission donnée avant une écriture sensible (équipe, rôles, invitations) — voir section 7.10.</w:t>
+      </w:r>
+    </w:p>
+    <w:p>
+      <w:pPr>
+        <w:pStyle w:val="ListParagraph"/>
+        <w:numPr>
+          <w:ilvl w:val="0"/>
+          <w:numId w:val="1"/>
+        </w:numPr>
+        <w:spacing w:after="60"/>
+      </w:pPr>
+      <w:r>
+        <w:t xml:space="preserve">set_station_paydunya_alias(p_alias) — écriture column-only, scopée à la station connectée, pour le compte de reversement PayDunya (station_billing.paydunya_account_alias).</w:t>
+      </w:r>
+    </w:p>
+    <w:p>
+      <w:pPr>
+        <w:pStyle w:val="ListParagraph"/>
+        <w:numPr>
+          <w:ilvl w:val="0"/>
+          <w:numId w:val="1"/>
+        </w:numPr>
+        <w:spacing w:after="60"/>
+      </w:pPr>
+      <w:r>
+        <w:t xml:space="preserve">shop_adjust_stock(p_id, p_delta) — décrémente/incrémente le stock d'un produit boutique de façon atomique, avec un plancher à 0.</w:t>
+      </w:r>
+    </w:p>
+    <w:p>
+      <w:pPr>
+        <w:pStyle w:val="ListParagraph"/>
+        <w:numPr>
+          <w:ilvl w:val="0"/>
+          <w:numId w:val="1"/>
+        </w:numPr>
+        <w:spacing w:after="60"/>
+      </w:pPr>
+      <w:r>
+        <w:t xml:space="preserve">station_has_shop(sid) / client_knows_station(sid) — utilitaires RLS de la boutique (voir 6.7).</w:t>
+      </w:r>
+    </w:p>
+    <w:p>
+      <w:pPr>
+        <w:pStyle w:val="ListParagraph"/>
+        <w:numPr>
+          <w:ilvl w:val="0"/>
+          <w:numId w:val="1"/>
+        </w:numPr>
+        <w:spacing w:after="60"/>
+      </w:pPr>
+      <w:r>
+        <w:t xml:space="preserve">station_subscription_ok(sid) — détermine si une station reste visible publiquement compte tenu de son abonnement (voir 6.8 et 7.13).</w:t>
       </w:r>
     </w:p>
     <w:p>
       <w:pPr>
         <w:pStyle w:val="Heading2"/>
-        <w:spacing w:after="120" w:before="240"/>
+        <w:spacing w:after="140" w:before="260"/>
       </w:pPr>
       <w:r>
         <w:t xml:space="preserve">6.2 Principe général des policies</w:t>
@@ -1709,13 +1995,13 @@
         <w:spacing w:after="120"/>
       </w:pPr>
       <w:r>
-        <w:t xml:space="preserve">Chaque table applique le même schéma de raisonnement : le propriétaire de la ligne (station via current_station_id(), ou client via auth.uid()) peut la lire/modifier ; le Super Admin voit tout (app_role() = 'super_admin') ; certaines lectures sont volontairement publiques (annuaire des stations actives, grille tarifaire, avis clients, publicités actives).</w:t>
+        <w:t xml:space="preserve">Chaque table applique le même schéma de raisonnement : le propriétaire de la ligne (station via current_station_id(), ou client via auth.uid()) peut la lire/modifier ; le Super Admin voit tout (app_role() = 'super_admin') ; certaines lectures sont volontairement publiques (annuaire des stations actives, grille tarifaire, avis clients, publicités actives, boutique active d'une station connue).</w:t>
       </w:r>
     </w:p>
     <w:p>
       <w:pPr>
         <w:pStyle w:val="Heading2"/>
-        <w:spacing w:after="120" w:before="240"/>
+        <w:spacing w:after="140" w:before="260"/>
       </w:pPr>
       <w:r>
         <w:t xml:space="preserve">6.3 Exemple : plafond de véhicules par palier (Gratuit / Plus / Super User)</w:t>
@@ -1726,13 +2012,13 @@
         <w:spacing w:after="120"/>
       </w:pPr>
       <w:r>
-        <w:t xml:space="preserve">La policy vehicles_insert compare le nombre de véhicules déjà possédés au plafond renvoyé par client_vehicle_cap(auth.uid()) — une fonction entière (2 pour l'offre gratuite, 5 pour Plus, illimité pour Super User) qui a remplacé le 22 août 2026 le booléen is_super_user(uid), incapable d'exprimer un 3ᵉ palier. La limite de chaque offre est donc appliquée par Postgres, pas seulement par l'interface. Cette même policy restrictive (owner_id = auth.uid()) empêche par ailleurs un admin de station de lire directement le véhicule d'un autre client — d'où le besoin de find_vehicle_owner (section 7.6) pour la reconnaissance par plaque.</w:t>
+        <w:t xml:space="preserve">La policy vehicles_insert compare le nombre de véhicules déjà possédés au plafond renvoyé par client_vehicle_cap(auth.uid()). La limite de chaque offre est donc appliquée par Postgres, pas seulement par l'interface. Cette même policy restrictive (owner_id = auth.uid()) empêche par ailleurs un admin de station de lire directement le véhicule d'un autre client — d'où le besoin de find_vehicle_owner (section 7.6).</w:t>
       </w:r>
     </w:p>
     <w:p>
       <w:pPr>
         <w:pStyle w:val="Heading2"/>
-        <w:spacing w:after="120" w:before="240"/>
+        <w:spacing w:after="140" w:before="260"/>
       </w:pPr>
       <w:r>
         <w:t xml:space="preserve">6.4 Exemple : publicités (station_ads)</w:t>
@@ -1743,13 +2029,13 @@
         <w:spacing w:after="120"/>
       </w:pPr>
       <w:r>
-        <w:t xml:space="preserve">Une station ne voit que ses propres campagnes (tous statuts). N'importe quel automobiliste connecté — et même un visiteur non connecté sur les pages publiques — peut lire les campagnes au statut ACTIVE et non expirées, quelle que soit la station émettrice (diffusion plateforme). Seul le Super Admin peut faire évoluer le statut d'une campagne (confirmer un paiement, rejeter), et fixe alors la date d'expiration à partir de la durée choisie par la station (duration_days), plus une constante fixe pour tout le monde.</w:t>
+        <w:t xml:space="preserve">Une station ne voit que ses propres campagnes (tous statuts). N'importe quel automobiliste connecté — et même un visiteur non connecté sur les pages publiques — peut lire les campagnes au statut ACTIVE et non expirées, quelle que soit la station émettrice. Seul le Super Admin peut faire évoluer le statut d'une campagne.</w:t>
       </w:r>
     </w:p>
     <w:p>
       <w:pPr>
         <w:pStyle w:val="Heading2"/>
-        <w:spacing w:after="120" w:before="240"/>
+        <w:spacing w:after="140" w:before="260"/>
       </w:pPr>
       <w:r>
         <w:t xml:space="preserve">6.5 Exemple : abonnements clients fidélité (station_client_subscriptions)</w:t>
@@ -1760,13 +2046,13 @@
         <w:spacing w:after="120"/>
       </w:pPr>
       <w:r>
-        <w:t xml:space="preserve">Le rapprochement entre une transaction réglée "par Abonnement" et l'abonnement du bon client se fait par client_id si connu, sinon par numéro de téléphone normalisé (chiffres uniquement, insensible aux espaces/préfixes) pour tolérer les variantes de saisie. Le trigger de déduction (BEFORE INSERT sur transactions) rejette désormais explicitement l'opération si aucun abonnement actif ne correspond ou si le solde est insuffisant, plutôt que d'accepter silencieusement un lavage non déduit.</w:t>
+        <w:t xml:space="preserve">Le rapprochement entre une transaction réglée « par Abonnement » et l'abonnement du bon client se fait par client_id si connu, sinon par numéro de téléphone normalisé. Le trigger de déduction (BEFORE INSERT sur transactions) rejette explicitement l'opération si aucun abonnement actif ne correspond ou si le solde est insuffisant.</w:t>
       </w:r>
     </w:p>
     <w:p>
       <w:pPr>
         <w:pStyle w:val="Heading2"/>
-        <w:spacing w:after="120" w:before="240"/>
+        <w:spacing w:after="140" w:before="260"/>
       </w:pPr>
       <w:r>
         <w:t xml:space="preserve">6.6 Expiration de session sur inactivité</w:t>
@@ -1777,59 +2063,49 @@
         <w:spacing w:after="120"/>
       </w:pPr>
       <w:r>
-        <w:t xml:space="preserve">Ajoutée le 6 septembre 2026. Supabase Auth ne termine jamais une session de lui-même (jeton rafraîchi en silence, stockage localStorage) et le time-box côté serveur est réservé au plan Pro. Une veille côté client (src/lib/idleTimeout.js, branchée dans src/App.jsx) déconnecte donc l'utilisateur après 30 minutes sans interaction (défaut, surchargeable par navigateur via localStorage ccg_idle_max_minutes).</w:t>
-      </w:r>
-    </w:p>
-    <w:p>
-      <w:pPr>
-        <w:pStyle w:val="ListParagraph"/>
-        <w:numPr>
-          <w:ilvl w:val="0"/>
-          <w:numId w:val="1"/>
-        </w:numPr>
-        <w:spacing w:after="60"/>
-      </w:pPr>
-      <w:r>
-        <w:t xml:space="preserve">Horodatage "dernière activité" conservé dans localStorage et partagé entre onglets : une action dans un onglet garde les autres actifs, l'expiration les déconnecte tous.</w:t>
-      </w:r>
-    </w:p>
-    <w:p>
-      <w:pPr>
-        <w:pStyle w:val="ListParagraph"/>
-        <w:numPr>
-          <w:ilvl w:val="0"/>
-          <w:numId w:val="1"/>
-        </w:numPr>
-        <w:spacing w:after="60"/>
-      </w:pPr>
-      <w:r>
-        <w:t xml:space="preserve">Événements suivis : souris, clavier, tactile, molette. Vérification toutes les 30 s et au retour sur l'onglet (couvre la mise en veille de la machine).</w:t>
-      </w:r>
-    </w:p>
-    <w:p>
-      <w:pPr>
-        <w:pStyle w:val="ListParagraph"/>
-        <w:numPr>
-          <w:ilvl w:val="0"/>
-          <w:numId w:val="1"/>
-        </w:numPr>
-        <w:spacing w:after="60"/>
-      </w:pPr>
-      <w:r>
-        <w:t xml:space="preserve">À l'expiration : supabase.auth.signOut(), purge du cache de session local, puis redirection vers /login.html?expired=1 (bandeau "session expirée").</w:t>
-      </w:r>
-    </w:p>
-    <w:p>
-      <w:pPr>
-        <w:pStyle w:val="ListParagraph"/>
-        <w:numPr>
-          <w:ilvl w:val="0"/>
-          <w:numId w:val="1"/>
-        </w:numPr>
-        <w:spacing w:after="60"/>
-      </w:pPr>
-      <w:r>
-        <w:t xml:space="preserve">Les visiteurs anonymes de la page publique /stations ne sont pas concernés : la déconnexion n'a lieu que si une session existe réellement.</w:t>
+        <w:t xml:space="preserve">Ajoutée le 6 septembre 2026. Supabase Auth ne termine jamais une session de lui-même et le time-box côté serveur est réservé au plan Pro. Une veille côté client (src/lib/idleTimeout.js, branchée dans src/App.jsx) déconnecte donc l'utilisateur après 30 minutes sans interaction (défaut, surchargeable via localStorage ccg_idle_max_minutes). Horodatage « dernière activité » partagé entre onglets ; événements suivis : souris, clavier, tactile, molette ; vérification toutes les 30 s et au retour sur l'onglet.</w:t>
+      </w:r>
+    </w:p>
+    <w:p>
+      <w:pPr>
+        <w:spacing w:after="120"/>
+      </w:pPr>
+      <w:r>
+        <w:t xml:space="preserve">Deux extensions ajoutées le 9 septembre 2026 : (1) un écran verrouillé (SessionLockOverlay) peut désormais intercepter l'expiration via setSessionExpiredHandler(fn) plutôt que de rediriger immédiatement vers le login — AdminLayout l'utilise pour continuer d'alerter la station après expiration : l'écran interroge toutes les 15 s une RPC publique (all_stations_queue_snapshot) et la grille tarifaire, puis déclenche un bip sonore répété (Web Audio) et fait clignoter le titre de l'onglet dès qu'un lavage dépasse sa durée estimée, même déconnecté côté client. (2) Une période de grâce « station occupée » (BUSY_GRACE_MS = 3 h) suspend entièrement l'expiration pendant un lavage en cours (marqueur localStorage ccg_active_wash_since posé par useAppState au démarrage d'un lavage) — une station en plein lavage n'est ainsi jamais déconnectée au milieu du service.</w:t>
+      </w:r>
+    </w:p>
+    <w:p>
+      <w:pPr>
+        <w:pStyle w:val="Heading2"/>
+        <w:spacing w:after="140" w:before="260"/>
+      </w:pPr>
+      <w:r>
+        <w:t xml:space="preserve">6.7 Boutique (shop_products)</w:t>
+      </w:r>
+    </w:p>
+    <w:p>
+      <w:pPr>
+        <w:spacing w:after="120"/>
+      </w:pPr>
+      <w:r>
+        <w:t xml:space="preserve">Une station voit tous ses propres produits (actifs ou non). Le Super Admin voit tout. Un automobiliste ne voit que les produits actifs d'une station qui a accès à la boutique (station_has_shop : forfait Business ou module mod_boutique) ET qu'il « connaît » déjà (client_knows_station : réservation existante dans cette station, ou station mise en favori).</w:t>
+      </w:r>
+    </w:p>
+    <w:p>
+      <w:pPr>
+        <w:pStyle w:val="Heading2"/>
+        <w:spacing w:after="140" w:before="260"/>
+      </w:pPr>
+      <w:r>
+        <w:t xml:space="preserve">6.8 Visibilité publique et abonnement station</w:t>
+      </w:r>
+    </w:p>
+    <w:p>
+      <w:pPr>
+        <w:spacing w:after="120"/>
+      </w:pPr>
+      <w:r>
+        <w:t xml:space="preserve">station_subscription_ok(sid) renvoie faux si le statut d'abonnement de la station est en_retard, ou si son essai gratuit est expiré sans passage à jour — la policy publique de lecture de stations s'appuie dessus pour retirer la station de l'annuaire public /stations et du carrousel d'accueil, sans pour autant bloquer la station elle-même ni le Super Admin (voir section 7.13).</w:t>
       </w:r>
     </w:p>
     <w:p>
@@ -1844,7 +2120,7 @@
     <w:p>
       <w:pPr>
         <w:pStyle w:val="Heading2"/>
-        <w:spacing w:after="120" w:before="240"/>
+        <w:spacing w:after="140" w:before="260"/>
       </w:pPr>
       <w:r>
         <w:t xml:space="preserve">7.1 Cycle de vie d'une réservation</w:t>
@@ -1861,7 +2137,7 @@
     <w:p>
       <w:pPr>
         <w:pStyle w:val="Heading2"/>
-        <w:spacing w:after="120" w:before="240"/>
+        <w:spacing w:after="140" w:before="260"/>
       </w:pPr>
       <w:r>
         <w:t xml:space="preserve">7.2 Pointage des laveurs</w:t>
@@ -1872,84 +2148,32 @@
         <w:spacing w:after="120"/>
       </w:pPr>
       <w:r>
-        <w:t xml:space="preserve">Machine à états sur employees.status, distincte du statut du jour (daily_status) :</w:t>
-      </w:r>
-    </w:p>
-    <w:p>
-      <w:pPr>
-        <w:pStyle w:val="ListParagraph"/>
-        <w:numPr>
-          <w:ilvl w:val="0"/>
-          <w:numId w:val="1"/>
-        </w:numPr>
-        <w:spacing w:after="60"/>
-      </w:pPr>
-      <w:r>
-        <w:t xml:space="preserve">Actif : prise de poste automatique dès que le laveur est marqué "Présent" du jour.</w:t>
-      </w:r>
-    </w:p>
-    <w:p>
-      <w:pPr>
-        <w:pStyle w:val="ListParagraph"/>
-        <w:numPr>
-          <w:ilvl w:val="0"/>
-          <w:numId w:val="1"/>
-        </w:numPr>
-        <w:spacing w:after="60"/>
-      </w:pPr>
-      <w:r>
-        <w:t xml:space="preserve">Terminé : après un clic "Descendre" — encore réactivable ("Reprendre service"), y compris automatiquement si un nouveau véhicule lui est confié.</w:t>
-      </w:r>
-    </w:p>
-    <w:p>
-      <w:pPr>
-        <w:pStyle w:val="ListParagraph"/>
-        <w:numPr>
-          <w:ilvl w:val="0"/>
-          <w:numId w:val="1"/>
-        </w:numPr>
-        <w:spacing w:after="60"/>
-      </w:pPr>
-      <w:r>
-        <w:t xml:space="preserve">Fin de service : clôture définitive de la journée, plus aucune réactivation possible.</w:t>
-      </w:r>
-    </w:p>
-    <w:p>
-      <w:pPr>
-        <w:pStyle w:val="ListParagraph"/>
-        <w:numPr>
-          <w:ilvl w:val="0"/>
-          <w:numId w:val="1"/>
-        </w:numPr>
-        <w:spacing w:after="60"/>
-      </w:pPr>
-      <w:r>
-        <w:t xml:space="preserve">Coupure automatique : un contrôle tourne chaque minute côté application ; si un laveur est encore Actif après l'heure de fermeture configurée par la station, il est automatiquement basculé en Fin de service.</w:t>
-      </w:r>
-    </w:p>
-    <w:p>
-      <w:pPr>
-        <w:spacing w:after="120"/>
-      </w:pPr>
-      <w:r>
-        <w:t xml:space="preserve">Deux notions de "fermeture" distinctes coexistent volontairement dans lib/stationData.js : isStationOpenNow() (ouvert seulement DANS la plage horaire, utilisé pour le badge Ouvert/Fermé côté client) et isPastClosingTime() (bloque uniquement APRÈS la fermeture, sans jamais bloquer avant l'ouverture, utilisé côté admin pour le bouton "Go" et "Reprendre service") — les confondre a provoqué une régression corrigée le 21 août 2026.</w:t>
+        <w:t xml:space="preserve">Machine à états sur employees.status, distincte du statut du jour (daily_status) : Actif (prise de poste automatique dès « Présent »), Terminé (réactivable), Fin de service (clôture définitive), avec une coupure automatique qui bascule un laveur encore Actif après l'heure de fermeture configurée. Depuis le 8 septembre 2026, le statut du jour par défaut d'un laveur non encore pointé est « Repos » (neutre) et non plus « Absent (Injustifié) » (disciplinaire) — un manager doit désormais marquer activement une vraie absence injustifiée.</w:t>
+      </w:r>
+    </w:p>
+    <w:p>
+      <w:pPr>
+        <w:spacing w:after="120"/>
+      </w:pPr>
+      <w:r>
+        <w:t xml:space="preserve">L'export Excel du pointage mensuel réel (docs/Pointage-Export.md) produit un classeur à 3 feuilles à partir des horodatages réels d'attendance_records (jamais une allocation forfaitaire) : Synthèse (totaux par employé — jours travaillés, heures en « 8h 05m » et en décimal pour la paie, moyenne/jour, décompte repos/congé/maladie/absence), Détail par jour (grille employé × chaque jour du mois, cellule = heures ou lettre de statut R/C/M/A), et Pointages (format long normalisé pour tableaux croisés dynamiques). Distinct du classeur Planning (prévisionnel, inchangé) déjà exporté par ailleurs. Inclut les employés supprimés ayant pointé dans le mois (nom/rôle figés).</w:t>
       </w:r>
     </w:p>
     <w:p>
       <w:pPr>
         <w:pStyle w:val="Heading2"/>
-        <w:spacing w:after="120" w:before="240"/>
-      </w:pPr>
-      <w:r>
-        <w:t xml:space="preserve">7.3 Paiements différés à confirmation manuelle</w:t>
-      </w:r>
-    </w:p>
-    <w:p>
-      <w:pPr>
-        <w:spacing w:after="120"/>
-      </w:pPr>
-      <w:r>
-        <w:t xml:space="preserve">Plusieurs flux suivent le même schéma PENDING → ACTIVE, pour la même raison (absence de vraie passerelle de paiement) :</w:t>
+        <w:spacing w:after="140" w:before="260"/>
+      </w:pPr>
+      <w:r>
+        <w:t xml:space="preserve">7.3 Paiements plateforme : PayDunya avec repli manuel</w:t>
+      </w:r>
+    </w:p>
+    <w:p>
+      <w:pPr>
+        <w:spacing w:after="120"/>
+      </w:pPr>
+      <w:r>
+        <w:t xml:space="preserve">Trois flux suivent le même schéma — une vraie redirection PayDunya (create-platform-payment) avec, en repli si elle échoue, l'ancien mécanisme PENDING → ACTIVE/CONFIRMÉ à confirmation manuelle du Super Admin :</w:t>
       </w:r>
     </w:p>
     <w:tbl>
@@ -1968,16 +2192,17 @@
         <w:gridCol w:w="100"/>
         <w:gridCol w:w="100"/>
         <w:gridCol w:w="100"/>
+        <w:gridCol w:w="100"/>
       </w:tblGrid>
       <w:tr>
         <w:tc>
           <w:tcPr>
-            <w:tcW w:type="pct" w:w="22%"/>
-            <w:tcBorders>
-              <w:top w:val="single" w:color="auto" w:sz="4"/>
-              <w:left w:val="single" w:color="auto" w:sz="4"/>
-              <w:bottom w:val="single" w:color="auto" w:sz="4"/>
-              <w:right w:val="single" w:color="auto" w:sz="4"/>
+            <w:tcW w:type="pct" w:w="25%"/>
+            <w:tcBorders>
+              <w:top w:val="single" w:color="000000" w:sz="4"/>
+              <w:left w:val="single" w:color="000000" w:sz="4"/>
+              <w:bottom w:val="single" w:color="000000" w:sz="4"/>
+              <w:right w:val="single" w:color="000000" w:sz="4"/>
             </w:tcBorders>
             <w:shd w:fill="1F3864" w:color="1F3864" w:val="solid"/>
           </w:tcPr>
@@ -1994,12 +2219,12 @@
         </w:tc>
         <w:tc>
           <w:tcPr>
-            <w:tcW w:type="pct" w:w="39%"/>
-            <w:tcBorders>
-              <w:top w:val="single" w:color="auto" w:sz="4"/>
-              <w:left w:val="single" w:color="auto" w:sz="4"/>
-              <w:bottom w:val="single" w:color="auto" w:sz="4"/>
-              <w:right w:val="single" w:color="auto" w:sz="4"/>
+            <w:tcW w:type="pct" w:w="25%"/>
+            <w:tcBorders>
+              <w:top w:val="single" w:color="000000" w:sz="4"/>
+              <w:left w:val="single" w:color="000000" w:sz="4"/>
+              <w:bottom w:val="single" w:color="000000" w:sz="4"/>
+              <w:right w:val="single" w:color="000000" w:sz="4"/>
             </w:tcBorders>
             <w:shd w:fill="1F3864" w:color="1F3864" w:val="solid"/>
           </w:tcPr>
@@ -2016,12 +2241,12 @@
         </w:tc>
         <w:tc>
           <w:tcPr>
-            <w:tcW w:type="pct" w:w="39%"/>
-            <w:tcBorders>
-              <w:top w:val="single" w:color="auto" w:sz="4"/>
-              <w:left w:val="single" w:color="auto" w:sz="4"/>
-              <w:bottom w:val="single" w:color="auto" w:sz="4"/>
-              <w:right w:val="single" w:color="auto" w:sz="4"/>
+            <w:tcW w:type="pct" w:w="25%"/>
+            <w:tcBorders>
+              <w:top w:val="single" w:color="000000" w:sz="4"/>
+              <w:left w:val="single" w:color="000000" w:sz="4"/>
+              <w:bottom w:val="single" w:color="000000" w:sz="4"/>
+              <w:right w:val="single" w:color="000000" w:sz="4"/>
             </w:tcBorders>
             <w:shd w:fill="1F3864" w:color="1F3864" w:val="solid"/>
           </w:tcPr>
@@ -2036,16 +2261,38 @@
             </w:r>
           </w:p>
         </w:tc>
+        <w:tc>
+          <w:tcPr>
+            <w:tcW w:type="pct" w:w="25%"/>
+            <w:tcBorders>
+              <w:top w:val="single" w:color="000000" w:sz="4"/>
+              <w:left w:val="single" w:color="000000" w:sz="4"/>
+              <w:bottom w:val="single" w:color="000000" w:sz="4"/>
+              <w:right w:val="single" w:color="000000" w:sz="4"/>
+            </w:tcBorders>
+            <w:shd w:fill="1F3864" w:color="1F3864" w:val="solid"/>
+          </w:tcPr>
+          <w:p>
+            <w:r>
+              <w:rPr>
+                <w:b/>
+                <w:bCs/>
+                <w:color w:val="FFFFFF"/>
+              </w:rPr>
+              <w:t xml:space="preserve">Renouvellement d'abonnement station</w:t>
+            </w:r>
+          </w:p>
+        </w:tc>
       </w:tr>
       <w:tr>
         <w:tc>
           <w:tcPr>
-            <w:tcW w:type="pct" w:w="22%"/>
-            <w:tcBorders>
-              <w:top w:val="single" w:color="auto" w:sz="4"/>
-              <w:left w:val="single" w:color="auto" w:sz="4"/>
-              <w:bottom w:val="single" w:color="auto" w:sz="4"/>
-              <w:right w:val="single" w:color="auto" w:sz="4"/>
+            <w:tcW w:type="pct" w:w="25%"/>
+            <w:tcBorders>
+              <w:top w:val="single" w:color="000000" w:sz="4"/>
+              <w:left w:val="single" w:color="000000" w:sz="4"/>
+              <w:bottom w:val="single" w:color="000000" w:sz="4"/>
+              <w:right w:val="single" w:color="000000" w:sz="4"/>
             </w:tcBorders>
           </w:tcPr>
           <w:p>
@@ -2056,12 +2303,12 @@
         </w:tc>
         <w:tc>
           <w:tcPr>
-            <w:tcW w:type="pct" w:w="39%"/>
-            <w:tcBorders>
-              <w:top w:val="single" w:color="auto" w:sz="4"/>
-              <w:left w:val="single" w:color="auto" w:sz="4"/>
-              <w:bottom w:val="single" w:color="auto" w:sz="4"/>
-              <w:right w:val="single" w:color="auto" w:sz="4"/>
+            <w:tcW w:type="pct" w:w="25%"/>
+            <w:tcBorders>
+              <w:top w:val="single" w:color="000000" w:sz="4"/>
+              <w:left w:val="single" w:color="000000" w:sz="4"/>
+              <w:bottom w:val="single" w:color="000000" w:sz="4"/>
+              <w:right w:val="single" w:color="000000" w:sz="4"/>
             </w:tcBorders>
           </w:tcPr>
           <w:p>
@@ -2072,12 +2319,28 @@
         </w:tc>
         <w:tc>
           <w:tcPr>
-            <w:tcW w:type="pct" w:w="39%"/>
-            <w:tcBorders>
-              <w:top w:val="single" w:color="auto" w:sz="4"/>
-              <w:left w:val="single" w:color="auto" w:sz="4"/>
-              <w:bottom w:val="single" w:color="auto" w:sz="4"/>
-              <w:right w:val="single" w:color="auto" w:sz="4"/>
+            <w:tcW w:type="pct" w:w="25%"/>
+            <w:tcBorders>
+              <w:top w:val="single" w:color="000000" w:sz="4"/>
+              <w:left w:val="single" w:color="000000" w:sz="4"/>
+              <w:bottom w:val="single" w:color="000000" w:sz="4"/>
+              <w:right w:val="single" w:color="000000" w:sz="4"/>
+            </w:tcBorders>
+          </w:tcPr>
+          <w:p>
+            <w:r>
+              <w:t xml:space="preserve">Station</w:t>
+            </w:r>
+          </w:p>
+        </w:tc>
+        <w:tc>
+          <w:tcPr>
+            <w:tcW w:type="pct" w:w="25%"/>
+            <w:tcBorders>
+              <w:top w:val="single" w:color="000000" w:sz="4"/>
+              <w:left w:val="single" w:color="000000" w:sz="4"/>
+              <w:bottom w:val="single" w:color="000000" w:sz="4"/>
+              <w:right w:val="single" w:color="000000" w:sz="4"/>
             </w:tcBorders>
           </w:tcPr>
           <w:p>
@@ -2090,12 +2353,12 @@
       <w:tr>
         <w:tc>
           <w:tcPr>
-            <w:tcW w:type="pct" w:w="22%"/>
-            <w:tcBorders>
-              <w:top w:val="single" w:color="auto" w:sz="4"/>
-              <w:left w:val="single" w:color="auto" w:sz="4"/>
-              <w:bottom w:val="single" w:color="auto" w:sz="4"/>
-              <w:right w:val="single" w:color="auto" w:sz="4"/>
+            <w:tcW w:type="pct" w:w="25%"/>
+            <w:tcBorders>
+              <w:top w:val="single" w:color="000000" w:sz="4"/>
+              <w:left w:val="single" w:color="000000" w:sz="4"/>
+              <w:bottom w:val="single" w:color="000000" w:sz="4"/>
+              <w:right w:val="single" w:color="000000" w:sz="4"/>
             </w:tcBorders>
           </w:tcPr>
           <w:p>
@@ -2106,12 +2369,12 @@
         </w:tc>
         <w:tc>
           <w:tcPr>
-            <w:tcW w:type="pct" w:w="39%"/>
-            <w:tcBorders>
-              <w:top w:val="single" w:color="auto" w:sz="4"/>
-              <w:left w:val="single" w:color="auto" w:sz="4"/>
-              <w:bottom w:val="single" w:color="auto" w:sz="4"/>
-              <w:right w:val="single" w:color="auto" w:sz="4"/>
+            <w:tcW w:type="pct" w:w="25%"/>
+            <w:tcBorders>
+              <w:top w:val="single" w:color="000000" w:sz="4"/>
+              <w:left w:val="single" w:color="000000" w:sz="4"/>
+              <w:bottom w:val="single" w:color="000000" w:sz="4"/>
+              <w:right w:val="single" w:color="000000" w:sz="4"/>
             </w:tcBorders>
           </w:tcPr>
           <w:p>
@@ -2122,17 +2385,33 @@
         </w:tc>
         <w:tc>
           <w:tcPr>
-            <w:tcW w:type="pct" w:w="39%"/>
-            <w:tcBorders>
-              <w:top w:val="single" w:color="auto" w:sz="4"/>
-              <w:left w:val="single" w:color="auto" w:sz="4"/>
-              <w:bottom w:val="single" w:color="auto" w:sz="4"/>
-              <w:right w:val="single" w:color="auto" w:sz="4"/>
+            <w:tcW w:type="pct" w:w="25%"/>
+            <w:tcBorders>
+              <w:top w:val="single" w:color="000000" w:sz="4"/>
+              <w:left w:val="single" w:color="000000" w:sz="4"/>
+              <w:bottom w:val="single" w:color="000000" w:sz="4"/>
+              <w:right w:val="single" w:color="000000" w:sz="4"/>
             </w:tcBorders>
           </w:tcPr>
           <w:p>
             <w:r>
               <w:t xml:space="preserve">5 000 F / 3j · 10 000 F / 7j · 30 000 F / 30j (au choix)</w:t>
+            </w:r>
+          </w:p>
+        </w:tc>
+        <w:tc>
+          <w:tcPr>
+            <w:tcW w:type="pct" w:w="25%"/>
+            <w:tcBorders>
+              <w:top w:val="single" w:color="000000" w:sz="4"/>
+              <w:left w:val="single" w:color="000000" w:sz="4"/>
+              <w:bottom w:val="single" w:color="000000" w:sz="4"/>
+              <w:right w:val="single" w:color="000000" w:sz="4"/>
+            </w:tcBorders>
+          </w:tcPr>
+          <w:p>
+            <w:r>
+              <w:t xml:space="preserve">Selon le plan SaaS de la station</w:t>
             </w:r>
           </w:p>
         </w:tc>
@@ -2140,28 +2419,28 @@
       <w:tr>
         <w:tc>
           <w:tcPr>
-            <w:tcW w:type="pct" w:w="22%"/>
-            <w:tcBorders>
-              <w:top w:val="single" w:color="auto" w:sz="4"/>
-              <w:left w:val="single" w:color="auto" w:sz="4"/>
-              <w:bottom w:val="single" w:color="auto" w:sz="4"/>
-              <w:right w:val="single" w:color="auto" w:sz="4"/>
-            </w:tcBorders>
-          </w:tcPr>
-          <w:p>
-            <w:r>
-              <w:t xml:space="preserve">Qui confirme</w:t>
-            </w:r>
-          </w:p>
-        </w:tc>
-        <w:tc>
-          <w:tcPr>
-            <w:tcW w:type="pct" w:w="39%"/>
-            <w:tcBorders>
-              <w:top w:val="single" w:color="auto" w:sz="4"/>
-              <w:left w:val="single" w:color="auto" w:sz="4"/>
-              <w:bottom w:val="single" w:color="auto" w:sz="4"/>
-              <w:right w:val="single" w:color="auto" w:sz="4"/>
+            <w:tcW w:type="pct" w:w="25%"/>
+            <w:tcBorders>
+              <w:top w:val="single" w:color="000000" w:sz="4"/>
+              <w:left w:val="single" w:color="000000" w:sz="4"/>
+              <w:bottom w:val="single" w:color="000000" w:sz="4"/>
+              <w:right w:val="single" w:color="000000" w:sz="4"/>
+            </w:tcBorders>
+          </w:tcPr>
+          <w:p>
+            <w:r>
+              <w:t xml:space="preserve">Repli manuel</w:t>
+            </w:r>
+          </w:p>
+        </w:tc>
+        <w:tc>
+          <w:tcPr>
+            <w:tcW w:type="pct" w:w="25%"/>
+            <w:tcBorders>
+              <w:top w:val="single" w:color="000000" w:sz="4"/>
+              <w:left w:val="single" w:color="000000" w:sz="4"/>
+              <w:bottom w:val="single" w:color="000000" w:sz="4"/>
+              <w:right w:val="single" w:color="000000" w:sz="4"/>
             </w:tcBorders>
           </w:tcPr>
           <w:p>
@@ -2172,12 +2451,28 @@
         </w:tc>
         <w:tc>
           <w:tcPr>
-            <w:tcW w:type="pct" w:w="39%"/>
-            <w:tcBorders>
-              <w:top w:val="single" w:color="auto" w:sz="4"/>
-              <w:left w:val="single" w:color="auto" w:sz="4"/>
-              <w:bottom w:val="single" w:color="auto" w:sz="4"/>
-              <w:right w:val="single" w:color="auto" w:sz="4"/>
+            <w:tcW w:type="pct" w:w="25%"/>
+            <w:tcBorders>
+              <w:top w:val="single" w:color="000000" w:sz="4"/>
+              <w:left w:val="single" w:color="000000" w:sz="4"/>
+              <w:bottom w:val="single" w:color="000000" w:sz="4"/>
+              <w:right w:val="single" w:color="000000" w:sz="4"/>
+            </w:tcBorders>
+          </w:tcPr>
+          <w:p>
+            <w:r>
+              <w:t xml:space="preserve">Super Admin</w:t>
+            </w:r>
+          </w:p>
+        </w:tc>
+        <w:tc>
+          <w:tcPr>
+            <w:tcW w:type="pct" w:w="25%"/>
+            <w:tcBorders>
+              <w:top w:val="single" w:color="000000" w:sz="4"/>
+              <w:left w:val="single" w:color="000000" w:sz="4"/>
+              <w:bottom w:val="single" w:color="000000" w:sz="4"/>
+              <w:right w:val="single" w:color="000000" w:sz="4"/>
             </w:tcBorders>
           </w:tcPr>
           <w:p>
@@ -2190,28 +2485,28 @@
       <w:tr>
         <w:tc>
           <w:tcPr>
-            <w:tcW w:type="pct" w:w="22%"/>
-            <w:tcBorders>
-              <w:top w:val="single" w:color="auto" w:sz="4"/>
-              <w:left w:val="single" w:color="auto" w:sz="4"/>
-              <w:bottom w:val="single" w:color="auto" w:sz="4"/>
-              <w:right w:val="single" w:color="auto" w:sz="4"/>
-            </w:tcBorders>
-          </w:tcPr>
-          <w:p>
-            <w:r>
-              <w:t xml:space="preserve">Effet une fois ACTIVE</w:t>
-            </w:r>
-          </w:p>
-        </w:tc>
-        <w:tc>
-          <w:tcPr>
-            <w:tcW w:type="pct" w:w="39%"/>
-            <w:tcBorders>
-              <w:top w:val="single" w:color="auto" w:sz="4"/>
-              <w:left w:val="single" w:color="auto" w:sz="4"/>
-              <w:bottom w:val="single" w:color="auto" w:sz="4"/>
-              <w:right w:val="single" w:color="auto" w:sz="4"/>
+            <w:tcW w:type="pct" w:w="25%"/>
+            <w:tcBorders>
+              <w:top w:val="single" w:color="000000" w:sz="4"/>
+              <w:left w:val="single" w:color="000000" w:sz="4"/>
+              <w:bottom w:val="single" w:color="000000" w:sz="4"/>
+              <w:right w:val="single" w:color="000000" w:sz="4"/>
+            </w:tcBorders>
+          </w:tcPr>
+          <w:p>
+            <w:r>
+              <w:t xml:space="preserve">Effet une fois actif</w:t>
+            </w:r>
+          </w:p>
+        </w:tc>
+        <w:tc>
+          <w:tcPr>
+            <w:tcW w:type="pct" w:w="25%"/>
+            <w:tcBorders>
+              <w:top w:val="single" w:color="000000" w:sz="4"/>
+              <w:left w:val="single" w:color="000000" w:sz="4"/>
+              <w:bottom w:val="single" w:color="000000" w:sz="4"/>
+              <w:right w:val="single" w:color="000000" w:sz="4"/>
             </w:tcBorders>
           </w:tcPr>
           <w:p>
@@ -2222,17 +2517,33 @@
         </w:tc>
         <w:tc>
           <w:tcPr>
-            <w:tcW w:type="pct" w:w="39%"/>
-            <w:tcBorders>
-              <w:top w:val="single" w:color="auto" w:sz="4"/>
-              <w:left w:val="single" w:color="auto" w:sz="4"/>
-              <w:bottom w:val="single" w:color="auto" w:sz="4"/>
-              <w:right w:val="single" w:color="auto" w:sz="4"/>
+            <w:tcW w:type="pct" w:w="25%"/>
+            <w:tcBorders>
+              <w:top w:val="single" w:color="000000" w:sz="4"/>
+              <w:left w:val="single" w:color="000000" w:sz="4"/>
+              <w:bottom w:val="single" w:color="000000" w:sz="4"/>
+              <w:right w:val="single" w:color="000000" w:sz="4"/>
             </w:tcBorders>
           </w:tcPr>
           <w:p>
             <w:r>
               <w:t xml:space="preserve">Diffusion sur le tableau de bord de tous les automobilistes + mise en avant sur /stations</w:t>
+            </w:r>
+          </w:p>
+        </w:tc>
+        <w:tc>
+          <w:tcPr>
+            <w:tcW w:type="pct" w:w="25%"/>
+            <w:tcBorders>
+              <w:top w:val="single" w:color="000000" w:sz="4"/>
+              <w:left w:val="single" w:color="000000" w:sz="4"/>
+              <w:bottom w:val="single" w:color="000000" w:sz="4"/>
+              <w:right w:val="single" w:color="000000" w:sz="4"/>
+            </w:tcBorders>
+          </w:tcPr>
+          <w:p>
+            <w:r>
+              <w:t xml:space="preserve">subscription_status repasse à a_jour, la station redevient visible publiquement</w:t>
             </w:r>
           </w:p>
         </w:tc>
@@ -2240,77 +2551,69 @@
     </w:tbl>
     <w:p>
       <w:pPr>
-        <w:spacing w:after="0"/>
-      </w:pPr>
-    </w:p>
-    <w:p>
-      <w:pPr>
-        <w:spacing w:after="120"/>
-      </w:pPr>
-      <w:r>
-        <w:t xml:space="preserve">L'abonnement fidélité client (station_client_subscriptions) suit un schéma différent, entièrement géré par la station elle-même (pas de confirmation Super Admin) : voir section 7.5.</w:t>
+        <w:spacing w:after="160"/>
+      </w:pPr>
+    </w:p>
+    <w:p>
+      <w:pPr>
+        <w:spacing w:after="120"/>
+      </w:pPr>
+      <w:r>
+        <w:t xml:space="preserve">L'abonnement fidélité client (station_client_subscriptions) suit un schéma différent, entièrement géré par la station elle-même (pas de confirmation Super Admin, pas de PayDunya) : voir section 7.5.</w:t>
       </w:r>
     </w:p>
     <w:p>
       <w:pPr>
         <w:pStyle w:val="Heading2"/>
-        <w:spacing w:after="120" w:before="240"/>
-      </w:pPr>
-      <w:r>
-        <w:t xml:space="preserve">7.4 Promotion (gratuite) vs Publicité (payante) vs "À la une"</w:t>
-      </w:r>
-    </w:p>
-    <w:p>
-      <w:pPr>
-        <w:spacing w:after="120"/>
-      </w:pPr>
-      <w:r>
-        <w:t xml:space="preserve">Trois mécanismes de visibilité distincts, à ne pas confondre :</w:t>
-      </w:r>
-    </w:p>
-    <w:p>
-      <w:pPr>
-        <w:pStyle w:val="ListParagraph"/>
-        <w:numPr>
-          <w:ilvl w:val="0"/>
-          <w:numId w:val="1"/>
-        </w:numPr>
-        <w:spacing w:after="60"/>
-      </w:pPr>
-      <w:r>
-        <w:t xml:space="preserve">Promotion (stations.promo_config) : gratuite, configurée par la station elle-même (Admin &gt; Promotions), visible uniquement sur la fiche de CETTE station et sur le tableau de bord des automobilistes qui ont déjà une relation avec elle (réservation payée ou en cours).</w:t>
-      </w:r>
-    </w:p>
-    <w:p>
-      <w:pPr>
-        <w:pStyle w:val="ListParagraph"/>
-        <w:numPr>
-          <w:ilvl w:val="0"/>
-          <w:numId w:val="1"/>
-        </w:numPr>
-        <w:spacing w:after="60"/>
-      </w:pPr>
-      <w:r>
-        <w:t xml:space="preserve">Publicité (station_ads) : payante, diffusée sur le tableau de bord de TOUS les automobilistes de la plateforme après confirmation du Super Admin, quel que soit leur historique. Chaque client peut l'ignorer individuellement (persisté en base, pas seulement localement).</w:t>
-      </w:r>
-    </w:p>
-    <w:p>
-      <w:pPr>
-        <w:pStyle w:val="ListParagraph"/>
-        <w:numPr>
-          <w:ilvl w:val="0"/>
-          <w:numId w:val="1"/>
-        </w:numPr>
-        <w:spacing w:after="60"/>
-      </w:pPr>
-      <w:r>
-        <w:t xml:space="preserve">"À la une" (21 août 2026) : une station avec une publicité ACTIVE est aussi mise en avant sur la page publique "Trouver une station" (/stations, accessible sans compte) — badge "⭐ À la une", message affiché, et épinglée en tête de liste avant le tri par distance. Réutilise entièrement les mêmes données station_ads, sans nouveau système ni nouvelle table : une seconde surface d'affichage pour la même campagne.</w:t>
+        <w:spacing w:after="140" w:before="260"/>
+      </w:pPr>
+      <w:r>
+        <w:t xml:space="preserve">7.4 Promotion (gratuite) vs Publicité (payante) vs « À la une »</w:t>
+      </w:r>
+    </w:p>
+    <w:p>
+      <w:pPr>
+        <w:pStyle w:val="ListParagraph"/>
+        <w:numPr>
+          <w:ilvl w:val="0"/>
+          <w:numId w:val="1"/>
+        </w:numPr>
+        <w:spacing w:after="60"/>
+      </w:pPr>
+      <w:r>
+        <w:t xml:space="preserve">Promotion (stations.promo_config) : gratuite, configurée par la station elle-même, visible uniquement sur sa fiche et sur le tableau de bord des automobilistes qui ont déjà une relation avec elle.</w:t>
+      </w:r>
+    </w:p>
+    <w:p>
+      <w:pPr>
+        <w:pStyle w:val="ListParagraph"/>
+        <w:numPr>
+          <w:ilvl w:val="0"/>
+          <w:numId w:val="1"/>
+        </w:numPr>
+        <w:spacing w:after="60"/>
+      </w:pPr>
+      <w:r>
+        <w:t xml:space="preserve">Publicité (station_ads) : payante, diffusée sur le tableau de bord de tous les automobilistes après confirmation, quel que soit leur historique. Chaque client peut l'ignorer individuellement.</w:t>
+      </w:r>
+    </w:p>
+    <w:p>
+      <w:pPr>
+        <w:pStyle w:val="ListParagraph"/>
+        <w:numPr>
+          <w:ilvl w:val="0"/>
+          <w:numId w:val="1"/>
+        </w:numPr>
+        <w:spacing w:after="60"/>
+      </w:pPr>
+      <w:r>
+        <w:t xml:space="preserve">« À la une » : une station avec une publicité ACTIVE est aussi mise en avant sur /stations — badge, message, épinglée en tête. Réutilise entièrement station_ads, sans nouvelle table.</w:t>
       </w:r>
     </w:p>
     <w:p>
       <w:pPr>
         <w:pStyle w:val="Heading2"/>
-        <w:spacing w:after="120" w:before="240"/>
+        <w:spacing w:after="140" w:before="260"/>
       </w:pPr>
       <w:r>
         <w:t xml:space="preserve">7.5 Abonnements clients fidélité (wallet prépayé par station)</w:t>
@@ -2321,73 +2624,13 @@
         <w:spacing w:after="120"/>
       </w:pPr>
       <w:r>
-        <w:t xml:space="preserve">Nouveau domaine introduit le 20 août 2026, sécurisé le 21 août 2026. Une station crée un abonnement prépayé pour un client régulier (nom, téléphone, prix mensuel) — éventuellement lié à un compte automobiliste existant si le téléphone correspond. Le solde se déduit automatiquement lorsqu'un lavage est réglé avec la méthode "Abonnement", via un trigger Postgres BEFORE INSERT sur transactions :</w:t>
-      </w:r>
-    </w:p>
-    <w:p>
-      <w:pPr>
-        <w:pStyle w:val="ListParagraph"/>
-        <w:numPr>
-          <w:ilvl w:val="0"/>
-          <w:numId w:val="1"/>
-        </w:numPr>
-        <w:spacing w:after="60"/>
-      </w:pPr>
-      <w:r>
-        <w:t xml:space="preserve">Recherche l'abonnement actif correspondant par client_id ou par téléphone normalisé (chiffres uniquement).</w:t>
-      </w:r>
-    </w:p>
-    <w:p>
-      <w:pPr>
-        <w:pStyle w:val="ListParagraph"/>
-        <w:numPr>
-          <w:ilvl w:val="0"/>
-          <w:numId w:val="1"/>
-        </w:numPr>
-        <w:spacing w:after="60"/>
-      </w:pPr>
-      <w:r>
-        <w:t xml:space="preserve">Rejette l'insertion (raise exception) si aucun abonnement actif ne correspond, ou si le solde est insuffisant — comportement corrigé : la version d'origine acceptait silencieusement la transaction sans jamais déduire le solde dans ces deux cas, ouvrant la voie à des lavages gratuits non tracés.</w:t>
-      </w:r>
-    </w:p>
-    <w:p>
-      <w:pPr>
-        <w:pStyle w:val="ListParagraph"/>
-        <w:numPr>
-          <w:ilvl w:val="0"/>
-          <w:numId w:val="1"/>
-        </w:numPr>
-        <w:spacing w:after="60"/>
-      </w:pPr>
-      <w:r>
-        <w:t xml:space="preserve">Sinon, déduit le montant et bascule le statut à "suspendu" si le solde atteint zéro.</w:t>
-      </w:r>
-    </w:p>
-    <w:p>
-      <w:pPr>
-        <w:pStyle w:val="ListParagraph"/>
-        <w:numPr>
-          <w:ilvl w:val="0"/>
-          <w:numId w:val="1"/>
-        </w:numPr>
-        <w:spacing w:after="60"/>
-      </w:pPr>
-      <w:r>
-        <w:t xml:space="preserve">La recharge de solde par la station passe par la fonction atomique recharge_subscription (section 6.1) plutôt qu'un enchaînement lecture-puis-écriture côté application, pour ne pas pouvoir écraser une déduction survenue entre-temps.</w:t>
-      </w:r>
-    </w:p>
-    <w:p>
-      <w:pPr>
-        <w:spacing w:after="120"/>
-      </w:pPr>
-      <w:r>
-        <w:t xml:space="preserve">Côté application (Client/Stations.jsx), si le paiement par abonnement est rejeté côté serveur (solde insuffisant détecté après coup, ou abonnement introuvable), la réservation déjà créée est automatiquement repassée à "non payée" et le client voit un message clair, plutôt qu'un échec silencieux avec un lavage marqué payé sans transaction correspondante.</w:t>
+        <w:t xml:space="preserve">Une station crée un abonnement prépayé pour un client régulier (nom, téléphone, prix mensuel) — éventuellement lié à un compte automobiliste existant si le téléphone correspond. Le solde se déduit automatiquement lorsqu'un lavage est réglé avec la méthode « Abonnement », via un trigger Postgres BEFORE INSERT sur transactions, qui rejette l'insertion si aucun abonnement actif ne correspond ou si le solde est insuffisant. La recharge de solde passe par la fonction atomique recharge_subscription (section 6.1).</w:t>
       </w:r>
     </w:p>
     <w:p>
       <w:pPr>
         <w:pStyle w:val="Heading2"/>
-        <w:spacing w:after="120" w:before="240"/>
+        <w:spacing w:after="140" w:before="260"/>
       </w:pPr>
       <w:r>
         <w:t xml:space="preserve">7.6 Reconnaissance d'un client habitué par plaque d'immatriculation</w:t>
@@ -2398,78 +2641,13 @@
         <w:spacing w:after="120"/>
       </w:pPr>
       <w:r>
-        <w:t xml:space="preserve">Nouveau flux (21 août 2026) pour le cas d'un automobiliste qui a déjà un compte mais se présente sans avoir réservé via l'app (il paie en espèces sur place, la station saisit son lavage manuellement — "Ajouter un véhicule", StationDashboard.jsx). Comme la plaque est unique (contrairement au nom, souvent partagé) :</w:t>
-      </w:r>
-    </w:p>
-    <w:p>
-      <w:pPr>
-        <w:pStyle w:val="ListParagraph"/>
-        <w:numPr>
-          <w:ilvl w:val="0"/>
-          <w:numId w:val="1"/>
-        </w:numPr>
-        <w:spacing w:after="60"/>
-      </w:pPr>
-      <w:r>
-        <w:t xml:space="preserve">La station tape la plaque dans un nouveau champ du formulaire ; à la sortie du champ, un appel à find_vehicle_owner (section 6.1) cherche si un véhicule enregistré correspond.</w:t>
-      </w:r>
-    </w:p>
-    <w:p>
-      <w:pPr>
-        <w:pStyle w:val="ListParagraph"/>
-        <w:numPr>
-          <w:ilvl w:val="0"/>
-          <w:numId w:val="1"/>
-        </w:numPr>
-        <w:spacing w:after="60"/>
-      </w:pPr>
-      <w:r>
-        <w:t xml:space="preserve">Si trouvé : nom, catégorie et véhicule sont pré-remplis automatiquement (modifiables si la station constate une erreur), et reservations.client_id est posé sur le vrai compte du client.</w:t>
-      </w:r>
-    </w:p>
-    <w:p>
-      <w:pPr>
-        <w:pStyle w:val="ListParagraph"/>
-        <w:numPr>
-          <w:ilvl w:val="0"/>
-          <w:numId w:val="1"/>
-        </w:numPr>
-        <w:spacing w:after="60"/>
-      </w:pPr>
-      <w:r>
-        <w:t xml:space="preserve">Si rien n'est trouvé : comportement inchangé, le lavage reste enregistré avec un nom libre, sans compte lié.</w:t>
-      </w:r>
-    </w:p>
-    <w:p>
-      <w:pPr>
-        <w:pStyle w:val="ListParagraph"/>
-        <w:numPr>
-          <w:ilvl w:val="0"/>
-          <w:numId w:val="1"/>
-        </w:numPr>
-        <w:spacing w:after="60"/>
-      </w:pPr>
-      <w:r>
-        <w:t xml:space="preserve">Une fois client_id posé, le suivi en temps réel côté client fonctionne sans aucun code supplémentaire : le canal Realtime déjà filtré sur client_id (section 4.3) fait apparaître la réservation instantanément sur son tableau de bord.</w:t>
-      </w:r>
-    </w:p>
-    <w:p>
-      <w:pPr>
-        <w:pStyle w:val="ListParagraph"/>
-        <w:numPr>
-          <w:ilvl w:val="0"/>
-          <w:numId w:val="1"/>
-        </w:numPr>
-        <w:spacing w:after="60"/>
-      </w:pPr>
-      <w:r>
-        <w:t xml:space="preserve">Le client reçoit en plus une notification navigateur (API Notification, permission déjà gérée par ailleurs sur Client/Dashboard.jsx) au moment précis de l'INSERT — distincte de la notification existante sur changement de position, qui elle ignore volontairement le tout premier item vu pour éviter un faux positif sur un déplacement interne de réservation.</w:t>
+        <w:t xml:space="preserve">Pour un automobiliste qui a déjà un compte mais se présente sans avoir réservé via l'app (paiement en espèces sur place, lavage saisi manuellement). La station tape la plaque ; find_vehicle_owner (section 6.1) cherche un véhicule correspondant et, si trouvé, pré-remplit nom/catégorie/véhicule et pose reservations.client_id sur le vrai compte — le suivi en temps réel côté client fonctionne alors sans code supplémentaire, notification navigateur incluse.</w:t>
       </w:r>
     </w:p>
     <w:p>
       <w:pPr>
         <w:pStyle w:val="Heading2"/>
-        <w:spacing w:after="120" w:before="240"/>
+        <w:spacing w:after="140" w:before="260"/>
       </w:pPr>
       <w:r>
         <w:t xml:space="preserve">7.7 Lavage à plusieurs laveurs (véhicules volumineux)</w:t>
@@ -2480,95 +2658,30 @@
         <w:spacing w:after="120"/>
       </w:pPr>
       <w:r>
-        <w:t xml:space="preserve">Depuis le 24 août 2026, un lavage dont la catégorie tarifaire est "Camion" (regroupe Bus/Car +50 places et camions léger/lourd, voir PRICING_CATEGORY_LABELS dans lib/vehicleBrands.js) ouvre une modale dédiée au clic sur "Go" : la station choisit librement 1 à 3 laveurs parmi les disponibles (MAX_WASHERS_PER_WASH = 3, StationDashboard.jsx) plutôt que le laveur unique habituel. startWash(id, employeeIdOrIds) accepte désormais un seul identifiant ou un tableau d'identifiants. reservations.assigned_to_name garde le premier laveur (compatibilité avec le code existant qui ne lit que ce champ), assigned_washer_names (nouvelle colonne text[]) ne contient une valeur que si plusieurs laveurs sont assignés.</w:t>
-      </w:r>
-    </w:p>
-    <w:p>
-      <w:pPr>
-        <w:pStyle w:val="ListParagraph"/>
-        <w:numPr>
-          <w:ilvl w:val="0"/>
-          <w:numId w:val="1"/>
-        </w:numPr>
-        <w:spacing w:after="60"/>
-      </w:pPr>
-      <w:r>
-        <w:t xml:space="preserve">Tant que le lavage n'est pas terminé, tous les laveurs assignés sont marqués occupés et exclus de availableEmployees — pas seulement le premier.</w:t>
-      </w:r>
-    </w:p>
-    <w:p>
-      <w:pPr>
-        <w:pStyle w:val="ListParagraph"/>
-        <w:numPr>
-          <w:ilvl w:val="0"/>
-          <w:numId w:val="1"/>
-        </w:numPr>
-        <w:spacing w:after="60"/>
-      </w:pPr>
-      <w:r>
-        <w:t xml:space="preserve">Le classement "Top Laveurs" d'Analytics crédite désormais chacun des laveurs d'un lavage à plusieurs, pas seulement le laveur principal.</w:t>
+        <w:t xml:space="preserve">Un lavage de catégorie tarifaire « Camion » ouvre une modale dédiée : la station choisit 1 à 3 laveurs (MAX_WASHERS_PER_WASH = 3). reservations.assigned_to_name garde le premier laveur (compatibilité), assigned_washer_names (text[]) ne contient une valeur que si plusieurs laveurs sont assignés. Le classement « Top Laveurs » crédite chacun des laveurs d'un lavage à plusieurs.</w:t>
       </w:r>
     </w:p>
     <w:p>
       <w:pPr>
         <w:pStyle w:val="Heading2"/>
-        <w:spacing w:after="120" w:before="240"/>
-      </w:pPr>
-      <w:r>
-        <w:t xml:space="preserve">7.8 Report de position en file d'attente</w:t>
-      </w:r>
-    </w:p>
-    <w:p>
-      <w:pPr>
-        <w:spacing w:after="120"/>
-      </w:pPr>
-      <w:r>
-        <w:t xml:space="preserve">Un mécanisme d'échange de position existait déjà côté station (pushBackOnePosition, useAppState.jsx) : comme la position et le temps d'attente estimé sont purement dérivés du tri par created_at (getItemPosition, estimateItemWaitTime dans lib/stationData.js), reculer une réservation revient à échanger son created_at avec celui d'une autre. Depuis le 22 août 2026, un automobiliste abonné à la station (station_client_subscriptions actif) peut faire ce même geste lui-même, depuis son tableau de bord, pour 2, 3, 4 places ou directement la dernière (valeur sentinelle positions=999, qui se déclenche aussi si le nombre de places demandé dépasse la longueur de la file).</w:t>
-      </w:r>
-    </w:p>
-    <w:p>
-      <w:pPr>
-        <w:pStyle w:val="ListParagraph"/>
-        <w:numPr>
-          <w:ilvl w:val="0"/>
-          <w:numId w:val="1"/>
-        </w:numPr>
-        <w:spacing w:after="60"/>
-      </w:pPr>
-      <w:r>
-        <w:t xml:space="preserve">Comme un client ne peut modifier que sa propre réservation sous RLS, l'opération passe par client_push_back_reservation (section 6.1), une fonction security definer qui vérifie la propriété de la réservation et la présence d'un abonnement actif à cette station, avant de faire l'échange.</w:t>
-      </w:r>
-    </w:p>
-    <w:p>
-      <w:pPr>
-        <w:pStyle w:val="ListParagraph"/>
-        <w:numPr>
-          <w:ilvl w:val="0"/>
-          <w:numId w:val="1"/>
-        </w:numPr>
-        <w:spacing w:after="60"/>
-      </w:pPr>
-      <w:r>
-        <w:t xml:space="preserve">Elle ne considère jamais que des réservations créées après la sienne : structurellement incapable de faire avancer l'appelant, seulement de le reculer.</w:t>
-      </w:r>
-    </w:p>
-    <w:p>
-      <w:pPr>
-        <w:pStyle w:val="ListParagraph"/>
-        <w:numPr>
-          <w:ilvl w:val="0"/>
-          <w:numId w:val="1"/>
-        </w:numPr>
-        <w:spacing w:after="60"/>
-      </w:pPr>
-      <w:r>
-        <w:t xml:space="preserve">Le flag hasSubscription affiché côté client (Dashboard.jsx) n'est qu'un indice d'UI pour afficher le bouton ; le vrai contrôle d'accès est entièrement côté fonction SQL — une incohérence de synchronisation dégrade proprement (simple erreur affichée), sans corrompre de donnée.</w:t>
+        <w:spacing w:after="140" w:before="260"/>
+      </w:pPr>
+      <w:r>
+        <w:t xml:space="preserve">7.8 Report de position en file d’attente</w:t>
+      </w:r>
+    </w:p>
+    <w:p>
+      <w:pPr>
+        <w:spacing w:after="120"/>
+      </w:pPr>
+      <w:r>
+        <w:t xml:space="preserve">Comme la position et le temps d'attente sont purement dérivés du tri par created_at, reculer une réservation revient à échanger son created_at avec celui d'une autre. Un automobiliste abonné à la station peut faire ce geste lui-même (2, 3, 4 places, ou la dernière) via client_push_back_reservation (section 6.1), une fonction security definer qui ne considère jamais que des réservations créées après la sienne — structurellement incapable de faire avancer l'appelant.</w:t>
       </w:r>
     </w:p>
     <w:p>
       <w:pPr>
         <w:pStyle w:val="Heading2"/>
-        <w:spacing w:after="120" w:before="240"/>
+        <w:spacing w:after="140" w:before="260"/>
       </w:pPr>
       <w:r>
         <w:t xml:space="preserve">7.9 Essai gratuit d'un mois pour les stations</w:t>
@@ -2579,39 +2692,13 @@
         <w:spacing w:after="120"/>
       </w:pPr>
       <w:r>
-        <w:t xml:space="preserve">Depuis le 22 août 2026, station_billing.trial_ends_at date la fin de l'essai gratuit d'une station (1 mois) — auparavant, subscription_status pouvait valoir 'essai' mais sans aucune date bornant sa durée. Les stations déjà en essai au moment de la migration ont été rétro-remplies à partir de stations.created_at (pas "maintenant", pour ne pas leur offrir de mois gratuit supplémentaire) ; toute nouvelle station reçoit désormais trial_ends_at = now() + 1 mois via le trigger handle_new_station().</w:t>
-      </w:r>
-    </w:p>
-    <w:p>
-      <w:pPr>
-        <w:pStyle w:val="ListParagraph"/>
-        <w:numPr>
-          <w:ilvl w:val="0"/>
-          <w:numId w:val="1"/>
-        </w:numPr>
-        <w:spacing w:after="60"/>
-      </w:pPr>
-      <w:r>
-        <w:t xml:space="preserve">lib/stationTrial.js centralise le calcul (trialDaysRemaining, trialProgressPercent, trialUrgency) pour que la bannière station (TrialBanner.jsx, montée dans AdminLayout.jsx) et le suivi Super Admin (SuperAdmin/Billing.jsx) restent cohérents : la barre se remplit au fil des jours (et non l'inverse), et passe de vert à orange puis rouge à l'approche de l'expiration.</w:t>
-      </w:r>
-    </w:p>
-    <w:p>
-      <w:pPr>
-        <w:pStyle w:val="ListParagraph"/>
-        <w:numPr>
-          <w:ilvl w:val="0"/>
-          <w:numId w:val="1"/>
-        </w:numPr>
-        <w:spacing w:after="60"/>
-      </w:pPr>
-      <w:r>
-        <w:t xml:space="preserve">Comme pour la facturation station en général, rien ne bascule automatiquement subscription_status à l'expiration — seule une action manuelle du Super Admin (markSubscriptionPaid/markSubscriptionOverdue) fait évoluer le statut. La bannière reste purement informative, et masquée pendant une impersonation Super Admin (qui affiche déjà sa propre bannière).</w:t>
+        <w:t xml:space="preserve">station_billing.trial_ends_at date la fin de l'essai gratuit d'une station (1 mois), posé automatiquement par le trigger handle_new_station(). lib/stationTrial.js centralise le calcul (trialDaysRemaining, trialProgressPercent, trialUrgency) pour la bannière station et le suivi Super Admin. Rien ne bascule automatiquement subscription_status à l'expiration — voir 7.13 pour ce qui se passe alors.</w:t>
       </w:r>
     </w:p>
     <w:p>
       <w:pPr>
         <w:pStyle w:val="Heading2"/>
-        <w:spacing w:after="120" w:before="240"/>
+        <w:spacing w:after="140" w:before="260"/>
       </w:pPr>
       <w:r>
         <w:t xml:space="preserve">7.10 Gestion d'équipe : collaborateurs, rôles et invitations</w:t>
@@ -2622,85 +2709,151 @@
         <w:spacing w:after="120"/>
       </w:pPr>
       <w:r>
-        <w:t xml:space="preserve">Ajoutée le 7 septembre 2026. Une station peut désormais inviter des collaborateurs disposant de leur propre compte de connexion et d'un accès restreint à l'espace /admin selon un rôle. Le propriétaire garde son compte role='admin' (l'index one_admin_per_station reste valable) et apparaît comme "Propriétaire" dans la liste.</w:t>
-      </w:r>
-    </w:p>
-    <w:p>
-      <w:pPr>
-        <w:pStyle w:val="ListParagraph"/>
-        <w:numPr>
-          <w:ilvl w:val="0"/>
-          <w:numId w:val="1"/>
-        </w:numPr>
-        <w:spacing w:after="60"/>
-      </w:pPr>
-      <w:r>
-        <w:t xml:space="preserve">Nouveau rôle applicatif profiles.role = 'staff' (avec station_id renseigné). Un 'staff' est redirigé vers /admin/queue à la connexion (login.html) et partage AdminLayout avec le propriétaire.</w:t>
-      </w:r>
-    </w:p>
-    <w:p>
-      <w:pPr>
-        <w:pStyle w:val="ListParagraph"/>
-        <w:numPr>
-          <w:ilvl w:val="0"/>
-          <w:numId w:val="1"/>
-        </w:numPr>
-        <w:spacing w:after="60"/>
-      </w:pPr>
-      <w:r>
-        <w:t xml:space="preserve">Trois tables (migration add_station_team.sql) : station_roles (catalogue par station — 6 rôles "catalogue" non modifiables : Super Admin Station, Gérant, Caissier / Comptable, Superviseur, Réception, Laveur — plus jusqu'à 10 rôles personnalisés), station_members (un collaborateur : email, rôle, statut invited / active / suspended, lien éventuel employee_id), station_invitations (jeton à usage unique, expiration 7 jours).</w:t>
-      </w:r>
-    </w:p>
-    <w:p>
-      <w:pPr>
-        <w:pStyle w:val="ListParagraph"/>
-        <w:numPr>
-          <w:ilvl w:val="0"/>
-          <w:numId w:val="1"/>
-        </w:numPr>
-        <w:spacing w:after="60"/>
-      </w:pPr>
-      <w:r>
-        <w:t xml:space="preserve">Invitation : l'Edge Function invite-station-member crée le membre et le jeton puis envoie l'email (Resend, domaine galsenautocleaner.com vérifié). Le lien pointe vers accept-invitation.html (nouvelle page statique, point d'entrée Vite).</w:t>
-      </w:r>
-    </w:p>
-    <w:p>
-      <w:pPr>
-        <w:pStyle w:val="ListParagraph"/>
-        <w:numPr>
-          <w:ilvl w:val="0"/>
-          <w:numId w:val="1"/>
-        </w:numPr>
-        <w:spacing w:after="60"/>
-      </w:pPr>
-      <w:r>
-        <w:t xml:space="preserve">Acceptation : l'Edge Function accept-station-invite (service_role) crée le compte Auth avec le mot de passe choisi (email_confirm forcé), insère le profil 'staff' rattaché à la station et passe le membre en 'active'.</w:t>
-      </w:r>
-    </w:p>
-    <w:p>
-      <w:pPr>
-        <w:pStyle w:val="ListParagraph"/>
-        <w:numPr>
-          <w:ilvl w:val="0"/>
-          <w:numId w:val="1"/>
-        </w:numPr>
-        <w:spacing w:after="60"/>
-      </w:pPr>
-      <w:r>
-        <w:t xml:space="preserve">Un collaborateur invité comme "Laveur" obtient aussi une fiche dans employees (planning / pointage), liée par station_members.employee_id.</w:t>
-      </w:r>
-    </w:p>
-    <w:p>
-      <w:pPr>
-        <w:pStyle w:val="ListParagraph"/>
-        <w:numPr>
-          <w:ilvl w:val="0"/>
-          <w:numId w:val="1"/>
-        </w:numPr>
-        <w:spacing w:after="60"/>
-      </w:pPr>
-      <w:r>
-        <w:t xml:space="preserve">Contrôle d'accès (v1 "interface seulement") : le menu et les routes /admin/* sont filtrés selon les permissions du rôle (src/lib/permissions.js, filtre de navigation dans AdminLayout, composant RequirePerm dans App.jsx, myPermissions exposé par useAppState). Le RLS Supabase reste au niveau station — current_station_id() renvoie la station du 'staff', donc les policies station_id = current_station_id() existantes s'appliquent telles quelles. Seules les écritures sensibles (équipe / rôles / invitations) sont réellement verrouillées, via la fonction SECURITY DEFINER has_station_perm('team.manage').</w:t>
+        <w:t xml:space="preserve">Une station peut inviter des collaborateurs disposant de leur propre compte de connexion et d'un accès restreint à /admin selon un rôle. Nouveau rôle applicatif profiles.role = 'staff'. Trois tables (station_roles, station_members, station_invitations). Invitation via l'Edge Function invite-station-member (email Resend, lien vers accept-invitation.html) puis acceptation via accept-station-invite (service_role, crée le compte Auth + le profil staff). Contrôle d'accès « interface seulement » : menu et routes filtrés selon les permissions du rôle (src/lib/permissions.js) ; le RLS Supabase reste scopé à la station via current_station_id(), sauf pour les écritures sensibles (équipe/rôles/invitations), verrouillées par has_station_perm('team.manage').</w:t>
+      </w:r>
+    </w:p>
+    <w:p>
+      <w:pPr>
+        <w:pStyle w:val="Heading2"/>
+        <w:spacing w:after="140" w:before="260"/>
+      </w:pPr>
+      <w:r>
+        <w:t xml:space="preserve">7.11 Boutique de produits (catalogue station)</w:t>
+      </w:r>
+    </w:p>
+    <w:p>
+      <w:pPr>
+        <w:spacing w:after="120"/>
+      </w:pPr>
+      <w:r>
+        <w:t xml:space="preserve">Depuis le 9 septembre 2026, une station en forfait Business (ou avec le module mod_boutique) peut publier un catalogue de produits — pneus, huiles moteur/boîte, pare-brise, batteries, filtres, etc. La v1 est volontairement limitée : catalogue + navigation + contact WhatsApp, sans panier ni paiement en ligne du produit (le paiement se fait hors application ; un phase 2 réutiliserait le circuit create-lavage-payment).</w:t>
+      </w:r>
+    </w:p>
+    <w:p>
+      <w:pPr>
+        <w:spacing w:after="120"/>
+      </w:pPr>
+      <w:r>
+        <w:t xml:space="preserve">Visibilité côté client : un automobiliste ne voit la boutique d'une station que s'il la « connaît » déjà (réservation existante dans cette station, ou station mise en favori) — depuis /dashboard/boutique. Deux mécanismes de promotion : réduction en pourcentage (promo_percent) ou « X achetés = Y offert(s) » (promo_buy_qty / promo_free_qty), chacun avec une fenêtre de dates (et désormais d'heure, optionnelle) de début/fin qui active/désactive la promo automatiquement. Le stock (optionnel — nul = non suivi/sur commande) est ajusté de façon atomique par shop_adjust_stock, avec mise à jour en direct côté client via Realtime.</w:t>
+      </w:r>
+    </w:p>
+    <w:p>
+      <w:pPr>
+        <w:pStyle w:val="Heading2"/>
+        <w:spacing w:after="140" w:before="260"/>
+      </w:pPr>
+      <w:r>
+        <w:t xml:space="preserve">7.12 Paiement en ligne réel d'un lavage (PayDunya PER)</w:t>
+      </w:r>
+    </w:p>
+    <w:p>
+      <w:pPr>
+        <w:spacing w:after="120"/>
+      </w:pPr>
+      <w:r>
+        <w:t xml:space="preserve">Le client compose son panier (véhicules + service) sur /dashboard/stations, puis payLavageOnline() appelle create-lavage-payment : calcul de la commission plateforme, création de la facture PayDunya, redirection. Contrairement à l'ancien flux simulé, aucune ligne n'est créée dans reservations tant que le paiement n'est pas confirmé — c'est paydunya-callback (IPN PayDunya) qui crée les réservations déjà payées, enregistre la transaction, et déclenche la redistribution de la part station via l'API disburse (PER).</w:t>
+      </w:r>
+    </w:p>
+    <w:p>
+      <w:pPr>
+        <w:pStyle w:val="Heading2"/>
+        <w:spacing w:after="140" w:before="260"/>
+      </w:pPr>
+      <w:r>
+        <w:t xml:space="preserve">7.13 Blocage station en fin d’abonnement et renouvellement en libre-service</w:t>
+      </w:r>
+    </w:p>
+    <w:p>
+      <w:pPr>
+        <w:spacing w:after="120"/>
+      </w:pPr>
+      <w:r>
+        <w:t xml:space="preserve">isSubscriptionEnded(billing) est vrai si subscription_status = en_retard, ou si le statut est encore essai mais que trial_ends_at est dépassé. Dans ce cas, AdminLayout redirige systématiquement vers /admin/renouveler (SubscriptionEnded.jsx) — écran de blocage plein-écran, sans accès au menu, avec pour seule action de renouveler ou de se déconnecter. Côté public, station_subscription_ok() (section 6.8) retire la station de l'annuaire /stations et du carrousel d'accueil tant qu'elle n'est pas à jour — la station elle-même et le Super Admin continuent de la voir. Le renouvellement est en libre-service : l'admin choisit Wave/Orange Money, une ligne PENDING est créée dans station_renewal_payments, puis payPlatformOnline({kind:'saas'}) redirige réellement vers PayDunya (avec le repli manuel Super Admin en secours, voir 7.3).</w:t>
+      </w:r>
+    </w:p>
+    <w:p>
+      <w:pPr>
+        <w:pStyle w:val="Heading2"/>
+        <w:spacing w:after="140" w:before="260"/>
+      </w:pPr>
+      <w:r>
+        <w:t xml:space="preserve">7.14 Accès illimité gratuit à vie</w:t>
+      </w:r>
+    </w:p>
+    <w:p>
+      <w:pPr>
+        <w:spacing w:after="120"/>
+      </w:pPr>
+      <w:r>
+        <w:t xml:space="preserve">Le Super Admin peut accorder à une station un accès gratuit à vie (subscription_status = 'illimite', réversible). Cette valeur est explicitement exclue de tous les calculs de MRR et de revenus d'abonnement : stations payantes actives, revenu par plan et projections de désabonnement (SuperAdmin/Analytics.jsx), estimation « Abonnements stations » du Bilan plateforme (lib/platformBilan.js), et affichée par un badge dédié « Accès illimité » dans Facturation et la liste des Stations.</w:t>
+      </w:r>
+    </w:p>
+    <w:p>
+      <w:pPr>
+        <w:pStyle w:val="Heading2"/>
+        <w:spacing w:after="140" w:before="260"/>
+      </w:pPr>
+      <w:r>
+        <w:t xml:space="preserve">7.15 Rapport d'activité (Bilan)</w:t>
+      </w:r>
+    </w:p>
+    <w:p>
+      <w:pPr>
+        <w:spacing w:after="120"/>
+      </w:pPr>
+      <w:r>
+        <w:t xml:space="preserve">Deux pages distinctes, même vocabulaire visuel (components/ui/charts.jsx) et même export PDF vectoriel (jsPDF). Admin &gt; Bilan (/admin/bilan, réservée au forfait Business ou au module mod_bilan, permission accounting.manage) : comparaison de période, CA/dépenses/résultat net/marge, répartition du CA par service et par mode de paiement, catégories de véhicules lavés, productivité des laveurs, rétention et satisfaction client, rythme d'activité (jour/heure de pointe). Super Admin &gt; Bilan (/superadmin/bilan) : mêmes principes à l'échelle plateforme — revenu total, abonnements stations (estimation plan × stations actives, faute de relevé réel pour les renouvellements confirmés manuellement), publicités et Super User (revenus réels), nouvelles stations et nouveaux automobilistes.</w:t>
+      </w:r>
+    </w:p>
+    <w:p>
+      <w:pPr>
+        <w:pStyle w:val="Heading2"/>
+        <w:spacing w:after="140" w:before="260"/>
+      </w:pPr>
+      <w:r>
+        <w:t xml:space="preserve">7.16 Modules &amp; Add-ons</w:t>
+      </w:r>
+    </w:p>
+    <w:p>
+      <w:pPr>
+        <w:spacing w:after="120"/>
+      </w:pPr>
+      <w:r>
+        <w:t xml:space="preserve">Le Super Admin peut activer, station par station, des modules complémentaires indépendants du forfait SaaS — station_billing.active_modules (text[]), lu via hasModule(). Catalogue actuel (src/lib/stationModules.js) : mod_bilan (accès à la page Bilan hors forfait Business), mod_boutique (accès à la boutique hors forfait Business), mod_vedette (badge « Partenaire Vedette » dans l'annuaire public), mod_fidelite_plus (paliers de récompense fidélité multiples au lieu d'un seul), mod_rappels (rappel dans le tableau de bord pour les clients inactifs 3 semaines et plus, sans envoi SMS/WhatsApp) — ces cinq-là actifs ; mod_support (support prioritaire) et mod_api (accès API externe) affichés « bientôt disponible », sans effet fonctionnel. L'activation est une simple bascule manuelle du Super Admin, sans facturation ni intégration PayDunya automatisées — les prix affichés dans le catalogue sont indicatifs.</w:t>
+      </w:r>
+    </w:p>
+    <w:p>
+      <w:pPr>
+        <w:pStyle w:val="Heading2"/>
+        <w:spacing w:after="140" w:before="260"/>
+      </w:pPr>
+      <w:r>
+        <w:t xml:space="preserve">7.17 Export RGPD (portabilité des données)</w:t>
+      </w:r>
+    </w:p>
+    <w:p>
+      <w:pPr>
+        <w:spacing w:after="120"/>
+      </w:pPr>
+      <w:r>
+        <w:t xml:space="preserve">Entièrement côté client (src/lib/rgpdExport.js, aucune Edge Function) : lit les tables Supabase autorisées par RLS pour la session en cours, et produit un fichier ZIP (JSZip) contenant les données brutes en JSON, une version CSV par table (BOM + séparateur « ; » pour Excel FR), un manifest (compteurs, erreurs) et un fichier LISEZ-MOI. Trois portées : une station (toutes ses données — employés, dépenses, planning, pointage, tarifs, réservations, transactions, avis, publicités, paiements de renouvellement, équipe — plus les litiges si déclenché par le Super Admin), un automobiliste pour lui-même (véhicules, abonnements, réservations, transactions, avis, toutes stations confondues), et le Super Admin (export d'une station, ou de toutes les stations à la fois — un ZIP avec un dossier par station).</w:t>
+      </w:r>
+    </w:p>
+    <w:p>
+      <w:pPr>
+        <w:pStyle w:val="Heading2"/>
+        <w:spacing w:after="140" w:before="260"/>
+      </w:pPr>
+      <w:r>
+        <w:t xml:space="preserve">7.18 Carrousel des stations partenaires (accueil)</w:t>
+      </w:r>
+    </w:p>
+    <w:p>
+      <w:pPr>
+        <w:spacing w:after="120"/>
+      </w:pPr>
+      <w:r>
+        <w:t xml:space="preserve">Depuis le 9 septembre 2026, le mur des stations partenaires sur la page d'accueil utilise un carrousel 3D (effet coverflow) plutôt qu'une grille statique — même source de données (stations actives + avis, interrogée directement depuis index.html).</w:t>
       </w:r>
     </w:p>
     <w:p>
@@ -2730,163 +2883,111 @@
         <w:spacing w:after="60"/>
       </w:pPr>
       <w:r>
-        <w:t xml:space="preserve">Meta descriptions et titres orientés B2B ("logiciel de gestion pour station de lavage auto au Sénégal"), Open Graph / Twitter Card, URL canonique, et données structurées JSON-LD sur index.html : Organization + SoftwareApplication (les 3 forfaits SaaS en Offer) + WebSite + FAQPage. Le type LocalBusiness a été retiré le 1 septembre 2026 — l'activité est un éditeur de logiciel 100 % en ligne, sans local physique.</w:t>
-      </w:r>
-    </w:p>
-    <w:p>
-      <w:pPr>
-        <w:pStyle w:val="ListParagraph"/>
-        <w:numPr>
-          <w:ilvl w:val="0"/>
-          <w:numId w:val="1"/>
-        </w:numPr>
-        <w:spacing w:after="60"/>
-      </w:pPr>
-      <w:r>
-        <w:t xml:space="preserve">Google Analytics 4 actif depuis le 1 septembre 2026 sur les 4 points d'entrée — propriété "Clean Car Galsen", identifiant de mesure G-6EFQN7CBB8, mesures améliorées activées.</w:t>
-      </w:r>
-    </w:p>
-    <w:p>
-      <w:pPr>
-        <w:pStyle w:val="ListParagraph"/>
-        <w:numPr>
-          <w:ilvl w:val="0"/>
-          <w:numId w:val="1"/>
-        </w:numPr>
-        <w:spacing w:after="60"/>
-      </w:pPr>
-      <w:r>
-        <w:t xml:space="preserve">Toutes les pages HTML (404, merci, confidentialité, CGU comprises) chargent le même app.css compilé au build par Vite/PostCSS ; le CDN runtime cdn.tailwindcss.com (~407 Ko de JS bloquant) a été retiré le 1 septembre 2026.</w:t>
-      </w:r>
-    </w:p>
-    <w:p>
-      <w:pPr>
-        <w:pStyle w:val="ListParagraph"/>
-        <w:numPr>
-          <w:ilvl w:val="0"/>
-          <w:numId w:val="1"/>
-        </w:numPr>
-        <w:spacing w:after="60"/>
-      </w:pPr>
-      <w:r>
-        <w:t xml:space="preserve">Routage d'hébergement piloté par vercel.json (public/_redirects, au format Netlify, est ignoré par Vercel) : /admin/*, /superadmin/*, /dashboard et /stations sont réécrits vers dashboard.html. Le renvoi catch-all /(.*) → /index.html a été supprimé le 1 septembre 2026 : un chemin inconnu sert désormais 404.html avec un vrai statut HTTP 404, au lieu d'une fausse page 200 ("soft 404") qui polluait l'indexation.</w:t>
-      </w:r>
-    </w:p>
-    <w:p>
-      <w:pPr>
-        <w:pStyle w:val="ListParagraph"/>
-        <w:numPr>
-          <w:ilvl w:val="0"/>
-          <w:numId w:val="1"/>
-        </w:numPr>
-        <w:spacing w:after="60"/>
-      </w:pPr>
-      <w:r>
-        <w:t xml:space="preserve">index.html interroge directement Supabase pour afficher les vraies stations partenaires actives et leurs avis.</w:t>
-      </w:r>
-    </w:p>
-    <w:p>
-      <w:pPr>
-        <w:pStyle w:val="ListParagraph"/>
-        <w:numPr>
-          <w:ilvl w:val="0"/>
-          <w:numId w:val="1"/>
-        </w:numPr>
-        <w:spacing w:after="60"/>
-      </w:pPr>
-      <w:r>
-        <w:t xml:space="preserve">Fil d'Ariane + titre de page dynamique sur la route publique /stations.</w:t>
-      </w:r>
-    </w:p>
-    <w:p>
-      <w:pPr>
-        <w:pStyle w:val="ListParagraph"/>
-        <w:numPr>
-          <w:ilvl w:val="0"/>
-          <w:numId w:val="1"/>
-        </w:numPr>
-        <w:spacing w:after="60"/>
-      </w:pPr>
-      <w:r>
-        <w:t xml:space="preserve">Carte Google Maps intégrée + lien "itinéraire" sur la fiche détail d'une station.</w:t>
-      </w:r>
-    </w:p>
-    <w:p>
-      <w:pPr>
-        <w:pStyle w:val="ListParagraph"/>
-        <w:numPr>
-          <w:ilvl w:val="0"/>
-          <w:numId w:val="1"/>
-        </w:numPr>
-        <w:spacing w:after="60"/>
-      </w:pPr>
-      <w:r>
-        <w:t xml:space="preserve">Depuis le 21 août 2026, /stations met aussi en avant les stations avec une campagne publicitaire ACTIVE (badge "À la une", épinglées en tête) — voir section 7.4.</w:t>
-      </w:r>
-    </w:p>
-    <w:p>
-      <w:pPr>
-        <w:pStyle w:val="ListParagraph"/>
-        <w:numPr>
-          <w:ilvl w:val="0"/>
-          <w:numId w:val="1"/>
-        </w:numPr>
-        <w:spacing w:after="60"/>
-      </w:pPr>
-      <w:r>
-        <w:t xml:space="preserve">Section "À propos" (#a-propos) sur la page d'accueil : équipe de laveurs (pointage, planning, affectation multi-laveurs, classement) et périmètre fonctionnel du système, 3 photos de laveurs libres de droits (Pexels), 3 valeurs, CTA station. Sous-partie "Le poste de commande du gérant" : maquette en pur HTML/CSS de la file d'attente Live (plaque, fiche véhicule, assignation d'un ou plusieurs laveurs, bouton Démarrer, bloc "En cours") qui reproduit l'écran réel de StationDashboard, avec l'explication du flux valider-puis-laver en 3 étapes.</w:t>
-      </w:r>
-    </w:p>
-    <w:p>
-      <w:pPr>
-        <w:pStyle w:val="ListParagraph"/>
-        <w:numPr>
-          <w:ilvl w:val="0"/>
-          <w:numId w:val="1"/>
-        </w:numPr>
-        <w:spacing w:after="60"/>
-      </w:pPr>
-      <w:r>
-        <w:t xml:space="preserve">Vidéo hero réencodée en 960×540 (~470 Ko au lieu de 3,2 Mo) et chargée uniquement sur grand écran et connexion correcte (ni save-data, ni 2g, ni prefers-reduced-motion) ; sinon poster seul (~38 Ko). Polices Google chargées via &lt;link&gt; plutôt qu'un @import CSS bloquant.</w:t>
-      </w:r>
-    </w:p>
-    <w:p>
-      <w:pPr>
-        <w:pStyle w:val="ListParagraph"/>
-        <w:numPr>
-          <w:ilvl w:val="0"/>
-          <w:numId w:val="1"/>
-        </w:numPr>
-        <w:spacing w:after="60"/>
-      </w:pPr>
-      <w:r>
-        <w:t xml:space="preserve">dashboard.html porte désormais une balise noindex (coquille React sans contenu propre à indexer), au même titre que login.html et reset-password.html ; robots.txt ne bloque plus que /admin/ et /superadmin/.</w:t>
-      </w:r>
-    </w:p>
-    <w:p>
-      <w:pPr>
-        <w:pStyle w:val="ListParagraph"/>
-        <w:numPr>
-          <w:ilvl w:val="0"/>
-          <w:numId w:val="1"/>
-        </w:numPr>
-        <w:spacing w:after="60"/>
-      </w:pPr>
-      <w:r>
-        <w:t xml:space="preserve">sitemap.xml réduit aux 3 pages réellement indexables (accueil, conditions générales, confidentialité) — /login, /dashboard et /stations en ont été retirés.</w:t>
-      </w:r>
-    </w:p>
-    <w:p>
-      <w:pPr>
-        <w:pStyle w:val="ListParagraph"/>
-        <w:numPr>
-          <w:ilvl w:val="0"/>
-          <w:numId w:val="1"/>
-        </w:numPr>
-        <w:spacing w:after="60"/>
-      </w:pPr>
-      <w:r>
-        <w:t xml:space="preserve">Google Search Console : propriété de type Domaine sur galsenautocleaner.com, vérifiée par enregistrement DNS TXT (DNS géré par Vercel) le 1 septembre 2026 — sitemap soumis, indexation de l'accueil demandée. Le référencement vise en priorité les gérants de station (requêtes B2B).</w:t>
+        <w:t xml:space="preserve">Meta descriptions et titres orientés B2B, Open Graph / Twitter Card, URL canonique, données structurées JSON-LD sur index.html : Organization + SoftwareApplication (3 forfaits SaaS en Offer) + WebSite + FAQPage.</w:t>
+      </w:r>
+    </w:p>
+    <w:p>
+      <w:pPr>
+        <w:pStyle w:val="ListParagraph"/>
+        <w:numPr>
+          <w:ilvl w:val="0"/>
+          <w:numId w:val="1"/>
+        </w:numPr>
+        <w:spacing w:after="60"/>
+      </w:pPr>
+      <w:r>
+        <w:t xml:space="preserve">Google Analytics 4 actif sur les 4 points d'entrée — propriété « Clean Car Galsen », identifiant G-6EFQN7CBB8.</w:t>
+      </w:r>
+    </w:p>
+    <w:p>
+      <w:pPr>
+        <w:pStyle w:val="ListParagraph"/>
+        <w:numPr>
+          <w:ilvl w:val="0"/>
+          <w:numId w:val="1"/>
+        </w:numPr>
+        <w:spacing w:after="60"/>
+      </w:pPr>
+      <w:r>
+        <w:t xml:space="preserve">Toutes les pages HTML chargent le même app.css compilé par Vite/PostCSS ; le CDN runtime Tailwind a été retiré.</w:t>
+      </w:r>
+    </w:p>
+    <w:p>
+      <w:pPr>
+        <w:pStyle w:val="ListParagraph"/>
+        <w:numPr>
+          <w:ilvl w:val="0"/>
+          <w:numId w:val="1"/>
+        </w:numPr>
+        <w:spacing w:after="60"/>
+      </w:pPr>
+      <w:r>
+        <w:t xml:space="preserve">Routage d'hébergement piloté par vercel.json : /admin/*, /superadmin/*, /dashboard et /stations sont réécrits vers dashboard.html. Un chemin inconnu sert 404.html avec un vrai statut HTTP 404.</w:t>
+      </w:r>
+    </w:p>
+    <w:p>
+      <w:pPr>
+        <w:pStyle w:val="ListParagraph"/>
+        <w:numPr>
+          <w:ilvl w:val="0"/>
+          <w:numId w:val="1"/>
+        </w:numPr>
+        <w:spacing w:after="60"/>
+      </w:pPr>
+      <w:r>
+        <w:t xml:space="preserve">index.html interroge directement Supabase pour afficher les vraies stations partenaires actives et leurs avis, via un carrousel 3D coverflow depuis le 9 septembre 2026 (voir section 7.18).</w:t>
+      </w:r>
+    </w:p>
+    <w:p>
+      <w:pPr>
+        <w:pStyle w:val="ListParagraph"/>
+        <w:numPr>
+          <w:ilvl w:val="0"/>
+          <w:numId w:val="1"/>
+        </w:numPr>
+        <w:spacing w:after="60"/>
+      </w:pPr>
+      <w:r>
+        <w:t xml:space="preserve">Depuis le 21 août 2026, /stations met aussi en avant les stations avec une campagne publicitaire ACTIVE (badge « À la une ») — voir section 7.4.</w:t>
+      </w:r>
+    </w:p>
+    <w:p>
+      <w:pPr>
+        <w:pStyle w:val="ListParagraph"/>
+        <w:numPr>
+          <w:ilvl w:val="0"/>
+          <w:numId w:val="1"/>
+        </w:numPr>
+        <w:spacing w:after="60"/>
+      </w:pPr>
+      <w:r>
+        <w:t xml:space="preserve">Section « À propos » (#a-propos) sur la page d'accueil : équipe de laveurs, périmètre fonctionnel, maquette HTML/CSS du poste de commande du gérant.</w:t>
+      </w:r>
+    </w:p>
+    <w:p>
+      <w:pPr>
+        <w:pStyle w:val="ListParagraph"/>
+        <w:numPr>
+          <w:ilvl w:val="0"/>
+          <w:numId w:val="1"/>
+        </w:numPr>
+        <w:spacing w:after="60"/>
+      </w:pPr>
+      <w:r>
+        <w:t xml:space="preserve">dashboard.html, login.html et reset-password.html portent une balise noindex ; robots.txt ne bloque que /admin/ et /superadmin/.</w:t>
+      </w:r>
+    </w:p>
+    <w:p>
+      <w:pPr>
+        <w:pStyle w:val="ListParagraph"/>
+        <w:numPr>
+          <w:ilvl w:val="0"/>
+          <w:numId w:val="1"/>
+        </w:numPr>
+        <w:spacing w:after="60"/>
+      </w:pPr>
+      <w:r>
+        <w:t xml:space="preserve">Google Search Console : propriété de type Domaine sur galsenautocleaner.com, vérifiée par DNS. Le référencement vise en priorité les gérants de station (requêtes B2B).</w:t>
       </w:r>
     </w:p>
     <w:p>
@@ -2908,7 +3009,59 @@
         <w:spacing w:after="60"/>
       </w:pPr>
       <w:r>
-        <w:t xml:space="preserve">Aucune passerelle de paiement réelle — tout paiement "en ligne" est simulé ou passe par une confirmation manuelle du Super Admin.</w:t>
+        <w:t xml:space="preserve">La passerelle PayDunya (section 2.3) n'a pas encore été validée de bout en bout en conditions réelles : PAYDUNYA_MODE reste sur « test » tant que les secrets de production ne sont pas basculés, et plusieurs points d'intégration (format exact de l'appel checkout-invoice/create, flux disburse à 2 étapes, format du callback) restent à confirmer en sandbox — voir docs/PayDunya-PER.md. L'abonnement fidélité client continue par ailleurs de ne passer par aucune passerelle réelle (trigger Postgres interne, section 7.5).</w:t>
+      </w:r>
+    </w:p>
+    <w:p>
+      <w:pPr>
+        <w:pStyle w:val="ListParagraph"/>
+        <w:numPr>
+          <w:ilvl w:val="0"/>
+          <w:numId w:val="1"/>
+        </w:numPr>
+        <w:spacing w:after="60"/>
+      </w:pPr>
+      <w:r>
+        <w:t xml:space="preserve">La migration add_station_shop.sql (boutique de produits) n'est pas confirmée exécutée en production — le code a été livré le 9 septembre 2026 mais la fonctionnalité peut rester inactive tant que la migration n'a pas été jouée dans l'éditeur SQL Supabase.</w:t>
+      </w:r>
+    </w:p>
+    <w:p>
+      <w:pPr>
+        <w:pStyle w:val="ListParagraph"/>
+        <w:numPr>
+          <w:ilvl w:val="0"/>
+          <w:numId w:val="1"/>
+        </w:numPr>
+        <w:spacing w:after="60"/>
+      </w:pPr>
+      <w:r>
+        <w:t xml:space="preserve">La boutique de produits (v1) n'a ni panier ni paiement en ligne : contact du client par WhatsApp uniquement, le paiement du produit se fait hors application.</w:t>
+      </w:r>
+    </w:p>
+    <w:p>
+      <w:pPr>
+        <w:pStyle w:val="ListParagraph"/>
+        <w:numPr>
+          <w:ilvl w:val="0"/>
+          <w:numId w:val="1"/>
+        </w:numPr>
+        <w:spacing w:after="60"/>
+      </w:pPr>
+      <w:r>
+        <w:t xml:space="preserve">Depuis le retrait de l'impersonation (8 septembre 2026), le Super Admin n'a plus aucun moyen d'inspecter les données opérationnelles d'une station précise autrement que par l'export RGPD complet de cette station — pas de vue de détail dédiée.</w:t>
+      </w:r>
+    </w:p>
+    <w:p>
+      <w:pPr>
+        <w:pStyle w:val="ListParagraph"/>
+        <w:numPr>
+          <w:ilvl w:val="0"/>
+          <w:numId w:val="1"/>
+        </w:numPr>
+        <w:spacing w:after="60"/>
+      </w:pPr>
+      <w:r>
+        <w:t xml:space="preserve">Le chiffre d'affaires « Abonnements stations » du Bilan plateforme est une estimation (plan × stations actives à la date), pas un relevé réel de paiements — contrairement aux revenus Publicités et Super User, qui eux sont réels.</w:t>
       </w:r>
     </w:p>
     <w:p>
@@ -2934,46 +3087,46 @@
         <w:spacing w:after="60"/>
       </w:pPr>
       <w:r>
-        <w:t xml:space="preserve">Pas de Supabase Storage : toutes les images (logos, cachets, photos, visuels de publicité) sont en base64, plafonnées à 1,5 Mo.</w:t>
-      </w:r>
-    </w:p>
-    <w:p>
-      <w:pPr>
-        <w:pStyle w:val="ListParagraph"/>
-        <w:numPr>
-          <w:ilvl w:val="0"/>
-          <w:numId w:val="1"/>
-        </w:numPr>
-        <w:spacing w:after="60"/>
-      </w:pPr>
-      <w:r>
-        <w:t xml:space="preserve">Le chunk JavaScript principal de l'espace Admin/Dashboard dépasse 1,4 Mo minifié — aucun découpage en chunks (code-splitting) n'a encore été mis en place.</w:t>
-      </w:r>
-    </w:p>
-    <w:p>
-      <w:pPr>
-        <w:pStyle w:val="ListParagraph"/>
-        <w:numPr>
-          <w:ilvl w:val="0"/>
-          <w:numId w:val="1"/>
-        </w:numPr>
-        <w:spacing w:after="60"/>
-      </w:pPr>
-      <w:r>
-        <w:t xml:space="preserve">Aucune suite de tests automatisés, et aucun outil de vérification statique (TypeScript, ESLint) configuré dans le projet : une variable référencée sans être déclarée ne casse pas npm run build, seulement au moment où ce code s'exécute réellement en production. Une régression de ce type (stationProfile non récupéré dans StationDashboard.jsx, cassant silencieusement le bouton "Go") a été introduite puis corrigée le 21 août 2026 ; un scan ESLint no-undef ponctuel (sans configuration permanente) a confirmé l'absence d'autres cas similaires à cette date.</w:t>
-      </w:r>
-    </w:p>
-    <w:p>
-      <w:pPr>
-        <w:pStyle w:val="ListParagraph"/>
-        <w:numPr>
-          <w:ilvl w:val="0"/>
-          <w:numId w:val="1"/>
-        </w:numPr>
-        <w:spacing w:after="60"/>
-      </w:pPr>
-      <w:r>
-        <w:t xml:space="preserve">Le plafond de véhicules par palier est dupliqué entre client_vehicle_cap() côté SQL (section 6.1) et vehicleCapFor() côté JS (src/lib/superUser.js) — les deux doivent être maintenus synchronisés manuellement à chaque évolution des paliers, sans test automatisé pour le garantir.</w:t>
+        <w:t xml:space="preserve">Pas de Supabase Storage : toutes les images (logos, cachets, photos, visuels de publicité et de produits boutique) sont en base64, plafonnées à 1,5–2,2 Mo.</w:t>
+      </w:r>
+    </w:p>
+    <w:p>
+      <w:pPr>
+        <w:pStyle w:val="ListParagraph"/>
+        <w:numPr>
+          <w:ilvl w:val="0"/>
+          <w:numId w:val="1"/>
+        </w:numPr>
+        <w:spacing w:after="60"/>
+      </w:pPr>
+      <w:r>
+        <w:t xml:space="preserve">Le chunk JavaScript principal de l'espace Admin/Dashboard dépasse 1,7 Mo minifié — aucun découpage en chunks (code-splitting) n'a encore été mis en place.</w:t>
+      </w:r>
+    </w:p>
+    <w:p>
+      <w:pPr>
+        <w:pStyle w:val="ListParagraph"/>
+        <w:numPr>
+          <w:ilvl w:val="0"/>
+          <w:numId w:val="1"/>
+        </w:numPr>
+        <w:spacing w:after="60"/>
+      </w:pPr>
+      <w:r>
+        <w:t xml:space="preserve">Aucune suite de tests automatisés, et aucun outil de vérification statique (TypeScript, ESLint) configuré dans le projet.</w:t>
+      </w:r>
+    </w:p>
+    <w:p>
+      <w:pPr>
+        <w:pStyle w:val="ListParagraph"/>
+        <w:numPr>
+          <w:ilvl w:val="0"/>
+          <w:numId w:val="1"/>
+        </w:numPr>
+        <w:spacing w:after="60"/>
+      </w:pPr>
+      <w:r>
+        <w:t xml:space="preserve">Le plafond de véhicules par palier est dupliqué entre client_vehicle_cap() côté SQL et vehicleCapFor() côté JS — à maintenir synchronisés manuellement.</w:t>
       </w:r>
     </w:p>
     <w:p>
@@ -2999,33 +3152,28 @@
         <w:spacing w:after="60"/>
       </w:pPr>
       <w:r>
-        <w:t xml:space="preserve">Le titre principal (H1) de la page d'accueil s'adresse encore aux automobilistes ("Votre lavage de confiance à Dakar") alors que le référencement et les CTA visent les gérants de station : incohérence de message à corriger.</w:t>
-      </w:r>
-    </w:p>
-    <w:p>
-      <w:pPr>
-        <w:pStyle w:val="ListParagraph"/>
-        <w:numPr>
-          <w:ilvl w:val="0"/>
-          <w:numId w:val="1"/>
-        </w:numPr>
-        <w:spacing w:after="60"/>
-      </w:pPr>
-      <w:r>
-        <w:t xml:space="preserve">Contrôle d'accès des collaborateurs de station (rôle 'staff') appliqué côté interface seulement — menu et routes /admin/*. Un compte 'staff' connecté peut techniquement lire ou écrire les données de SA station via l'API Supabase (le RLS n'est scopé qu'à la station). Un durcissement RLS par permission reste à faire — voir section 7.10.</w:t>
-      </w:r>
-    </w:p>
-    <w:p>
-      <w:pPr>
-        <w:spacing w:after="200"/>
-      </w:pPr>
-      <w:r>
-        <w:rPr>
-          <w:i/>
-          <w:iCs/>
-          <w:color w:val="595959"/>
-        </w:rPr>
-        <w:t xml:space="preserve">Document généré automatiquement à partir de l'état du code au moment de la génération — à mettre à jour manuellement en cas d'évolution majeure de l'architecture.</w:t>
+        <w:t xml:space="preserve">Le titre principal (H1) de la page d'accueil s'adresse encore aux automobilistes alors que le référencement et les CTA visent les gérants de station : incohérence de message à corriger.</w:t>
+      </w:r>
+    </w:p>
+    <w:p>
+      <w:pPr>
+        <w:pStyle w:val="ListParagraph"/>
+        <w:numPr>
+          <w:ilvl w:val="0"/>
+          <w:numId w:val="1"/>
+        </w:numPr>
+        <w:spacing w:after="60"/>
+      </w:pPr>
+      <w:r>
+        <w:t xml:space="preserve">Contrôle d'accès des collaborateurs de station ('staff') appliqué côté interface seulement — menu et routes /admin/*. Le RLS Supabase n'est scopé qu'à la station, pas par permission ; un durcissement RLS reste à faire.</w:t>
+      </w:r>
+    </w:p>
+    <w:p>
+      <w:pPr>
+        <w:spacing w:after="120"/>
+      </w:pPr>
+      <w:r>
+        <w:t xml:space="preserve">Document généré automatiquement à partir de l’état du code au moment de la génération — à mettre à jour manuellement en cas d’évolution majeure de l’architecture.</w:t>
       </w:r>
     </w:p>
     <w:sectPr>
@@ -3214,13 +3362,7 @@
 <file path=word/styles.xml><?xml version="1.0" encoding="utf-8"?>
 <w:styles xmlns:mc="http://schemas.openxmlformats.org/markup-compatibility/2006" xmlns:r="http://schemas.openxmlformats.org/officeDocument/2006/relationships" xmlns:w="http://schemas.openxmlformats.org/wordprocessingml/2006/main" xmlns:w14="http://schemas.microsoft.com/office/word/2010/wordml" xmlns:w15="http://schemas.microsoft.com/office/word/2012/wordml" mc:Ignorable="w14 w15">
   <w:docDefaults>
-    <w:rPrDefault>
-      <w:rPr>
-        <w:rFonts w:ascii="Calibri" w:cs="Calibri" w:eastAsia="Calibri" w:hAnsi="Calibri"/>
-        <w:sz w:val="22"/>
-        <w:szCs w:val="22"/>
-      </w:rPr>
-    </w:rPrDefault>
+    <w:rPrDefault/>
     <w:pPrDefault/>
   </w:docDefaults>
   <w:style w:type="paragraph" w:styleId="Title">
